--- a/Relazione Tecnica LeagueMate.docx
+++ b/Relazione Tecnica LeagueMate.docx
@@ -1,13 +1,12 @@
 
 <file path=word/document.xml><?xml version="1.0" encoding="utf-8"?>
-<w:document xmlns:wpc="http://schemas.microsoft.com/office/word/2010/wordprocessingCanvas" xmlns:cx="http://schemas.microsoft.com/office/drawing/2014/chartex" xmlns:cx1="http://schemas.microsoft.com/office/drawing/2015/9/8/chartex" xmlns:cx2="http://schemas.microsoft.com/office/drawing/2015/10/21/chartex" xmlns:cx3="http://schemas.microsoft.com/office/drawing/2016/5/9/chartex" xmlns:cx4="http://schemas.microsoft.com/office/drawing/2016/5/10/chartex" xmlns:cx5="http://schemas.microsoft.com/office/drawing/2016/5/11/chartex" xmlns:cx6="http://schemas.microsoft.com/office/drawing/2016/5/12/chartex" xmlns:cx7="http://schemas.microsoft.com/office/drawing/2016/5/13/chartex" xmlns:cx8="http://schemas.microsoft.com/office/drawing/2016/5/14/chartex" xmlns:mc="http://schemas.openxmlformats.org/markup-compatibility/2006" xmlns:aink="http://schemas.microsoft.com/office/drawing/2016/ink" xmlns:am3d="http://schemas.microsoft.com/office/drawing/2017/model3d" xmlns:o="urn:schemas-microsoft-com:office:office" xmlns:oel="http://schemas.microsoft.com/office/2019/extlst" xmlns:r="http://schemas.openxmlformats.org/officeDocument/2006/relationships" xmlns:m="http://schemas.openxmlformats.org/officeDocument/2006/math" xmlns:v="urn:schemas-microsoft-com:vml" xmlns:wp14="http://schemas.microsoft.com/office/word/2010/wordprocessingDrawing" xmlns:wp="http://schemas.openxmlformats.org/drawingml/2006/wordprocessingDrawing" xmlns:w10="urn:schemas-microsoft-com:office:word" xmlns:w="http://schemas.openxmlformats.org/wordprocessingml/2006/main" xmlns:w14="http://schemas.microsoft.com/office/word/2010/wordml" xmlns:w15="http://schemas.microsoft.com/office/word/2012/wordml" xmlns:w16cei="http://schemas.microsoft.com/office/word/2026/wordml/cei" xmlns:w16cex="http://schemas.microsoft.com/office/word/2018/wordml/cex" xmlns:w16cid="http://schemas.microsoft.com/office/word/2016/wordml/cid" xmlns:w16="http://schemas.microsoft.com/office/word/2018/wordml" xmlns:w16du="http://schemas.microsoft.com/office/word/2023/wordml/word16du" xmlns:w16sdtdh="http://schemas.microsoft.com/office/word/2020/wordml/sdtdatahash" xmlns:w16sdtfl="http://schemas.microsoft.com/office/word/2024/wordml/sdtformatlock" xmlns:w16se="http://schemas.microsoft.com/office/word/2015/wordml/symex" xmlns:wpg="http://schemas.microsoft.com/office/word/2010/wordprocessingGroup" xmlns:wpi="http://schemas.microsoft.com/office/word/2010/wordprocessingInk" xmlns:wne="http://schemas.microsoft.com/office/word/2006/wordml" xmlns:wps="http://schemas.microsoft.com/office/word/2010/wordprocessingShape" mc:Ignorable="w14 w15 w16se w16cid w16 w16cex w16sdtdh w16sdtfl w16du wp14">
+<w:document xmlns:wpc="http://schemas.microsoft.com/office/word/2010/wordprocessingCanvas" xmlns:cx="http://schemas.microsoft.com/office/drawing/2014/chartex" xmlns:cx1="http://schemas.microsoft.com/office/drawing/2015/9/8/chartex" xmlns:cx2="http://schemas.microsoft.com/office/drawing/2015/10/21/chartex" xmlns:cx3="http://schemas.microsoft.com/office/drawing/2016/5/9/chartex" xmlns:cx4="http://schemas.microsoft.com/office/drawing/2016/5/10/chartex" xmlns:cx5="http://schemas.microsoft.com/office/drawing/2016/5/11/chartex" xmlns:cx6="http://schemas.microsoft.com/office/drawing/2016/5/12/chartex" xmlns:cx7="http://schemas.microsoft.com/office/drawing/2016/5/13/chartex" xmlns:cx8="http://schemas.microsoft.com/office/drawing/2016/5/14/chartex" xmlns:mc="http://schemas.openxmlformats.org/markup-compatibility/2006" xmlns:aink="http://schemas.microsoft.com/office/drawing/2016/ink" xmlns:am3d="http://schemas.microsoft.com/office/drawing/2017/model3d" xmlns:o="urn:schemas-microsoft-com:office:office" xmlns:oel="http://schemas.microsoft.com/office/2019/extlst" xmlns:r="http://schemas.openxmlformats.org/officeDocument/2006/relationships" xmlns:m="http://schemas.openxmlformats.org/officeDocument/2006/math" xmlns:v="urn:schemas-microsoft-com:vml" xmlns:wp14="http://schemas.microsoft.com/office/word/2010/wordprocessingDrawing" xmlns:wp="http://schemas.openxmlformats.org/drawingml/2006/wordprocessingDrawing" xmlns:w10="urn:schemas-microsoft-com:office:word" xmlns:w="http://schemas.openxmlformats.org/wordprocessingml/2006/main" xmlns:w14="http://schemas.microsoft.com/office/word/2010/wordml" xmlns:w15="http://schemas.microsoft.com/office/word/2012/wordml" xmlns:w16cex="http://schemas.microsoft.com/office/word/2018/wordml/cex" xmlns:w16cid="http://schemas.microsoft.com/office/word/2016/wordml/cid" xmlns:w16="http://schemas.microsoft.com/office/word/2018/wordml" xmlns:w16du="http://schemas.microsoft.com/office/word/2023/wordml/word16du" xmlns:w16sdtdh="http://schemas.microsoft.com/office/word/2020/wordml/sdtdatahash" xmlns:w16sdtfl="http://schemas.microsoft.com/office/word/2024/wordml/sdtformatlock" xmlns:w16se="http://schemas.microsoft.com/office/word/2015/wordml/symex" xmlns:wpg="http://schemas.microsoft.com/office/word/2010/wordprocessingGroup" xmlns:wpi="http://schemas.microsoft.com/office/word/2010/wordprocessingInk" xmlns:wne="http://schemas.microsoft.com/office/word/2006/wordml" xmlns:wps="http://schemas.microsoft.com/office/word/2010/wordprocessingShape" mc:Ignorable="w14 w15 w16se w16cid w16 w16cex w16sdtdh w16sdtfl w16du wp14">
   <w:body>
     <w:p>
       <w:pPr>
         <w:spacing w:before="1400"/>
         <w:jc w:val="center"/>
       </w:pPr>
-      <w:proofErr w:type="spellStart"/>
       <w:r>
         <w:rPr>
           <w:b/>
@@ -16,18 +15,7 @@
           <w:sz w:val="64"/>
           <w:szCs w:val="64"/>
         </w:rPr>
-        <w:t>LeagueMate</w:t>
-      </w:r>
-      <w:proofErr w:type="spellEnd"/>
-      <w:r>
-        <w:rPr>
-          <w:b/>
-          <w:bCs/>
-          <w:color w:val="1F4E79"/>
-          <w:sz w:val="64"/>
-          <w:szCs w:val="64"/>
-        </w:rPr>
-        <w:t xml:space="preserve"> API</w:t>
+        <w:t>LeagueMate API</w:t>
       </w:r>
     </w:p>
     <w:p>
@@ -48,7 +36,6 @@
         <w:spacing w:before="80" w:after="600"/>
         <w:jc w:val="center"/>
       </w:pPr>
-      <w:proofErr w:type="spellStart"/>
       <w:r>
         <w:rPr>
           <w:i/>
@@ -57,18 +44,7 @@
           <w:sz w:val="24"/>
           <w:szCs w:val="24"/>
         </w:rPr>
-        <w:t>Backend</w:t>
-      </w:r>
-      <w:proofErr w:type="spellEnd"/>
-      <w:r>
-        <w:rPr>
-          <w:i/>
-          <w:iCs/>
-          <w:color w:val="666666"/>
-          <w:sz w:val="24"/>
-          <w:szCs w:val="24"/>
-        </w:rPr>
-        <w:t xml:space="preserve"> REST per la gestione di tornei amatoriali</w:t>
+        <w:t>Backend REST per la gestione di tornei amatoriali</w:t>
       </w:r>
     </w:p>
     <w:p>
@@ -103,23 +79,7 @@
           <w:color w:val="666666"/>
           <w:lang w:val="en-US"/>
         </w:rPr>
-        <w:t xml:space="preserve">ITS </w:t>
-      </w:r>
-      <w:proofErr w:type="spellStart"/>
-      <w:r>
-        <w:rPr>
-          <w:color w:val="666666"/>
-          <w:lang w:val="en-US"/>
-        </w:rPr>
-        <w:t>Prodigi</w:t>
-      </w:r>
-      <w:proofErr w:type="spellEnd"/>
-      <w:r>
-        <w:rPr>
-          <w:color w:val="666666"/>
-          <w:lang w:val="en-US"/>
-        </w:rPr>
-        <w:t xml:space="preserve"> — Full Stack Developer 2025/2027</w:t>
+        <w:t>ITS Prodigi — Full Stack Developer 2025/2027</w:t>
       </w:r>
     </w:p>
     <w:p>
@@ -142,7 +102,7 @@
         <w:rPr>
           <w:color w:val="666666"/>
         </w:rPr>
-        <w:t>Luglio 2026</w:t>
+        <w:t>Settembre 2026</w:t>
       </w:r>
     </w:p>
     <w:p>
@@ -153,9 +113,10 @@
     <w:p>
       <w:pPr>
         <w:pStyle w:val="Titolo1"/>
+        <w:keepNext/>
         <w:spacing w:before="320" w:after="160"/>
       </w:pPr>
-      <w:bookmarkStart w:id="0" w:name="_Toc236159182"/>
+      <w:bookmarkStart w:id="0" w:name="_Toc241332061"/>
       <w:r>
         <w:rPr>
           <w:b/>
@@ -174,6 +135,7 @@
         <w:alias w:val="Indice"/>
         <w:id w:val="464550575"/>
       </w:sdtPr>
+      <w:sdtEndPr/>
       <w:sdtContent>
         <w:p>
           <w:pPr>
@@ -182,7 +144,13 @@
               <w:tab w:val="right" w:leader="dot" w:pos="9016"/>
             </w:tabs>
             <w:rPr>
+              <w:rFonts w:asciiTheme="minorHAnsi" w:eastAsiaTheme="minorEastAsia" w:hAnsiTheme="minorHAnsi" w:cstheme="minorBidi"/>
               <w:noProof/>
+              <w:color w:val="auto"/>
+              <w:kern w:val="2"/>
+              <w:sz w:val="24"/>
+              <w:szCs w:val="24"/>
+              <w14:ligatures w14:val="standardContextual"/>
             </w:rPr>
           </w:pPr>
           <w:r>
@@ -194,7 +162,7 @@
           <w:r>
             <w:fldChar w:fldCharType="separate"/>
           </w:r>
-          <w:hyperlink w:anchor="_Toc236159182" w:history="1">
+          <w:hyperlink w:anchor="_Toc241332061" w:history="1">
             <w:r>
               <w:rPr>
                 <w:rStyle w:val="Collegamentoipertestuale"/>
@@ -220,7 +188,7 @@
               <w:rPr>
                 <w:noProof/>
               </w:rPr>
-              <w:instrText xml:space="preserve"> PAGEREF _Toc236159182 \h </w:instrText>
+              <w:instrText xml:space="preserve"> PAGEREF _Toc241332061 \h </w:instrText>
             </w:r>
             <w:r>
               <w:rPr>
@@ -237,7 +205,7 @@
               <w:rPr>
                 <w:noProof/>
               </w:rPr>
-              <w:t>1</w:t>
+              <w:t>2</w:t>
             </w:r>
             <w:r>
               <w:rPr>
@@ -254,10 +222,16 @@
               <w:tab w:val="right" w:leader="dot" w:pos="9016"/>
             </w:tabs>
             <w:rPr>
+              <w:rFonts w:asciiTheme="minorHAnsi" w:eastAsiaTheme="minorEastAsia" w:hAnsiTheme="minorHAnsi" w:cstheme="minorBidi"/>
               <w:noProof/>
+              <w:color w:val="auto"/>
+              <w:kern w:val="2"/>
+              <w:sz w:val="24"/>
+              <w:szCs w:val="24"/>
+              <w14:ligatures w14:val="standardContextual"/>
             </w:rPr>
           </w:pPr>
-          <w:hyperlink w:anchor="_Toc236159183" w:history="1">
+          <w:hyperlink w:anchor="_Toc241332062" w:history="1">
             <w:r>
               <w:rPr>
                 <w:rStyle w:val="Collegamentoipertestuale"/>
@@ -283,7 +257,7 @@
               <w:rPr>
                 <w:noProof/>
               </w:rPr>
-              <w:instrText xml:space="preserve"> PAGEREF _Toc236159183 \h </w:instrText>
+              <w:instrText xml:space="preserve"> PAGEREF _Toc241332062 \h </w:instrText>
             </w:r>
             <w:r>
               <w:rPr>
@@ -300,7 +274,7 @@
               <w:rPr>
                 <w:noProof/>
               </w:rPr>
-              <w:t>1</w:t>
+              <w:t>3</w:t>
             </w:r>
             <w:r>
               <w:rPr>
@@ -317,10 +291,16 @@
               <w:tab w:val="right" w:leader="dot" w:pos="9016"/>
             </w:tabs>
             <w:rPr>
+              <w:rFonts w:asciiTheme="minorHAnsi" w:eastAsiaTheme="minorEastAsia" w:hAnsiTheme="minorHAnsi" w:cstheme="minorBidi"/>
               <w:noProof/>
+              <w:color w:val="auto"/>
+              <w:kern w:val="2"/>
+              <w:sz w:val="24"/>
+              <w:szCs w:val="24"/>
+              <w14:ligatures w14:val="standardContextual"/>
             </w:rPr>
           </w:pPr>
-          <w:hyperlink w:anchor="_Toc236159184" w:history="1">
+          <w:hyperlink w:anchor="_Toc241332063" w:history="1">
             <w:r>
               <w:rPr>
                 <w:rStyle w:val="Collegamentoipertestuale"/>
@@ -346,7 +326,7 @@
               <w:rPr>
                 <w:noProof/>
               </w:rPr>
-              <w:instrText xml:space="preserve"> PAGEREF _Toc236159184 \h </w:instrText>
+              <w:instrText xml:space="preserve"> PAGEREF _Toc241332063 \h </w:instrText>
             </w:r>
             <w:r>
               <w:rPr>
@@ -363,7 +343,7 @@
               <w:rPr>
                 <w:noProof/>
               </w:rPr>
-              <w:t>1</w:t>
+              <w:t>3</w:t>
             </w:r>
             <w:r>
               <w:rPr>
@@ -380,10 +360,16 @@
               <w:tab w:val="right" w:leader="dot" w:pos="9016"/>
             </w:tabs>
             <w:rPr>
+              <w:rFonts w:asciiTheme="minorHAnsi" w:eastAsiaTheme="minorEastAsia" w:hAnsiTheme="minorHAnsi" w:cstheme="minorBidi"/>
               <w:noProof/>
+              <w:color w:val="auto"/>
+              <w:kern w:val="2"/>
+              <w:sz w:val="24"/>
+              <w:szCs w:val="24"/>
+              <w14:ligatures w14:val="standardContextual"/>
             </w:rPr>
           </w:pPr>
-          <w:hyperlink w:anchor="_Toc236159185" w:history="1">
+          <w:hyperlink w:anchor="_Toc241332064" w:history="1">
             <w:r>
               <w:rPr>
                 <w:rStyle w:val="Collegamentoipertestuale"/>
@@ -409,7 +395,7 @@
               <w:rPr>
                 <w:noProof/>
               </w:rPr>
-              <w:instrText xml:space="preserve"> PAGEREF _Toc236159185 \h </w:instrText>
+              <w:instrText xml:space="preserve"> PAGEREF _Toc241332064 \h </w:instrText>
             </w:r>
             <w:r>
               <w:rPr>
@@ -426,7 +412,7 @@
               <w:rPr>
                 <w:noProof/>
               </w:rPr>
-              <w:t>1</w:t>
+              <w:t>3</w:t>
             </w:r>
             <w:r>
               <w:rPr>
@@ -443,10 +429,16 @@
               <w:tab w:val="right" w:leader="dot" w:pos="9016"/>
             </w:tabs>
             <w:rPr>
+              <w:rFonts w:asciiTheme="minorHAnsi" w:eastAsiaTheme="minorEastAsia" w:hAnsiTheme="minorHAnsi" w:cstheme="minorBidi"/>
               <w:noProof/>
+              <w:color w:val="auto"/>
+              <w:kern w:val="2"/>
+              <w:sz w:val="24"/>
+              <w:szCs w:val="24"/>
+              <w14:ligatures w14:val="standardContextual"/>
             </w:rPr>
           </w:pPr>
-          <w:hyperlink w:anchor="_Toc236159186" w:history="1">
+          <w:hyperlink w:anchor="_Toc241332065" w:history="1">
             <w:r>
               <w:rPr>
                 <w:rStyle w:val="Collegamentoipertestuale"/>
@@ -472,7 +464,7 @@
               <w:rPr>
                 <w:noProof/>
               </w:rPr>
-              <w:instrText xml:space="preserve"> PAGEREF _Toc236159186 \h </w:instrText>
+              <w:instrText xml:space="preserve"> PAGEREF _Toc241332065 \h </w:instrText>
             </w:r>
             <w:r>
               <w:rPr>
@@ -489,7 +481,75 @@
               <w:rPr>
                 <w:noProof/>
               </w:rPr>
-              <w:t>1</w:t>
+              <w:t>4</w:t>
+            </w:r>
+            <w:r>
+              <w:rPr>
+                <w:noProof/>
+              </w:rPr>
+              <w:fldChar w:fldCharType="end"/>
+            </w:r>
+          </w:hyperlink>
+        </w:p>
+        <w:p>
+          <w:pPr>
+            <w:pStyle w:val="Sommario2"/>
+            <w:tabs>
+              <w:tab w:val="right" w:leader="dot" w:pos="9016"/>
+            </w:tabs>
+            <w:rPr>
+              <w:rFonts w:asciiTheme="minorHAnsi" w:eastAsiaTheme="minorEastAsia" w:hAnsiTheme="minorHAnsi" w:cstheme="minorBidi"/>
+              <w:noProof/>
+              <w:color w:val="auto"/>
+              <w:kern w:val="2"/>
+              <w:sz w:val="24"/>
+              <w:szCs w:val="24"/>
+              <w14:ligatures w14:val="standardContextual"/>
+            </w:rPr>
+          </w:pPr>
+          <w:hyperlink w:anchor="_Toc241332066" w:history="1">
+            <w:r>
+              <w:rPr>
+                <w:rStyle w:val="Collegamentoipertestuale"/>
+                <w:b/>
+                <w:noProof/>
+              </w:rPr>
+              <w:t>2.3 Documentazione e contratto dell'API</w:t>
+            </w:r>
+            <w:r>
+              <w:rPr>
+                <w:noProof/>
+              </w:rPr>
+              <w:tab/>
+            </w:r>
+            <w:r>
+              <w:rPr>
+                <w:noProof/>
+              </w:rPr>
+              <w:fldChar w:fldCharType="begin"/>
+            </w:r>
+            <w:r>
+              <w:rPr>
+                <w:noProof/>
+              </w:rPr>
+              <w:instrText xml:space="preserve"> PAGEREF _Toc241332066 \h </w:instrText>
+            </w:r>
+            <w:r>
+              <w:rPr>
+                <w:noProof/>
+              </w:rPr>
+            </w:r>
+            <w:r>
+              <w:rPr>
+                <w:noProof/>
+              </w:rPr>
+              <w:fldChar w:fldCharType="separate"/>
+            </w:r>
+            <w:r>
+              <w:rPr>
+                <w:noProof/>
+              </w:rPr>
+              <w:t>5</w:t>
             </w:r>
             <w:r>
               <w:rPr>
@@ -506,10 +566,16 @@
               <w:tab w:val="right" w:leader="dot" w:pos="9016"/>
             </w:tabs>
             <w:rPr>
+              <w:rFonts w:asciiTheme="minorHAnsi" w:eastAsiaTheme="minorEastAsia" w:hAnsiTheme="minorHAnsi" w:cstheme="minorBidi"/>
               <w:noProof/>
+              <w:color w:val="auto"/>
+              <w:kern w:val="2"/>
+              <w:sz w:val="24"/>
+              <w:szCs w:val="24"/>
+              <w14:ligatures w14:val="standardContextual"/>
             </w:rPr>
           </w:pPr>
-          <w:hyperlink w:anchor="_Toc236159187" w:history="1">
+          <w:hyperlink w:anchor="_Toc241332067" w:history="1">
             <w:r>
               <w:rPr>
                 <w:rStyle w:val="Collegamentoipertestuale"/>
@@ -535,7 +601,7 @@
               <w:rPr>
                 <w:noProof/>
               </w:rPr>
-              <w:instrText xml:space="preserve"> PAGEREF _Toc236159187 \h </w:instrText>
+              <w:instrText xml:space="preserve"> PAGEREF _Toc241332067 \h </w:instrText>
             </w:r>
             <w:r>
               <w:rPr>
@@ -552,7 +618,7 @@
               <w:rPr>
                 <w:noProof/>
               </w:rPr>
-              <w:t>1</w:t>
+              <w:t>5</w:t>
             </w:r>
             <w:r>
               <w:rPr>
@@ -569,10 +635,16 @@
               <w:tab w:val="right" w:leader="dot" w:pos="9016"/>
             </w:tabs>
             <w:rPr>
+              <w:rFonts w:asciiTheme="minorHAnsi" w:eastAsiaTheme="minorEastAsia" w:hAnsiTheme="minorHAnsi" w:cstheme="minorBidi"/>
               <w:noProof/>
+              <w:color w:val="auto"/>
+              <w:kern w:val="2"/>
+              <w:sz w:val="24"/>
+              <w:szCs w:val="24"/>
+              <w14:ligatures w14:val="standardContextual"/>
             </w:rPr>
           </w:pPr>
-          <w:hyperlink w:anchor="_Toc236159188" w:history="1">
+          <w:hyperlink w:anchor="_Toc241332068" w:history="1">
             <w:r>
               <w:rPr>
                 <w:rStyle w:val="Collegamentoipertestuale"/>
@@ -598,7 +670,7 @@
               <w:rPr>
                 <w:noProof/>
               </w:rPr>
-              <w:instrText xml:space="preserve"> PAGEREF _Toc236159188 \h </w:instrText>
+              <w:instrText xml:space="preserve"> PAGEREF _Toc241332068 \h </w:instrText>
             </w:r>
             <w:r>
               <w:rPr>
@@ -615,7 +687,7 @@
               <w:rPr>
                 <w:noProof/>
               </w:rPr>
-              <w:t>1</w:t>
+              <w:t>5</w:t>
             </w:r>
             <w:r>
               <w:rPr>
@@ -632,10 +704,16 @@
               <w:tab w:val="right" w:leader="dot" w:pos="9016"/>
             </w:tabs>
             <w:rPr>
+              <w:rFonts w:asciiTheme="minorHAnsi" w:eastAsiaTheme="minorEastAsia" w:hAnsiTheme="minorHAnsi" w:cstheme="minorBidi"/>
               <w:noProof/>
+              <w:color w:val="auto"/>
+              <w:kern w:val="2"/>
+              <w:sz w:val="24"/>
+              <w:szCs w:val="24"/>
+              <w14:ligatures w14:val="standardContextual"/>
             </w:rPr>
           </w:pPr>
-          <w:hyperlink w:anchor="_Toc236159189" w:history="1">
+          <w:hyperlink w:anchor="_Toc241332069" w:history="1">
             <w:r>
               <w:rPr>
                 <w:rStyle w:val="Collegamentoipertestuale"/>
@@ -661,7 +739,7 @@
               <w:rPr>
                 <w:noProof/>
               </w:rPr>
-              <w:instrText xml:space="preserve"> PAGEREF _Toc236159189 \h </w:instrText>
+              <w:instrText xml:space="preserve"> PAGEREF _Toc241332069 \h </w:instrText>
             </w:r>
             <w:r>
               <w:rPr>
@@ -678,7 +756,75 @@
               <w:rPr>
                 <w:noProof/>
               </w:rPr>
-              <w:t>1</w:t>
+              <w:t>6</w:t>
+            </w:r>
+            <w:r>
+              <w:rPr>
+                <w:noProof/>
+              </w:rPr>
+              <w:fldChar w:fldCharType="end"/>
+            </w:r>
+          </w:hyperlink>
+        </w:p>
+        <w:p>
+          <w:pPr>
+            <w:pStyle w:val="Sommario2"/>
+            <w:tabs>
+              <w:tab w:val="right" w:leader="dot" w:pos="9016"/>
+            </w:tabs>
+            <w:rPr>
+              <w:rFonts w:asciiTheme="minorHAnsi" w:eastAsiaTheme="minorEastAsia" w:hAnsiTheme="minorHAnsi" w:cstheme="minorBidi"/>
+              <w:noProof/>
+              <w:color w:val="auto"/>
+              <w:kern w:val="2"/>
+              <w:sz w:val="24"/>
+              <w:szCs w:val="24"/>
+              <w14:ligatures w14:val="standardContextual"/>
+            </w:rPr>
+          </w:pPr>
+          <w:hyperlink w:anchor="_Toc241332070" w:history="1">
+            <w:r>
+              <w:rPr>
+                <w:rStyle w:val="Collegamentoipertestuale"/>
+                <w:b/>
+                <w:noProof/>
+              </w:rPr>
+              <w:t>3.3 Evoluzione dello schema con Flyway</w:t>
+            </w:r>
+            <w:r>
+              <w:rPr>
+                <w:noProof/>
+              </w:rPr>
+              <w:tab/>
+            </w:r>
+            <w:r>
+              <w:rPr>
+                <w:noProof/>
+              </w:rPr>
+              <w:fldChar w:fldCharType="begin"/>
+            </w:r>
+            <w:r>
+              <w:rPr>
+                <w:noProof/>
+              </w:rPr>
+              <w:instrText xml:space="preserve"> PAGEREF _Toc241332070 \h </w:instrText>
+            </w:r>
+            <w:r>
+              <w:rPr>
+                <w:noProof/>
+              </w:rPr>
+            </w:r>
+            <w:r>
+              <w:rPr>
+                <w:noProof/>
+              </w:rPr>
+              <w:fldChar w:fldCharType="separate"/>
+            </w:r>
+            <w:r>
+              <w:rPr>
+                <w:noProof/>
+              </w:rPr>
+              <w:t>7</w:t>
             </w:r>
             <w:r>
               <w:rPr>
@@ -695,10 +841,16 @@
               <w:tab w:val="right" w:leader="dot" w:pos="9016"/>
             </w:tabs>
             <w:rPr>
+              <w:rFonts w:asciiTheme="minorHAnsi" w:eastAsiaTheme="minorEastAsia" w:hAnsiTheme="minorHAnsi" w:cstheme="minorBidi"/>
               <w:noProof/>
+              <w:color w:val="auto"/>
+              <w:kern w:val="2"/>
+              <w:sz w:val="24"/>
+              <w:szCs w:val="24"/>
+              <w14:ligatures w14:val="standardContextual"/>
             </w:rPr>
           </w:pPr>
-          <w:hyperlink w:anchor="_Toc236159190" w:history="1">
+          <w:hyperlink w:anchor="_Toc241332071" w:history="1">
             <w:r>
               <w:rPr>
                 <w:rStyle w:val="Collegamentoipertestuale"/>
@@ -724,7 +876,7 @@
               <w:rPr>
                 <w:noProof/>
               </w:rPr>
-              <w:instrText xml:space="preserve"> PAGEREF _Toc236159190 \h </w:instrText>
+              <w:instrText xml:space="preserve"> PAGEREF _Toc241332071 \h </w:instrText>
             </w:r>
             <w:r>
               <w:rPr>
@@ -741,7 +893,7 @@
               <w:rPr>
                 <w:noProof/>
               </w:rPr>
-              <w:t>1</w:t>
+              <w:t>7</w:t>
             </w:r>
             <w:r>
               <w:rPr>
@@ -758,10 +910,16 @@
               <w:tab w:val="right" w:leader="dot" w:pos="9016"/>
             </w:tabs>
             <w:rPr>
+              <w:rFonts w:asciiTheme="minorHAnsi" w:eastAsiaTheme="minorEastAsia" w:hAnsiTheme="minorHAnsi" w:cstheme="minorBidi"/>
               <w:noProof/>
+              <w:color w:val="auto"/>
+              <w:kern w:val="2"/>
+              <w:sz w:val="24"/>
+              <w:szCs w:val="24"/>
+              <w14:ligatures w14:val="standardContextual"/>
             </w:rPr>
           </w:pPr>
-          <w:hyperlink w:anchor="_Toc236159191" w:history="1">
+          <w:hyperlink w:anchor="_Toc241332072" w:history="1">
             <w:r>
               <w:rPr>
                 <w:rStyle w:val="Collegamentoipertestuale"/>
@@ -787,7 +945,7 @@
               <w:rPr>
                 <w:noProof/>
               </w:rPr>
-              <w:instrText xml:space="preserve"> PAGEREF _Toc236159191 \h </w:instrText>
+              <w:instrText xml:space="preserve"> PAGEREF _Toc241332072 \h </w:instrText>
             </w:r>
             <w:r>
               <w:rPr>
@@ -804,7 +962,7 @@
               <w:rPr>
                 <w:noProof/>
               </w:rPr>
-              <w:t>1</w:t>
+              <w:t>7</w:t>
             </w:r>
             <w:r>
               <w:rPr>
@@ -821,10 +979,16 @@
               <w:tab w:val="right" w:leader="dot" w:pos="9016"/>
             </w:tabs>
             <w:rPr>
+              <w:rFonts w:asciiTheme="minorHAnsi" w:eastAsiaTheme="minorEastAsia" w:hAnsiTheme="minorHAnsi" w:cstheme="minorBidi"/>
               <w:noProof/>
+              <w:color w:val="auto"/>
+              <w:kern w:val="2"/>
+              <w:sz w:val="24"/>
+              <w:szCs w:val="24"/>
+              <w14:ligatures w14:val="standardContextual"/>
             </w:rPr>
           </w:pPr>
-          <w:hyperlink w:anchor="_Toc236159192" w:history="1">
+          <w:hyperlink w:anchor="_Toc241332073" w:history="1">
             <w:r>
               <w:rPr>
                 <w:rStyle w:val="Collegamentoipertestuale"/>
@@ -850,7 +1014,7 @@
               <w:rPr>
                 <w:noProof/>
               </w:rPr>
-              <w:instrText xml:space="preserve"> PAGEREF _Toc236159192 \h </w:instrText>
+              <w:instrText xml:space="preserve"> PAGEREF _Toc241332073 \h </w:instrText>
             </w:r>
             <w:r>
               <w:rPr>
@@ -867,7 +1031,7 @@
               <w:rPr>
                 <w:noProof/>
               </w:rPr>
-              <w:t>1</w:t>
+              <w:t>7</w:t>
             </w:r>
             <w:r>
               <w:rPr>
@@ -884,10 +1048,16 @@
               <w:tab w:val="right" w:leader="dot" w:pos="9016"/>
             </w:tabs>
             <w:rPr>
+              <w:rFonts w:asciiTheme="minorHAnsi" w:eastAsiaTheme="minorEastAsia" w:hAnsiTheme="minorHAnsi" w:cstheme="minorBidi"/>
               <w:noProof/>
+              <w:color w:val="auto"/>
+              <w:kern w:val="2"/>
+              <w:sz w:val="24"/>
+              <w:szCs w:val="24"/>
+              <w14:ligatures w14:val="standardContextual"/>
             </w:rPr>
           </w:pPr>
-          <w:hyperlink w:anchor="_Toc236159193" w:history="1">
+          <w:hyperlink w:anchor="_Toc241332074" w:history="1">
             <w:r>
               <w:rPr>
                 <w:rStyle w:val="Collegamentoipertestuale"/>
@@ -913,7 +1083,7 @@
               <w:rPr>
                 <w:noProof/>
               </w:rPr>
-              <w:instrText xml:space="preserve"> PAGEREF _Toc236159193 \h </w:instrText>
+              <w:instrText xml:space="preserve"> PAGEREF _Toc241332074 \h </w:instrText>
             </w:r>
             <w:r>
               <w:rPr>
@@ -930,7 +1100,7 @@
               <w:rPr>
                 <w:noProof/>
               </w:rPr>
-              <w:t>1</w:t>
+              <w:t>8</w:t>
             </w:r>
             <w:r>
               <w:rPr>
@@ -947,10 +1117,16 @@
               <w:tab w:val="right" w:leader="dot" w:pos="9016"/>
             </w:tabs>
             <w:rPr>
+              <w:rFonts w:asciiTheme="minorHAnsi" w:eastAsiaTheme="minorEastAsia" w:hAnsiTheme="minorHAnsi" w:cstheme="minorBidi"/>
               <w:noProof/>
+              <w:color w:val="auto"/>
+              <w:kern w:val="2"/>
+              <w:sz w:val="24"/>
+              <w:szCs w:val="24"/>
+              <w14:ligatures w14:val="standardContextual"/>
             </w:rPr>
           </w:pPr>
-          <w:hyperlink w:anchor="_Toc236159194" w:history="1">
+          <w:hyperlink w:anchor="_Toc241332075" w:history="1">
             <w:r>
               <w:rPr>
                 <w:rStyle w:val="Collegamentoipertestuale"/>
@@ -976,7 +1152,7 @@
               <w:rPr>
                 <w:noProof/>
               </w:rPr>
-              <w:instrText xml:space="preserve"> PAGEREF _Toc236159194 \h </w:instrText>
+              <w:instrText xml:space="preserve"> PAGEREF _Toc241332075 \h </w:instrText>
             </w:r>
             <w:r>
               <w:rPr>
@@ -993,7 +1169,7 @@
               <w:rPr>
                 <w:noProof/>
               </w:rPr>
-              <w:t>1</w:t>
+              <w:t>8</w:t>
             </w:r>
             <w:r>
               <w:rPr>
@@ -1010,10 +1186,16 @@
               <w:tab w:val="right" w:leader="dot" w:pos="9016"/>
             </w:tabs>
             <w:rPr>
+              <w:rFonts w:asciiTheme="minorHAnsi" w:eastAsiaTheme="minorEastAsia" w:hAnsiTheme="minorHAnsi" w:cstheme="minorBidi"/>
               <w:noProof/>
+              <w:color w:val="auto"/>
+              <w:kern w:val="2"/>
+              <w:sz w:val="24"/>
+              <w:szCs w:val="24"/>
+              <w14:ligatures w14:val="standardContextual"/>
             </w:rPr>
           </w:pPr>
-          <w:hyperlink w:anchor="_Toc236159195" w:history="1">
+          <w:hyperlink w:anchor="_Toc241332076" w:history="1">
             <w:r>
               <w:rPr>
                 <w:rStyle w:val="Collegamentoipertestuale"/>
@@ -1039,7 +1221,7 @@
               <w:rPr>
                 <w:noProof/>
               </w:rPr>
-              <w:instrText xml:space="preserve"> PAGEREF _Toc236159195 \h </w:instrText>
+              <w:instrText xml:space="preserve"> PAGEREF _Toc241332076 \h </w:instrText>
             </w:r>
             <w:r>
               <w:rPr>
@@ -1056,7 +1238,7 @@
               <w:rPr>
                 <w:noProof/>
               </w:rPr>
-              <w:t>1</w:t>
+              <w:t>9</w:t>
             </w:r>
             <w:r>
               <w:rPr>
@@ -1073,10 +1255,16 @@
               <w:tab w:val="right" w:leader="dot" w:pos="9016"/>
             </w:tabs>
             <w:rPr>
+              <w:rFonts w:asciiTheme="minorHAnsi" w:eastAsiaTheme="minorEastAsia" w:hAnsiTheme="minorHAnsi" w:cstheme="minorBidi"/>
               <w:noProof/>
+              <w:color w:val="auto"/>
+              <w:kern w:val="2"/>
+              <w:sz w:val="24"/>
+              <w:szCs w:val="24"/>
+              <w14:ligatures w14:val="standardContextual"/>
             </w:rPr>
           </w:pPr>
-          <w:hyperlink w:anchor="_Toc236159196" w:history="1">
+          <w:hyperlink w:anchor="_Toc241332077" w:history="1">
             <w:r>
               <w:rPr>
                 <w:rStyle w:val="Collegamentoipertestuale"/>
@@ -1102,7 +1290,7 @@
               <w:rPr>
                 <w:noProof/>
               </w:rPr>
-              <w:instrText xml:space="preserve"> PAGEREF _Toc236159196 \h </w:instrText>
+              <w:instrText xml:space="preserve"> PAGEREF _Toc241332077 \h </w:instrText>
             </w:r>
             <w:r>
               <w:rPr>
@@ -1119,7 +1307,7 @@
               <w:rPr>
                 <w:noProof/>
               </w:rPr>
-              <w:t>1</w:t>
+              <w:t>10</w:t>
             </w:r>
             <w:r>
               <w:rPr>
@@ -1136,15 +1324,20 @@
               <w:tab w:val="right" w:leader="dot" w:pos="9016"/>
             </w:tabs>
             <w:rPr>
+              <w:rFonts w:asciiTheme="minorHAnsi" w:eastAsiaTheme="minorEastAsia" w:hAnsiTheme="minorHAnsi" w:cstheme="minorBidi"/>
               <w:noProof/>
+              <w:color w:val="auto"/>
+              <w:kern w:val="2"/>
+              <w:sz w:val="24"/>
+              <w:szCs w:val="24"/>
+              <w14:ligatures w14:val="standardContextual"/>
             </w:rPr>
           </w:pPr>
-          <w:hyperlink w:anchor="_Toc236159197" w:history="1">
+          <w:hyperlink w:anchor="_Toc241332078" w:history="1">
             <w:r>
               <w:rPr>
                 <w:rStyle w:val="Collegamentoipertestuale"/>
                 <w:b/>
-                <w:bCs/>
                 <w:noProof/>
               </w:rPr>
               <w:t>7. Testing</w:t>
@@ -1165,7 +1358,7 @@
               <w:rPr>
                 <w:noProof/>
               </w:rPr>
-              <w:instrText xml:space="preserve"> PAGEREF _Toc236159197 \h </w:instrText>
+              <w:instrText xml:space="preserve"> PAGEREF _Toc241332078 \h </w:instrText>
             </w:r>
             <w:r>
               <w:rPr>
@@ -1182,7 +1375,7 @@
               <w:rPr>
                 <w:noProof/>
               </w:rPr>
-              <w:t>1</w:t>
+              <w:t>11</w:t>
             </w:r>
             <w:r>
               <w:rPr>
@@ -1199,10 +1392,16 @@
               <w:tab w:val="right" w:leader="dot" w:pos="9016"/>
             </w:tabs>
             <w:rPr>
+              <w:rFonts w:asciiTheme="minorHAnsi" w:eastAsiaTheme="minorEastAsia" w:hAnsiTheme="minorHAnsi" w:cstheme="minorBidi"/>
               <w:noProof/>
+              <w:color w:val="auto"/>
+              <w:kern w:val="2"/>
+              <w:sz w:val="24"/>
+              <w:szCs w:val="24"/>
+              <w14:ligatures w14:val="standardContextual"/>
             </w:rPr>
           </w:pPr>
-          <w:hyperlink w:anchor="_Toc236159198" w:history="1">
+          <w:hyperlink w:anchor="_Toc241332079" w:history="1">
             <w:r>
               <w:rPr>
                 <w:rStyle w:val="Collegamentoipertestuale"/>
@@ -1228,7 +1427,7 @@
               <w:rPr>
                 <w:noProof/>
               </w:rPr>
-              <w:instrText xml:space="preserve"> PAGEREF _Toc236159198 \h </w:instrText>
+              <w:instrText xml:space="preserve"> PAGEREF _Toc241332079 \h </w:instrText>
             </w:r>
             <w:r>
               <w:rPr>
@@ -1245,7 +1444,75 @@
               <w:rPr>
                 <w:noProof/>
               </w:rPr>
-              <w:t>1</w:t>
+              <w:t>11</w:t>
+            </w:r>
+            <w:r>
+              <w:rPr>
+                <w:noProof/>
+              </w:rPr>
+              <w:fldChar w:fldCharType="end"/>
+            </w:r>
+          </w:hyperlink>
+        </w:p>
+        <w:p>
+          <w:pPr>
+            <w:pStyle w:val="Sommario2"/>
+            <w:tabs>
+              <w:tab w:val="right" w:leader="dot" w:pos="9016"/>
+            </w:tabs>
+            <w:rPr>
+              <w:rFonts w:asciiTheme="minorHAnsi" w:eastAsiaTheme="minorEastAsia" w:hAnsiTheme="minorHAnsi" w:cstheme="minorBidi"/>
+              <w:noProof/>
+              <w:color w:val="auto"/>
+              <w:kern w:val="2"/>
+              <w:sz w:val="24"/>
+              <w:szCs w:val="24"/>
+              <w14:ligatures w14:val="standardContextual"/>
+            </w:rPr>
+          </w:pPr>
+          <w:hyperlink w:anchor="_Toc241332080" w:history="1">
+            <w:r>
+              <w:rPr>
+                <w:rStyle w:val="Collegamentoipertestuale"/>
+                <w:b/>
+                <w:noProof/>
+              </w:rPr>
+              <w:t>7.2 Integrazione continua</w:t>
+            </w:r>
+            <w:r>
+              <w:rPr>
+                <w:noProof/>
+              </w:rPr>
+              <w:tab/>
+            </w:r>
+            <w:r>
+              <w:rPr>
+                <w:noProof/>
+              </w:rPr>
+              <w:fldChar w:fldCharType="begin"/>
+            </w:r>
+            <w:r>
+              <w:rPr>
+                <w:noProof/>
+              </w:rPr>
+              <w:instrText xml:space="preserve"> PAGEREF _Toc241332080 \h </w:instrText>
+            </w:r>
+            <w:r>
+              <w:rPr>
+                <w:noProof/>
+              </w:rPr>
+            </w:r>
+            <w:r>
+              <w:rPr>
+                <w:noProof/>
+              </w:rPr>
+              <w:fldChar w:fldCharType="separate"/>
+            </w:r>
+            <w:r>
+              <w:rPr>
+                <w:noProof/>
+              </w:rPr>
+              <w:t>11</w:t>
             </w:r>
             <w:r>
               <w:rPr>
@@ -1262,10 +1529,16 @@
               <w:tab w:val="right" w:leader="dot" w:pos="9016"/>
             </w:tabs>
             <w:rPr>
+              <w:rFonts w:asciiTheme="minorHAnsi" w:eastAsiaTheme="minorEastAsia" w:hAnsiTheme="minorHAnsi" w:cstheme="minorBidi"/>
               <w:noProof/>
+              <w:color w:val="auto"/>
+              <w:kern w:val="2"/>
+              <w:sz w:val="24"/>
+              <w:szCs w:val="24"/>
+              <w14:ligatures w14:val="standardContextual"/>
             </w:rPr>
           </w:pPr>
-          <w:hyperlink w:anchor="_Toc236159199" w:history="1">
+          <w:hyperlink w:anchor="_Toc241332081" w:history="1">
             <w:r>
               <w:rPr>
                 <w:rStyle w:val="Collegamentoipertestuale"/>
@@ -1291,7 +1564,7 @@
               <w:rPr>
                 <w:noProof/>
               </w:rPr>
-              <w:instrText xml:space="preserve"> PAGEREF _Toc236159199 \h </w:instrText>
+              <w:instrText xml:space="preserve"> PAGEREF _Toc241332081 \h </w:instrText>
             </w:r>
             <w:r>
               <w:rPr>
@@ -1308,7 +1581,7 @@
               <w:rPr>
                 <w:noProof/>
               </w:rPr>
-              <w:t>1</w:t>
+              <w:t>12</w:t>
             </w:r>
             <w:r>
               <w:rPr>
@@ -1325,10 +1598,16 @@
               <w:tab w:val="right" w:leader="dot" w:pos="9016"/>
             </w:tabs>
             <w:rPr>
+              <w:rFonts w:asciiTheme="minorHAnsi" w:eastAsiaTheme="minorEastAsia" w:hAnsiTheme="minorHAnsi" w:cstheme="minorBidi"/>
               <w:noProof/>
+              <w:color w:val="auto"/>
+              <w:kern w:val="2"/>
+              <w:sz w:val="24"/>
+              <w:szCs w:val="24"/>
+              <w14:ligatures w14:val="standardContextual"/>
             </w:rPr>
           </w:pPr>
-          <w:hyperlink w:anchor="_Toc236159200" w:history="1">
+          <w:hyperlink w:anchor="_Toc241332082" w:history="1">
             <w:r>
               <w:rPr>
                 <w:rStyle w:val="Collegamentoipertestuale"/>
@@ -1354,7 +1633,7 @@
               <w:rPr>
                 <w:noProof/>
               </w:rPr>
-              <w:instrText xml:space="preserve"> PAGEREF _Toc236159200 \h </w:instrText>
+              <w:instrText xml:space="preserve"> PAGEREF _Toc241332082 \h </w:instrText>
             </w:r>
             <w:r>
               <w:rPr>
@@ -1371,7 +1650,7 @@
               <w:rPr>
                 <w:noProof/>
               </w:rPr>
-              <w:t>1</w:t>
+              <w:t>12</w:t>
             </w:r>
             <w:r>
               <w:rPr>
@@ -1396,9 +1675,10 @@
     <w:p>
       <w:pPr>
         <w:pStyle w:val="Titolo1"/>
+        <w:keepNext/>
         <w:spacing w:before="320" w:after="160"/>
       </w:pPr>
-      <w:bookmarkStart w:id="1" w:name="_Toc236159183"/>
+      <w:bookmarkStart w:id="1" w:name="_Toc241332062"/>
       <w:r>
         <w:rPr>
           <w:b/>
@@ -1420,32 +1700,54 @@
       <w:r>
         <w:t xml:space="preserve">Il progetto </w:t>
       </w:r>
-      <w:proofErr w:type="spellStart"/>
       <w:r>
         <w:rPr>
           <w:b/>
           <w:bCs/>
         </w:rPr>
-        <w:t>LeagueMate</w:t>
-      </w:r>
-      <w:proofErr w:type="spellEnd"/>
+        <w:t>LeagueMate API</w:t>
+      </w:r>
+      <w:r>
+        <w:t xml:space="preserve"> è un servizio backend REST per la gestione di tornei sportivi amatoriali a girone all'italiana. L'idea nasce da un'esigenza concreta e diffusa: chi organizza un torneo fra amici — di calcetto, di un videogioco, di qualsiasi disciplina a incontri diretti — si ritrova quasi sempre a gestire calendario, risultati e classifica a mano, su fogli di calcolo che diventano rapidamente ingestibili e soggetti a errori.</w:t>
+      </w:r>
+    </w:p>
+    <w:p>
+      <w:pPr>
+        <w:spacing w:after="120" w:line="276" w:lineRule="auto"/>
+        <w:jc w:val="both"/>
+      </w:pPr>
+      <w:r>
+        <w:t xml:space="preserve">Il dominio è stato scelto per tre ragioni. In primo luogo offre </w:t>
+      </w:r>
       <w:r>
         <w:rPr>
           <w:b/>
           <w:bCs/>
         </w:rPr>
-        <w:t xml:space="preserve"> API</w:t>
-      </w:r>
-      <w:r>
-        <w:t xml:space="preserve"> è un servizio </w:t>
-      </w:r>
-      <w:proofErr w:type="spellStart"/>
-      <w:r>
-        <w:t>backend</w:t>
-      </w:r>
-      <w:proofErr w:type="spellEnd"/>
-      <w:r>
-        <w:t xml:space="preserve"> REST per la gestione di tornei sportivi amatoriali a girone all'italiana. L'idea nasce da un'esigenza concreta e diffusa: chi organizza un torneo fra amici — di calcetto, di un videogioco, di qualsiasi disciplina a incontri diretti — si ritrova quasi sempre a gestire calendario, risultati e classifica a mano, su fogli di calcolo che diventano rapidamente ingestibili e soggetti a errori.</w:t>
+        <w:t>relazioni fra entità naturalmente ricche e variegate</w:t>
+      </w:r>
+      <w:r>
+        <w:t xml:space="preserve">: un utente appartiene a più squadre con un ruolo, una squadra partecipa a più tornei, un torneo ha più organizzatori. Questo permette di implementare in modo non forzato tutte e quattro le tipologie di relazione JPA richieste. In secondo luogo contiene un </w:t>
+      </w:r>
+      <w:r>
+        <w:rPr>
+          <w:b/>
+          <w:bCs/>
+        </w:rPr>
+        <w:t>algoritmo non banale</w:t>
+      </w:r>
+      <w:r>
+        <w:t xml:space="preserve">, la generazione del calendario all'italiana, che va oltre il semplice CRUD. Infine è un contesto in cui </w:t>
+      </w:r>
+      <w:r>
+        <w:rPr>
+          <w:b/>
+          <w:bCs/>
+        </w:rPr>
+        <w:t>regole di dominio</w:t>
+      </w:r>
+      <w:r>
+        <w:t xml:space="preserve"> e stati (bozza, attivo, concluso) hanno un significato preciso e verificabile.</w:t>
       </w:r>
     </w:p>
     <w:p>
@@ -1454,126 +1756,63 @@
         <w:jc w:val="both"/>
       </w:pPr>
       <w:r>
-        <w:t xml:space="preserve">Il dominio è stato scelto per tre ragioni. </w:t>
-      </w:r>
-      <w:proofErr w:type="gramStart"/>
-      <w:r>
-        <w:t>In primo luogo</w:t>
-      </w:r>
-      <w:proofErr w:type="gramEnd"/>
-      <w:r>
-        <w:t xml:space="preserve"> offre </w:t>
+        <w:t xml:space="preserve">Il glossario del dominio è il seguente: un </w:t>
       </w:r>
       <w:r>
         <w:rPr>
           <w:b/>
           <w:bCs/>
         </w:rPr>
-        <w:t>relazioni fra entità naturalmente ricche e variegate</w:t>
-      </w:r>
-      <w:r>
-        <w:t xml:space="preserve">: un utente appartiene a più squadre con un ruolo, una squadra partecipa a più tornei, un torneo ha più organizzatori. Questo permette di implementare in modo non forzato tutte e quattro le tipologie di relazione JPA richieste. </w:t>
-      </w:r>
-      <w:proofErr w:type="gramStart"/>
-      <w:r>
-        <w:t>In secondo luogo</w:t>
-      </w:r>
-      <w:proofErr w:type="gramEnd"/>
-      <w:r>
-        <w:t xml:space="preserve"> contiene un </w:t>
+        <w:t>Utente</w:t>
+      </w:r>
+      <w:r>
+        <w:t xml:space="preserve"> può registrarsi e, in base al ruolo, gestire il sistema; una </w:t>
       </w:r>
       <w:r>
         <w:rPr>
           <w:b/>
           <w:bCs/>
         </w:rPr>
-        <w:t>algoritmo non banale</w:t>
-      </w:r>
-      <w:r>
-        <w:t xml:space="preserve">, la generazione del calendario all'italiana, che va oltre il semplice CRUD. </w:t>
-      </w:r>
-      <w:proofErr w:type="gramStart"/>
-      <w:r>
-        <w:t>Infine</w:t>
-      </w:r>
-      <w:proofErr w:type="gramEnd"/>
-      <w:r>
-        <w:t xml:space="preserve"> è un contesto in cui </w:t>
+        <w:t>Squadra</w:t>
+      </w:r>
+      <w:r>
+        <w:t xml:space="preserve"> raggruppa utenti-giocatori; un </w:t>
       </w:r>
       <w:r>
         <w:rPr>
           <w:b/>
           <w:bCs/>
         </w:rPr>
-        <w:t>regole di dominio</w:t>
-      </w:r>
-      <w:r>
-        <w:t xml:space="preserve"> e stati (bozza, attivo, concluso) hanno un significato preciso e verificabile.</w:t>
-      </w:r>
-    </w:p>
-    <w:p>
-      <w:pPr>
-        <w:spacing w:after="120" w:line="276" w:lineRule="auto"/>
-        <w:jc w:val="both"/>
-      </w:pPr>
-      <w:r>
-        <w:t xml:space="preserve">Il glossario del dominio è il seguente: un </w:t>
+        <w:t>Torneo</w:t>
+      </w:r>
+      <w:r>
+        <w:t xml:space="preserve"> raccoglie le iscrizioni delle squadre e, una volta avviato, genera le </w:t>
       </w:r>
       <w:r>
         <w:rPr>
           <w:b/>
           <w:bCs/>
         </w:rPr>
-        <w:t>Utente</w:t>
-      </w:r>
-      <w:r>
-        <w:t xml:space="preserve"> può registrarsi e, in base al ruolo, gestire il sistema; una </w:t>
+        <w:t>Giornate</w:t>
+      </w:r>
+      <w:r>
+        <w:t xml:space="preserve"> con le relative </w:t>
       </w:r>
       <w:r>
         <w:rPr>
           <w:b/>
           <w:bCs/>
         </w:rPr>
-        <w:t>Squadra</w:t>
-      </w:r>
-      <w:r>
-        <w:t xml:space="preserve"> raggruppa utenti-giocatori; un </w:t>
+        <w:t>Partite</w:t>
+      </w:r>
+      <w:r>
+        <w:t xml:space="preserve">; dai risultati delle partite viene calcolata la </w:t>
       </w:r>
       <w:r>
         <w:rPr>
           <w:b/>
           <w:bCs/>
         </w:rPr>
-        <w:t>Torneo</w:t>
-      </w:r>
-      <w:r>
-        <w:t xml:space="preserve"> raccoglie le iscrizioni delle squadre e, una volta avviato, genera le </w:t>
-      </w:r>
-      <w:r>
-        <w:rPr>
-          <w:b/>
-          <w:bCs/>
-        </w:rPr>
-        <w:t>Giornate</w:t>
-      </w:r>
-      <w:r>
-        <w:t xml:space="preserve"> con le relative </w:t>
-      </w:r>
-      <w:r>
-        <w:rPr>
-          <w:b/>
-          <w:bCs/>
-        </w:rPr>
-        <w:t>Partite</w:t>
-      </w:r>
-      <w:r>
-        <w:t xml:space="preserve">; dai risultati delle partite viene calcolata la </w:t>
-      </w:r>
-      <w:r>
-        <w:rPr>
-          <w:b/>
-          <w:bCs/>
-        </w:rPr>
         <w:t>Classifica</w:t>
       </w:r>
       <w:r>
@@ -1583,9 +1822,10 @@
     <w:p>
       <w:pPr>
         <w:pStyle w:val="Titolo1"/>
+        <w:keepNext/>
         <w:spacing w:before="320" w:after="160"/>
       </w:pPr>
-      <w:bookmarkStart w:id="2" w:name="_Toc236159184"/>
+      <w:bookmarkStart w:id="2" w:name="_Toc241332063"/>
       <w:r>
         <w:rPr>
           <w:b/>
@@ -1618,7 +1858,6 @@
         <w:shd w:val="clear" w:color="auto" w:fill="F5F5F5"/>
         <w:spacing w:before="80" w:after="160"/>
       </w:pPr>
-      <w:proofErr w:type="gramStart"/>
       <w:r>
         <w:rPr>
           <w:rFonts w:ascii="Consolas" w:eastAsia="Consolas" w:hAnsi="Consolas" w:cs="Consolas"/>
@@ -1626,48 +1865,7 @@
           <w:sz w:val="18"/>
           <w:szCs w:val="18"/>
         </w:rPr>
-        <w:t>Controller  →</w:t>
-      </w:r>
-      <w:proofErr w:type="gramEnd"/>
-      <w:r>
-        <w:rPr>
-          <w:rFonts w:ascii="Consolas" w:eastAsia="Consolas" w:hAnsi="Consolas" w:cs="Consolas"/>
-          <w:color w:val="2C3E50"/>
-          <w:sz w:val="18"/>
-          <w:szCs w:val="18"/>
-        </w:rPr>
-        <w:t xml:space="preserve">  Service (interfaccia + </w:t>
-      </w:r>
-      <w:proofErr w:type="spellStart"/>
-      <w:proofErr w:type="gramStart"/>
-      <w:r>
-        <w:rPr>
-          <w:rFonts w:ascii="Consolas" w:eastAsia="Consolas" w:hAnsi="Consolas" w:cs="Consolas"/>
-          <w:color w:val="2C3E50"/>
-          <w:sz w:val="18"/>
-          <w:szCs w:val="18"/>
-        </w:rPr>
-        <w:t>impl</w:t>
-      </w:r>
-      <w:proofErr w:type="spellEnd"/>
-      <w:r>
-        <w:rPr>
-          <w:rFonts w:ascii="Consolas" w:eastAsia="Consolas" w:hAnsi="Consolas" w:cs="Consolas"/>
-          <w:color w:val="2C3E50"/>
-          <w:sz w:val="18"/>
-          <w:szCs w:val="18"/>
-        </w:rPr>
-        <w:t>)  →</w:t>
-      </w:r>
-      <w:proofErr w:type="gramEnd"/>
-      <w:r>
-        <w:rPr>
-          <w:rFonts w:ascii="Consolas" w:eastAsia="Consolas" w:hAnsi="Consolas" w:cs="Consolas"/>
-          <w:color w:val="2C3E50"/>
-          <w:sz w:val="18"/>
-          <w:szCs w:val="18"/>
-        </w:rPr>
-        <w:t xml:space="preserve">  Repository</w:t>
+        <w:t>Controller  →  Service (interfaccia + impl)  →  Repository</w:t>
       </w:r>
     </w:p>
     <w:p>
@@ -1712,9 +1910,10 @@
     <w:p>
       <w:pPr>
         <w:pStyle w:val="Titolo2"/>
+        <w:keepNext/>
         <w:spacing w:before="240" w:after="120"/>
       </w:pPr>
-      <w:bookmarkStart w:id="3" w:name="_Toc236159185"/>
+      <w:bookmarkStart w:id="3" w:name="_Toc241332064"/>
       <w:r>
         <w:rPr>
           <w:b/>
@@ -1749,18 +1948,15 @@
         <w:gridCol w:w="6760"/>
       </w:tblGrid>
       <w:tr>
-        <w:tblPrEx>
-          <w:tblCellMar>
-            <w:top w:w="0" w:type="dxa"/>
-            <w:bottom w:w="0" w:type="dxa"/>
-          </w:tblCellMar>
-        </w:tblPrEx>
         <w:trPr>
           <w:tblHeader/>
         </w:trPr>
         <w:tc>
           <w:tcPr>
             <w:tcW w:w="2600" w:type="dxa"/>
+            <w:tcBorders>
+              <w:bottom w:val="single" w:sz="2" w:space="0" w:color="D9D9D9"/>
+            </w:tcBorders>
             <w:shd w:val="clear" w:color="auto" w:fill="1F4E79"/>
             <w:tcMar>
               <w:top w:w="60" w:type="dxa"/>
@@ -1785,6 +1981,9 @@
         <w:tc>
           <w:tcPr>
             <w:tcW w:w="6760" w:type="dxa"/>
+            <w:tcBorders>
+              <w:bottom w:val="single" w:sz="2" w:space="0" w:color="D9D9D9"/>
+            </w:tcBorders>
             <w:shd w:val="clear" w:color="auto" w:fill="1F4E79"/>
             <w:tcMar>
               <w:top w:w="60" w:type="dxa"/>
@@ -1808,15 +2007,13 @@
         </w:tc>
       </w:tr>
       <w:tr>
-        <w:tblPrEx>
-          <w:tblCellMar>
-            <w:top w:w="0" w:type="dxa"/>
-            <w:bottom w:w="0" w:type="dxa"/>
-          </w:tblCellMar>
-        </w:tblPrEx>
         <w:tc>
           <w:tcPr>
             <w:tcW w:w="2600" w:type="dxa"/>
+            <w:tcBorders>
+              <w:top w:val="single" w:sz="2" w:space="0" w:color="D9D9D9"/>
+              <w:bottom w:val="single" w:sz="2" w:space="0" w:color="D9D9D9"/>
+            </w:tcBorders>
             <w:tcMar>
               <w:top w:w="60" w:type="dxa"/>
               <w:left w:w="100" w:type="dxa"/>
@@ -1838,6 +2035,10 @@
         <w:tc>
           <w:tcPr>
             <w:tcW w:w="6760" w:type="dxa"/>
+            <w:tcBorders>
+              <w:top w:val="single" w:sz="2" w:space="0" w:color="D9D9D9"/>
+              <w:bottom w:val="single" w:sz="2" w:space="0" w:color="D9D9D9"/>
+            </w:tcBorders>
             <w:tcMar>
               <w:top w:w="60" w:type="dxa"/>
               <w:left w:w="100" w:type="dxa"/>
@@ -1857,15 +2058,13 @@
         </w:tc>
       </w:tr>
       <w:tr>
-        <w:tblPrEx>
-          <w:tblCellMar>
-            <w:top w:w="0" w:type="dxa"/>
-            <w:bottom w:w="0" w:type="dxa"/>
-          </w:tblCellMar>
-        </w:tblPrEx>
         <w:tc>
           <w:tcPr>
             <w:tcW w:w="2600" w:type="dxa"/>
+            <w:tcBorders>
+              <w:top w:val="single" w:sz="2" w:space="0" w:color="D9D9D9"/>
+              <w:bottom w:val="single" w:sz="2" w:space="0" w:color="D9D9D9"/>
+            </w:tcBorders>
             <w:shd w:val="clear" w:color="auto" w:fill="F2F2F2"/>
             <w:tcMar>
               <w:top w:w="60" w:type="dxa"/>
@@ -1881,25 +2080,17 @@
                 <w:sz w:val="20"/>
                 <w:szCs w:val="20"/>
               </w:rPr>
-              <w:t xml:space="preserve">service / </w:t>
-            </w:r>
-            <w:proofErr w:type="spellStart"/>
-            <w:proofErr w:type="gramStart"/>
-            <w:r>
-              <w:rPr>
-                <w:rFonts w:ascii="Consolas" w:eastAsia="Consolas" w:hAnsi="Consolas" w:cs="Consolas"/>
-                <w:sz w:val="20"/>
-                <w:szCs w:val="20"/>
-              </w:rPr>
-              <w:t>service.impl</w:t>
-            </w:r>
-            <w:proofErr w:type="spellEnd"/>
-            <w:proofErr w:type="gramEnd"/>
+              <w:t>service / service.impl</w:t>
+            </w:r>
           </w:p>
         </w:tc>
         <w:tc>
           <w:tcPr>
             <w:tcW w:w="6760" w:type="dxa"/>
+            <w:tcBorders>
+              <w:top w:val="single" w:sz="2" w:space="0" w:color="D9D9D9"/>
+              <w:bottom w:val="single" w:sz="2" w:space="0" w:color="D9D9D9"/>
+            </w:tcBorders>
             <w:shd w:val="clear" w:color="auto" w:fill="F2F2F2"/>
             <w:tcMar>
               <w:top w:w="60" w:type="dxa"/>
@@ -1914,37 +2105,19 @@
                 <w:sz w:val="20"/>
                 <w:szCs w:val="20"/>
               </w:rPr>
-              <w:t xml:space="preserve">Interfacce di business </w:t>
-            </w:r>
-            <w:proofErr w:type="spellStart"/>
-            <w:r>
-              <w:rPr>
-                <w:sz w:val="20"/>
-                <w:szCs w:val="20"/>
-              </w:rPr>
-              <w:t>logic</w:t>
-            </w:r>
-            <w:proofErr w:type="spellEnd"/>
-            <w:r>
-              <w:rPr>
-                <w:sz w:val="20"/>
-                <w:szCs w:val="20"/>
-              </w:rPr>
-              <w:t xml:space="preserve"> e relative implementazioni</w:t>
+              <w:t>Interfacce di business logic e relative implementazioni</w:t>
             </w:r>
           </w:p>
         </w:tc>
       </w:tr>
       <w:tr>
-        <w:tblPrEx>
-          <w:tblCellMar>
-            <w:top w:w="0" w:type="dxa"/>
-            <w:bottom w:w="0" w:type="dxa"/>
-          </w:tblCellMar>
-        </w:tblPrEx>
         <w:tc>
           <w:tcPr>
             <w:tcW w:w="2600" w:type="dxa"/>
+            <w:tcBorders>
+              <w:top w:val="single" w:sz="2" w:space="0" w:color="D9D9D9"/>
+              <w:bottom w:val="single" w:sz="2" w:space="0" w:color="D9D9D9"/>
+            </w:tcBorders>
             <w:tcMar>
               <w:top w:w="60" w:type="dxa"/>
               <w:left w:w="100" w:type="dxa"/>
@@ -1966,6 +2139,10 @@
         <w:tc>
           <w:tcPr>
             <w:tcW w:w="6760" w:type="dxa"/>
+            <w:tcBorders>
+              <w:top w:val="single" w:sz="2" w:space="0" w:color="D9D9D9"/>
+              <w:bottom w:val="single" w:sz="2" w:space="0" w:color="D9D9D9"/>
+            </w:tcBorders>
             <w:tcMar>
               <w:top w:w="60" w:type="dxa"/>
               <w:left w:w="100" w:type="dxa"/>
@@ -1985,15 +2162,13 @@
         </w:tc>
       </w:tr>
       <w:tr>
-        <w:tblPrEx>
-          <w:tblCellMar>
-            <w:top w:w="0" w:type="dxa"/>
-            <w:bottom w:w="0" w:type="dxa"/>
-          </w:tblCellMar>
-        </w:tblPrEx>
         <w:tc>
           <w:tcPr>
             <w:tcW w:w="2600" w:type="dxa"/>
+            <w:tcBorders>
+              <w:top w:val="single" w:sz="2" w:space="0" w:color="D9D9D9"/>
+              <w:bottom w:val="single" w:sz="2" w:space="0" w:color="D9D9D9"/>
+            </w:tcBorders>
             <w:shd w:val="clear" w:color="auto" w:fill="F2F2F2"/>
             <w:tcMar>
               <w:top w:w="60" w:type="dxa"/>
@@ -2003,7 +2178,6 @@
             </w:tcMar>
           </w:tcPr>
           <w:p>
-            <w:proofErr w:type="spellStart"/>
             <w:r>
               <w:rPr>
                 <w:rFonts w:ascii="Consolas" w:eastAsia="Consolas" w:hAnsi="Consolas" w:cs="Consolas"/>
@@ -2012,12 +2186,15 @@
               </w:rPr>
               <w:t>entity</w:t>
             </w:r>
-            <w:proofErr w:type="spellEnd"/>
           </w:p>
         </w:tc>
         <w:tc>
           <w:tcPr>
             <w:tcW w:w="6760" w:type="dxa"/>
+            <w:tcBorders>
+              <w:top w:val="single" w:sz="2" w:space="0" w:color="D9D9D9"/>
+              <w:bottom w:val="single" w:sz="2" w:space="0" w:color="D9D9D9"/>
+            </w:tcBorders>
             <w:shd w:val="clear" w:color="auto" w:fill="F2F2F2"/>
             <w:tcMar>
               <w:top w:w="60" w:type="dxa"/>
@@ -2038,24 +2215,21 @@
         </w:tc>
       </w:tr>
       <w:tr>
-        <w:tblPrEx>
-          <w:tblCellMar>
-            <w:top w:w="0" w:type="dxa"/>
-            <w:bottom w:w="0" w:type="dxa"/>
-          </w:tblCellMar>
-        </w:tblPrEx>
         <w:tc>
           <w:tcPr>
             <w:tcW w:w="2600" w:type="dxa"/>
-            <w:tcMar>
-              <w:top w:w="60" w:type="dxa"/>
-              <w:left w:w="100" w:type="dxa"/>
-              <w:bottom w:w="60" w:type="dxa"/>
-              <w:right w:w="100" w:type="dxa"/>
-            </w:tcMar>
-          </w:tcPr>
-          <w:p>
-            <w:proofErr w:type="spellStart"/>
+            <w:tcBorders>
+              <w:top w:val="single" w:sz="2" w:space="0" w:color="D9D9D9"/>
+              <w:bottom w:val="single" w:sz="2" w:space="0" w:color="D9D9D9"/>
+            </w:tcBorders>
+            <w:tcMar>
+              <w:top w:w="60" w:type="dxa"/>
+              <w:left w:w="100" w:type="dxa"/>
+              <w:bottom w:w="60" w:type="dxa"/>
+              <w:right w:w="100" w:type="dxa"/>
+            </w:tcMar>
+          </w:tcPr>
+          <w:p>
             <w:r>
               <w:rPr>
                 <w:rFonts w:ascii="Consolas" w:eastAsia="Consolas" w:hAnsi="Consolas" w:cs="Consolas"/>
@@ -2064,12 +2238,15 @@
               </w:rPr>
               <w:t>dto</w:t>
             </w:r>
-            <w:proofErr w:type="spellEnd"/>
           </w:p>
         </w:tc>
         <w:tc>
           <w:tcPr>
             <w:tcW w:w="6760" w:type="dxa"/>
+            <w:tcBorders>
+              <w:top w:val="single" w:sz="2" w:space="0" w:color="D9D9D9"/>
+              <w:bottom w:val="single" w:sz="2" w:space="0" w:color="D9D9D9"/>
+            </w:tcBorders>
             <w:tcMar>
               <w:top w:w="60" w:type="dxa"/>
               <w:left w:w="100" w:type="dxa"/>
@@ -2089,15 +2266,13 @@
         </w:tc>
       </w:tr>
       <w:tr>
-        <w:tblPrEx>
-          <w:tblCellMar>
-            <w:top w:w="0" w:type="dxa"/>
-            <w:bottom w:w="0" w:type="dxa"/>
-          </w:tblCellMar>
-        </w:tblPrEx>
         <w:tc>
           <w:tcPr>
             <w:tcW w:w="2600" w:type="dxa"/>
+            <w:tcBorders>
+              <w:top w:val="single" w:sz="2" w:space="0" w:color="D9D9D9"/>
+              <w:bottom w:val="single" w:sz="2" w:space="0" w:color="D9D9D9"/>
+            </w:tcBorders>
             <w:shd w:val="clear" w:color="auto" w:fill="F2F2F2"/>
             <w:tcMar>
               <w:top w:w="60" w:type="dxa"/>
@@ -2107,19 +2282,30 @@
             </w:tcMar>
           </w:tcPr>
           <w:p>
-            <w:r>
+            <w:pPr>
               <w:rPr>
                 <w:rFonts w:ascii="Consolas" w:eastAsia="Consolas" w:hAnsi="Consolas" w:cs="Consolas"/>
                 <w:sz w:val="20"/>
                 <w:szCs w:val="20"/>
               </w:rPr>
-              <w:t>security</w:t>
+            </w:pPr>
+            <w:r>
+              <w:rPr>
+                <w:rFonts w:ascii="Consolas" w:eastAsia="Consolas" w:hAnsi="Consolas" w:cs="Consolas"/>
+                <w:sz w:val="20"/>
+                <w:szCs w:val="20"/>
+              </w:rPr>
+              <w:t>mapper</w:t>
             </w:r>
           </w:p>
         </w:tc>
         <w:tc>
           <w:tcPr>
             <w:tcW w:w="6760" w:type="dxa"/>
+            <w:tcBorders>
+              <w:top w:val="single" w:sz="2" w:space="0" w:color="D9D9D9"/>
+              <w:bottom w:val="single" w:sz="2" w:space="0" w:color="D9D9D9"/>
+            </w:tcBorders>
             <w:shd w:val="clear" w:color="auto" w:fill="F2F2F2"/>
             <w:tcMar>
               <w:top w:w="60" w:type="dxa"/>
@@ -2129,65 +2315,172 @@
             </w:tcMar>
           </w:tcPr>
           <w:p>
-            <w:r>
-              <w:rPr>
-                <w:sz w:val="20"/>
-                <w:szCs w:val="20"/>
-              </w:rPr>
-              <w:t xml:space="preserve">Filtro JWT, </w:t>
-            </w:r>
-            <w:proofErr w:type="spellStart"/>
-            <w:r>
-              <w:rPr>
-                <w:sz w:val="20"/>
-                <w:szCs w:val="20"/>
-              </w:rPr>
-              <w:t>UserDetails</w:t>
-            </w:r>
-            <w:proofErr w:type="spellEnd"/>
-            <w:r>
-              <w:rPr>
-                <w:sz w:val="20"/>
-                <w:szCs w:val="20"/>
-              </w:rPr>
-              <w:t>, configurazione di sicurezza</w:t>
+            <w:pPr>
+              <w:rPr>
+                <w:sz w:val="20"/>
+                <w:szCs w:val="20"/>
+              </w:rPr>
+            </w:pPr>
+            <w:r>
+              <w:rPr>
+                <w:sz w:val="20"/>
+                <w:szCs w:val="20"/>
+              </w:rPr>
+              <w:t>Conversione centralizzata da entità a DTO</w:t>
             </w:r>
           </w:p>
         </w:tc>
       </w:tr>
       <w:tr>
-        <w:tblPrEx>
-          <w:tblCellMar>
-            <w:top w:w="0" w:type="dxa"/>
-            <w:bottom w:w="0" w:type="dxa"/>
-          </w:tblCellMar>
-        </w:tblPrEx>
         <w:tc>
           <w:tcPr>
             <w:tcW w:w="2600" w:type="dxa"/>
-            <w:tcMar>
-              <w:top w:w="60" w:type="dxa"/>
-              <w:left w:w="100" w:type="dxa"/>
-              <w:bottom w:w="60" w:type="dxa"/>
-              <w:right w:w="100" w:type="dxa"/>
-            </w:tcMar>
-          </w:tcPr>
-          <w:p>
-            <w:proofErr w:type="spellStart"/>
-            <w:r>
+            <w:tcBorders>
+              <w:top w:val="single" w:sz="2" w:space="0" w:color="D9D9D9"/>
+              <w:bottom w:val="single" w:sz="2" w:space="0" w:color="D9D9D9"/>
+            </w:tcBorders>
+            <w:tcMar>
+              <w:top w:w="60" w:type="dxa"/>
+              <w:left w:w="100" w:type="dxa"/>
+              <w:bottom w:w="60" w:type="dxa"/>
+              <w:right w:w="100" w:type="dxa"/>
+            </w:tcMar>
+          </w:tcPr>
+          <w:p>
+            <w:pPr>
               <w:rPr>
                 <w:rFonts w:ascii="Consolas" w:eastAsia="Consolas" w:hAnsi="Consolas" w:cs="Consolas"/>
                 <w:sz w:val="20"/>
                 <w:szCs w:val="20"/>
               </w:rPr>
+            </w:pPr>
+            <w:r>
+              <w:rPr>
+                <w:rFonts w:ascii="Consolas" w:eastAsia="Consolas" w:hAnsi="Consolas" w:cs="Consolas"/>
+                <w:sz w:val="20"/>
+                <w:szCs w:val="20"/>
+              </w:rPr>
+              <w:t>config</w:t>
+            </w:r>
+          </w:p>
+        </w:tc>
+        <w:tc>
+          <w:tcPr>
+            <w:tcW w:w="6760" w:type="dxa"/>
+            <w:tcBorders>
+              <w:top w:val="single" w:sz="2" w:space="0" w:color="D9D9D9"/>
+              <w:bottom w:val="single" w:sz="2" w:space="0" w:color="D9D9D9"/>
+            </w:tcBorders>
+            <w:tcMar>
+              <w:top w:w="60" w:type="dxa"/>
+              <w:left w:w="100" w:type="dxa"/>
+              <w:bottom w:w="60" w:type="dxa"/>
+              <w:right w:w="100" w:type="dxa"/>
+            </w:tcMar>
+          </w:tcPr>
+          <w:p>
+            <w:pPr>
+              <w:rPr>
+                <w:sz w:val="20"/>
+                <w:szCs w:val="20"/>
+              </w:rPr>
+            </w:pPr>
+            <w:r>
+              <w:rPr>
+                <w:sz w:val="20"/>
+                <w:szCs w:val="20"/>
+              </w:rPr>
+              <w:t>Configurazione della documentazione OpenAPI</w:t>
+            </w:r>
+          </w:p>
+        </w:tc>
+      </w:tr>
+      <w:tr>
+        <w:tc>
+          <w:tcPr>
+            <w:tcW w:w="2600" w:type="dxa"/>
+            <w:tcBorders>
+              <w:top w:val="single" w:sz="2" w:space="0" w:color="D9D9D9"/>
+              <w:bottom w:val="single" w:sz="2" w:space="0" w:color="D9D9D9"/>
+            </w:tcBorders>
+            <w:shd w:val="clear" w:color="auto" w:fill="F2F2F2"/>
+            <w:tcMar>
+              <w:top w:w="60" w:type="dxa"/>
+              <w:left w:w="100" w:type="dxa"/>
+              <w:bottom w:w="60" w:type="dxa"/>
+              <w:right w:w="100" w:type="dxa"/>
+            </w:tcMar>
+          </w:tcPr>
+          <w:p>
+            <w:r>
+              <w:rPr>
+                <w:rFonts w:ascii="Consolas" w:eastAsia="Consolas" w:hAnsi="Consolas" w:cs="Consolas"/>
+                <w:sz w:val="20"/>
+                <w:szCs w:val="20"/>
+              </w:rPr>
+              <w:t>security</w:t>
+            </w:r>
+          </w:p>
+        </w:tc>
+        <w:tc>
+          <w:tcPr>
+            <w:tcW w:w="6760" w:type="dxa"/>
+            <w:tcBorders>
+              <w:top w:val="single" w:sz="2" w:space="0" w:color="D9D9D9"/>
+              <w:bottom w:val="single" w:sz="2" w:space="0" w:color="D9D9D9"/>
+            </w:tcBorders>
+            <w:shd w:val="clear" w:color="auto" w:fill="F2F2F2"/>
+            <w:tcMar>
+              <w:top w:w="60" w:type="dxa"/>
+              <w:left w:w="100" w:type="dxa"/>
+              <w:bottom w:w="60" w:type="dxa"/>
+              <w:right w:w="100" w:type="dxa"/>
+            </w:tcMar>
+          </w:tcPr>
+          <w:p>
+            <w:r>
+              <w:rPr>
+                <w:sz w:val="20"/>
+                <w:szCs w:val="20"/>
+              </w:rPr>
+              <w:t>Filtro JWT, rate limit sul login, autorizzazione sui tornei, configurazione di sicurezza</w:t>
+            </w:r>
+          </w:p>
+        </w:tc>
+      </w:tr>
+      <w:tr>
+        <w:tc>
+          <w:tcPr>
+            <w:tcW w:w="2600" w:type="dxa"/>
+            <w:tcBorders>
+              <w:top w:val="single" w:sz="2" w:space="0" w:color="D9D9D9"/>
+              <w:bottom w:val="single" w:sz="4" w:space="0" w:color="BFBFBF"/>
+            </w:tcBorders>
+            <w:tcMar>
+              <w:top w:w="60" w:type="dxa"/>
+              <w:left w:w="100" w:type="dxa"/>
+              <w:bottom w:w="60" w:type="dxa"/>
+              <w:right w:w="100" w:type="dxa"/>
+            </w:tcMar>
+          </w:tcPr>
+          <w:p>
+            <w:r>
+              <w:rPr>
+                <w:rFonts w:ascii="Consolas" w:eastAsia="Consolas" w:hAnsi="Consolas" w:cs="Consolas"/>
+                <w:sz w:val="20"/>
+                <w:szCs w:val="20"/>
+              </w:rPr>
               <w:t>exception</w:t>
             </w:r>
-            <w:proofErr w:type="spellEnd"/>
           </w:p>
         </w:tc>
         <w:tc>
           <w:tcPr>
             <w:tcW w:w="6760" w:type="dxa"/>
+            <w:tcBorders>
+              <w:top w:val="single" w:sz="2" w:space="0" w:color="D9D9D9"/>
+              <w:bottom w:val="single" w:sz="4" w:space="0" w:color="BFBFBF"/>
+            </w:tcBorders>
             <w:tcMar>
               <w:top w:w="60" w:type="dxa"/>
               <w:left w:w="100" w:type="dxa"/>
@@ -2209,10 +2502,66 @@
     </w:tbl>
     <w:p>
       <w:pPr>
+        <w:spacing w:after="120" w:line="276" w:lineRule="auto"/>
+        <w:jc w:val="both"/>
+      </w:pPr>
+      <w:r>
+        <w:t xml:space="preserve">La conversione fra entità e DTO è concentrata nel package </w:t>
+      </w:r>
+      <w:r>
+        <w:rPr>
+          <w:rFonts w:ascii="Consolas" w:hAnsi="Consolas"/>
+          <w:color w:val="C0392B"/>
+          <w:sz w:val="20"/>
+        </w:rPr>
+        <w:t>mapper</w:t>
+      </w:r>
+      <w:r>
+        <w:t xml:space="preserve">, in classi senza stato che espongono metodi statici: ogni forma di risposta è definita in un solo punto, invece di essere ripetuta in più </w:t>
+      </w:r>
+      <w:r>
+        <w:lastRenderedPageBreak/>
+        <w:t xml:space="preserve">controller. I service restituiscono direttamente un DTO quando la conversione deve leggere associazioni caricate in modo LAZY, perché con </w:t>
+      </w:r>
+      <w:r>
+        <w:rPr>
+          <w:rFonts w:ascii="Consolas" w:hAnsi="Consolas"/>
+          <w:color w:val="C0392B"/>
+          <w:sz w:val="20"/>
+        </w:rPr>
+        <w:t>open-in-view</w:t>
+      </w:r>
+      <w:r>
+        <w:t xml:space="preserve"> disattivato (vedi 3.2) questo deve avvenire dentro la transazione; negli altri casi restituiscono l'entità e la conversione avviene nel controller.</w:t>
+      </w:r>
+    </w:p>
+    <w:p>
+      <w:pPr>
+        <w:spacing w:after="120" w:line="276" w:lineRule="auto"/>
+        <w:jc w:val="both"/>
+      </w:pPr>
+      <w:r>
+        <w:t xml:space="preserve">Accanto al codice Java, la cartella </w:t>
+      </w:r>
+      <w:r>
+        <w:rPr>
+          <w:rFonts w:ascii="Consolas" w:hAnsi="Consolas"/>
+          <w:color w:val="C0392B"/>
+          <w:sz w:val="20"/>
+        </w:rPr>
+        <w:t>src/main/resources/db</w:t>
+      </w:r>
+      <w:r>
+        <w:t xml:space="preserve"> contiene le migrazioni del database gestite da Flyway, descritte nel paragrafo 3.3.</w:t>
+      </w:r>
+    </w:p>
+    <w:p>
+      <w:pPr>
         <w:pStyle w:val="Titolo2"/>
+        <w:keepNext/>
         <w:spacing w:before="240" w:after="120"/>
       </w:pPr>
-      <w:bookmarkStart w:id="4" w:name="_Toc236159186"/>
+      <w:bookmarkStart w:id="4" w:name="_Toc241332065"/>
       <w:r>
         <w:rPr>
           <w:b/>
@@ -2221,7 +2570,17 @@
           <w:sz w:val="25"/>
           <w:szCs w:val="25"/>
         </w:rPr>
-        <w:t>2.2 Moduli funzionali</w:t>
+        <w:t>2</w:t>
+      </w:r>
+      <w:r>
+        <w:rPr>
+          <w:b/>
+          <w:bCs/>
+          <w:color w:val="333333"/>
+          <w:sz w:val="25"/>
+          <w:szCs w:val="25"/>
+        </w:rPr>
+        <w:t>.2 Moduli funzionali</w:t>
       </w:r>
       <w:bookmarkEnd w:id="4"/>
     </w:p>
@@ -2266,18 +2625,15 @@
         <w:gridCol w:w="7160"/>
       </w:tblGrid>
       <w:tr>
-        <w:tblPrEx>
-          <w:tblCellMar>
-            <w:top w:w="0" w:type="dxa"/>
-            <w:bottom w:w="0" w:type="dxa"/>
-          </w:tblCellMar>
-        </w:tblPrEx>
         <w:trPr>
           <w:tblHeader/>
         </w:trPr>
         <w:tc>
           <w:tcPr>
             <w:tcW w:w="2200" w:type="dxa"/>
+            <w:tcBorders>
+              <w:bottom w:val="single" w:sz="2" w:space="0" w:color="D9D9D9"/>
+            </w:tcBorders>
             <w:shd w:val="clear" w:color="auto" w:fill="1F4E79"/>
             <w:tcMar>
               <w:top w:w="60" w:type="dxa"/>
@@ -2295,7 +2651,6 @@
                 <w:sz w:val="20"/>
                 <w:szCs w:val="20"/>
               </w:rPr>
-              <w:lastRenderedPageBreak/>
               <w:t>Modulo</w:t>
             </w:r>
           </w:p>
@@ -2303,6 +2658,9 @@
         <w:tc>
           <w:tcPr>
             <w:tcW w:w="7160" w:type="dxa"/>
+            <w:tcBorders>
+              <w:bottom w:val="single" w:sz="2" w:space="0" w:color="D9D9D9"/>
+            </w:tcBorders>
             <w:shd w:val="clear" w:color="auto" w:fill="1F4E79"/>
             <w:tcMar>
               <w:top w:w="60" w:type="dxa"/>
@@ -2326,15 +2684,13 @@
         </w:tc>
       </w:tr>
       <w:tr>
-        <w:tblPrEx>
-          <w:tblCellMar>
-            <w:top w:w="0" w:type="dxa"/>
-            <w:bottom w:w="0" w:type="dxa"/>
-          </w:tblCellMar>
-        </w:tblPrEx>
         <w:tc>
           <w:tcPr>
             <w:tcW w:w="2200" w:type="dxa"/>
+            <w:tcBorders>
+              <w:top w:val="single" w:sz="2" w:space="0" w:color="D9D9D9"/>
+              <w:bottom w:val="single" w:sz="2" w:space="0" w:color="D9D9D9"/>
+            </w:tcBorders>
             <w:tcMar>
               <w:top w:w="60" w:type="dxa"/>
               <w:left w:w="100" w:type="dxa"/>
@@ -2355,6 +2711,10 @@
         <w:tc>
           <w:tcPr>
             <w:tcW w:w="7160" w:type="dxa"/>
+            <w:tcBorders>
+              <w:top w:val="single" w:sz="2" w:space="0" w:color="D9D9D9"/>
+              <w:bottom w:val="single" w:sz="2" w:space="0" w:color="D9D9D9"/>
+            </w:tcBorders>
             <w:tcMar>
               <w:top w:w="60" w:type="dxa"/>
               <w:left w:w="100" w:type="dxa"/>
@@ -2374,15 +2734,13 @@
         </w:tc>
       </w:tr>
       <w:tr>
-        <w:tblPrEx>
-          <w:tblCellMar>
-            <w:top w:w="0" w:type="dxa"/>
-            <w:bottom w:w="0" w:type="dxa"/>
-          </w:tblCellMar>
-        </w:tblPrEx>
         <w:tc>
           <w:tcPr>
             <w:tcW w:w="2200" w:type="dxa"/>
+            <w:tcBorders>
+              <w:top w:val="single" w:sz="2" w:space="0" w:color="D9D9D9"/>
+              <w:bottom w:val="single" w:sz="2" w:space="0" w:color="D9D9D9"/>
+            </w:tcBorders>
             <w:shd w:val="clear" w:color="auto" w:fill="F2F2F2"/>
             <w:tcMar>
               <w:top w:w="60" w:type="dxa"/>
@@ -2404,6 +2762,10 @@
         <w:tc>
           <w:tcPr>
             <w:tcW w:w="7160" w:type="dxa"/>
+            <w:tcBorders>
+              <w:top w:val="single" w:sz="2" w:space="0" w:color="D9D9D9"/>
+              <w:bottom w:val="single" w:sz="2" w:space="0" w:color="D9D9D9"/>
+            </w:tcBorders>
             <w:shd w:val="clear" w:color="auto" w:fill="F2F2F2"/>
             <w:tcMar>
               <w:top w:w="60" w:type="dxa"/>
@@ -2424,15 +2786,13 @@
         </w:tc>
       </w:tr>
       <w:tr>
-        <w:tblPrEx>
-          <w:tblCellMar>
-            <w:top w:w="0" w:type="dxa"/>
-            <w:bottom w:w="0" w:type="dxa"/>
-          </w:tblCellMar>
-        </w:tblPrEx>
         <w:tc>
           <w:tcPr>
             <w:tcW w:w="2200" w:type="dxa"/>
+            <w:tcBorders>
+              <w:top w:val="single" w:sz="2" w:space="0" w:color="D9D9D9"/>
+              <w:bottom w:val="single" w:sz="2" w:space="0" w:color="D9D9D9"/>
+            </w:tcBorders>
             <w:tcMar>
               <w:top w:w="60" w:type="dxa"/>
               <w:left w:w="100" w:type="dxa"/>
@@ -2453,34 +2813,36 @@
         <w:tc>
           <w:tcPr>
             <w:tcW w:w="7160" w:type="dxa"/>
-            <w:tcMar>
-              <w:top w:w="60" w:type="dxa"/>
-              <w:left w:w="100" w:type="dxa"/>
-              <w:bottom w:w="60" w:type="dxa"/>
-              <w:right w:w="100" w:type="dxa"/>
-            </w:tcMar>
-          </w:tcPr>
-          <w:p>
-            <w:r>
-              <w:rPr>
-                <w:sz w:val="20"/>
-                <w:szCs w:val="20"/>
-              </w:rPr>
-              <w:t>CRUD tornei, iscrizioni, calendario, classifica, statistiche, co-organizzatori</w:t>
+            <w:tcBorders>
+              <w:top w:val="single" w:sz="2" w:space="0" w:color="D9D9D9"/>
+              <w:bottom w:val="single" w:sz="2" w:space="0" w:color="D9D9D9"/>
+            </w:tcBorders>
+            <w:tcMar>
+              <w:top w:w="60" w:type="dxa"/>
+              <w:left w:w="100" w:type="dxa"/>
+              <w:bottom w:w="60" w:type="dxa"/>
+              <w:right w:w="100" w:type="dxa"/>
+            </w:tcMar>
+          </w:tcPr>
+          <w:p>
+            <w:r>
+              <w:rPr>
+                <w:sz w:val="20"/>
+                <w:szCs w:val="20"/>
+              </w:rPr>
+              <w:t>CRUD tornei, iscrizioni, calendario (anche andata e ritorno), chiusura, classifica, statistiche, co-organizzatori</w:t>
             </w:r>
           </w:p>
         </w:tc>
       </w:tr>
       <w:tr>
-        <w:tblPrEx>
-          <w:tblCellMar>
-            <w:top w:w="0" w:type="dxa"/>
-            <w:bottom w:w="0" w:type="dxa"/>
-          </w:tblCellMar>
-        </w:tblPrEx>
         <w:tc>
           <w:tcPr>
             <w:tcW w:w="2200" w:type="dxa"/>
+            <w:tcBorders>
+              <w:top w:val="single" w:sz="2" w:space="0" w:color="D9D9D9"/>
+              <w:bottom w:val="single" w:sz="2" w:space="0" w:color="D9D9D9"/>
+            </w:tcBorders>
             <w:shd w:val="clear" w:color="auto" w:fill="F2F2F2"/>
             <w:tcMar>
               <w:top w:w="60" w:type="dxa"/>
@@ -2502,6 +2864,10 @@
         <w:tc>
           <w:tcPr>
             <w:tcW w:w="7160" w:type="dxa"/>
+            <w:tcBorders>
+              <w:top w:val="single" w:sz="2" w:space="0" w:color="D9D9D9"/>
+              <w:bottom w:val="single" w:sz="2" w:space="0" w:color="D9D9D9"/>
+            </w:tcBorders>
             <w:shd w:val="clear" w:color="auto" w:fill="F2F2F2"/>
             <w:tcMar>
               <w:top w:w="60" w:type="dxa"/>
@@ -2522,24 +2888,21 @@
         </w:tc>
       </w:tr>
       <w:tr>
-        <w:tblPrEx>
-          <w:tblCellMar>
-            <w:top w:w="0" w:type="dxa"/>
-            <w:bottom w:w="0" w:type="dxa"/>
-          </w:tblCellMar>
-        </w:tblPrEx>
         <w:tc>
           <w:tcPr>
             <w:tcW w:w="2200" w:type="dxa"/>
-            <w:tcMar>
-              <w:top w:w="60" w:type="dxa"/>
-              <w:left w:w="100" w:type="dxa"/>
-              <w:bottom w:w="60" w:type="dxa"/>
-              <w:right w:w="100" w:type="dxa"/>
-            </w:tcMar>
-          </w:tcPr>
-          <w:p>
-            <w:proofErr w:type="spellStart"/>
+            <w:tcBorders>
+              <w:top w:val="single" w:sz="2" w:space="0" w:color="D9D9D9"/>
+              <w:bottom w:val="single" w:sz="2" w:space="0" w:color="D9D9D9"/>
+            </w:tcBorders>
+            <w:tcMar>
+              <w:top w:w="60" w:type="dxa"/>
+              <w:left w:w="100" w:type="dxa"/>
+              <w:bottom w:w="60" w:type="dxa"/>
+              <w:right w:w="100" w:type="dxa"/>
+            </w:tcMar>
+          </w:tcPr>
+          <w:p>
             <w:r>
               <w:rPr>
                 <w:sz w:val="20"/>
@@ -2547,12 +2910,15 @@
               </w:rPr>
               <w:t>TeamMember</w:t>
             </w:r>
-            <w:proofErr w:type="spellEnd"/>
           </w:p>
         </w:tc>
         <w:tc>
           <w:tcPr>
             <w:tcW w:w="7160" w:type="dxa"/>
+            <w:tcBorders>
+              <w:top w:val="single" w:sz="2" w:space="0" w:color="D9D9D9"/>
+              <w:bottom w:val="single" w:sz="2" w:space="0" w:color="D9D9D9"/>
+            </w:tcBorders>
             <w:tcMar>
               <w:top w:w="60" w:type="dxa"/>
               <w:left w:w="100" w:type="dxa"/>
@@ -2572,15 +2938,13 @@
         </w:tc>
       </w:tr>
       <w:tr>
-        <w:tblPrEx>
-          <w:tblCellMar>
-            <w:top w:w="0" w:type="dxa"/>
-            <w:bottom w:w="0" w:type="dxa"/>
-          </w:tblCellMar>
-        </w:tblPrEx>
         <w:tc>
           <w:tcPr>
             <w:tcW w:w="2200" w:type="dxa"/>
+            <w:tcBorders>
+              <w:top w:val="single" w:sz="2" w:space="0" w:color="D9D9D9"/>
+              <w:bottom w:val="single" w:sz="4" w:space="0" w:color="BFBFBF"/>
+            </w:tcBorders>
             <w:shd w:val="clear" w:color="auto" w:fill="F2F2F2"/>
             <w:tcMar>
               <w:top w:w="60" w:type="dxa"/>
@@ -2602,6 +2966,10 @@
         <w:tc>
           <w:tcPr>
             <w:tcW w:w="7160" w:type="dxa"/>
+            <w:tcBorders>
+              <w:top w:val="single" w:sz="2" w:space="0" w:color="D9D9D9"/>
+              <w:bottom w:val="single" w:sz="4" w:space="0" w:color="BFBFBF"/>
+            </w:tcBorders>
             <w:shd w:val="clear" w:color="auto" w:fill="F2F2F2"/>
             <w:tcMar>
               <w:top w:w="60" w:type="dxa"/>
@@ -2629,10 +2997,123 @@
     </w:p>
     <w:p>
       <w:pPr>
+        <w:pStyle w:val="Titolo2"/>
+        <w:keepNext/>
+        <w:spacing w:before="240" w:after="120"/>
+        <w:rPr>
+          <w:b/>
+          <w:color w:val="333333"/>
+          <w:sz w:val="25"/>
+        </w:rPr>
+      </w:pPr>
+      <w:bookmarkStart w:id="5" w:name="_Toc241332066"/>
+      <w:r>
+        <w:rPr>
+          <w:b/>
+          <w:color w:val="333333"/>
+          <w:sz w:val="25"/>
+        </w:rPr>
+        <w:lastRenderedPageBreak/>
+        <w:t>2.3 Documentazione e contratto dell'API</w:t>
+      </w:r>
+      <w:bookmarkEnd w:id="5"/>
+    </w:p>
+    <w:p>
+      <w:pPr>
+        <w:spacing w:after="120" w:line="276" w:lineRule="auto"/>
+        <w:jc w:val="both"/>
+      </w:pPr>
+      <w:r>
+        <w:t xml:space="preserve">L'API è documentata secondo lo standard </w:t>
+      </w:r>
+      <w:r>
+        <w:rPr>
+          <w:b/>
+        </w:rPr>
+        <w:t>OpenAPI</w:t>
+      </w:r>
+      <w:r>
+        <w:t xml:space="preserve"> tramite springdoc-openapi: la specifica viene generata automaticamente a partire dai controller ed è consultabile, insieme all'interfaccia interattiva </w:t>
+      </w:r>
+      <w:r>
+        <w:rPr>
+          <w:b/>
+        </w:rPr>
+        <w:t>Swagger UI</w:t>
+      </w:r>
+      <w:r>
+        <w:t xml:space="preserve">, agli indirizzi </w:t>
+      </w:r>
+      <w:r>
+        <w:rPr>
+          <w:rFonts w:ascii="Consolas" w:hAnsi="Consolas"/>
+          <w:color w:val="C0392B"/>
+          <w:sz w:val="20"/>
+        </w:rPr>
+        <w:t>/v3/api-docs</w:t>
+      </w:r>
+      <w:r>
+        <w:t xml:space="preserve"> e </w:t>
+      </w:r>
+      <w:r>
+        <w:rPr>
+          <w:rFonts w:ascii="Consolas" w:hAnsi="Consolas"/>
+          <w:color w:val="C0392B"/>
+          <w:sz w:val="20"/>
+        </w:rPr>
+        <w:t>/swagger-ui.html</w:t>
+      </w:r>
+      <w:r>
+        <w:t xml:space="preserve">. La classe </w:t>
+      </w:r>
+      <w:r>
+        <w:rPr>
+          <w:rFonts w:ascii="Consolas" w:hAnsi="Consolas"/>
+          <w:color w:val="C0392B"/>
+          <w:sz w:val="20"/>
+        </w:rPr>
+        <w:t>OpenApiConfig</w:t>
+      </w:r>
+      <w:r>
+        <w:t xml:space="preserve"> dichiara lo schema di autenticazione Bearer JWT, così da poter provare anche gli endpoint protetti incollando il token ottenuto dal login.</w:t>
+      </w:r>
+    </w:p>
+    <w:p>
+      <w:pPr>
+        <w:spacing w:after="120" w:line="276" w:lineRule="auto"/>
+        <w:jc w:val="both"/>
+      </w:pPr>
+      <w:r>
+        <w:t xml:space="preserve">Le liste di tornei, squadre e utenti sono </w:t>
+      </w:r>
+      <w:r>
+        <w:rPr>
+          <w:b/>
+        </w:rPr>
+        <w:t>paginate</w:t>
+      </w:r>
+      <w:r>
+        <w:t xml:space="preserve">: il client indica pagina, dimensione e ordinamento (ad esempio </w:t>
+      </w:r>
+      <w:r>
+        <w:rPr>
+          <w:rFonts w:ascii="Consolas" w:hAnsi="Consolas"/>
+          <w:color w:val="C0392B"/>
+          <w:sz w:val="20"/>
+        </w:rPr>
+        <w:t>?page=0&amp;size=20&amp;sort=name,asc</w:t>
+      </w:r>
+      <w:r>
+        <w:t>) e riceve, oltre agli elementi, il numero totale di risultati e di pagine. La dimensione di una pagina è limitata a 100 elementi e l'ordinamento è consentito solo su un elenco esplicito di campi per ciascun endpoint, per le ragioni di sicurezza descritte nel capitolo 5.</w:t>
+      </w:r>
+    </w:p>
+    <w:p>
+      <w:pPr>
         <w:pStyle w:val="Titolo1"/>
+        <w:keepNext/>
         <w:spacing w:before="320" w:after="160"/>
       </w:pPr>
-      <w:bookmarkStart w:id="5" w:name="_Toc236159187"/>
+      <w:bookmarkStart w:id="6" w:name="_Toc241332067"/>
       <w:r>
         <w:rPr>
           <w:b/>
@@ -2641,10 +3122,19 @@
           <w:sz w:val="30"/>
           <w:szCs w:val="30"/>
         </w:rPr>
-        <w:lastRenderedPageBreak/>
-        <w:t>3. Modello dei dati e relazioni</w:t>
-      </w:r>
-      <w:bookmarkEnd w:id="5"/>
+        <w:t>3</w:t>
+      </w:r>
+      <w:r>
+        <w:rPr>
+          <w:b/>
+          <w:bCs/>
+          <w:color w:val="1F4E79"/>
+          <w:sz w:val="30"/>
+          <w:szCs w:val="30"/>
+        </w:rPr>
+        <w:t>. Modello dei dati e relazioni</w:t>
+      </w:r>
+      <w:bookmarkEnd w:id="6"/>
     </w:p>
     <w:p>
       <w:pPr>
@@ -2668,9 +3158,10 @@
     <w:p>
       <w:pPr>
         <w:pStyle w:val="Titolo2"/>
+        <w:keepNext/>
         <w:spacing w:before="240" w:after="120"/>
       </w:pPr>
-      <w:bookmarkStart w:id="6" w:name="_Toc236159188"/>
+      <w:bookmarkStart w:id="7" w:name="_Toc241332068"/>
       <w:r>
         <w:rPr>
           <w:b/>
@@ -2681,7 +3172,7 @@
         </w:rPr>
         <w:t>3.1 Le quattro tipologie di relazione</w:t>
       </w:r>
-      <w:bookmarkEnd w:id="6"/>
+      <w:bookmarkEnd w:id="7"/>
     </w:p>
     <w:tbl>
       <w:tblPr>
@@ -2706,18 +3197,15 @@
         <w:gridCol w:w="3760"/>
       </w:tblGrid>
       <w:tr>
-        <w:tblPrEx>
-          <w:tblCellMar>
-            <w:top w:w="0" w:type="dxa"/>
-            <w:bottom w:w="0" w:type="dxa"/>
-          </w:tblCellMar>
-        </w:tblPrEx>
         <w:trPr>
           <w:tblHeader/>
         </w:trPr>
         <w:tc>
           <w:tcPr>
             <w:tcW w:w="2500" w:type="dxa"/>
+            <w:tcBorders>
+              <w:bottom w:val="single" w:sz="2" w:space="0" w:color="D9D9D9"/>
+            </w:tcBorders>
             <w:shd w:val="clear" w:color="auto" w:fill="1F4E79"/>
             <w:tcMar>
               <w:top w:w="60" w:type="dxa"/>
@@ -2742,6 +3230,9 @@
         <w:tc>
           <w:tcPr>
             <w:tcW w:w="3100" w:type="dxa"/>
+            <w:tcBorders>
+              <w:bottom w:val="single" w:sz="2" w:space="0" w:color="D9D9D9"/>
+            </w:tcBorders>
             <w:shd w:val="clear" w:color="auto" w:fill="1F4E79"/>
             <w:tcMar>
               <w:top w:w="60" w:type="dxa"/>
@@ -2766,6 +3257,9 @@
         <w:tc>
           <w:tcPr>
             <w:tcW w:w="3760" w:type="dxa"/>
+            <w:tcBorders>
+              <w:bottom w:val="single" w:sz="2" w:space="0" w:color="D9D9D9"/>
+            </w:tcBorders>
             <w:shd w:val="clear" w:color="auto" w:fill="1F4E79"/>
             <w:tcMar>
               <w:top w:w="60" w:type="dxa"/>
@@ -2789,15 +3283,13 @@
         </w:tc>
       </w:tr>
       <w:tr>
-        <w:tblPrEx>
-          <w:tblCellMar>
-            <w:top w:w="0" w:type="dxa"/>
-            <w:bottom w:w="0" w:type="dxa"/>
-          </w:tblCellMar>
-        </w:tblPrEx>
         <w:tc>
           <w:tcPr>
             <w:tcW w:w="2500" w:type="dxa"/>
+            <w:tcBorders>
+              <w:top w:val="single" w:sz="2" w:space="0" w:color="D9D9D9"/>
+              <w:bottom w:val="single" w:sz="2" w:space="0" w:color="D9D9D9"/>
+            </w:tcBorders>
             <w:tcMar>
               <w:top w:w="60" w:type="dxa"/>
               <w:left w:w="100" w:type="dxa"/>
@@ -2819,72 +3311,60 @@
         <w:tc>
           <w:tcPr>
             <w:tcW w:w="3100" w:type="dxa"/>
-            <w:tcMar>
-              <w:top w:w="60" w:type="dxa"/>
-              <w:left w:w="100" w:type="dxa"/>
-              <w:bottom w:w="60" w:type="dxa"/>
-              <w:right w:w="100" w:type="dxa"/>
-            </w:tcMar>
-          </w:tcPr>
-          <w:p>
-            <w:r>
-              <w:rPr>
-                <w:sz w:val="20"/>
-                <w:szCs w:val="20"/>
-              </w:rPr>
-              <w:t xml:space="preserve">User ↔ </w:t>
-            </w:r>
-            <w:proofErr w:type="spellStart"/>
-            <w:r>
-              <w:rPr>
-                <w:sz w:val="20"/>
-                <w:szCs w:val="20"/>
-              </w:rPr>
-              <w:t>UserProfile</w:t>
-            </w:r>
-            <w:proofErr w:type="spellEnd"/>
+            <w:tcBorders>
+              <w:top w:val="single" w:sz="2" w:space="0" w:color="D9D9D9"/>
+              <w:bottom w:val="single" w:sz="2" w:space="0" w:color="D9D9D9"/>
+            </w:tcBorders>
+            <w:tcMar>
+              <w:top w:w="60" w:type="dxa"/>
+              <w:left w:w="100" w:type="dxa"/>
+              <w:bottom w:w="60" w:type="dxa"/>
+              <w:right w:w="100" w:type="dxa"/>
+            </w:tcMar>
+          </w:tcPr>
+          <w:p>
+            <w:r>
+              <w:rPr>
+                <w:sz w:val="20"/>
+                <w:szCs w:val="20"/>
+              </w:rPr>
+              <w:t>User ↔ UserProfile</w:t>
+            </w:r>
           </w:p>
         </w:tc>
         <w:tc>
           <w:tcPr>
             <w:tcW w:w="3760" w:type="dxa"/>
-            <w:tcMar>
-              <w:top w:w="60" w:type="dxa"/>
-              <w:left w:w="100" w:type="dxa"/>
-              <w:bottom w:w="60" w:type="dxa"/>
-              <w:right w:w="100" w:type="dxa"/>
-            </w:tcMar>
-          </w:tcPr>
-          <w:p>
-            <w:r>
-              <w:rPr>
-                <w:sz w:val="20"/>
-                <w:szCs w:val="20"/>
-              </w:rPr>
-              <w:t xml:space="preserve">Chiave esterna e vincolo UNIQUE su </w:t>
-            </w:r>
-            <w:proofErr w:type="spellStart"/>
-            <w:r>
-              <w:rPr>
-                <w:sz w:val="20"/>
-                <w:szCs w:val="20"/>
-              </w:rPr>
-              <w:t>user_profiles</w:t>
-            </w:r>
-            <w:proofErr w:type="spellEnd"/>
+            <w:tcBorders>
+              <w:top w:val="single" w:sz="2" w:space="0" w:color="D9D9D9"/>
+              <w:bottom w:val="single" w:sz="2" w:space="0" w:color="D9D9D9"/>
+            </w:tcBorders>
+            <w:tcMar>
+              <w:top w:w="60" w:type="dxa"/>
+              <w:left w:w="100" w:type="dxa"/>
+              <w:bottom w:w="60" w:type="dxa"/>
+              <w:right w:w="100" w:type="dxa"/>
+            </w:tcMar>
+          </w:tcPr>
+          <w:p>
+            <w:r>
+              <w:rPr>
+                <w:sz w:val="20"/>
+                <w:szCs w:val="20"/>
+              </w:rPr>
+              <w:t>Chiave esterna e vincolo UNIQUE su user_profiles</w:t>
+            </w:r>
           </w:p>
         </w:tc>
       </w:tr>
       <w:tr>
-        <w:tblPrEx>
-          <w:tblCellMar>
-            <w:top w:w="0" w:type="dxa"/>
-            <w:bottom w:w="0" w:type="dxa"/>
-          </w:tblCellMar>
-        </w:tblPrEx>
         <w:tc>
           <w:tcPr>
             <w:tcW w:w="2500" w:type="dxa"/>
+            <w:tcBorders>
+              <w:top w:val="single" w:sz="2" w:space="0" w:color="D9D9D9"/>
+              <w:bottom w:val="single" w:sz="2" w:space="0" w:color="D9D9D9"/>
+            </w:tcBorders>
             <w:shd w:val="clear" w:color="auto" w:fill="F2F2F2"/>
             <w:tcMar>
               <w:top w:w="60" w:type="dxa"/>
@@ -2907,6 +3387,10 @@
         <w:tc>
           <w:tcPr>
             <w:tcW w:w="3100" w:type="dxa"/>
+            <w:tcBorders>
+              <w:top w:val="single" w:sz="2" w:space="0" w:color="D9D9D9"/>
+              <w:bottom w:val="single" w:sz="2" w:space="0" w:color="D9D9D9"/>
+            </w:tcBorders>
             <w:shd w:val="clear" w:color="auto" w:fill="F2F2F2"/>
             <w:tcMar>
               <w:top w:w="60" w:type="dxa"/>
@@ -2928,6 +3412,10 @@
         <w:tc>
           <w:tcPr>
             <w:tcW w:w="3760" w:type="dxa"/>
+            <w:tcBorders>
+              <w:top w:val="single" w:sz="2" w:space="0" w:color="D9D9D9"/>
+              <w:bottom w:val="single" w:sz="2" w:space="0" w:color="D9D9D9"/>
+            </w:tcBorders>
             <w:shd w:val="clear" w:color="auto" w:fill="F2F2F2"/>
             <w:tcMar>
               <w:top w:w="60" w:type="dxa"/>
@@ -2942,37 +3430,19 @@
                 <w:sz w:val="20"/>
                 <w:szCs w:val="20"/>
               </w:rPr>
-              <w:t xml:space="preserve">Catena gerarchica, fetch LAZY, </w:t>
-            </w:r>
-            <w:proofErr w:type="spellStart"/>
-            <w:r>
-              <w:rPr>
-                <w:sz w:val="20"/>
-                <w:szCs w:val="20"/>
-              </w:rPr>
-              <w:t>cascade</w:t>
-            </w:r>
-            <w:proofErr w:type="spellEnd"/>
-            <w:r>
-              <w:rPr>
-                <w:sz w:val="20"/>
-                <w:szCs w:val="20"/>
-              </w:rPr>
-              <w:t xml:space="preserve"> ALL</w:t>
+              <w:t>Catena gerarchica, fetch LAZY, cascade ALL</w:t>
             </w:r>
           </w:p>
         </w:tc>
       </w:tr>
       <w:tr>
-        <w:tblPrEx>
-          <w:tblCellMar>
-            <w:top w:w="0" w:type="dxa"/>
-            <w:bottom w:w="0" w:type="dxa"/>
-          </w:tblCellMar>
-        </w:tblPrEx>
         <w:tc>
           <w:tcPr>
             <w:tcW w:w="2500" w:type="dxa"/>
+            <w:tcBorders>
+              <w:top w:val="single" w:sz="2" w:space="0" w:color="D9D9D9"/>
+              <w:bottom w:val="single" w:sz="2" w:space="0" w:color="D9D9D9"/>
+            </w:tcBorders>
             <w:tcMar>
               <w:top w:w="60" w:type="dxa"/>
               <w:left w:w="100" w:type="dxa"/>
@@ -2994,6 +3464,10 @@
         <w:tc>
           <w:tcPr>
             <w:tcW w:w="3100" w:type="dxa"/>
+            <w:tcBorders>
+              <w:top w:val="single" w:sz="2" w:space="0" w:color="D9D9D9"/>
+              <w:bottom w:val="single" w:sz="2" w:space="0" w:color="D9D9D9"/>
+            </w:tcBorders>
             <w:tcMar>
               <w:top w:w="60" w:type="dxa"/>
               <w:left w:w="100" w:type="dxa"/>
@@ -3014,6 +3488,10 @@
         <w:tc>
           <w:tcPr>
             <w:tcW w:w="3760" w:type="dxa"/>
+            <w:tcBorders>
+              <w:top w:val="single" w:sz="2" w:space="0" w:color="D9D9D9"/>
+              <w:bottom w:val="single" w:sz="2" w:space="0" w:color="D9D9D9"/>
+            </w:tcBorders>
             <w:tcMar>
               <w:top w:w="60" w:type="dxa"/>
               <w:left w:w="100" w:type="dxa"/>
@@ -3033,15 +3511,13 @@
         </w:tc>
       </w:tr>
       <w:tr>
-        <w:tblPrEx>
-          <w:tblCellMar>
-            <w:top w:w="0" w:type="dxa"/>
-            <w:bottom w:w="0" w:type="dxa"/>
-          </w:tblCellMar>
-        </w:tblPrEx>
         <w:tc>
           <w:tcPr>
             <w:tcW w:w="2500" w:type="dxa"/>
+            <w:tcBorders>
+              <w:top w:val="single" w:sz="2" w:space="0" w:color="D9D9D9"/>
+              <w:bottom w:val="single" w:sz="2" w:space="0" w:color="D9D9D9"/>
+            </w:tcBorders>
             <w:shd w:val="clear" w:color="auto" w:fill="F2F2F2"/>
             <w:tcMar>
               <w:top w:w="60" w:type="dxa"/>
@@ -3064,6 +3540,10 @@
         <w:tc>
           <w:tcPr>
             <w:tcW w:w="3100" w:type="dxa"/>
+            <w:tcBorders>
+              <w:top w:val="single" w:sz="2" w:space="0" w:color="D9D9D9"/>
+              <w:bottom w:val="single" w:sz="2" w:space="0" w:color="D9D9D9"/>
+            </w:tcBorders>
             <w:shd w:val="clear" w:color="auto" w:fill="F2F2F2"/>
             <w:tcMar>
               <w:top w:w="60" w:type="dxa"/>
@@ -3085,6 +3565,10 @@
         <w:tc>
           <w:tcPr>
             <w:tcW w:w="3760" w:type="dxa"/>
+            <w:tcBorders>
+              <w:top w:val="single" w:sz="2" w:space="0" w:color="D9D9D9"/>
+              <w:bottom w:val="single" w:sz="2" w:space="0" w:color="D9D9D9"/>
+            </w:tcBorders>
             <w:shd w:val="clear" w:color="auto" w:fill="F2F2F2"/>
             <w:tcMar>
               <w:top w:w="60" w:type="dxa"/>
@@ -3099,62 +3583,19 @@
                 <w:sz w:val="20"/>
                 <w:szCs w:val="20"/>
               </w:rPr>
-              <w:t xml:space="preserve">Via </w:t>
-            </w:r>
-            <w:proofErr w:type="spellStart"/>
-            <w:r>
-              <w:rPr>
-                <w:sz w:val="20"/>
-                <w:szCs w:val="20"/>
-              </w:rPr>
-              <w:t>TeamMember</w:t>
-            </w:r>
-            <w:proofErr w:type="spellEnd"/>
-            <w:r>
-              <w:rPr>
-                <w:sz w:val="20"/>
-                <w:szCs w:val="20"/>
-              </w:rPr>
-              <w:t xml:space="preserve">: attributi </w:t>
-            </w:r>
-            <w:proofErr w:type="spellStart"/>
-            <w:r>
-              <w:rPr>
-                <w:sz w:val="20"/>
-                <w:szCs w:val="20"/>
-              </w:rPr>
-              <w:t>teamRole</w:t>
-            </w:r>
-            <w:proofErr w:type="spellEnd"/>
-            <w:r>
-              <w:rPr>
-                <w:sz w:val="20"/>
-                <w:szCs w:val="20"/>
-              </w:rPr>
-              <w:t xml:space="preserve">, </w:t>
-            </w:r>
-            <w:proofErr w:type="spellStart"/>
-            <w:r>
-              <w:rPr>
-                <w:sz w:val="20"/>
-                <w:szCs w:val="20"/>
-              </w:rPr>
-              <w:t>joinedAt</w:t>
-            </w:r>
-            <w:proofErr w:type="spellEnd"/>
+              <w:t>Via TeamMember: attributi teamRole, joinedAt</w:t>
+            </w:r>
           </w:p>
         </w:tc>
       </w:tr>
       <w:tr>
-        <w:tblPrEx>
-          <w:tblCellMar>
-            <w:top w:w="0" w:type="dxa"/>
-            <w:bottom w:w="0" w:type="dxa"/>
-          </w:tblCellMar>
-        </w:tblPrEx>
         <w:tc>
           <w:tcPr>
             <w:tcW w:w="2500" w:type="dxa"/>
+            <w:tcBorders>
+              <w:top w:val="single" w:sz="2" w:space="0" w:color="D9D9D9"/>
+              <w:bottom w:val="single" w:sz="4" w:space="0" w:color="BFBFBF"/>
+            </w:tcBorders>
             <w:tcMar>
               <w:top w:w="60" w:type="dxa"/>
               <w:left w:w="100" w:type="dxa"/>
@@ -3181,6 +3622,10 @@
         <w:tc>
           <w:tcPr>
             <w:tcW w:w="3100" w:type="dxa"/>
+            <w:tcBorders>
+              <w:top w:val="single" w:sz="2" w:space="0" w:color="D9D9D9"/>
+              <w:bottom w:val="single" w:sz="4" w:space="0" w:color="BFBFBF"/>
+            </w:tcBorders>
             <w:tcMar>
               <w:top w:w="60" w:type="dxa"/>
               <w:left w:w="100" w:type="dxa"/>
@@ -3201,46 +3646,25 @@
         <w:tc>
           <w:tcPr>
             <w:tcW w:w="3760" w:type="dxa"/>
-            <w:tcMar>
-              <w:top w:w="60" w:type="dxa"/>
-              <w:left w:w="100" w:type="dxa"/>
-              <w:bottom w:w="60" w:type="dxa"/>
-              <w:right w:w="100" w:type="dxa"/>
-            </w:tcMar>
-          </w:tcPr>
-          <w:p>
-            <w:r>
-              <w:rPr>
-                <w:sz w:val="20"/>
-                <w:szCs w:val="20"/>
-              </w:rPr>
-              <w:t xml:space="preserve">Via </w:t>
-            </w:r>
-            <w:proofErr w:type="spellStart"/>
-            <w:r>
-              <w:rPr>
-                <w:sz w:val="20"/>
-                <w:szCs w:val="20"/>
-              </w:rPr>
-              <w:t>TournamentRegistration</w:t>
-            </w:r>
-            <w:proofErr w:type="spellEnd"/>
-            <w:r>
-              <w:rPr>
-                <w:sz w:val="20"/>
-                <w:szCs w:val="20"/>
-              </w:rPr>
-              <w:t xml:space="preserve">: status, </w:t>
-            </w:r>
-            <w:proofErr w:type="spellStart"/>
-            <w:r>
-              <w:rPr>
-                <w:sz w:val="20"/>
-                <w:szCs w:val="20"/>
-              </w:rPr>
-              <w:t>registeredAt</w:t>
-            </w:r>
-            <w:proofErr w:type="spellEnd"/>
+            <w:tcBorders>
+              <w:top w:val="single" w:sz="2" w:space="0" w:color="D9D9D9"/>
+              <w:bottom w:val="single" w:sz="4" w:space="0" w:color="BFBFBF"/>
+            </w:tcBorders>
+            <w:tcMar>
+              <w:top w:w="60" w:type="dxa"/>
+              <w:left w:w="100" w:type="dxa"/>
+              <w:bottom w:w="60" w:type="dxa"/>
+              <w:right w:w="100" w:type="dxa"/>
+            </w:tcMar>
+          </w:tcPr>
+          <w:p>
+            <w:r>
+              <w:rPr>
+                <w:sz w:val="20"/>
+                <w:szCs w:val="20"/>
+              </w:rPr>
+              <w:t>Via TournamentRegistration: status, registeredAt</w:t>
+            </w:r>
           </w:p>
         </w:tc>
       </w:tr>
@@ -3253,25 +3677,21 @@
       <w:r>
         <w:t xml:space="preserve">La scelta di usare </w:t>
       </w:r>
-      <w:proofErr w:type="spellStart"/>
       <w:r>
         <w:rPr>
           <w:rFonts w:ascii="Consolas" w:eastAsia="Consolas" w:hAnsi="Consolas" w:cs="Consolas"/>
         </w:rPr>
         <w:t>TeamMember</w:t>
       </w:r>
-      <w:proofErr w:type="spellEnd"/>
       <w:r>
         <w:t xml:space="preserve"> e </w:t>
       </w:r>
-      <w:proofErr w:type="spellStart"/>
       <w:r>
         <w:rPr>
           <w:rFonts w:ascii="Consolas" w:eastAsia="Consolas" w:hAnsi="Consolas" w:cs="Consolas"/>
         </w:rPr>
         <w:t>TournamentRegistration</w:t>
       </w:r>
-      <w:proofErr w:type="spellEnd"/>
       <w:r>
         <w:t xml:space="preserve"> come entità di giunzione, invece di semplici @ManyToMany, deriva dal fatto che l'appartenenza e l'iscrizione non sono semplici collegamenti: portano informazioni proprie. Sapere </w:t>
       </w:r>
@@ -3320,9 +3740,10 @@
     <w:p>
       <w:pPr>
         <w:pStyle w:val="Titolo2"/>
+        <w:keepNext/>
         <w:spacing w:before="240" w:after="120"/>
       </w:pPr>
-      <w:bookmarkStart w:id="7" w:name="_Toc236159189"/>
+      <w:bookmarkStart w:id="8" w:name="_Toc241332069"/>
       <w:r>
         <w:rPr>
           <w:b/>
@@ -3331,9 +3752,10 @@
           <w:sz w:val="25"/>
           <w:szCs w:val="25"/>
         </w:rPr>
+        <w:lastRenderedPageBreak/>
         <w:t>3.2 Elementi avanzati di persistenza</w:t>
       </w:r>
-      <w:bookmarkEnd w:id="7"/>
+      <w:bookmarkEnd w:id="8"/>
     </w:p>
     <w:tbl>
       <w:tblPr>
@@ -3357,18 +3779,15 @@
         <w:gridCol w:w="6360"/>
       </w:tblGrid>
       <w:tr>
-        <w:tblPrEx>
-          <w:tblCellMar>
-            <w:top w:w="0" w:type="dxa"/>
-            <w:bottom w:w="0" w:type="dxa"/>
-          </w:tblCellMar>
-        </w:tblPrEx>
         <w:trPr>
           <w:tblHeader/>
         </w:trPr>
         <w:tc>
           <w:tcPr>
             <w:tcW w:w="3000" w:type="dxa"/>
+            <w:tcBorders>
+              <w:bottom w:val="single" w:sz="2" w:space="0" w:color="D9D9D9"/>
+            </w:tcBorders>
             <w:shd w:val="clear" w:color="auto" w:fill="1F4E79"/>
             <w:tcMar>
               <w:top w:w="60" w:type="dxa"/>
@@ -3393,6 +3812,9 @@
         <w:tc>
           <w:tcPr>
             <w:tcW w:w="6360" w:type="dxa"/>
+            <w:tcBorders>
+              <w:bottom w:val="single" w:sz="2" w:space="0" w:color="D9D9D9"/>
+            </w:tcBorders>
             <w:shd w:val="clear" w:color="auto" w:fill="1F4E79"/>
             <w:tcMar>
               <w:top w:w="60" w:type="dxa"/>
@@ -3416,44 +3838,37 @@
         </w:tc>
       </w:tr>
       <w:tr>
-        <w:tblPrEx>
-          <w:tblCellMar>
-            <w:top w:w="0" w:type="dxa"/>
-            <w:bottom w:w="0" w:type="dxa"/>
-          </w:tblCellMar>
-        </w:tblPrEx>
         <w:tc>
           <w:tcPr>
             <w:tcW w:w="3000" w:type="dxa"/>
-            <w:tcMar>
-              <w:top w:w="60" w:type="dxa"/>
-              <w:left w:w="100" w:type="dxa"/>
-              <w:bottom w:w="60" w:type="dxa"/>
-              <w:right w:w="100" w:type="dxa"/>
-            </w:tcMar>
-          </w:tcPr>
-          <w:p>
-            <w:proofErr w:type="spellStart"/>
-            <w:r>
-              <w:rPr>
-                <w:sz w:val="20"/>
-                <w:szCs w:val="20"/>
-              </w:rPr>
-              <w:t>FetchType.LAZY</w:t>
-            </w:r>
-            <w:proofErr w:type="spellEnd"/>
-            <w:r>
-              <w:rPr>
-                <w:sz w:val="20"/>
-                <w:szCs w:val="20"/>
-              </w:rPr>
-              <w:t xml:space="preserve"> ovunque</w:t>
+            <w:tcBorders>
+              <w:top w:val="single" w:sz="2" w:space="0" w:color="D9D9D9"/>
+              <w:bottom w:val="single" w:sz="2" w:space="0" w:color="D9D9D9"/>
+            </w:tcBorders>
+            <w:tcMar>
+              <w:top w:w="60" w:type="dxa"/>
+              <w:left w:w="100" w:type="dxa"/>
+              <w:bottom w:w="60" w:type="dxa"/>
+              <w:right w:w="100" w:type="dxa"/>
+            </w:tcMar>
+          </w:tcPr>
+          <w:p>
+            <w:r>
+              <w:rPr>
+                <w:sz w:val="20"/>
+                <w:szCs w:val="20"/>
+              </w:rPr>
+              <w:t>FetchType.LAZY ovunque</w:t>
             </w:r>
           </w:p>
         </w:tc>
         <w:tc>
           <w:tcPr>
             <w:tcW w:w="6360" w:type="dxa"/>
+            <w:tcBorders>
+              <w:top w:val="single" w:sz="2" w:space="0" w:color="D9D9D9"/>
+              <w:bottom w:val="single" w:sz="2" w:space="0" w:color="D9D9D9"/>
+            </w:tcBorders>
             <w:tcMar>
               <w:top w:w="60" w:type="dxa"/>
               <w:left w:w="100" w:type="dxa"/>
@@ -3473,15 +3888,13 @@
         </w:tc>
       </w:tr>
       <w:tr>
-        <w:tblPrEx>
-          <w:tblCellMar>
-            <w:top w:w="0" w:type="dxa"/>
-            <w:bottom w:w="0" w:type="dxa"/>
-          </w:tblCellMar>
-        </w:tblPrEx>
         <w:tc>
           <w:tcPr>
             <w:tcW w:w="3000" w:type="dxa"/>
+            <w:tcBorders>
+              <w:top w:val="single" w:sz="2" w:space="0" w:color="D9D9D9"/>
+              <w:bottom w:val="single" w:sz="2" w:space="0" w:color="D9D9D9"/>
+            </w:tcBorders>
             <w:shd w:val="clear" w:color="auto" w:fill="F2F2F2"/>
             <w:tcMar>
               <w:top w:w="60" w:type="dxa"/>
@@ -3503,6 +3916,10 @@
         <w:tc>
           <w:tcPr>
             <w:tcW w:w="6360" w:type="dxa"/>
+            <w:tcBorders>
+              <w:top w:val="single" w:sz="2" w:space="0" w:color="D9D9D9"/>
+              <w:bottom w:val="single" w:sz="2" w:space="0" w:color="D9D9D9"/>
+            </w:tcBorders>
             <w:shd w:val="clear" w:color="auto" w:fill="F2F2F2"/>
             <w:tcMar>
               <w:top w:w="60" w:type="dxa"/>
@@ -3523,15 +3940,13 @@
         </w:tc>
       </w:tr>
       <w:tr>
-        <w:tblPrEx>
-          <w:tblCellMar>
-            <w:top w:w="0" w:type="dxa"/>
-            <w:bottom w:w="0" w:type="dxa"/>
-          </w:tblCellMar>
-        </w:tblPrEx>
         <w:tc>
           <w:tcPr>
             <w:tcW w:w="3000" w:type="dxa"/>
+            <w:tcBorders>
+              <w:top w:val="single" w:sz="2" w:space="0" w:color="D9D9D9"/>
+              <w:bottom w:val="single" w:sz="2" w:space="0" w:color="D9D9D9"/>
+            </w:tcBorders>
             <w:tcMar>
               <w:top w:w="60" w:type="dxa"/>
               <w:left w:w="100" w:type="dxa"/>
@@ -3552,6 +3967,10 @@
         <w:tc>
           <w:tcPr>
             <w:tcW w:w="6360" w:type="dxa"/>
+            <w:tcBorders>
+              <w:top w:val="single" w:sz="2" w:space="0" w:color="D9D9D9"/>
+              <w:bottom w:val="single" w:sz="2" w:space="0" w:color="D9D9D9"/>
+            </w:tcBorders>
             <w:tcMar>
               <w:top w:w="60" w:type="dxa"/>
               <w:left w:w="100" w:type="dxa"/>
@@ -3571,15 +3990,13 @@
         </w:tc>
       </w:tr>
       <w:tr>
-        <w:tblPrEx>
-          <w:tblCellMar>
-            <w:top w:w="0" w:type="dxa"/>
-            <w:bottom w:w="0" w:type="dxa"/>
-          </w:tblCellMar>
-        </w:tblPrEx>
         <w:tc>
           <w:tcPr>
             <w:tcW w:w="3000" w:type="dxa"/>
+            <w:tcBorders>
+              <w:top w:val="single" w:sz="2" w:space="0" w:color="D9D9D9"/>
+              <w:bottom w:val="single" w:sz="2" w:space="0" w:color="D9D9D9"/>
+            </w:tcBorders>
             <w:shd w:val="clear" w:color="auto" w:fill="F2F2F2"/>
             <w:tcMar>
               <w:top w:w="60" w:type="dxa"/>
@@ -3589,18 +4006,28 @@
             </w:tcMar>
           </w:tcPr>
           <w:p>
-            <w:r>
-              <w:rPr>
-                <w:sz w:val="20"/>
-                <w:szCs w:val="20"/>
-              </w:rPr>
-              <w:t>Query derivate dal nome</w:t>
+            <w:pPr>
+              <w:rPr>
+                <w:sz w:val="20"/>
+                <w:szCs w:val="20"/>
+              </w:rPr>
+            </w:pPr>
+            <w:r>
+              <w:rPr>
+                <w:sz w:val="20"/>
+                <w:szCs w:val="20"/>
+              </w:rPr>
+              <w:t>Query con GROUP BY e proiezione</w:t>
             </w:r>
           </w:p>
         </w:tc>
         <w:tc>
           <w:tcPr>
             <w:tcW w:w="6360" w:type="dxa"/>
+            <w:tcBorders>
+              <w:top w:val="single" w:sz="2" w:space="0" w:color="D9D9D9"/>
+              <w:bottom w:val="single" w:sz="2" w:space="0" w:color="D9D9D9"/>
+            </w:tcBorders>
             <w:shd w:val="clear" w:color="auto" w:fill="F2F2F2"/>
             <w:tcMar>
               <w:top w:w="60" w:type="dxa"/>
@@ -3610,26 +4037,270 @@
             </w:tcMar>
           </w:tcPr>
           <w:p>
-            <w:r>
-              <w:rPr>
-                <w:sz w:val="20"/>
-                <w:szCs w:val="20"/>
-              </w:rPr>
-              <w:t>Controlli di esistenza senza caricare intere tabelle in memoria</w:t>
+            <w:pPr>
+              <w:rPr>
+                <w:sz w:val="20"/>
+                <w:szCs w:val="20"/>
+              </w:rPr>
+            </w:pPr>
+            <w:r>
+              <w:rPr>
+                <w:sz w:val="20"/>
+                <w:szCs w:val="20"/>
+              </w:rPr>
+              <w:t>Conteggio delle partite per stato in un'unica interrogazione, mappato su un'interfaccia (StatusCount)</w:t>
             </w:r>
           </w:p>
         </w:tc>
       </w:tr>
       <w:tr>
-        <w:tblPrEx>
-          <w:tblCellMar>
-            <w:top w:w="0" w:type="dxa"/>
-            <w:bottom w:w="0" w:type="dxa"/>
-          </w:tblCellMar>
-        </w:tblPrEx>
         <w:tc>
           <w:tcPr>
             <w:tcW w:w="3000" w:type="dxa"/>
+            <w:tcBorders>
+              <w:top w:val="single" w:sz="2" w:space="0" w:color="D9D9D9"/>
+              <w:bottom w:val="single" w:sz="2" w:space="0" w:color="D9D9D9"/>
+            </w:tcBorders>
+            <w:tcMar>
+              <w:top w:w="60" w:type="dxa"/>
+              <w:left w:w="100" w:type="dxa"/>
+              <w:bottom w:w="60" w:type="dxa"/>
+              <w:right w:w="100" w:type="dxa"/>
+            </w:tcMar>
+          </w:tcPr>
+          <w:p>
+            <w:r>
+              <w:rPr>
+                <w:sz w:val="20"/>
+                <w:szCs w:val="20"/>
+              </w:rPr>
+              <w:t>Query derivate dal nome</w:t>
+            </w:r>
+          </w:p>
+        </w:tc>
+        <w:tc>
+          <w:tcPr>
+            <w:tcW w:w="6360" w:type="dxa"/>
+            <w:tcBorders>
+              <w:top w:val="single" w:sz="2" w:space="0" w:color="D9D9D9"/>
+              <w:bottom w:val="single" w:sz="2" w:space="0" w:color="D9D9D9"/>
+            </w:tcBorders>
+            <w:tcMar>
+              <w:top w:w="60" w:type="dxa"/>
+              <w:left w:w="100" w:type="dxa"/>
+              <w:bottom w:w="60" w:type="dxa"/>
+              <w:right w:w="100" w:type="dxa"/>
+            </w:tcMar>
+          </w:tcPr>
+          <w:p>
+            <w:r>
+              <w:rPr>
+                <w:sz w:val="20"/>
+                <w:szCs w:val="20"/>
+              </w:rPr>
+              <w:t>Controlli di esistenza senza caricare intere tabelle in memoria</w:t>
+            </w:r>
+          </w:p>
+        </w:tc>
+      </w:tr>
+      <w:tr>
+        <w:tc>
+          <w:tcPr>
+            <w:tcW w:w="3000" w:type="dxa"/>
+            <w:tcBorders>
+              <w:top w:val="single" w:sz="2" w:space="0" w:color="D9D9D9"/>
+              <w:bottom w:val="single" w:sz="2" w:space="0" w:color="D9D9D9"/>
+            </w:tcBorders>
+            <w:shd w:val="clear" w:color="auto" w:fill="F2F2F2"/>
+            <w:tcMar>
+              <w:top w:w="60" w:type="dxa"/>
+              <w:left w:w="100" w:type="dxa"/>
+              <w:bottom w:w="60" w:type="dxa"/>
+              <w:right w:w="100" w:type="dxa"/>
+            </w:tcMar>
+          </w:tcPr>
+          <w:p>
+            <w:pPr>
+              <w:rPr>
+                <w:sz w:val="20"/>
+                <w:szCs w:val="20"/>
+              </w:rPr>
+            </w:pPr>
+            <w:r>
+              <w:rPr>
+                <w:sz w:val="20"/>
+                <w:szCs w:val="20"/>
+              </w:rPr>
+              <w:t>Paginazione (Pageable)</w:t>
+            </w:r>
+          </w:p>
+        </w:tc>
+        <w:tc>
+          <w:tcPr>
+            <w:tcW w:w="6360" w:type="dxa"/>
+            <w:tcBorders>
+              <w:top w:val="single" w:sz="2" w:space="0" w:color="D9D9D9"/>
+              <w:bottom w:val="single" w:sz="2" w:space="0" w:color="D9D9D9"/>
+            </w:tcBorders>
+            <w:shd w:val="clear" w:color="auto" w:fill="F2F2F2"/>
+            <w:tcMar>
+              <w:top w:w="60" w:type="dxa"/>
+              <w:left w:w="100" w:type="dxa"/>
+              <w:bottom w:w="60" w:type="dxa"/>
+              <w:right w:w="100" w:type="dxa"/>
+            </w:tcMar>
+          </w:tcPr>
+          <w:p>
+            <w:pPr>
+              <w:rPr>
+                <w:sz w:val="20"/>
+                <w:szCs w:val="20"/>
+              </w:rPr>
+            </w:pPr>
+            <w:r>
+              <w:rPr>
+                <w:sz w:val="20"/>
+                <w:szCs w:val="20"/>
+              </w:rPr>
+              <w:t>Le liste restituiscono una pagina alla volta invece dell'intera tabella</w:t>
+            </w:r>
+          </w:p>
+        </w:tc>
+      </w:tr>
+      <w:tr>
+        <w:tc>
+          <w:tcPr>
+            <w:tcW w:w="3000" w:type="dxa"/>
+            <w:tcBorders>
+              <w:top w:val="single" w:sz="2" w:space="0" w:color="D9D9D9"/>
+              <w:bottom w:val="single" w:sz="2" w:space="0" w:color="D9D9D9"/>
+            </w:tcBorders>
+            <w:tcMar>
+              <w:top w:w="60" w:type="dxa"/>
+              <w:left w:w="100" w:type="dxa"/>
+              <w:bottom w:w="60" w:type="dxa"/>
+              <w:right w:w="100" w:type="dxa"/>
+            </w:tcMar>
+          </w:tcPr>
+          <w:p>
+            <w:pPr>
+              <w:rPr>
+                <w:sz w:val="20"/>
+                <w:szCs w:val="20"/>
+              </w:rPr>
+            </w:pPr>
+            <w:r>
+              <w:rPr>
+                <w:sz w:val="20"/>
+                <w:szCs w:val="20"/>
+              </w:rPr>
+              <w:t>Vincoli UNIQUE sulle entità di giunzione</w:t>
+            </w:r>
+          </w:p>
+        </w:tc>
+        <w:tc>
+          <w:tcPr>
+            <w:tcW w:w="6360" w:type="dxa"/>
+            <w:tcBorders>
+              <w:top w:val="single" w:sz="2" w:space="0" w:color="D9D9D9"/>
+              <w:bottom w:val="single" w:sz="2" w:space="0" w:color="D9D9D9"/>
+            </w:tcBorders>
+            <w:tcMar>
+              <w:top w:w="60" w:type="dxa"/>
+              <w:left w:w="100" w:type="dxa"/>
+              <w:bottom w:w="60" w:type="dxa"/>
+              <w:right w:w="100" w:type="dxa"/>
+            </w:tcMar>
+          </w:tcPr>
+          <w:p>
+            <w:pPr>
+              <w:rPr>
+                <w:sz w:val="20"/>
+                <w:szCs w:val="20"/>
+              </w:rPr>
+            </w:pPr>
+            <w:r>
+              <w:rPr>
+                <w:sz w:val="20"/>
+                <w:szCs w:val="20"/>
+              </w:rPr>
+              <w:t>Impediscono duplicati anche con richieste concorrenti; la violazione diventa un 409</w:t>
+            </w:r>
+          </w:p>
+        </w:tc>
+      </w:tr>
+      <w:tr>
+        <w:tc>
+          <w:tcPr>
+            <w:tcW w:w="3000" w:type="dxa"/>
+            <w:tcBorders>
+              <w:top w:val="single" w:sz="2" w:space="0" w:color="D9D9D9"/>
+              <w:bottom w:val="single" w:sz="2" w:space="0" w:color="D9D9D9"/>
+            </w:tcBorders>
+            <w:shd w:val="clear" w:color="auto" w:fill="F2F2F2"/>
+            <w:tcMar>
+              <w:top w:w="60" w:type="dxa"/>
+              <w:left w:w="100" w:type="dxa"/>
+              <w:bottom w:w="60" w:type="dxa"/>
+              <w:right w:w="100" w:type="dxa"/>
+            </w:tcMar>
+          </w:tcPr>
+          <w:p>
+            <w:pPr>
+              <w:rPr>
+                <w:sz w:val="20"/>
+                <w:szCs w:val="20"/>
+              </w:rPr>
+            </w:pPr>
+            <w:r>
+              <w:rPr>
+                <w:sz w:val="20"/>
+                <w:szCs w:val="20"/>
+              </w:rPr>
+              <w:t>@CreationTimestamp</w:t>
+            </w:r>
+          </w:p>
+        </w:tc>
+        <w:tc>
+          <w:tcPr>
+            <w:tcW w:w="6360" w:type="dxa"/>
+            <w:tcBorders>
+              <w:top w:val="single" w:sz="2" w:space="0" w:color="D9D9D9"/>
+              <w:bottom w:val="single" w:sz="2" w:space="0" w:color="D9D9D9"/>
+            </w:tcBorders>
+            <w:shd w:val="clear" w:color="auto" w:fill="F2F2F2"/>
+            <w:tcMar>
+              <w:top w:w="60" w:type="dxa"/>
+              <w:left w:w="100" w:type="dxa"/>
+              <w:bottom w:w="60" w:type="dxa"/>
+              <w:right w:w="100" w:type="dxa"/>
+            </w:tcMar>
+          </w:tcPr>
+          <w:p>
+            <w:pPr>
+              <w:rPr>
+                <w:sz w:val="20"/>
+                <w:szCs w:val="20"/>
+              </w:rPr>
+            </w:pPr>
+            <w:r>
+              <w:rPr>
+                <w:sz w:val="20"/>
+                <w:szCs w:val="20"/>
+              </w:rPr>
+              <w:t>La data di creazione è valorizzata da Hibernate all'inserimento, non dal codice applicativo</w:t>
+            </w:r>
+          </w:p>
+        </w:tc>
+      </w:tr>
+      <w:tr>
+        <w:tc>
+          <w:tcPr>
+            <w:tcW w:w="3000" w:type="dxa"/>
+            <w:tcBorders>
+              <w:top w:val="single" w:sz="2" w:space="0" w:color="D9D9D9"/>
+              <w:bottom w:val="single" w:sz="4" w:space="0" w:color="BFBFBF"/>
+            </w:tcBorders>
             <w:tcMar>
               <w:top w:w="60" w:type="dxa"/>
               <w:left w:w="100" w:type="dxa"/>
@@ -3650,6 +4321,10 @@
         <w:tc>
           <w:tcPr>
             <w:tcW w:w="6360" w:type="dxa"/>
+            <w:tcBorders>
+              <w:top w:val="single" w:sz="2" w:space="0" w:color="D9D9D9"/>
+              <w:bottom w:val="single" w:sz="4" w:space="0" w:color="BFBFBF"/>
+            </w:tcBorders>
             <w:tcMar>
               <w:top w:w="60" w:type="dxa"/>
               <w:left w:w="100" w:type="dxa"/>
@@ -3687,7 +4362,6 @@
       <w:r>
         <w:t xml:space="preserve">. La query </w:t>
       </w:r>
-      <w:proofErr w:type="spellStart"/>
       <w:r>
         <w:rPr>
           <w:rFonts w:ascii="Consolas" w:eastAsia="Consolas" w:hAnsi="Consolas" w:cs="Consolas"/>
@@ -3697,7 +4371,6 @@
         </w:rPr>
         <w:t>findCompletedMatchesWithTeams</w:t>
       </w:r>
-      <w:proofErr w:type="spellEnd"/>
       <w:r>
         <w:t xml:space="preserve"> usa </w:t>
       </w:r>
@@ -3720,8 +4393,6 @@
       <w:r>
         <w:t xml:space="preserve">Coerentemente con questa impostazione, la proprietà </w:t>
       </w:r>
-      <w:proofErr w:type="spellStart"/>
-      <w:proofErr w:type="gramStart"/>
       <w:r>
         <w:rPr>
           <w:rFonts w:ascii="Consolas" w:eastAsia="Consolas" w:hAnsi="Consolas" w:cs="Consolas"/>
@@ -3729,72 +4400,170 @@
           <w:sz w:val="20"/>
           <w:szCs w:val="20"/>
         </w:rPr>
-        <w:t>spring.jpa.open</w:t>
-      </w:r>
-      <w:proofErr w:type="spellEnd"/>
-      <w:proofErr w:type="gramEnd"/>
-      <w:r>
-        <w:rPr>
-          <w:rFonts w:ascii="Consolas" w:eastAsia="Consolas" w:hAnsi="Consolas" w:cs="Consolas"/>
+        <w:t>spring.jpa.open-in-view</w:t>
+      </w:r>
+      <w:r>
+        <w:t xml:space="preserve"> è stata </w:t>
+      </w:r>
+      <w:r>
+        <w:rPr>
+          <w:b/>
+          <w:bCs/>
+        </w:rPr>
+        <w:t>disattivata</w:t>
+      </w:r>
+      <w:r>
+        <w:t>. Lasciarla attiva (comportamento predefinito di Spring Boot) manterrebbe la sessione Hibernate aperta per tutta la durata della richiesta HTTP, mascherando accessi lazy effettuati fuori dai confini transazionali. Disattivandola, ogni endpoint è costretto a dichiarare esplicitamente quali associazioni caricare, rendendo il comportamento prevedibile e le query visibili.</w:t>
+      </w:r>
+    </w:p>
+    <w:p>
+      <w:r>
+        <w:br w:type="page"/>
+      </w:r>
+    </w:p>
+    <w:p>
+      <w:pPr>
+        <w:pStyle w:val="Titolo2"/>
+        <w:keepNext/>
+        <w:spacing w:before="240" w:after="120"/>
+        <w:rPr>
+          <w:b/>
+          <w:color w:val="333333"/>
+          <w:sz w:val="25"/>
+        </w:rPr>
+      </w:pPr>
+      <w:bookmarkStart w:id="9" w:name="_Toc241332070"/>
+      <w:r>
+        <w:rPr>
+          <w:b/>
+          <w:color w:val="333333"/>
+          <w:sz w:val="25"/>
+        </w:rPr>
+        <w:lastRenderedPageBreak/>
+        <w:t>3.3 Evoluzione dello schema con Flyway</w:t>
+      </w:r>
+      <w:bookmarkEnd w:id="9"/>
+    </w:p>
+    <w:p>
+      <w:pPr>
+        <w:spacing w:after="120" w:line="276" w:lineRule="auto"/>
+        <w:jc w:val="both"/>
+      </w:pPr>
+      <w:r>
+        <w:t xml:space="preserve">Lo schema del database è gestito da </w:t>
+      </w:r>
+      <w:r>
+        <w:rPr>
+          <w:b/>
+        </w:rPr>
+        <w:t>Flyway</w:t>
+      </w:r>
+      <w:r>
+        <w:t xml:space="preserve">, uno strumento di migrazione: ogni modifica alla struttura è uno script SQL versionato nella cartella </w:t>
+      </w:r>
+      <w:r>
+        <w:rPr>
+          <w:rFonts w:ascii="Consolas" w:hAnsi="Consolas"/>
           <w:color w:val="C0392B"/>
           <w:sz w:val="20"/>
-          <w:szCs w:val="20"/>
-        </w:rPr>
-        <w:t>-in-</w:t>
-      </w:r>
-      <w:proofErr w:type="spellStart"/>
-      <w:r>
-        <w:rPr>
-          <w:rFonts w:ascii="Consolas" w:eastAsia="Consolas" w:hAnsi="Consolas" w:cs="Consolas"/>
+        </w:rPr>
+        <w:t>db/migration</w:t>
+      </w:r>
+      <w:r>
+        <w:t xml:space="preserve"> (</w:t>
+      </w:r>
+      <w:r>
+        <w:rPr>
+          <w:rFonts w:ascii="Consolas" w:hAnsi="Consolas"/>
           <w:color w:val="C0392B"/>
           <w:sz w:val="20"/>
-          <w:szCs w:val="20"/>
-        </w:rPr>
-        <w:t>view</w:t>
-      </w:r>
-      <w:proofErr w:type="spellEnd"/>
-      <w:r>
-        <w:t xml:space="preserve"> è stata </w:t>
-      </w:r>
-      <w:r>
-        <w:rPr>
-          <w:b/>
-          <w:bCs/>
-        </w:rPr>
-        <w:t>disattivata</w:t>
-      </w:r>
-      <w:r>
-        <w:t xml:space="preserve">. Lasciarla attiva (comportamento predefinito di Spring Boot) manterrebbe la sessione </w:t>
-      </w:r>
-      <w:proofErr w:type="spellStart"/>
-      <w:r>
-        <w:lastRenderedPageBreak/>
-        <w:t>Hibernate</w:t>
-      </w:r>
-      <w:proofErr w:type="spellEnd"/>
-      <w:r>
-        <w:t xml:space="preserve"> aperta per tutta la durata della richiesta HTTP, mascherando accessi </w:t>
-      </w:r>
-      <w:proofErr w:type="spellStart"/>
-      <w:r>
-        <w:t>lazy</w:t>
-      </w:r>
-      <w:proofErr w:type="spellEnd"/>
-      <w:r>
-        <w:t xml:space="preserve"> effettuati fuori dai confini transazionali. Disattivandola, ogni endpoint è costretto a dichiarare esplicitamente quali associazioni caricare, rendendo il comportamento prevedibile e le query visibili.</w:t>
-      </w:r>
-    </w:p>
-    <w:p>
-      <w:r>
-        <w:br w:type="page"/>
+        </w:rPr>
+        <w:t>V1__init_schema.sql</w:t>
+      </w:r>
+      <w:r>
+        <w:t xml:space="preserve">, </w:t>
+      </w:r>
+      <w:r>
+        <w:rPr>
+          <w:rFonts w:ascii="Consolas" w:hAnsi="Consolas"/>
+          <w:color w:val="C0392B"/>
+          <w:sz w:val="20"/>
+        </w:rPr>
+        <w:t>V2__limit_profile_bio_length.sql</w:t>
+      </w:r>
+      <w:r>
+        <w:t xml:space="preserve">, </w:t>
+      </w:r>
+      <w:r>
+        <w:rPr>
+          <w:rFonts w:ascii="Consolas" w:hAnsi="Consolas"/>
+          <w:color w:val="C0392B"/>
+          <w:sz w:val="20"/>
+        </w:rPr>
+        <w:t>V3__add_double_round_robin.sql</w:t>
+      </w:r>
+      <w:r>
+        <w:t xml:space="preserve">), applicato automaticamente all'avvio in ordine di versione. Flyway registra nella tabella </w:t>
+      </w:r>
+      <w:r>
+        <w:rPr>
+          <w:rFonts w:ascii="Consolas" w:hAnsi="Consolas"/>
+          <w:color w:val="C0392B"/>
+          <w:sz w:val="20"/>
+        </w:rPr>
+        <w:t>flyway_schema_history</w:t>
+      </w:r>
+      <w:r>
+        <w:t xml:space="preserve"> quali migrazioni sono già state eseguite, per cui ogni database — di sviluppo, di test o di produzione — si trova sempre nello stesso stato.</w:t>
+      </w:r>
+    </w:p>
+    <w:p>
+      <w:pPr>
+        <w:spacing w:after="120" w:line="276" w:lineRule="auto"/>
+        <w:jc w:val="both"/>
+      </w:pPr>
+      <w:r>
+        <w:t xml:space="preserve">Hibernate è configurato con </w:t>
+      </w:r>
+      <w:r>
+        <w:rPr>
+          <w:rFonts w:ascii="Consolas" w:hAnsi="Consolas"/>
+          <w:color w:val="C0392B"/>
+          <w:sz w:val="20"/>
+        </w:rPr>
+        <w:t>ddl-auto=validate</w:t>
+      </w:r>
+      <w:r>
+        <w:t>: non crea né modifica mai le tabelle, ma all'avvio verifica che le entità corrispondano allo schema e, in caso contrario, impedisce all'applicazione di partire. Lo schema ha così un'unica fonte di verità, le migrazioni, ed è impossibile che codice e database divergano senza che nessuno se ne accorga.</w:t>
+      </w:r>
+    </w:p>
+    <w:p>
+      <w:pPr>
+        <w:spacing w:after="120" w:line="276" w:lineRule="auto"/>
+        <w:jc w:val="both"/>
+      </w:pPr>
+      <w:r>
+        <w:t xml:space="preserve">I dati dimostrativi (utenti, squadre e torneo di esempio) sono separati dallo schema: si trovano in una migrazione ripetibile nella cartella </w:t>
+      </w:r>
+      <w:r>
+        <w:rPr>
+          <w:rFonts w:ascii="Consolas" w:hAnsi="Consolas"/>
+          <w:color w:val="C0392B"/>
+          <w:sz w:val="20"/>
+        </w:rPr>
+        <w:t>db/demo</w:t>
+      </w:r>
+      <w:r>
+        <w:t>, caricata solo quando richiesto esplicitamente, come nell'ambiente Docker, così da non finire mai in un database di produzione.</w:t>
       </w:r>
     </w:p>
     <w:p>
       <w:pPr>
         <w:pStyle w:val="Titolo1"/>
+        <w:keepNext/>
         <w:spacing w:before="320" w:after="160"/>
       </w:pPr>
-      <w:bookmarkStart w:id="8" w:name="_Toc236159190"/>
+      <w:bookmarkStart w:id="10" w:name="_Toc241332071"/>
       <w:r>
         <w:rPr>
           <w:b/>
@@ -3803,17 +4572,27 @@
           <w:sz w:val="30"/>
           <w:szCs w:val="30"/>
         </w:rPr>
-        <w:lastRenderedPageBreak/>
-        <w:t>4. Funzionalità delle classi principali</w:t>
-      </w:r>
-      <w:bookmarkEnd w:id="8"/>
+        <w:t>4</w:t>
+      </w:r>
+      <w:r>
+        <w:rPr>
+          <w:b/>
+          <w:bCs/>
+          <w:color w:val="1F4E79"/>
+          <w:sz w:val="30"/>
+          <w:szCs w:val="30"/>
+        </w:rPr>
+        <w:t>. Funzionalità delle classi principali</w:t>
+      </w:r>
+      <w:bookmarkEnd w:id="10"/>
     </w:p>
     <w:p>
       <w:pPr>
         <w:pStyle w:val="Titolo2"/>
+        <w:keepNext/>
         <w:spacing w:before="240" w:after="120"/>
       </w:pPr>
-      <w:bookmarkStart w:id="9" w:name="_Toc236159191"/>
+      <w:bookmarkStart w:id="11" w:name="_Toc241332072"/>
       <w:r>
         <w:rPr>
           <w:b/>
@@ -3824,7 +4603,7 @@
         </w:rPr>
         <w:t>4.1 Generazione del calendario — metodo del cerchio</w:t>
       </w:r>
-      <w:bookmarkEnd w:id="9"/>
+      <w:bookmarkEnd w:id="11"/>
     </w:p>
     <w:p>
       <w:pPr>
@@ -3834,8 +4613,6 @@
       <w:r>
         <w:t xml:space="preserve">Il metodo </w:t>
       </w:r>
-      <w:proofErr w:type="spellStart"/>
-      <w:proofErr w:type="gramStart"/>
       <w:r>
         <w:rPr>
           <w:rFonts w:ascii="Consolas" w:eastAsia="Consolas" w:hAnsi="Consolas" w:cs="Consolas"/>
@@ -3843,9 +4620,69 @@
           <w:sz w:val="20"/>
           <w:szCs w:val="20"/>
         </w:rPr>
-        <w:t>generateRounds</w:t>
-      </w:r>
-      <w:proofErr w:type="spellEnd"/>
+        <w:t>generateRounds()</w:t>
+      </w:r>
+      <w:r>
+        <w:t xml:space="preserve"> del </w:t>
+      </w:r>
+      <w:r>
+        <w:rPr>
+          <w:rFonts w:ascii="Consolas" w:eastAsia="Consolas" w:hAnsi="Consolas" w:cs="Consolas"/>
+        </w:rPr>
+        <w:t>TournamentServiceImpl</w:t>
+      </w:r>
+      <w:r>
+        <w:t xml:space="preserve"> genera il calendario all'italiana (round-robin) con il </w:t>
+      </w:r>
+      <w:r>
+        <w:rPr>
+          <w:b/>
+          <w:bCs/>
+        </w:rPr>
+        <w:t>metodo del cerchio</w:t>
+      </w:r>
+      <w:r>
+        <w:t xml:space="preserve"> (circle method), che produce lo stesso calendario delle tabelle di Berger. Date </w:t>
+      </w:r>
+      <w:r>
+        <w:rPr>
+          <w:i/>
+          <w:iCs/>
+        </w:rPr>
+        <w:t>N</w:t>
+      </w:r>
+      <w:r>
+        <w:t xml:space="preserve"> squadre, produce </w:t>
+      </w:r>
+      <w:r>
+        <w:rPr>
+          <w:i/>
+          <w:iCs/>
+        </w:rPr>
+        <w:t>N−1</w:t>
+      </w:r>
+      <w:r>
+        <w:t xml:space="preserve"> giornate da </w:t>
+      </w:r>
+      <w:r>
+        <w:rPr>
+          <w:i/>
+          <w:iCs/>
+        </w:rPr>
+        <w:t>N/2</w:t>
+      </w:r>
+      <w:r>
+        <w:t xml:space="preserve"> partite ciascuna, garantendo che ogni coppia di squadre si affronti esattamente una volta.</w:t>
+      </w:r>
+    </w:p>
+    <w:p>
+      <w:pPr>
+        <w:spacing w:after="120" w:line="276" w:lineRule="auto"/>
+        <w:jc w:val="both"/>
+      </w:pPr>
+      <w:r>
+        <w:t xml:space="preserve">Il funzionamento: una squadra resta fissa e tutte le altre ruotano attorno a essa a ogni giornata. Se il numero di squadre è dispari, viene aggiunto un segnaposto </w:t>
+      </w:r>
       <w:r>
         <w:rPr>
           <w:rFonts w:ascii="Consolas" w:eastAsia="Consolas" w:hAnsi="Consolas" w:cs="Consolas"/>
@@ -3853,9 +4690,59 @@
           <w:sz w:val="20"/>
           <w:szCs w:val="20"/>
         </w:rPr>
-        <w:t>(</w:t>
-      </w:r>
-      <w:proofErr w:type="gramEnd"/>
+        <w:t>null</w:t>
+      </w:r>
+      <w:r>
+        <w:t xml:space="preserve"> che rappresenta il turno di riposo. Il campo interno (casa/trasferta) viene alternato fra le giornate pari e dispari per bilanciare gli incontri in casa. La correttezza dell'algoritmo — numero esatto di partite, nessun accoppiamento duplicato, nessuna squadra impegnata due volte nella stessa giornata — è verificata dai test con 3, 4 e 6 squadre.</w:t>
+      </w:r>
+    </w:p>
+    <w:p>
+      <w:pPr>
+        <w:spacing w:after="120" w:line="276" w:lineRule="auto"/>
+        <w:jc w:val="both"/>
+      </w:pPr>
+      <w:r>
+        <w:t xml:space="preserve">Il torneo può essere configurato anche </w:t>
+      </w:r>
+      <w:r>
+        <w:rPr>
+          <w:b/>
+        </w:rPr>
+        <w:t>con andata e ritorno</w:t>
+      </w:r>
+      <w:r>
+        <w:t xml:space="preserve"> (</w:t>
+      </w:r>
+      <w:r>
+        <w:rPr>
+          <w:rFonts w:ascii="Consolas" w:hAnsi="Consolas"/>
+          <w:color w:val="C0392B"/>
+          <w:sz w:val="20"/>
+        </w:rPr>
+        <w:t>doubleRoundRobin</w:t>
+      </w:r>
+      <w:r>
+        <w:t>): in questo caso, dopo le N−1 giornate di andata, il metodo genera altrettante giornate di ritorno nello stesso ordine, con casa e trasferta invertite. Ogni coppia si affronta così due volte, una per campo, per un totale di 2(N−1) giornate.</w:t>
+      </w:r>
+    </w:p>
+    <w:p>
+      <w:pPr>
+        <w:spacing w:after="120" w:line="276" w:lineRule="auto"/>
+        <w:jc w:val="both"/>
+      </w:pPr>
+      <w:r>
+        <w:t xml:space="preserve">Una regola di dominio protegge questa operazione: il calendario può essere generato </w:t>
+      </w:r>
+      <w:r>
+        <w:rPr>
+          <w:b/>
+          <w:bCs/>
+        </w:rPr>
+        <w:t>solo su un torneo in stato DRAFT</w:t>
+      </w:r>
+      <w:r>
+        <w:t xml:space="preserve">. Rigenerarlo su un torneo già avviato cancellerebbe le giornate esistenti e, per effetto di </w:t>
+      </w:r>
       <w:r>
         <w:rPr>
           <w:rFonts w:ascii="Consolas" w:eastAsia="Consolas" w:hAnsi="Consolas" w:cs="Consolas"/>
@@ -3863,139 +4750,8 @@
           <w:sz w:val="20"/>
           <w:szCs w:val="20"/>
         </w:rPr>
-        <w:t>)</w:t>
-      </w:r>
-      <w:r>
-        <w:t xml:space="preserve"> del </w:t>
-      </w:r>
-      <w:proofErr w:type="spellStart"/>
-      <w:r>
-        <w:rPr>
-          <w:rFonts w:ascii="Consolas" w:eastAsia="Consolas" w:hAnsi="Consolas" w:cs="Consolas"/>
-        </w:rPr>
-        <w:t>TournamentServiceImpl</w:t>
-      </w:r>
-      <w:proofErr w:type="spellEnd"/>
-      <w:r>
-        <w:t xml:space="preserve"> genera il calendario all'italiana (round-</w:t>
-      </w:r>
-      <w:proofErr w:type="spellStart"/>
-      <w:r>
-        <w:t>robin</w:t>
-      </w:r>
-      <w:proofErr w:type="spellEnd"/>
-      <w:r>
-        <w:t xml:space="preserve">) con il </w:t>
-      </w:r>
-      <w:r>
-        <w:rPr>
-          <w:b/>
-          <w:bCs/>
-        </w:rPr>
-        <w:t>metodo del cerchio</w:t>
-      </w:r>
-      <w:r>
-        <w:t xml:space="preserve"> (</w:t>
-      </w:r>
-      <w:proofErr w:type="spellStart"/>
-      <w:r>
-        <w:t>circle</w:t>
-      </w:r>
-      <w:proofErr w:type="spellEnd"/>
-      <w:r>
-        <w:t xml:space="preserve"> </w:t>
-      </w:r>
-      <w:proofErr w:type="spellStart"/>
-      <w:r>
-        <w:t>method</w:t>
-      </w:r>
-      <w:proofErr w:type="spellEnd"/>
-      <w:r>
-        <w:t xml:space="preserve">), che produce lo stesso calendario delle tabelle di Berger. Date </w:t>
-      </w:r>
-      <w:r>
-        <w:rPr>
-          <w:i/>
-          <w:iCs/>
-        </w:rPr>
-        <w:t>N</w:t>
-      </w:r>
-      <w:r>
-        <w:t xml:space="preserve"> squadre, produce </w:t>
-      </w:r>
-      <w:r>
-        <w:rPr>
-          <w:i/>
-          <w:iCs/>
-        </w:rPr>
-        <w:t>N−1</w:t>
-      </w:r>
-      <w:r>
-        <w:t xml:space="preserve"> giornate da </w:t>
-      </w:r>
-      <w:r>
-        <w:rPr>
-          <w:i/>
-          <w:iCs/>
-        </w:rPr>
-        <w:t>N/2</w:t>
-      </w:r>
-      <w:r>
-        <w:t xml:space="preserve"> partite ciascuna, garantendo che ogni coppia di squadre si affronti esattamente una volta.</w:t>
-      </w:r>
-    </w:p>
-    <w:p>
-      <w:pPr>
-        <w:spacing w:after="120" w:line="276" w:lineRule="auto"/>
-        <w:jc w:val="both"/>
-      </w:pPr>
-      <w:r>
-        <w:t xml:space="preserve">Il funzionamento: una squadra resta fissa e tutte le altre ruotano attorno a essa a ogni giornata. Se il numero di squadre è dispari, viene aggiunto un segnaposto </w:t>
-      </w:r>
-      <w:proofErr w:type="spellStart"/>
-      <w:r>
-        <w:rPr>
-          <w:rFonts w:ascii="Consolas" w:eastAsia="Consolas" w:hAnsi="Consolas" w:cs="Consolas"/>
-          <w:color w:val="C0392B"/>
-          <w:sz w:val="20"/>
-          <w:szCs w:val="20"/>
-        </w:rPr>
-        <w:t>null</w:t>
-      </w:r>
-      <w:proofErr w:type="spellEnd"/>
-      <w:r>
-        <w:t xml:space="preserve"> che rappresenta il turno di riposo. Il campo interno (casa/trasferta) viene alternato fra le giornate pari e dispari per bilanciare gli incontri in casa. La correttezza dell'algoritmo — numero esatto di partite, nessun accoppiamento duplicato, nessuna squadra impegnata due volte nella stessa giornata — è verificata dai test con 3, 4 e 6 squadre.</w:t>
-      </w:r>
-    </w:p>
-    <w:p>
-      <w:pPr>
-        <w:spacing w:after="120" w:line="276" w:lineRule="auto"/>
-        <w:jc w:val="both"/>
-      </w:pPr>
-      <w:r>
-        <w:t xml:space="preserve">Una regola di dominio protegge questa operazione: il calendario può essere generato </w:t>
-      </w:r>
-      <w:r>
-        <w:rPr>
-          <w:b/>
-          <w:bCs/>
-        </w:rPr>
-        <w:t>solo su un torneo in stato DRAFT</w:t>
-      </w:r>
-      <w:r>
-        <w:t xml:space="preserve">. Rigenerarlo su un torneo già avviato cancellerebbe le giornate esistenti e, per effetto di </w:t>
-      </w:r>
-      <w:proofErr w:type="spellStart"/>
-      <w:r>
-        <w:rPr>
-          <w:rFonts w:ascii="Consolas" w:eastAsia="Consolas" w:hAnsi="Consolas" w:cs="Consolas"/>
-          <w:color w:val="C0392B"/>
-          <w:sz w:val="20"/>
-          <w:szCs w:val="20"/>
-        </w:rPr>
         <w:t>orphanRemoval</w:t>
       </w:r>
-      <w:proofErr w:type="spellEnd"/>
       <w:r>
         <w:t>, tutti i risultati già registrati.</w:t>
       </w:r>
@@ -4003,9 +4759,10 @@
     <w:p>
       <w:pPr>
         <w:pStyle w:val="Titolo2"/>
+        <w:keepNext/>
         <w:spacing w:before="240" w:after="120"/>
       </w:pPr>
-      <w:bookmarkStart w:id="10" w:name="_Toc236159192"/>
+      <w:bookmarkStart w:id="12" w:name="_Toc241332073"/>
       <w:r>
         <w:rPr>
           <w:b/>
@@ -4016,7 +4773,7 @@
         </w:rPr>
         <w:t>4.2 Calcolo della classifica</w:t>
       </w:r>
-      <w:bookmarkEnd w:id="10"/>
+      <w:bookmarkEnd w:id="12"/>
     </w:p>
     <w:p>
       <w:pPr>
@@ -4026,8 +4783,6 @@
       <w:r>
         <w:t xml:space="preserve">Il metodo </w:t>
       </w:r>
-      <w:proofErr w:type="spellStart"/>
-      <w:proofErr w:type="gramStart"/>
       <w:r>
         <w:rPr>
           <w:rFonts w:ascii="Consolas" w:eastAsia="Consolas" w:hAnsi="Consolas" w:cs="Consolas"/>
@@ -4035,9 +4790,30 @@
           <w:sz w:val="20"/>
           <w:szCs w:val="20"/>
         </w:rPr>
-        <w:t>calculateStandings</w:t>
-      </w:r>
-      <w:proofErr w:type="spellEnd"/>
+        <w:t>calculateStandings()</w:t>
+      </w:r>
+      <w:r>
+        <w:t xml:space="preserve"> costruisce la classifica </w:t>
+      </w:r>
+      <w:r>
+        <w:rPr>
+          <w:b/>
+          <w:bCs/>
+        </w:rPr>
+        <w:t>in tempo reale</w:t>
+      </w:r>
+      <w:r>
+        <w:t xml:space="preserve"> a partire dalle sole partite concluse, senza mai salvarla su database. Questa è una scelta progettuale deliberata: una classifica persistita potrebbe andare fuori sincrono con i risultati se una partita venisse corretta, mentre una classifica calcolata al momento è per costruzione sempre coerente con i dati.</w:t>
+      </w:r>
+    </w:p>
+    <w:p>
+      <w:pPr>
+        <w:spacing w:after="120" w:line="276" w:lineRule="auto"/>
+        <w:jc w:val="both"/>
+      </w:pPr>
+      <w:r>
+        <w:t xml:space="preserve">Ogni squadra è rappresentata da un accumulatore tipizzato </w:t>
+      </w:r>
       <w:r>
         <w:rPr>
           <w:rFonts w:ascii="Consolas" w:eastAsia="Consolas" w:hAnsi="Consolas" w:cs="Consolas"/>
@@ -4045,9 +4821,11 @@
           <w:sz w:val="20"/>
           <w:szCs w:val="20"/>
         </w:rPr>
-        <w:t>(</w:t>
-      </w:r>
-      <w:proofErr w:type="gramEnd"/>
+        <w:t>TeamStats</w:t>
+      </w:r>
+      <w:r>
+        <w:t xml:space="preserve"> con metodi espressivi (</w:t>
+      </w:r>
       <w:r>
         <w:rPr>
           <w:rFonts w:ascii="Consolas" w:eastAsia="Consolas" w:hAnsi="Consolas" w:cs="Consolas"/>
@@ -4055,31 +4833,11 @@
           <w:sz w:val="20"/>
           <w:szCs w:val="20"/>
         </w:rPr>
-        <w:t>)</w:t>
-      </w:r>
-      <w:r>
-        <w:t xml:space="preserve"> costruisce la classifica </w:t>
-      </w:r>
-      <w:r>
-        <w:rPr>
-          <w:b/>
-          <w:bCs/>
-        </w:rPr>
-        <w:t>in tempo reale</w:t>
-      </w:r>
-      <w:r>
-        <w:t xml:space="preserve"> a partire dalle sole partite concluse, senza mai salvarla su database. Questa è una scelta progettuale deliberata: una classifica persistita potrebbe andare fuori sincrono con i risultati se una partita venisse corretta, mentre una classifica calcolata al momento è per costruzione sempre coerente con i dati.</w:t>
-      </w:r>
-    </w:p>
-    <w:p>
-      <w:pPr>
-        <w:spacing w:after="120" w:line="276" w:lineRule="auto"/>
-        <w:jc w:val="both"/>
-      </w:pPr>
-      <w:r>
-        <w:t xml:space="preserve">Ogni squadra è rappresentata da un accumulatore tipizzato </w:t>
-      </w:r>
-      <w:proofErr w:type="spellStart"/>
+        <w:t>registerWin</w:t>
+      </w:r>
+      <w:r>
+        <w:t xml:space="preserve">, </w:t>
+      </w:r>
       <w:r>
         <w:rPr>
           <w:rFonts w:ascii="Consolas" w:eastAsia="Consolas" w:hAnsi="Consolas" w:cs="Consolas"/>
@@ -4087,13 +4845,11 @@
           <w:sz w:val="20"/>
           <w:szCs w:val="20"/>
         </w:rPr>
-        <w:t>TeamStats</w:t>
-      </w:r>
-      <w:proofErr w:type="spellEnd"/>
-      <w:r>
-        <w:t xml:space="preserve"> con metodi espressivi (</w:t>
-      </w:r>
-      <w:proofErr w:type="spellStart"/>
+        <w:t>registerDraw</w:t>
+      </w:r>
+      <w:r>
+        <w:t xml:space="preserve">, </w:t>
+      </w:r>
       <w:r>
         <w:rPr>
           <w:rFonts w:ascii="Consolas" w:eastAsia="Consolas" w:hAnsi="Consolas" w:cs="Consolas"/>
@@ -4101,39 +4857,14 @@
           <w:sz w:val="20"/>
           <w:szCs w:val="20"/>
         </w:rPr>
-        <w:t>registerWin</w:t>
-      </w:r>
-      <w:proofErr w:type="spellEnd"/>
-      <w:r>
-        <w:t xml:space="preserve">, </w:t>
-      </w:r>
-      <w:proofErr w:type="spellStart"/>
-      <w:r>
-        <w:rPr>
-          <w:rFonts w:ascii="Consolas" w:eastAsia="Consolas" w:hAnsi="Consolas" w:cs="Consolas"/>
-          <w:color w:val="C0392B"/>
-          <w:sz w:val="20"/>
-          <w:szCs w:val="20"/>
-        </w:rPr>
-        <w:t>registerDraw</w:t>
-      </w:r>
-      <w:proofErr w:type="spellEnd"/>
-      <w:r>
-        <w:t xml:space="preserve">, </w:t>
-      </w:r>
-      <w:proofErr w:type="spellStart"/>
-      <w:r>
-        <w:rPr>
-          <w:rFonts w:ascii="Consolas" w:eastAsia="Consolas" w:hAnsi="Consolas" w:cs="Consolas"/>
-          <w:color w:val="C0392B"/>
-          <w:sz w:val="20"/>
-          <w:szCs w:val="20"/>
-        </w:rPr>
         <w:t>registerLoss</w:t>
       </w:r>
-      <w:proofErr w:type="spellEnd"/>
-      <w:r>
-        <w:t xml:space="preserve">), che sostituisce una precedente implementazione basata su liste di interi con indici posizionali, difficile da leggere e da mantenere. Le squadre sono indicizzate per </w:t>
+      <w:r>
+        <w:t xml:space="preserve">), che sostituisce una precedente implementazione </w:t>
+      </w:r>
+      <w:r>
+        <w:lastRenderedPageBreak/>
+        <w:t xml:space="preserve">basata su liste di interi con indici posizionali, difficile da leggere e da mantenere. Le squadre sono indicizzate per </w:t>
       </w:r>
       <w:r>
         <w:rPr>
@@ -4168,10 +4899,14 @@
           <w:szCs w:val="18"/>
           <w:lang w:val="en-US"/>
         </w:rPr>
-        <w:t xml:space="preserve">return </w:t>
-      </w:r>
-      <w:proofErr w:type="spellStart"/>
-      <w:proofErr w:type="gramStart"/>
+        <w:t>return table.values().stream()</w:t>
+      </w:r>
+      <w:r>
+        <w:rPr>
+          <w:lang w:val="en-US"/>
+        </w:rPr>
+        <w:br/>
+      </w:r>
       <w:r>
         <w:rPr>
           <w:rFonts w:ascii="Consolas" w:eastAsia="Consolas" w:hAnsi="Consolas" w:cs="Consolas"/>
@@ -4180,10 +4915,14 @@
           <w:szCs w:val="18"/>
           <w:lang w:val="en-US"/>
         </w:rPr>
-        <w:t>table.values</w:t>
-      </w:r>
-      <w:proofErr w:type="spellEnd"/>
-      <w:proofErr w:type="gramEnd"/>
+        <w:t xml:space="preserve">    .map(TeamStats::toEntry)</w:t>
+      </w:r>
+      <w:r>
+        <w:rPr>
+          <w:lang w:val="en-US"/>
+        </w:rPr>
+        <w:br/>
+      </w:r>
       <w:r>
         <w:rPr>
           <w:rFonts w:ascii="Consolas" w:eastAsia="Consolas" w:hAnsi="Consolas" w:cs="Consolas"/>
@@ -4192,9 +4931,14 @@
           <w:szCs w:val="18"/>
           <w:lang w:val="en-US"/>
         </w:rPr>
-        <w:t>(</w:t>
-      </w:r>
-      <w:proofErr w:type="gramStart"/>
+        <w:t xml:space="preserve">    .sorted(Comparator.comparingInt(StandingEntry::points).reversed()</w:t>
+      </w:r>
+      <w:r>
+        <w:rPr>
+          <w:lang w:val="en-US"/>
+        </w:rPr>
+        <w:br/>
+      </w:r>
       <w:r>
         <w:rPr>
           <w:rFonts w:ascii="Consolas" w:eastAsia="Consolas" w:hAnsi="Consolas" w:cs="Consolas"/>
@@ -4203,9 +4947,8 @@
           <w:szCs w:val="18"/>
           <w:lang w:val="en-US"/>
         </w:rPr>
-        <w:t>).stream</w:t>
-      </w:r>
-      <w:proofErr w:type="gramEnd"/>
+        <w:t xml:space="preserve">      </w:t>
+      </w:r>
       <w:r>
         <w:rPr>
           <w:rFonts w:ascii="Consolas" w:eastAsia="Consolas" w:hAnsi="Consolas" w:cs="Consolas"/>
@@ -4214,7 +4957,7 @@
           <w:szCs w:val="18"/>
           <w:lang w:val="en-US"/>
         </w:rPr>
-        <w:t>()</w:t>
+        <w:t xml:space="preserve">  .thenComparing(Comparator.comparingInt(StandingEntry::goalDifference).reversed())</w:t>
       </w:r>
       <w:r>
         <w:rPr>
@@ -4230,9 +4973,14 @@
           <w:szCs w:val="18"/>
           <w:lang w:val="en-US"/>
         </w:rPr>
-        <w:t xml:space="preserve">  </w:t>
-      </w:r>
-      <w:proofErr w:type="gramStart"/>
+        <w:t xml:space="preserve">        .thenComparing(Comparator.comparingInt(StandingEntry::goalsFor).reversed())</w:t>
+      </w:r>
+      <w:r>
+        <w:rPr>
+          <w:lang w:val="en-US"/>
+        </w:rPr>
+        <w:br/>
+      </w:r>
       <w:r>
         <w:rPr>
           <w:rFonts w:ascii="Consolas" w:eastAsia="Consolas" w:hAnsi="Consolas" w:cs="Consolas"/>
@@ -4241,9 +4989,14 @@
           <w:szCs w:val="18"/>
           <w:lang w:val="en-US"/>
         </w:rPr>
-        <w:t xml:space="preserve">  .map</w:t>
-      </w:r>
-      <w:proofErr w:type="gramEnd"/>
+        <w:t xml:space="preserve">        .thenComparing(StandingEntry::teamName))</w:t>
+      </w:r>
+      <w:r>
+        <w:rPr>
+          <w:lang w:val="en-US"/>
+        </w:rPr>
+        <w:br/>
+      </w:r>
       <w:r>
         <w:rPr>
           <w:rFonts w:ascii="Consolas" w:eastAsia="Consolas" w:hAnsi="Consolas" w:cs="Consolas"/>
@@ -4252,453 +5005,16 @@
           <w:szCs w:val="18"/>
           <w:lang w:val="en-US"/>
         </w:rPr>
-        <w:t>(</w:t>
-      </w:r>
-      <w:proofErr w:type="spellStart"/>
-      <w:proofErr w:type="gramStart"/>
-      <w:r>
-        <w:rPr>
-          <w:rFonts w:ascii="Consolas" w:eastAsia="Consolas" w:hAnsi="Consolas" w:cs="Consolas"/>
-          <w:color w:val="2C3E50"/>
-          <w:sz w:val="18"/>
-          <w:szCs w:val="18"/>
-          <w:lang w:val="en-US"/>
-        </w:rPr>
-        <w:t>TeamStats</w:t>
-      </w:r>
-      <w:proofErr w:type="spellEnd"/>
-      <w:r>
-        <w:rPr>
-          <w:rFonts w:ascii="Consolas" w:eastAsia="Consolas" w:hAnsi="Consolas" w:cs="Consolas"/>
-          <w:color w:val="2C3E50"/>
-          <w:sz w:val="18"/>
-          <w:szCs w:val="18"/>
-          <w:lang w:val="en-US"/>
-        </w:rPr>
-        <w:t>::</w:t>
-      </w:r>
-      <w:proofErr w:type="spellStart"/>
-      <w:proofErr w:type="gramEnd"/>
-      <w:r>
-        <w:rPr>
-          <w:rFonts w:ascii="Consolas" w:eastAsia="Consolas" w:hAnsi="Consolas" w:cs="Consolas"/>
-          <w:color w:val="2C3E50"/>
-          <w:sz w:val="18"/>
-          <w:szCs w:val="18"/>
-          <w:lang w:val="en-US"/>
-        </w:rPr>
-        <w:t>toEntry</w:t>
-      </w:r>
-      <w:proofErr w:type="spellEnd"/>
-      <w:r>
-        <w:rPr>
-          <w:rFonts w:ascii="Consolas" w:eastAsia="Consolas" w:hAnsi="Consolas" w:cs="Consolas"/>
-          <w:color w:val="2C3E50"/>
-          <w:sz w:val="18"/>
-          <w:szCs w:val="18"/>
-          <w:lang w:val="en-US"/>
-        </w:rPr>
-        <w:t>)</w:t>
-      </w:r>
-      <w:r>
-        <w:rPr>
-          <w:lang w:val="en-US"/>
-        </w:rPr>
-        <w:br/>
-      </w:r>
-      <w:r>
-        <w:rPr>
-          <w:rFonts w:ascii="Consolas" w:eastAsia="Consolas" w:hAnsi="Consolas" w:cs="Consolas"/>
-          <w:color w:val="2C3E50"/>
-          <w:sz w:val="18"/>
-          <w:szCs w:val="18"/>
-          <w:lang w:val="en-US"/>
-        </w:rPr>
-        <w:t xml:space="preserve">  </w:t>
-      </w:r>
-      <w:proofErr w:type="gramStart"/>
-      <w:r>
-        <w:rPr>
-          <w:rFonts w:ascii="Consolas" w:eastAsia="Consolas" w:hAnsi="Consolas" w:cs="Consolas"/>
-          <w:color w:val="2C3E50"/>
-          <w:sz w:val="18"/>
-          <w:szCs w:val="18"/>
-          <w:lang w:val="en-US"/>
-        </w:rPr>
-        <w:t xml:space="preserve">  .sorted</w:t>
-      </w:r>
-      <w:proofErr w:type="gramEnd"/>
-      <w:r>
-        <w:rPr>
-          <w:rFonts w:ascii="Consolas" w:eastAsia="Consolas" w:hAnsi="Consolas" w:cs="Consolas"/>
-          <w:color w:val="2C3E50"/>
-          <w:sz w:val="18"/>
-          <w:szCs w:val="18"/>
-          <w:lang w:val="en-US"/>
-        </w:rPr>
-        <w:t>(Comparator.comparingInt(</w:t>
-      </w:r>
-      <w:proofErr w:type="gramStart"/>
-      <w:r>
-        <w:rPr>
-          <w:rFonts w:ascii="Consolas" w:eastAsia="Consolas" w:hAnsi="Consolas" w:cs="Consolas"/>
-          <w:color w:val="2C3E50"/>
-          <w:sz w:val="18"/>
-          <w:szCs w:val="18"/>
-          <w:lang w:val="en-US"/>
-        </w:rPr>
-        <w:t>StandingEntry::</w:t>
-      </w:r>
-      <w:proofErr w:type="gramEnd"/>
-      <w:r>
-        <w:rPr>
-          <w:rFonts w:ascii="Consolas" w:eastAsia="Consolas" w:hAnsi="Consolas" w:cs="Consolas"/>
-          <w:color w:val="2C3E50"/>
-          <w:sz w:val="18"/>
-          <w:szCs w:val="18"/>
-          <w:lang w:val="en-US"/>
-        </w:rPr>
-        <w:t>points</w:t>
-      </w:r>
-      <w:proofErr w:type="gramStart"/>
-      <w:r>
-        <w:rPr>
-          <w:rFonts w:ascii="Consolas" w:eastAsia="Consolas" w:hAnsi="Consolas" w:cs="Consolas"/>
-          <w:color w:val="2C3E50"/>
-          <w:sz w:val="18"/>
-          <w:szCs w:val="18"/>
-          <w:lang w:val="en-US"/>
-        </w:rPr>
-        <w:t>).reversed</w:t>
-      </w:r>
-      <w:proofErr w:type="gramEnd"/>
-      <w:r>
-        <w:rPr>
-          <w:rFonts w:ascii="Consolas" w:eastAsia="Consolas" w:hAnsi="Consolas" w:cs="Consolas"/>
-          <w:color w:val="2C3E50"/>
-          <w:sz w:val="18"/>
-          <w:szCs w:val="18"/>
-          <w:lang w:val="en-US"/>
-        </w:rPr>
-        <w:t>()</w:t>
-      </w:r>
-      <w:r>
-        <w:rPr>
-          <w:lang w:val="en-US"/>
-        </w:rPr>
-        <w:br/>
-      </w:r>
-      <w:r>
-        <w:rPr>
-          <w:rFonts w:ascii="Consolas" w:eastAsia="Consolas" w:hAnsi="Consolas" w:cs="Consolas"/>
-          <w:color w:val="2C3E50"/>
-          <w:sz w:val="18"/>
-          <w:szCs w:val="18"/>
-          <w:lang w:val="en-US"/>
-        </w:rPr>
-        <w:t xml:space="preserve">      </w:t>
-      </w:r>
-      <w:proofErr w:type="gramStart"/>
-      <w:r>
-        <w:rPr>
-          <w:rFonts w:ascii="Consolas" w:eastAsia="Consolas" w:hAnsi="Consolas" w:cs="Consolas"/>
-          <w:color w:val="2C3E50"/>
-          <w:sz w:val="18"/>
-          <w:szCs w:val="18"/>
-          <w:lang w:val="en-US"/>
-        </w:rPr>
-        <w:t xml:space="preserve">  .thenComparing</w:t>
-      </w:r>
-      <w:proofErr w:type="gramEnd"/>
-      <w:r>
-        <w:rPr>
-          <w:rFonts w:ascii="Consolas" w:eastAsia="Consolas" w:hAnsi="Consolas" w:cs="Consolas"/>
-          <w:color w:val="2C3E50"/>
-          <w:sz w:val="18"/>
-          <w:szCs w:val="18"/>
-          <w:lang w:val="en-US"/>
-        </w:rPr>
-        <w:t>(Comparator.comparingInt(</w:t>
-      </w:r>
-      <w:proofErr w:type="gramStart"/>
-      <w:r>
-        <w:rPr>
-          <w:rFonts w:ascii="Consolas" w:eastAsia="Consolas" w:hAnsi="Consolas" w:cs="Consolas"/>
-          <w:color w:val="2C3E50"/>
-          <w:sz w:val="18"/>
-          <w:szCs w:val="18"/>
-          <w:lang w:val="en-US"/>
-        </w:rPr>
-        <w:t>StandingEntry::</w:t>
-      </w:r>
-      <w:proofErr w:type="gramEnd"/>
-      <w:r>
-        <w:rPr>
-          <w:rFonts w:ascii="Consolas" w:eastAsia="Consolas" w:hAnsi="Consolas" w:cs="Consolas"/>
-          <w:color w:val="2C3E50"/>
-          <w:sz w:val="18"/>
-          <w:szCs w:val="18"/>
-          <w:lang w:val="en-US"/>
-        </w:rPr>
-        <w:t>goalDifference</w:t>
-      </w:r>
-      <w:proofErr w:type="gramStart"/>
-      <w:r>
-        <w:rPr>
-          <w:rFonts w:ascii="Consolas" w:eastAsia="Consolas" w:hAnsi="Consolas" w:cs="Consolas"/>
-          <w:color w:val="2C3E50"/>
-          <w:sz w:val="18"/>
-          <w:szCs w:val="18"/>
-          <w:lang w:val="en-US"/>
-        </w:rPr>
-        <w:t>).reversed</w:t>
-      </w:r>
-      <w:proofErr w:type="gramEnd"/>
-      <w:r>
-        <w:rPr>
-          <w:rFonts w:ascii="Consolas" w:eastAsia="Consolas" w:hAnsi="Consolas" w:cs="Consolas"/>
-          <w:color w:val="2C3E50"/>
-          <w:sz w:val="18"/>
-          <w:szCs w:val="18"/>
-          <w:lang w:val="en-US"/>
-        </w:rPr>
-        <w:t>())</w:t>
-      </w:r>
-      <w:r>
-        <w:rPr>
-          <w:lang w:val="en-US"/>
-        </w:rPr>
-        <w:br/>
-      </w:r>
-      <w:r>
-        <w:rPr>
-          <w:rFonts w:ascii="Consolas" w:eastAsia="Consolas" w:hAnsi="Consolas" w:cs="Consolas"/>
-          <w:color w:val="2C3E50"/>
-          <w:sz w:val="18"/>
-          <w:szCs w:val="18"/>
-          <w:lang w:val="en-US"/>
-        </w:rPr>
-        <w:t xml:space="preserve">      </w:t>
-      </w:r>
-      <w:proofErr w:type="gramStart"/>
-      <w:r>
-        <w:rPr>
-          <w:rFonts w:ascii="Consolas" w:eastAsia="Consolas" w:hAnsi="Consolas" w:cs="Consolas"/>
-          <w:color w:val="2C3E50"/>
-          <w:sz w:val="18"/>
-          <w:szCs w:val="18"/>
-          <w:lang w:val="en-US"/>
-        </w:rPr>
-        <w:t xml:space="preserve">  .thenComparing</w:t>
-      </w:r>
-      <w:proofErr w:type="gramEnd"/>
-      <w:r>
-        <w:rPr>
-          <w:rFonts w:ascii="Consolas" w:eastAsia="Consolas" w:hAnsi="Consolas" w:cs="Consolas"/>
-          <w:color w:val="2C3E50"/>
-          <w:sz w:val="18"/>
-          <w:szCs w:val="18"/>
-          <w:lang w:val="en-US"/>
-        </w:rPr>
-        <w:t>(Comparator.comparingInt(</w:t>
-      </w:r>
-      <w:proofErr w:type="gramStart"/>
-      <w:r>
-        <w:rPr>
-          <w:rFonts w:ascii="Consolas" w:eastAsia="Consolas" w:hAnsi="Consolas" w:cs="Consolas"/>
-          <w:color w:val="2C3E50"/>
-          <w:sz w:val="18"/>
-          <w:szCs w:val="18"/>
-          <w:lang w:val="en-US"/>
-        </w:rPr>
-        <w:t>StandingEntry::</w:t>
-      </w:r>
-      <w:proofErr w:type="gramEnd"/>
-      <w:r>
-        <w:rPr>
-          <w:rFonts w:ascii="Consolas" w:eastAsia="Consolas" w:hAnsi="Consolas" w:cs="Consolas"/>
-          <w:color w:val="2C3E50"/>
-          <w:sz w:val="18"/>
-          <w:szCs w:val="18"/>
-          <w:lang w:val="en-US"/>
-        </w:rPr>
-        <w:t>goalsFor</w:t>
-      </w:r>
-      <w:proofErr w:type="gramStart"/>
-      <w:r>
-        <w:rPr>
-          <w:rFonts w:ascii="Consolas" w:eastAsia="Consolas" w:hAnsi="Consolas" w:cs="Consolas"/>
-          <w:color w:val="2C3E50"/>
-          <w:sz w:val="18"/>
-          <w:szCs w:val="18"/>
-          <w:lang w:val="en-US"/>
-        </w:rPr>
-        <w:t>).reversed</w:t>
-      </w:r>
-      <w:proofErr w:type="gramEnd"/>
-      <w:r>
-        <w:rPr>
-          <w:rFonts w:ascii="Consolas" w:eastAsia="Consolas" w:hAnsi="Consolas" w:cs="Consolas"/>
-          <w:color w:val="2C3E50"/>
-          <w:sz w:val="18"/>
-          <w:szCs w:val="18"/>
-          <w:lang w:val="en-US"/>
-        </w:rPr>
-        <w:t>())</w:t>
-      </w:r>
-      <w:r>
-        <w:rPr>
-          <w:lang w:val="en-US"/>
-        </w:rPr>
-        <w:br/>
-      </w:r>
-      <w:r>
-        <w:rPr>
-          <w:rFonts w:ascii="Consolas" w:eastAsia="Consolas" w:hAnsi="Consolas" w:cs="Consolas"/>
-          <w:color w:val="2C3E50"/>
-          <w:sz w:val="18"/>
-          <w:szCs w:val="18"/>
-          <w:lang w:val="en-US"/>
-        </w:rPr>
-        <w:t xml:space="preserve">      </w:t>
-      </w:r>
-      <w:proofErr w:type="gramStart"/>
-      <w:r>
-        <w:rPr>
-          <w:rFonts w:ascii="Consolas" w:eastAsia="Consolas" w:hAnsi="Consolas" w:cs="Consolas"/>
-          <w:color w:val="2C3E50"/>
-          <w:sz w:val="18"/>
-          <w:szCs w:val="18"/>
-          <w:lang w:val="en-US"/>
-        </w:rPr>
-        <w:t xml:space="preserve">  .</w:t>
-      </w:r>
-      <w:proofErr w:type="spellStart"/>
-      <w:r>
-        <w:rPr>
-          <w:rFonts w:ascii="Consolas" w:eastAsia="Consolas" w:hAnsi="Consolas" w:cs="Consolas"/>
-          <w:color w:val="2C3E50"/>
-          <w:sz w:val="18"/>
-          <w:szCs w:val="18"/>
-          <w:lang w:val="en-US"/>
-        </w:rPr>
-        <w:t>thenComparing</w:t>
-      </w:r>
-      <w:proofErr w:type="spellEnd"/>
-      <w:proofErr w:type="gramEnd"/>
-      <w:r>
-        <w:rPr>
-          <w:rFonts w:ascii="Consolas" w:eastAsia="Consolas" w:hAnsi="Consolas" w:cs="Consolas"/>
-          <w:color w:val="2C3E50"/>
-          <w:sz w:val="18"/>
-          <w:szCs w:val="18"/>
-          <w:lang w:val="en-US"/>
-        </w:rPr>
-        <w:t>(</w:t>
-      </w:r>
-      <w:proofErr w:type="spellStart"/>
-      <w:proofErr w:type="gramStart"/>
-      <w:r>
-        <w:rPr>
-          <w:rFonts w:ascii="Consolas" w:eastAsia="Consolas" w:hAnsi="Consolas" w:cs="Consolas"/>
-          <w:color w:val="2C3E50"/>
-          <w:sz w:val="18"/>
-          <w:szCs w:val="18"/>
-          <w:lang w:val="en-US"/>
-        </w:rPr>
-        <w:t>StandingEntry</w:t>
-      </w:r>
-      <w:proofErr w:type="spellEnd"/>
-      <w:r>
-        <w:rPr>
-          <w:rFonts w:ascii="Consolas" w:eastAsia="Consolas" w:hAnsi="Consolas" w:cs="Consolas"/>
-          <w:color w:val="2C3E50"/>
-          <w:sz w:val="18"/>
-          <w:szCs w:val="18"/>
-          <w:lang w:val="en-US"/>
-        </w:rPr>
-        <w:t>::</w:t>
-      </w:r>
-      <w:proofErr w:type="spellStart"/>
-      <w:proofErr w:type="gramEnd"/>
-      <w:r>
-        <w:rPr>
-          <w:rFonts w:ascii="Consolas" w:eastAsia="Consolas" w:hAnsi="Consolas" w:cs="Consolas"/>
-          <w:color w:val="2C3E50"/>
-          <w:sz w:val="18"/>
-          <w:szCs w:val="18"/>
-          <w:lang w:val="en-US"/>
-        </w:rPr>
-        <w:t>teamName</w:t>
-      </w:r>
-      <w:proofErr w:type="spellEnd"/>
-      <w:r>
-        <w:rPr>
-          <w:rFonts w:ascii="Consolas" w:eastAsia="Consolas" w:hAnsi="Consolas" w:cs="Consolas"/>
-          <w:color w:val="2C3E50"/>
-          <w:sz w:val="18"/>
-          <w:szCs w:val="18"/>
-          <w:lang w:val="en-US"/>
-        </w:rPr>
-        <w:t>))</w:t>
-      </w:r>
-      <w:r>
-        <w:rPr>
-          <w:lang w:val="en-US"/>
-        </w:rPr>
-        <w:br/>
-      </w:r>
-      <w:r>
-        <w:rPr>
-          <w:rFonts w:ascii="Consolas" w:eastAsia="Consolas" w:hAnsi="Consolas" w:cs="Consolas"/>
-          <w:color w:val="2C3E50"/>
-          <w:sz w:val="18"/>
-          <w:szCs w:val="18"/>
-          <w:lang w:val="en-US"/>
-        </w:rPr>
-        <w:t xml:space="preserve">  </w:t>
-      </w:r>
-      <w:proofErr w:type="gramStart"/>
-      <w:r>
-        <w:rPr>
-          <w:rFonts w:ascii="Consolas" w:eastAsia="Consolas" w:hAnsi="Consolas" w:cs="Consolas"/>
-          <w:color w:val="2C3E50"/>
-          <w:sz w:val="18"/>
-          <w:szCs w:val="18"/>
-          <w:lang w:val="en-US"/>
-        </w:rPr>
-        <w:t xml:space="preserve">  .</w:t>
-      </w:r>
-      <w:proofErr w:type="spellStart"/>
-      <w:r>
-        <w:rPr>
-          <w:rFonts w:ascii="Consolas" w:eastAsia="Consolas" w:hAnsi="Consolas" w:cs="Consolas"/>
-          <w:color w:val="2C3E50"/>
-          <w:sz w:val="18"/>
-          <w:szCs w:val="18"/>
-          <w:lang w:val="en-US"/>
-        </w:rPr>
-        <w:t>toList</w:t>
-      </w:r>
-      <w:proofErr w:type="spellEnd"/>
-      <w:proofErr w:type="gramEnd"/>
-      <w:r>
-        <w:rPr>
-          <w:rFonts w:ascii="Consolas" w:eastAsia="Consolas" w:hAnsi="Consolas" w:cs="Consolas"/>
-          <w:color w:val="2C3E50"/>
-          <w:sz w:val="18"/>
-          <w:szCs w:val="18"/>
-          <w:lang w:val="en-US"/>
-        </w:rPr>
-        <w:t>();</w:t>
+        <w:t xml:space="preserve">    .toList();</w:t>
       </w:r>
     </w:p>
     <w:p>
       <w:pPr>
         <w:pStyle w:val="Titolo2"/>
+        <w:keepNext/>
         <w:spacing w:before="240" w:after="120"/>
       </w:pPr>
-      <w:bookmarkStart w:id="11" w:name="_Toc236159193"/>
+      <w:bookmarkStart w:id="13" w:name="_Toc241332074"/>
       <w:r>
         <w:rPr>
           <w:b/>
@@ -4709,7 +5025,7 @@
         </w:rPr>
         <w:t>4.3 Statistiche del torneo</w:t>
       </w:r>
-      <w:bookmarkEnd w:id="11"/>
+      <w:bookmarkEnd w:id="13"/>
     </w:p>
     <w:p>
       <w:pPr>
@@ -4719,45 +5035,40 @@
       <w:r>
         <w:t xml:space="preserve">Il metodo </w:t>
       </w:r>
-      <w:proofErr w:type="spellStart"/>
-      <w:proofErr w:type="gramStart"/>
-      <w:r>
-        <w:rPr>
-          <w:rFonts w:ascii="Consolas" w:eastAsia="Consolas" w:hAnsi="Consolas" w:cs="Consolas"/>
+      <w:r>
+        <w:rPr>
+          <w:rFonts w:ascii="Consolas" w:hAnsi="Consolas"/>
           <w:color w:val="C0392B"/>
           <w:sz w:val="20"/>
-          <w:szCs w:val="20"/>
-        </w:rPr>
-        <w:t>getTournamentStats</w:t>
-      </w:r>
-      <w:proofErr w:type="spellEnd"/>
-      <w:r>
-        <w:rPr>
-          <w:rFonts w:ascii="Consolas" w:eastAsia="Consolas" w:hAnsi="Consolas" w:cs="Consolas"/>
+        </w:rPr>
+        <w:t>getTournamentStats()</w:t>
+      </w:r>
+      <w:r>
+        <w:t xml:space="preserve"> aggrega i dati del torneo: squadre iscritte, partite giocate e rimanenti, gol totali, media gol a partita e squadra col miglior attacco. Il conteggio delle partite per stato è delegato al database con un'unica query di aggregazione (</w:t>
+      </w:r>
+      <w:r>
+        <w:rPr>
+          <w:rFonts w:ascii="Consolas" w:hAnsi="Consolas"/>
           <w:color w:val="C0392B"/>
           <w:sz w:val="20"/>
-          <w:szCs w:val="20"/>
-        </w:rPr>
-        <w:t>(</w:t>
-      </w:r>
-      <w:proofErr w:type="gramEnd"/>
-      <w:r>
-        <w:rPr>
-          <w:rFonts w:ascii="Consolas" w:eastAsia="Consolas" w:hAnsi="Consolas" w:cs="Consolas"/>
-          <w:color w:val="C0392B"/>
-          <w:sz w:val="20"/>
-          <w:szCs w:val="20"/>
-        </w:rPr>
-        <w:t>)</w:t>
-      </w:r>
-      <w:r>
-        <w:t xml:space="preserve"> aggrega i dati del torneo sfruttando query di aggregazione COUNT eseguite direttamente sul database: squadre iscritte, partite giocate e rimanenti, gol totali, media gol a partita e squadra col miglior attacco. Delegare il conteggio al database, invece di caricare le entità e contarle in memoria, è la scelta più efficiente.</w:t>
+        </w:rPr>
+        <w:t>GROUP BY</w:t>
+      </w:r>
+      <w:r>
+        <w:t xml:space="preserve"> sullo stato), mappata su una proiezione a interfaccia; gol e miglior attacco derivano invece dalla classifica, calcolata una sola volta e riutilizzata. L'intero riepilogo richiede così quattro interrogazioni, indipendentemente dal numero di squadre e di partite.</w:t>
       </w:r>
     </w:p>
     <w:p>
       <w:pPr>
         <w:pStyle w:val="Titolo2"/>
+        <w:keepNext/>
         <w:spacing w:before="240" w:after="120"/>
+        <w:rPr>
+          <w:u w:val="single"/>
+        </w:rPr>
+      </w:pPr>
+      <w:bookmarkStart w:id="14" w:name="_Toc241332075"/>
+      <w:r>
         <w:rPr>
           <w:b/>
           <w:bCs/>
@@ -4765,42 +5076,9 @@
           <w:sz w:val="25"/>
           <w:szCs w:val="25"/>
         </w:rPr>
-      </w:pPr>
-      <w:bookmarkStart w:id="12" w:name="_Toc236159194"/>
-    </w:p>
-    <w:p>
-      <w:pPr>
-        <w:pStyle w:val="Titolo2"/>
-        <w:spacing w:before="240" w:after="120"/>
-        <w:rPr>
-          <w:b/>
-          <w:bCs/>
-          <w:color w:val="333333"/>
-          <w:sz w:val="25"/>
-          <w:szCs w:val="25"/>
-        </w:rPr>
-      </w:pPr>
-    </w:p>
-    <w:p>
-      <w:pPr>
-        <w:pStyle w:val="Titolo2"/>
-        <w:spacing w:before="240" w:after="120"/>
-        <w:rPr>
-          <w:u w:val="single"/>
-        </w:rPr>
-      </w:pPr>
-      <w:r>
-        <w:rPr>
-          <w:b/>
-          <w:bCs/>
-          <w:color w:val="333333"/>
-          <w:sz w:val="25"/>
-          <w:szCs w:val="25"/>
-        </w:rPr>
-        <w:lastRenderedPageBreak/>
         <w:t>4.4 Regole di dominio</w:t>
       </w:r>
-      <w:bookmarkEnd w:id="12"/>
+      <w:bookmarkEnd w:id="14"/>
     </w:p>
     <w:p>
       <w:pPr>
@@ -4909,19 +5187,18 @@
         <w:spacing w:after="80" w:line="264" w:lineRule="auto"/>
       </w:pPr>
       <w:r>
-        <w:t xml:space="preserve">Non è possibile declassare l'ultimo </w:t>
-      </w:r>
-      <w:r>
-        <w:rPr>
-          <w:rFonts w:ascii="Consolas" w:eastAsia="Consolas" w:hAnsi="Consolas" w:cs="Consolas"/>
+        <w:t xml:space="preserve">I risultati delle partite possono essere inseriti o corretti solo mentre il torneo è </w:t>
+      </w:r>
+      <w:r>
+        <w:rPr>
+          <w:rFonts w:ascii="Consolas" w:hAnsi="Consolas"/>
           <w:color w:val="C0392B"/>
           <w:sz w:val="20"/>
-          <w:szCs w:val="20"/>
-        </w:rPr>
-        <w:t>ADMIN</w:t>
-      </w:r>
-      <w:r>
-        <w:t xml:space="preserve"> rimasto nel sistema.</w:t>
+        </w:rPr>
+        <w:t>ACTIVE</w:t>
+      </w:r>
+      <w:r>
+        <w:t>.</w:t>
       </w:r>
     </w:p>
     <w:p>
@@ -4934,170 +5211,18 @@
         <w:spacing w:after="80" w:line="264" w:lineRule="auto"/>
       </w:pPr>
       <w:r>
-        <w:t>Un utente può modificare solo il proprio profilo; un ADMIN qualsiasi profilo.</w:t>
-      </w:r>
-    </w:p>
-    <w:p>
-      <w:r>
-        <w:br w:type="page"/>
-      </w:r>
-    </w:p>
-    <w:p>
-      <w:pPr>
-        <w:pStyle w:val="Titolo1"/>
-        <w:spacing w:before="320" w:after="160"/>
-      </w:pPr>
-      <w:bookmarkStart w:id="13" w:name="_Toc236159195"/>
-      <w:r>
-        <w:rPr>
-          <w:b/>
-          <w:bCs/>
-          <w:color w:val="1F4E79"/>
-          <w:sz w:val="30"/>
-          <w:szCs w:val="30"/>
-        </w:rPr>
-        <w:lastRenderedPageBreak/>
-        <w:t>5. Sicurezza</w:t>
-      </w:r>
-      <w:bookmarkEnd w:id="13"/>
-    </w:p>
-    <w:p>
-      <w:pPr>
-        <w:spacing w:after="120" w:line="276" w:lineRule="auto"/>
-        <w:jc w:val="both"/>
-      </w:pPr>
-      <w:r>
-        <w:t xml:space="preserve">L'accesso agli endpoint è protetto tramite </w:t>
-      </w:r>
-      <w:r>
-        <w:rPr>
-          <w:b/>
-          <w:bCs/>
-        </w:rPr>
-        <w:t>Spring Security</w:t>
-      </w:r>
-      <w:r>
-        <w:t xml:space="preserve"> con autenticazione </w:t>
-      </w:r>
-      <w:proofErr w:type="spellStart"/>
-      <w:r>
-        <w:rPr>
-          <w:b/>
-          <w:bCs/>
-        </w:rPr>
-        <w:t>stateless</w:t>
-      </w:r>
-      <w:proofErr w:type="spellEnd"/>
-      <w:r>
-        <w:rPr>
-          <w:b/>
-          <w:bCs/>
-        </w:rPr>
-        <w:t xml:space="preserve"> basata su JWT</w:t>
-      </w:r>
-      <w:r>
-        <w:t>. Il server non mantiene alcuna sessione: ogni richiesta trasporta il proprio token nell'</w:t>
-      </w:r>
-      <w:proofErr w:type="spellStart"/>
-      <w:r>
-        <w:t>header</w:t>
-      </w:r>
-      <w:proofErr w:type="spellEnd"/>
-      <w:r>
-        <w:t xml:space="preserve"> </w:t>
-      </w:r>
-      <w:proofErr w:type="spellStart"/>
-      <w:r>
-        <w:rPr>
-          <w:rFonts w:ascii="Consolas" w:eastAsia="Consolas" w:hAnsi="Consolas" w:cs="Consolas"/>
+        <w:t xml:space="preserve">Un torneo passa a </w:t>
+      </w:r>
+      <w:r>
+        <w:rPr>
+          <w:rFonts w:ascii="Consolas" w:hAnsi="Consolas"/>
           <w:color w:val="C0392B"/>
           <w:sz w:val="20"/>
-          <w:szCs w:val="20"/>
-        </w:rPr>
-        <w:t>Authorization</w:t>
-      </w:r>
-      <w:proofErr w:type="spellEnd"/>
-      <w:r>
-        <w:rPr>
-          <w:rFonts w:ascii="Consolas" w:eastAsia="Consolas" w:hAnsi="Consolas" w:cs="Consolas"/>
-          <w:color w:val="C0392B"/>
-          <w:sz w:val="20"/>
-          <w:szCs w:val="20"/>
-        </w:rPr>
-        <w:t>: Bearer &lt;token&gt;</w:t>
-      </w:r>
-      <w:r>
-        <w:t>.</w:t>
-      </w:r>
-    </w:p>
-    <w:p>
-      <w:pPr>
-        <w:spacing w:after="120" w:line="276" w:lineRule="auto"/>
-        <w:jc w:val="both"/>
-      </w:pPr>
-      <w:r>
-        <w:t xml:space="preserve">Il flusso: al login, verificate le credenziali, il </w:t>
-      </w:r>
-      <w:proofErr w:type="spellStart"/>
-      <w:r>
-        <w:rPr>
-          <w:rFonts w:ascii="Consolas" w:eastAsia="Consolas" w:hAnsi="Consolas" w:cs="Consolas"/>
-          <w:color w:val="C0392B"/>
-          <w:sz w:val="20"/>
-          <w:szCs w:val="20"/>
-        </w:rPr>
-        <w:t>JwtService</w:t>
-      </w:r>
-      <w:proofErr w:type="spellEnd"/>
-      <w:r>
-        <w:t xml:space="preserve"> genera un token firmato con algoritmo HS256 contenente lo username e la scadenza. A ogni richiesta successiva il </w:t>
-      </w:r>
-      <w:proofErr w:type="spellStart"/>
-      <w:r>
-        <w:rPr>
-          <w:rFonts w:ascii="Consolas" w:eastAsia="Consolas" w:hAnsi="Consolas" w:cs="Consolas"/>
-          <w:color w:val="C0392B"/>
-          <w:sz w:val="20"/>
-          <w:szCs w:val="20"/>
-        </w:rPr>
-        <w:t>JwtAuthFilter</w:t>
-      </w:r>
-      <w:proofErr w:type="spellEnd"/>
-      <w:r>
-        <w:t xml:space="preserve"> — un filtro che si esegue una volta per richiesta — estrae e valida il token, e in caso positivo popola il </w:t>
-      </w:r>
-      <w:proofErr w:type="spellStart"/>
-      <w:r>
-        <w:rPr>
-          <w:rFonts w:ascii="Consolas" w:eastAsia="Consolas" w:hAnsi="Consolas" w:cs="Consolas"/>
-          <w:color w:val="C0392B"/>
-          <w:sz w:val="20"/>
-          <w:szCs w:val="20"/>
-        </w:rPr>
-        <w:t>SecurityContext</w:t>
-      </w:r>
-      <w:proofErr w:type="spellEnd"/>
-      <w:r>
-        <w:t xml:space="preserve"> con l'utente autenticato e i suoi ruoli.</w:t>
-      </w:r>
-    </w:p>
-    <w:p>
-      <w:pPr>
-        <w:spacing w:after="120" w:line="276" w:lineRule="auto"/>
-        <w:jc w:val="both"/>
-      </w:pPr>
-      <w:r>
-        <w:t xml:space="preserve">La protezione opera su </w:t>
-      </w:r>
-      <w:r>
-        <w:rPr>
-          <w:b/>
-          <w:bCs/>
-        </w:rPr>
-        <w:t>tre livelli di accesso</w:t>
-      </w:r>
-      <w:r>
-        <w:t>:</w:t>
+        </w:rPr>
+        <w:t>COMPLETED</w:t>
+      </w:r>
+      <w:r>
+        <w:t xml:space="preserve"> solo quando tutte le partite sono state giocate; da quel momento i risultati sono bloccati.</w:t>
       </w:r>
     </w:p>
     <w:p>
@@ -5110,14 +5235,7 @@
         <w:spacing w:after="80" w:line="264" w:lineRule="auto"/>
       </w:pPr>
       <w:r>
-        <w:rPr>
-          <w:b/>
-          <w:bCs/>
-        </w:rPr>
-        <w:t>pubblico</w:t>
-      </w:r>
-      <w:r>
-        <w:t xml:space="preserve"> — registrazione e login, accessibili senza token;</w:t>
+        <w:t>Un membro può essere rimosso da una squadra solo indicando la squadra a cui appartiene realmente.</w:t>
       </w:r>
     </w:p>
     <w:p>
@@ -5130,14 +5248,19 @@
         <w:spacing w:after="80" w:line="264" w:lineRule="auto"/>
       </w:pPr>
       <w:r>
-        <w:rPr>
-          <w:b/>
-          <w:bCs/>
-        </w:rPr>
-        <w:t>autenticato</w:t>
-      </w:r>
-      <w:r>
-        <w:t xml:space="preserve"> — la maggior parte delle letture, accessibili a qualunque utente con token valido;</w:t>
+        <w:t xml:space="preserve">Non è possibile declassare l'ultimo </w:t>
+      </w:r>
+      <w:r>
+        <w:rPr>
+          <w:rFonts w:ascii="Consolas" w:eastAsia="Consolas" w:hAnsi="Consolas" w:cs="Consolas"/>
+          <w:color w:val="C0392B"/>
+          <w:sz w:val="20"/>
+          <w:szCs w:val="20"/>
+        </w:rPr>
+        <w:t>ADMIN</w:t>
+      </w:r>
+      <w:r>
+        <w:t xml:space="preserve"> rimasto nel sistema.</w:t>
       </w:r>
     </w:p>
     <w:p>
@@ -5150,139 +5273,74 @@
         <w:spacing w:after="80" w:line="264" w:lineRule="auto"/>
       </w:pPr>
       <w:r>
-        <w:rPr>
-          <w:b/>
-          <w:bCs/>
-        </w:rPr>
-        <w:t>basato su ruolo</w:t>
-      </w:r>
-      <w:r>
-        <w:t xml:space="preserve"> — operazioni sensibili riservate a ADMIN o ORGANIZER tramite l'annotazione </w:t>
-      </w:r>
-      <w:r>
-        <w:rPr>
-          <w:rFonts w:ascii="Consolas" w:eastAsia="Consolas" w:hAnsi="Consolas" w:cs="Consolas"/>
+        <w:t>Un utente può modificare solo il proprio profilo; un ADMIN qualsiasi profilo.</w:t>
+      </w:r>
+    </w:p>
+    <w:p>
+      <w:pPr>
+        <w:spacing w:after="120" w:line="276" w:lineRule="auto"/>
+        <w:jc w:val="both"/>
+      </w:pPr>
+      <w:r>
+        <w:t xml:space="preserve">Nel loro insieme queste regole descrivono il ciclo di vita di un torneo: </w:t>
+      </w:r>
+      <w:r>
+        <w:rPr>
+          <w:rFonts w:ascii="Consolas" w:hAnsi="Consolas"/>
           <w:color w:val="C0392B"/>
           <w:sz w:val="20"/>
-          <w:szCs w:val="20"/>
-        </w:rPr>
-        <w:t>@PreAuthorize</w:t>
-      </w:r>
-      <w:r>
-        <w:t>.</w:t>
-      </w:r>
-    </w:p>
-    <w:p>
-      <w:pPr>
-        <w:spacing w:after="120" w:line="276" w:lineRule="auto"/>
-        <w:jc w:val="both"/>
-      </w:pPr>
-      <w:r>
-        <w:t xml:space="preserve">Oltre all'autorizzazione per ruolo, alcune operazioni applicano un controllo </w:t>
-      </w:r>
-      <w:r>
-        <w:rPr>
-          <w:b/>
-          <w:bCs/>
-        </w:rPr>
-        <w:t>a livello di risorsa</w:t>
-      </w:r>
-      <w:r>
-        <w:t xml:space="preserve">: la modifica del profilo verifica che il chiamante sia il proprietario della risorsa (o un ADMIN). Il ruolo da solo dice </w:t>
-      </w:r>
-      <w:r>
-        <w:rPr>
-          <w:i/>
-          <w:iCs/>
-        </w:rPr>
-        <w:t>cosa</w:t>
-      </w:r>
-      <w:r>
-        <w:t xml:space="preserve"> un utente può fare, ma non </w:t>
-      </w:r>
-      <w:r>
-        <w:rPr>
-          <w:i/>
-          <w:iCs/>
-        </w:rPr>
-        <w:t>su quale</w:t>
-      </w:r>
-      <w:r>
-        <w:t xml:space="preserve"> risorsa; questa distinzione richiede una verifica nello strato service, dove si ha accesso ai dati.</w:t>
-      </w:r>
-    </w:p>
-    <w:p>
-      <w:pPr>
-        <w:spacing w:after="120" w:line="276" w:lineRule="auto"/>
-        <w:jc w:val="both"/>
-      </w:pPr>
-      <w:r>
-        <w:t xml:space="preserve">Le password non sono mai memorizzate in chiaro: vengono cifrate con </w:t>
-      </w:r>
-      <w:proofErr w:type="spellStart"/>
-      <w:r>
-        <w:rPr>
-          <w:b/>
-          <w:bCs/>
-        </w:rPr>
-        <w:t>BCrypt</w:t>
-      </w:r>
-      <w:proofErr w:type="spellEnd"/>
-      <w:r>
-        <w:t>. Inoltre, in caso di login fallito, il messaggio di errore è volutamente generico (</w:t>
-      </w:r>
-      <w:r>
-        <w:rPr>
-          <w:i/>
-          <w:iCs/>
-        </w:rPr>
-        <w:t>"</w:t>
-      </w:r>
-      <w:proofErr w:type="spellStart"/>
-      <w:r>
-        <w:rPr>
-          <w:i/>
-          <w:iCs/>
-        </w:rPr>
-        <w:t>Invalid</w:t>
-      </w:r>
-      <w:proofErr w:type="spellEnd"/>
-      <w:r>
-        <w:rPr>
-          <w:i/>
-          <w:iCs/>
-        </w:rPr>
-        <w:t xml:space="preserve"> username or password"</w:t>
-      </w:r>
-      <w:r>
-        <w:t>) e identico sia per password errata sia per utente inesistente, così da non permettere a un attaccante di scoprire quali username sono registrati (</w:t>
-      </w:r>
-      <w:r>
-        <w:rPr>
-          <w:i/>
-          <w:iCs/>
-        </w:rPr>
-        <w:t xml:space="preserve">user </w:t>
-      </w:r>
-      <w:proofErr w:type="spellStart"/>
-      <w:r>
-        <w:rPr>
-          <w:i/>
-          <w:iCs/>
-        </w:rPr>
-        <w:t>enumeration</w:t>
-      </w:r>
-      <w:proofErr w:type="spellEnd"/>
-      <w:r>
-        <w:t>).</w:t>
+        </w:rPr>
+        <w:t>DRAFT</w:t>
+      </w:r>
+      <w:r>
+        <w:t xml:space="preserve"> (iscrizioni aperte), </w:t>
+      </w:r>
+      <w:r>
+        <w:rPr>
+          <w:rFonts w:ascii="Consolas" w:hAnsi="Consolas"/>
+          <w:color w:val="C0392B"/>
+          <w:sz w:val="20"/>
+        </w:rPr>
+        <w:t>ACTIVE</w:t>
+      </w:r>
+      <w:r>
+        <w:t xml:space="preserve"> (calendario generato, risultati in corso) e </w:t>
+      </w:r>
+      <w:r>
+        <w:rPr>
+          <w:rFonts w:ascii="Consolas" w:hAnsi="Consolas"/>
+          <w:color w:val="C0392B"/>
+          <w:sz w:val="20"/>
+        </w:rPr>
+        <w:t>COMPLETED</w:t>
+      </w:r>
+      <w:r>
+        <w:t xml:space="preserve"> (torneo chiuso, dati consolidati). Ogni violazione produce una risposta </w:t>
+      </w:r>
+      <w:r>
+        <w:rPr>
+          <w:rFonts w:ascii="Consolas" w:hAnsi="Consolas"/>
+          <w:color w:val="C0392B"/>
+          <w:sz w:val="20"/>
+        </w:rPr>
+        <w:t>409 Conflict</w:t>
+      </w:r>
+      <w:r>
+        <w:t xml:space="preserve"> con un messaggio esplicito.</w:t>
+      </w:r>
+    </w:p>
+    <w:p>
+      <w:r>
+        <w:br w:type="page"/>
       </w:r>
     </w:p>
     <w:p>
       <w:pPr>
         <w:pStyle w:val="Titolo1"/>
+        <w:keepNext/>
         <w:spacing w:before="320" w:after="160"/>
       </w:pPr>
-      <w:bookmarkStart w:id="14" w:name="_Toc236159196"/>
+      <w:bookmarkStart w:id="15" w:name="_Toc241332076"/>
       <w:r>
         <w:rPr>
           <w:b/>
@@ -5291,9 +5349,10 @@
           <w:sz w:val="30"/>
           <w:szCs w:val="30"/>
         </w:rPr>
-        <w:t>6. Gestione centralizzata degli errori</w:t>
-      </w:r>
-      <w:bookmarkEnd w:id="14"/>
+        <w:lastRenderedPageBreak/>
+        <w:t>5. Sicurezza</w:t>
+      </w:r>
+      <w:bookmarkEnd w:id="15"/>
     </w:p>
     <w:p>
       <w:pPr>
@@ -5301,7 +5360,27 @@
         <w:jc w:val="both"/>
       </w:pPr>
       <w:r>
-        <w:t xml:space="preserve">Tutte le eccezioni applicative sono intercettate da un unico </w:t>
+        <w:t xml:space="preserve">L'accesso agli endpoint è protetto tramite </w:t>
+      </w:r>
+      <w:r>
+        <w:rPr>
+          <w:b/>
+          <w:bCs/>
+        </w:rPr>
+        <w:t>Spring Security</w:t>
+      </w:r>
+      <w:r>
+        <w:t xml:space="preserve"> con autenticazione </w:t>
+      </w:r>
+      <w:r>
+        <w:rPr>
+          <w:b/>
+          <w:bCs/>
+        </w:rPr>
+        <w:t>stateless basata su JWT</w:t>
+      </w:r>
+      <w:r>
+        <w:t xml:space="preserve">. Il server non mantiene alcuna sessione: ogni richiesta trasporta il proprio token nell'header </w:t>
       </w:r>
       <w:r>
         <w:rPr>
@@ -5310,34 +5389,503 @@
           <w:sz w:val="20"/>
           <w:szCs w:val="20"/>
         </w:rPr>
+        <w:t>Authorization</w:t>
+      </w:r>
+      <w:r>
+        <w:rPr>
+          <w:rFonts w:ascii="Consolas" w:eastAsia="Consolas" w:hAnsi="Consolas" w:cs="Consolas"/>
+          <w:color w:val="C0392B"/>
+          <w:sz w:val="20"/>
+          <w:szCs w:val="20"/>
+        </w:rPr>
+        <w:t>: Bearer &lt;token&gt;</w:t>
+      </w:r>
+      <w:r>
+        <w:t>.</w:t>
+      </w:r>
+    </w:p>
+    <w:p>
+      <w:pPr>
+        <w:spacing w:after="120" w:line="276" w:lineRule="auto"/>
+        <w:jc w:val="both"/>
+      </w:pPr>
+      <w:r>
+        <w:t xml:space="preserve">Il flusso: al login, verificate le credenziali, il </w:t>
+      </w:r>
+      <w:r>
+        <w:rPr>
+          <w:rFonts w:ascii="Consolas" w:eastAsia="Consolas" w:hAnsi="Consolas" w:cs="Consolas"/>
+          <w:color w:val="C0392B"/>
+          <w:sz w:val="20"/>
+          <w:szCs w:val="20"/>
+        </w:rPr>
+        <w:t>JwtService</w:t>
+      </w:r>
+      <w:r>
+        <w:t xml:space="preserve"> genera un token firmato con algoritmo HS256 contenente lo username e la scadenza. A ogni richiesta successiva il </w:t>
+      </w:r>
+      <w:r>
+        <w:rPr>
+          <w:rFonts w:ascii="Consolas" w:eastAsia="Consolas" w:hAnsi="Consolas" w:cs="Consolas"/>
+          <w:color w:val="C0392B"/>
+          <w:sz w:val="20"/>
+          <w:szCs w:val="20"/>
+        </w:rPr>
+        <w:t>JwtAuthFilter</w:t>
+      </w:r>
+      <w:r>
+        <w:t xml:space="preserve"> — un filtro che si esegue una volta per richiesta — estrae e valida il token, e in caso positivo popola il </w:t>
+      </w:r>
+      <w:r>
+        <w:rPr>
+          <w:rFonts w:ascii="Consolas" w:eastAsia="Consolas" w:hAnsi="Consolas" w:cs="Consolas"/>
+          <w:color w:val="C0392B"/>
+          <w:sz w:val="20"/>
+          <w:szCs w:val="20"/>
+        </w:rPr>
+        <w:t>SecurityContext</w:t>
+      </w:r>
+      <w:r>
+        <w:t xml:space="preserve"> con l'utente autenticato e i suoi ruoli.</w:t>
+      </w:r>
+    </w:p>
+    <w:p>
+      <w:pPr>
+        <w:spacing w:after="120" w:line="276" w:lineRule="auto"/>
+        <w:jc w:val="both"/>
+      </w:pPr>
+      <w:r>
+        <w:t xml:space="preserve">La protezione opera su </w:t>
+      </w:r>
+      <w:r>
+        <w:rPr>
+          <w:b/>
+          <w:bCs/>
+        </w:rPr>
+        <w:t>quattro livelli di accesso</w:t>
+      </w:r>
+      <w:r>
+        <w:t>:</w:t>
+      </w:r>
+    </w:p>
+    <w:p>
+      <w:pPr>
+        <w:pStyle w:val="Paragrafoelenco"/>
+        <w:numPr>
+          <w:ilvl w:val="0"/>
+          <w:numId w:val="1"/>
+        </w:numPr>
+        <w:spacing w:after="80" w:line="264" w:lineRule="auto"/>
+      </w:pPr>
+      <w:r>
+        <w:rPr>
+          <w:b/>
+          <w:bCs/>
+        </w:rPr>
+        <w:t>pubblico</w:t>
+      </w:r>
+      <w:r>
+        <w:t xml:space="preserve"> — registrazione e login, accessibili senza token;</w:t>
+      </w:r>
+    </w:p>
+    <w:p>
+      <w:pPr>
+        <w:pStyle w:val="Paragrafoelenco"/>
+        <w:numPr>
+          <w:ilvl w:val="0"/>
+          <w:numId w:val="1"/>
+        </w:numPr>
+        <w:spacing w:after="80" w:line="264" w:lineRule="auto"/>
+      </w:pPr>
+      <w:r>
+        <w:rPr>
+          <w:b/>
+          <w:bCs/>
+        </w:rPr>
+        <w:t>autenticato</w:t>
+      </w:r>
+      <w:r>
+        <w:t xml:space="preserve"> — la maggior parte delle letture, accessibili a qualunque utente con token valido;</w:t>
+      </w:r>
+    </w:p>
+    <w:p>
+      <w:pPr>
+        <w:pStyle w:val="Paragrafoelenco"/>
+        <w:numPr>
+          <w:ilvl w:val="0"/>
+          <w:numId w:val="1"/>
+        </w:numPr>
+        <w:spacing w:after="80" w:line="264" w:lineRule="auto"/>
+      </w:pPr>
+      <w:r>
+        <w:rPr>
+          <w:b/>
+          <w:bCs/>
+        </w:rPr>
+        <w:t>basato su ruolo</w:t>
+      </w:r>
+      <w:r>
+        <w:t xml:space="preserve"> — operazioni sensibili riservate a ADMIN o ORGANIZER tramite l'annotazione </w:t>
+      </w:r>
+      <w:r>
+        <w:rPr>
+          <w:rFonts w:ascii="Consolas" w:eastAsia="Consolas" w:hAnsi="Consolas" w:cs="Consolas"/>
+          <w:color w:val="C0392B"/>
+          <w:sz w:val="20"/>
+          <w:szCs w:val="20"/>
+        </w:rPr>
+        <w:t>@PreAuthorize</w:t>
+      </w:r>
+      <w:r>
+        <w:t>.</w:t>
+      </w:r>
+    </w:p>
+    <w:p>
+      <w:pPr>
+        <w:pStyle w:val="Paragrafoelenco"/>
+        <w:numPr>
+          <w:ilvl w:val="0"/>
+          <w:numId w:val="1"/>
+        </w:numPr>
+        <w:spacing w:after="80" w:line="264" w:lineRule="auto"/>
+      </w:pPr>
+      <w:r>
+        <w:rPr>
+          <w:b/>
+        </w:rPr>
+        <w:t>basato sulla risorsa</w:t>
+      </w:r>
+      <w:r>
+        <w:t xml:space="preserve"> — per le operazioni su un torneo il ruolo </w:t>
+      </w:r>
+      <w:r>
+        <w:rPr>
+          <w:rFonts w:ascii="Consolas" w:hAnsi="Consolas"/>
+          <w:color w:val="C0392B"/>
+          <w:sz w:val="20"/>
+        </w:rPr>
+        <w:t>ORGANIZER</w:t>
+      </w:r>
+      <w:r>
+        <w:t xml:space="preserve"> non basta: bisogna essere tra gli organizzatori di quel torneo specifico.</w:t>
+      </w:r>
+    </w:p>
+    <w:p>
+      <w:pPr>
+        <w:spacing w:after="120" w:line="276" w:lineRule="auto"/>
+        <w:jc w:val="both"/>
+      </w:pPr>
+      <w:r>
+        <w:t xml:space="preserve">Il ruolo da solo dice </w:t>
+      </w:r>
+      <w:r>
+        <w:rPr>
+          <w:i/>
+        </w:rPr>
+        <w:t>cosa</w:t>
+      </w:r>
+      <w:r>
+        <w:t xml:space="preserve"> un utente può fare, ma non </w:t>
+      </w:r>
+      <w:r>
+        <w:rPr>
+          <w:i/>
+        </w:rPr>
+        <w:t>su quale</w:t>
+      </w:r>
+      <w:r>
+        <w:t xml:space="preserve"> risorsa: per questo alcune operazioni applicano un controllo </w:t>
+      </w:r>
+      <w:r>
+        <w:rPr>
+          <w:b/>
+        </w:rPr>
+        <w:t>a livello di risorsa</w:t>
+      </w:r>
+      <w:r>
+        <w:t xml:space="preserve">. Chi crea un torneo ne diventa automaticamente organizzatore, e le operazioni di gestione — modifica, iscrizioni, generazione del calendario, inserimento dei risultati, chiusura e gestione dei co-organizzatori — sono consentite a un </w:t>
+      </w:r>
+      <w:r>
+        <w:rPr>
+          <w:rFonts w:ascii="Consolas" w:hAnsi="Consolas"/>
+          <w:color w:val="C0392B"/>
+          <w:sz w:val="20"/>
+        </w:rPr>
+        <w:t>ADMIN</w:t>
+      </w:r>
+      <w:r>
+        <w:t xml:space="preserve"> oppure a un </w:t>
+      </w:r>
+      <w:r>
+        <w:rPr>
+          <w:rFonts w:ascii="Consolas" w:hAnsi="Consolas"/>
+          <w:color w:val="C0392B"/>
+          <w:sz w:val="20"/>
+        </w:rPr>
+        <w:t>ORGANIZER</w:t>
+      </w:r>
+      <w:r>
+        <w:t xml:space="preserve"> che figuri tra gli organizzatori di quel torneo. La verifica è affidata al componente </w:t>
+      </w:r>
+      <w:r>
+        <w:rPr>
+          <w:rFonts w:ascii="Consolas" w:hAnsi="Consolas"/>
+          <w:color w:val="C0392B"/>
+          <w:sz w:val="20"/>
+        </w:rPr>
+        <w:t>TournamentSecurity</w:t>
+      </w:r>
+      <w:r>
+        <w:t xml:space="preserve">, richiamato direttamente nelle espressioni </w:t>
+      </w:r>
+      <w:r>
+        <w:rPr>
+          <w:rFonts w:ascii="Consolas" w:hAnsi="Consolas"/>
+          <w:color w:val="C0392B"/>
+          <w:sz w:val="20"/>
+        </w:rPr>
+        <w:t>@PreAuthorize</w:t>
+      </w:r>
+      <w:r>
+        <w:t xml:space="preserve"> (ad esempio </w:t>
+      </w:r>
+      <w:r>
+        <w:rPr>
+          <w:rFonts w:ascii="Consolas" w:hAnsi="Consolas"/>
+          <w:color w:val="C0392B"/>
+          <w:sz w:val="20"/>
+        </w:rPr>
+        <w:t>@tournamentSecurity.isOrganizer(#tournamentId, authentication)</w:t>
+      </w:r>
+      <w:r>
+        <w:t xml:space="preserve">) ed eseguita con una singola query di esistenza. Allo stesso modo la modifica del profilo è consentita solo al proprietario o a un </w:t>
+      </w:r>
+      <w:r>
+        <w:rPr>
+          <w:rFonts w:ascii="Consolas" w:hAnsi="Consolas"/>
+          <w:color w:val="C0392B"/>
+          <w:sz w:val="20"/>
+        </w:rPr>
+        <w:t>ADMIN</w:t>
+      </w:r>
+      <w:r>
+        <w:t>, e l'indirizzo email di un utente è visibile solo all'utente stesso o a un amministratore.</w:t>
+      </w:r>
+    </w:p>
+    <w:p>
+      <w:pPr>
+        <w:spacing w:after="120" w:line="276" w:lineRule="auto"/>
+        <w:jc w:val="both"/>
+      </w:pPr>
+      <w:r>
+        <w:t xml:space="preserve">Le password non sono mai memorizzate in chiaro: vengono cifrate con </w:t>
+      </w:r>
+      <w:r>
+        <w:rPr>
+          <w:b/>
+          <w:bCs/>
+        </w:rPr>
+        <w:t>BCrypt</w:t>
+      </w:r>
+      <w:r>
+        <w:t>. Inoltre, in caso di login fallito, il messaggio di errore è volutamente generico (</w:t>
+      </w:r>
+      <w:r>
+        <w:rPr>
+          <w:i/>
+          <w:iCs/>
+        </w:rPr>
+        <w:t>"Invalid username or password"</w:t>
+      </w:r>
+      <w:r>
+        <w:t>) e identico sia per password errata sia per utente inesistente, così da non permettere a un attaccante di scoprire quali username sono registrati (</w:t>
+      </w:r>
+      <w:r>
+        <w:rPr>
+          <w:i/>
+          <w:iCs/>
+        </w:rPr>
+        <w:t>user enumeration</w:t>
+      </w:r>
+      <w:r>
+        <w:t>).</w:t>
+      </w:r>
+    </w:p>
+    <w:p>
+      <w:pPr>
+        <w:spacing w:after="120" w:line="276" w:lineRule="auto"/>
+        <w:jc w:val="both"/>
+      </w:pPr>
+      <w:r>
+        <w:t xml:space="preserve">Il sistema distingue i due casi di accesso negato: una richiesta priva di token riceve </w:t>
+      </w:r>
+      <w:r>
+        <w:rPr>
+          <w:rFonts w:ascii="Consolas" w:hAnsi="Consolas"/>
+          <w:color w:val="C0392B"/>
+          <w:sz w:val="20"/>
+        </w:rPr>
+        <w:t>401 Unauthorized</w:t>
+      </w:r>
+      <w:r>
+        <w:t xml:space="preserve">, mentre un utente autenticato ma senza i permessi necessari riceve </w:t>
+      </w:r>
+      <w:r>
+        <w:rPr>
+          <w:rFonts w:ascii="Consolas" w:hAnsi="Consolas"/>
+          <w:color w:val="C0392B"/>
+          <w:sz w:val="20"/>
+        </w:rPr>
+        <w:t>403 Forbidden</w:t>
+      </w:r>
+      <w:r>
+        <w:t>. Entrambe le risposte sono prodotte da gestori dedicati nella configurazione di Spring Security (</w:t>
+      </w:r>
+      <w:r>
+        <w:rPr>
+          <w:rFonts w:ascii="Consolas" w:hAnsi="Consolas"/>
+          <w:color w:val="C0392B"/>
+          <w:sz w:val="20"/>
+        </w:rPr>
+        <w:t>AuthenticationEntryPoint</w:t>
+      </w:r>
+      <w:r>
+        <w:t xml:space="preserve"> e </w:t>
+      </w:r>
+      <w:r>
+        <w:rPr>
+          <w:rFonts w:ascii="Consolas" w:hAnsi="Consolas"/>
+          <w:color w:val="C0392B"/>
+          <w:sz w:val="20"/>
+        </w:rPr>
+        <w:t>AccessDeniedHandler</w:t>
+      </w:r>
+      <w:r>
+        <w:t>), con lo stesso formato JSON del resto dell'API.</w:t>
+      </w:r>
+    </w:p>
+    <w:p>
+      <w:pPr>
+        <w:spacing w:after="120" w:line="276" w:lineRule="auto"/>
+        <w:jc w:val="both"/>
+      </w:pPr>
+      <w:r>
+        <w:t>Per contrastare i tentativi di indovinare le password (</w:t>
+      </w:r>
+      <w:r>
+        <w:rPr>
+          <w:i/>
+        </w:rPr>
+        <w:t>brute force</w:t>
+      </w:r>
+      <w:r>
+        <w:t xml:space="preserve">) l'endpoint di login è protetto da un </w:t>
+      </w:r>
+      <w:r>
+        <w:rPr>
+          <w:b/>
+        </w:rPr>
+        <w:t>rate limit</w:t>
+      </w:r>
+      <w:r>
+        <w:t xml:space="preserve">: il filtro </w:t>
+      </w:r>
+      <w:r>
+        <w:rPr>
+          <w:rFonts w:ascii="Consolas" w:hAnsi="Consolas"/>
+          <w:color w:val="C0392B"/>
+          <w:sz w:val="20"/>
+        </w:rPr>
+        <w:t>LoginRateLimitFilter</w:t>
+      </w:r>
+      <w:r>
+        <w:t xml:space="preserve">, basato sulla libreria Bucket4j, consente un numero limitato di tentativi per indirizzo IP (10 al minuto nella configurazione predefinita) e oltre questa soglia risponde </w:t>
+      </w:r>
+      <w:r>
+        <w:rPr>
+          <w:rFonts w:ascii="Consolas" w:hAnsi="Consolas"/>
+          <w:color w:val="C0392B"/>
+          <w:sz w:val="20"/>
+        </w:rPr>
+        <w:t>429 Too Many Requests</w:t>
+      </w:r>
+      <w:r>
+        <w:t xml:space="preserve">, indicando nell'header </w:t>
+      </w:r>
+      <w:r>
+        <w:rPr>
+          <w:rFonts w:ascii="Consolas" w:hAnsi="Consolas"/>
+          <w:color w:val="C0392B"/>
+          <w:sz w:val="20"/>
+        </w:rPr>
+        <w:t>Retry-After</w:t>
+      </w:r>
+      <w:r>
+        <w:t xml:space="preserve"> quanti secondi attendere.</w:t>
+      </w:r>
+    </w:p>
+    <w:p>
+      <w:pPr>
+        <w:spacing w:after="120" w:line="276" w:lineRule="auto"/>
+        <w:jc w:val="both"/>
+      </w:pPr>
+      <w:r>
+        <w:t xml:space="preserve">La chiave di firma dei token non compare mai nel codice né nella configurazione versionata: viene letta dalla variabile d'ambiente </w:t>
+      </w:r>
+      <w:r>
+        <w:rPr>
+          <w:rFonts w:ascii="Consolas" w:hAnsi="Consolas"/>
+          <w:color w:val="C0392B"/>
+          <w:sz w:val="20"/>
+        </w:rPr>
+        <w:t>JWT_SECRET</w:t>
+      </w:r>
+      <w:r>
+        <w:t xml:space="preserve"> e, se manca o è più corta dei 256 bit richiesti da HS256, </w:t>
+      </w:r>
+      <w:r>
+        <w:lastRenderedPageBreak/>
+        <w:t>l'applicazione si rifiuta di partire. Infine il parametro di ordinamento delle liste paginate accetta solo un elenco esplicito di campi: senza questo controllo un client potrebbe ordinare per proprietà non esposte, come la password degli organizzatori, e dedurne informazioni dall'ordine dei risultati.</w:t>
+      </w:r>
+    </w:p>
+    <w:p>
+      <w:pPr>
+        <w:pStyle w:val="Titolo1"/>
+        <w:keepNext/>
+        <w:spacing w:before="320" w:after="160"/>
+      </w:pPr>
+      <w:bookmarkStart w:id="16" w:name="_Toc241332077"/>
+      <w:r>
+        <w:rPr>
+          <w:b/>
+          <w:bCs/>
+          <w:color w:val="1F4E79"/>
+          <w:sz w:val="30"/>
+          <w:szCs w:val="30"/>
+        </w:rPr>
+        <w:t>6. Gestione centralizzata degli errori</w:t>
+      </w:r>
+      <w:bookmarkEnd w:id="16"/>
+    </w:p>
+    <w:p>
+      <w:pPr>
+        <w:spacing w:after="120" w:line="276" w:lineRule="auto"/>
+        <w:jc w:val="both"/>
+      </w:pPr>
+      <w:r>
+        <w:t xml:space="preserve">Tutte le eccezioni applicative sono intercettate da un unico </w:t>
+      </w:r>
+      <w:r>
+        <w:rPr>
+          <w:rFonts w:ascii="Consolas" w:eastAsia="Consolas" w:hAnsi="Consolas" w:cs="Consolas"/>
+          <w:color w:val="C0392B"/>
+          <w:sz w:val="20"/>
+          <w:szCs w:val="20"/>
+        </w:rPr>
         <w:t>@RestControllerAdvice</w:t>
       </w:r>
       <w:r>
-        <w:t>, che le traduce in risposte JSON con un formato uniforme (</w:t>
-      </w:r>
-      <w:proofErr w:type="spellStart"/>
-      <w:r>
-        <w:t>timestamp</w:t>
-      </w:r>
-      <w:proofErr w:type="spellEnd"/>
-      <w:r>
-        <w:t xml:space="preserve">, status, </w:t>
-      </w:r>
-      <w:proofErr w:type="spellStart"/>
-      <w:r>
-        <w:t>error</w:t>
-      </w:r>
-      <w:proofErr w:type="spellEnd"/>
-      <w:r>
-        <w:t xml:space="preserve">, </w:t>
-      </w:r>
-      <w:proofErr w:type="spellStart"/>
-      <w:r>
-        <w:t>message</w:t>
-      </w:r>
-      <w:proofErr w:type="spellEnd"/>
-      <w:r>
-        <w:t>). Questo evita la duplicazione della gestione errori nei controller e garantisce un contratto di errore coerente su tutta l'API.</w:t>
+        <w:t>, che le traduce in risposte JSON con un formato uniforme (timestamp, status, error, message). Questo evita la duplicazione della gestione errori nei controller e garantisce un contratto di errore coerente su tutta l'API.</w:t>
       </w:r>
     </w:p>
     <w:tbl>
@@ -5358,23 +5906,20 @@
         <w:tblLook w:val="04A0" w:firstRow="1" w:lastRow="0" w:firstColumn="1" w:lastColumn="0" w:noHBand="0" w:noVBand="1"/>
       </w:tblPr>
       <w:tblGrid>
-        <w:gridCol w:w="3200"/>
-        <w:gridCol w:w="1500"/>
-        <w:gridCol w:w="4660"/>
+        <w:gridCol w:w="3389"/>
+        <w:gridCol w:w="1465"/>
+        <w:gridCol w:w="4506"/>
       </w:tblGrid>
       <w:tr>
-        <w:tblPrEx>
-          <w:tblCellMar>
-            <w:top w:w="0" w:type="dxa"/>
-            <w:bottom w:w="0" w:type="dxa"/>
-          </w:tblCellMar>
-        </w:tblPrEx>
         <w:trPr>
           <w:tblHeader/>
         </w:trPr>
         <w:tc>
           <w:tcPr>
             <w:tcW w:w="3200" w:type="dxa"/>
+            <w:tcBorders>
+              <w:bottom w:val="single" w:sz="2" w:space="0" w:color="D9D9D9"/>
+            </w:tcBorders>
             <w:shd w:val="clear" w:color="auto" w:fill="1F4E79"/>
             <w:tcMar>
               <w:top w:w="60" w:type="dxa"/>
@@ -5399,6 +5944,9 @@
         <w:tc>
           <w:tcPr>
             <w:tcW w:w="1500" w:type="dxa"/>
+            <w:tcBorders>
+              <w:bottom w:val="single" w:sz="2" w:space="0" w:color="D9D9D9"/>
+            </w:tcBorders>
             <w:shd w:val="clear" w:color="auto" w:fill="1F4E79"/>
             <w:tcMar>
               <w:top w:w="60" w:type="dxa"/>
@@ -5423,6 +5971,9 @@
         <w:tc>
           <w:tcPr>
             <w:tcW w:w="4660" w:type="dxa"/>
+            <w:tcBorders>
+              <w:bottom w:val="single" w:sz="2" w:space="0" w:color="D9D9D9"/>
+            </w:tcBorders>
             <w:shd w:val="clear" w:color="auto" w:fill="1F4E79"/>
             <w:tcMar>
               <w:top w:w="60" w:type="dxa"/>
@@ -5446,24 +5997,21 @@
         </w:tc>
       </w:tr>
       <w:tr>
-        <w:tblPrEx>
-          <w:tblCellMar>
-            <w:top w:w="0" w:type="dxa"/>
-            <w:bottom w:w="0" w:type="dxa"/>
-          </w:tblCellMar>
-        </w:tblPrEx>
         <w:tc>
           <w:tcPr>
             <w:tcW w:w="3200" w:type="dxa"/>
-            <w:tcMar>
-              <w:top w:w="60" w:type="dxa"/>
-              <w:left w:w="100" w:type="dxa"/>
-              <w:bottom w:w="60" w:type="dxa"/>
-              <w:right w:w="100" w:type="dxa"/>
-            </w:tcMar>
-          </w:tcPr>
-          <w:p>
-            <w:proofErr w:type="spellStart"/>
+            <w:tcBorders>
+              <w:top w:val="single" w:sz="2" w:space="0" w:color="D9D9D9"/>
+              <w:bottom w:val="single" w:sz="2" w:space="0" w:color="D9D9D9"/>
+            </w:tcBorders>
+            <w:tcMar>
+              <w:top w:w="60" w:type="dxa"/>
+              <w:left w:w="100" w:type="dxa"/>
+              <w:bottom w:w="60" w:type="dxa"/>
+              <w:right w:w="100" w:type="dxa"/>
+            </w:tcMar>
+          </w:tcPr>
+          <w:p>
             <w:r>
               <w:rPr>
                 <w:rFonts w:ascii="Consolas" w:eastAsia="Consolas" w:hAnsi="Consolas" w:cs="Consolas"/>
@@ -5472,12 +6020,15 @@
               </w:rPr>
               <w:t>MethodArgumentNotValid</w:t>
             </w:r>
-            <w:proofErr w:type="spellEnd"/>
           </w:p>
         </w:tc>
         <w:tc>
           <w:tcPr>
             <w:tcW w:w="1500" w:type="dxa"/>
+            <w:tcBorders>
+              <w:top w:val="single" w:sz="2" w:space="0" w:color="D9D9D9"/>
+              <w:bottom w:val="single" w:sz="2" w:space="0" w:color="D9D9D9"/>
+            </w:tcBorders>
             <w:tcMar>
               <w:top w:w="60" w:type="dxa"/>
               <w:left w:w="100" w:type="dxa"/>
@@ -5498,6 +6049,10 @@
         <w:tc>
           <w:tcPr>
             <w:tcW w:w="4660" w:type="dxa"/>
+            <w:tcBorders>
+              <w:top w:val="single" w:sz="2" w:space="0" w:color="D9D9D9"/>
+              <w:bottom w:val="single" w:sz="2" w:space="0" w:color="D9D9D9"/>
+            </w:tcBorders>
             <w:tcMar>
               <w:top w:w="60" w:type="dxa"/>
               <w:left w:w="100" w:type="dxa"/>
@@ -5517,15 +6072,13 @@
         </w:tc>
       </w:tr>
       <w:tr>
-        <w:tblPrEx>
-          <w:tblCellMar>
-            <w:top w:w="0" w:type="dxa"/>
-            <w:bottom w:w="0" w:type="dxa"/>
-          </w:tblCellMar>
-        </w:tblPrEx>
         <w:tc>
           <w:tcPr>
             <w:tcW w:w="3200" w:type="dxa"/>
+            <w:tcBorders>
+              <w:top w:val="single" w:sz="2" w:space="0" w:color="D9D9D9"/>
+              <w:bottom w:val="single" w:sz="2" w:space="0" w:color="D9D9D9"/>
+            </w:tcBorders>
             <w:shd w:val="clear" w:color="auto" w:fill="F2F2F2"/>
             <w:tcMar>
               <w:top w:w="60" w:type="dxa"/>
@@ -5535,21 +6088,30 @@
             </w:tcMar>
           </w:tcPr>
           <w:p>
-            <w:proofErr w:type="spellStart"/>
-            <w:r>
+            <w:pPr>
               <w:rPr>
                 <w:rFonts w:ascii="Consolas" w:eastAsia="Consolas" w:hAnsi="Consolas" w:cs="Consolas"/>
                 <w:sz w:val="20"/>
                 <w:szCs w:val="20"/>
               </w:rPr>
-              <w:t>AuthenticationException</w:t>
-            </w:r>
-            <w:proofErr w:type="spellEnd"/>
+            </w:pPr>
+            <w:r>
+              <w:rPr>
+                <w:rFonts w:ascii="Consolas" w:eastAsia="Consolas" w:hAnsi="Consolas" w:cs="Consolas"/>
+                <w:sz w:val="20"/>
+                <w:szCs w:val="20"/>
+              </w:rPr>
+              <w:t>HttpMessageNotReadable, MethodArgumentTypeMismatch, BadRequest</w:t>
+            </w:r>
           </w:p>
         </w:tc>
         <w:tc>
           <w:tcPr>
             <w:tcW w:w="1500" w:type="dxa"/>
+            <w:tcBorders>
+              <w:top w:val="single" w:sz="2" w:space="0" w:color="D9D9D9"/>
+              <w:bottom w:val="single" w:sz="2" w:space="0" w:color="D9D9D9"/>
+            </w:tcBorders>
             <w:shd w:val="clear" w:color="auto" w:fill="F2F2F2"/>
             <w:tcMar>
               <w:top w:w="60" w:type="dxa"/>
@@ -5559,18 +6121,28 @@
             </w:tcMar>
           </w:tcPr>
           <w:p>
-            <w:r>
-              <w:rPr>
-                <w:sz w:val="20"/>
-                <w:szCs w:val="20"/>
-              </w:rPr>
-              <w:t>401</w:t>
+            <w:pPr>
+              <w:rPr>
+                <w:sz w:val="20"/>
+                <w:szCs w:val="20"/>
+              </w:rPr>
+            </w:pPr>
+            <w:r>
+              <w:rPr>
+                <w:sz w:val="20"/>
+                <w:szCs w:val="20"/>
+              </w:rPr>
+              <w:t>400</w:t>
             </w:r>
           </w:p>
         </w:tc>
         <w:tc>
           <w:tcPr>
             <w:tcW w:w="4660" w:type="dxa"/>
+            <w:tcBorders>
+              <w:top w:val="single" w:sz="2" w:space="0" w:color="D9D9D9"/>
+              <w:bottom w:val="single" w:sz="2" w:space="0" w:color="D9D9D9"/>
+            </w:tcBorders>
             <w:shd w:val="clear" w:color="auto" w:fill="F2F2F2"/>
             <w:tcMar>
               <w:top w:w="60" w:type="dxa"/>
@@ -5580,97 +6152,105 @@
             </w:tcMar>
           </w:tcPr>
           <w:p>
-            <w:r>
-              <w:rPr>
-                <w:sz w:val="20"/>
-                <w:szCs w:val="20"/>
-              </w:rPr>
-              <w:t>Credenziali o token non validi</w:t>
+            <w:pPr>
+              <w:rPr>
+                <w:sz w:val="20"/>
+                <w:szCs w:val="20"/>
+              </w:rPr>
+            </w:pPr>
+            <w:r>
+              <w:rPr>
+                <w:sz w:val="20"/>
+                <w:szCs w:val="20"/>
+              </w:rPr>
+              <w:t>JSON malformato, valore non convertibile, ordinamento non consentito</w:t>
             </w:r>
           </w:p>
         </w:tc>
       </w:tr>
       <w:tr>
-        <w:tblPrEx>
-          <w:tblCellMar>
-            <w:top w:w="0" w:type="dxa"/>
-            <w:bottom w:w="0" w:type="dxa"/>
-          </w:tblCellMar>
-        </w:tblPrEx>
         <w:tc>
           <w:tcPr>
             <w:tcW w:w="3200" w:type="dxa"/>
-            <w:tcMar>
-              <w:top w:w="60" w:type="dxa"/>
-              <w:left w:w="100" w:type="dxa"/>
-              <w:bottom w:w="60" w:type="dxa"/>
-              <w:right w:w="100" w:type="dxa"/>
-            </w:tcMar>
-          </w:tcPr>
-          <w:p>
-            <w:proofErr w:type="spellStart"/>
+            <w:tcBorders>
+              <w:top w:val="single" w:sz="2" w:space="0" w:color="D9D9D9"/>
+              <w:bottom w:val="single" w:sz="2" w:space="0" w:color="D9D9D9"/>
+            </w:tcBorders>
+            <w:tcMar>
+              <w:top w:w="60" w:type="dxa"/>
+              <w:left w:w="100" w:type="dxa"/>
+              <w:bottom w:w="60" w:type="dxa"/>
+              <w:right w:w="100" w:type="dxa"/>
+            </w:tcMar>
+          </w:tcPr>
+          <w:p>
             <w:r>
               <w:rPr>
                 <w:rFonts w:ascii="Consolas" w:eastAsia="Consolas" w:hAnsi="Consolas" w:cs="Consolas"/>
                 <w:sz w:val="20"/>
                 <w:szCs w:val="20"/>
               </w:rPr>
-              <w:t>AccessDeniedException</w:t>
-            </w:r>
-            <w:proofErr w:type="spellEnd"/>
+              <w:t>AuthenticationException</w:t>
+            </w:r>
           </w:p>
         </w:tc>
         <w:tc>
           <w:tcPr>
             <w:tcW w:w="1500" w:type="dxa"/>
-            <w:tcMar>
-              <w:top w:w="60" w:type="dxa"/>
-              <w:left w:w="100" w:type="dxa"/>
-              <w:bottom w:w="60" w:type="dxa"/>
-              <w:right w:w="100" w:type="dxa"/>
-            </w:tcMar>
-          </w:tcPr>
-          <w:p>
-            <w:r>
-              <w:rPr>
-                <w:sz w:val="20"/>
-                <w:szCs w:val="20"/>
-              </w:rPr>
-              <w:t>403</w:t>
+            <w:tcBorders>
+              <w:top w:val="single" w:sz="2" w:space="0" w:color="D9D9D9"/>
+              <w:bottom w:val="single" w:sz="2" w:space="0" w:color="D9D9D9"/>
+            </w:tcBorders>
+            <w:tcMar>
+              <w:top w:w="60" w:type="dxa"/>
+              <w:left w:w="100" w:type="dxa"/>
+              <w:bottom w:w="60" w:type="dxa"/>
+              <w:right w:w="100" w:type="dxa"/>
+            </w:tcMar>
+          </w:tcPr>
+          <w:p>
+            <w:r>
+              <w:rPr>
+                <w:sz w:val="20"/>
+                <w:szCs w:val="20"/>
+              </w:rPr>
+              <w:t>401</w:t>
             </w:r>
           </w:p>
         </w:tc>
         <w:tc>
           <w:tcPr>
             <w:tcW w:w="4660" w:type="dxa"/>
-            <w:tcMar>
-              <w:top w:w="60" w:type="dxa"/>
-              <w:left w:w="100" w:type="dxa"/>
-              <w:bottom w:w="60" w:type="dxa"/>
-              <w:right w:w="100" w:type="dxa"/>
-            </w:tcMar>
-          </w:tcPr>
-          <w:p>
-            <w:r>
-              <w:rPr>
-                <w:sz w:val="20"/>
-                <w:szCs w:val="20"/>
-              </w:rPr>
-              <w:t>Permessi insufficienti per la risorsa</w:t>
+            <w:tcBorders>
+              <w:top w:val="single" w:sz="2" w:space="0" w:color="D9D9D9"/>
+              <w:bottom w:val="single" w:sz="2" w:space="0" w:color="D9D9D9"/>
+            </w:tcBorders>
+            <w:tcMar>
+              <w:top w:w="60" w:type="dxa"/>
+              <w:left w:w="100" w:type="dxa"/>
+              <w:bottom w:w="60" w:type="dxa"/>
+              <w:right w:w="100" w:type="dxa"/>
+            </w:tcMar>
+          </w:tcPr>
+          <w:p>
+            <w:r>
+              <w:rPr>
+                <w:sz w:val="20"/>
+                <w:szCs w:val="20"/>
+              </w:rPr>
+              <w:t>Credenziali o token non validi</w:t>
             </w:r>
           </w:p>
         </w:tc>
       </w:tr>
       <w:tr>
-        <w:tblPrEx>
-          <w:tblCellMar>
-            <w:top w:w="0" w:type="dxa"/>
-            <w:bottom w:w="0" w:type="dxa"/>
-          </w:tblCellMar>
-        </w:tblPrEx>
         <w:tc>
           <w:tcPr>
             <w:tcW w:w="3200" w:type="dxa"/>
+            <w:tcBorders>
+              <w:top w:val="single" w:sz="2" w:space="0" w:color="D9D9D9"/>
+              <w:bottom w:val="single" w:sz="2" w:space="0" w:color="D9D9D9"/>
+            </w:tcBorders>
             <w:shd w:val="clear" w:color="auto" w:fill="F2F2F2"/>
             <w:tcMar>
               <w:top w:w="60" w:type="dxa"/>
@@ -5680,21 +6260,23 @@
             </w:tcMar>
           </w:tcPr>
           <w:p>
-            <w:proofErr w:type="spellStart"/>
             <w:r>
               <w:rPr>
                 <w:rFonts w:ascii="Consolas" w:eastAsia="Consolas" w:hAnsi="Consolas" w:cs="Consolas"/>
                 <w:sz w:val="20"/>
                 <w:szCs w:val="20"/>
               </w:rPr>
-              <w:t>ResourceNotFound</w:t>
-            </w:r>
-            <w:proofErr w:type="spellEnd"/>
+              <w:t>AccessDeniedException</w:t>
+            </w:r>
           </w:p>
         </w:tc>
         <w:tc>
           <w:tcPr>
             <w:tcW w:w="1500" w:type="dxa"/>
+            <w:tcBorders>
+              <w:top w:val="single" w:sz="2" w:space="0" w:color="D9D9D9"/>
+              <w:bottom w:val="single" w:sz="2" w:space="0" w:color="D9D9D9"/>
+            </w:tcBorders>
             <w:shd w:val="clear" w:color="auto" w:fill="F2F2F2"/>
             <w:tcMar>
               <w:top w:w="60" w:type="dxa"/>
@@ -5709,13 +6291,17 @@
                 <w:sz w:val="20"/>
                 <w:szCs w:val="20"/>
               </w:rPr>
-              <w:t>404</w:t>
+              <w:t>403</w:t>
             </w:r>
           </w:p>
         </w:tc>
         <w:tc>
           <w:tcPr>
             <w:tcW w:w="4660" w:type="dxa"/>
+            <w:tcBorders>
+              <w:top w:val="single" w:sz="2" w:space="0" w:color="D9D9D9"/>
+              <w:bottom w:val="single" w:sz="2" w:space="0" w:color="D9D9D9"/>
+            </w:tcBorders>
             <w:shd w:val="clear" w:color="auto" w:fill="F2F2F2"/>
             <w:tcMar>
               <w:top w:w="60" w:type="dxa"/>
@@ -5730,92 +6316,94 @@
                 <w:sz w:val="20"/>
                 <w:szCs w:val="20"/>
               </w:rPr>
-              <w:t>Risorsa inesistente</w:t>
+              <w:t>Permessi insufficienti per la risorsa</w:t>
             </w:r>
           </w:p>
         </w:tc>
       </w:tr>
       <w:tr>
-        <w:tblPrEx>
-          <w:tblCellMar>
-            <w:top w:w="0" w:type="dxa"/>
-            <w:bottom w:w="0" w:type="dxa"/>
-          </w:tblCellMar>
-        </w:tblPrEx>
         <w:tc>
           <w:tcPr>
             <w:tcW w:w="3200" w:type="dxa"/>
-            <w:tcMar>
-              <w:top w:w="60" w:type="dxa"/>
-              <w:left w:w="100" w:type="dxa"/>
-              <w:bottom w:w="60" w:type="dxa"/>
-              <w:right w:w="100" w:type="dxa"/>
-            </w:tcMar>
-          </w:tcPr>
-          <w:p>
-            <w:proofErr w:type="spellStart"/>
+            <w:tcBorders>
+              <w:top w:val="single" w:sz="2" w:space="0" w:color="D9D9D9"/>
+              <w:bottom w:val="single" w:sz="2" w:space="0" w:color="D9D9D9"/>
+            </w:tcBorders>
+            <w:tcMar>
+              <w:top w:w="60" w:type="dxa"/>
+              <w:left w:w="100" w:type="dxa"/>
+              <w:bottom w:w="60" w:type="dxa"/>
+              <w:right w:w="100" w:type="dxa"/>
+            </w:tcMar>
+          </w:tcPr>
+          <w:p>
             <w:r>
               <w:rPr>
                 <w:rFonts w:ascii="Consolas" w:eastAsia="Consolas" w:hAnsi="Consolas" w:cs="Consolas"/>
                 <w:sz w:val="20"/>
                 <w:szCs w:val="20"/>
               </w:rPr>
-              <w:t>ResourceConflict</w:t>
-            </w:r>
-            <w:proofErr w:type="spellEnd"/>
+              <w:t>ResourceNotFound</w:t>
+            </w:r>
           </w:p>
         </w:tc>
         <w:tc>
           <w:tcPr>
             <w:tcW w:w="1500" w:type="dxa"/>
-            <w:tcMar>
-              <w:top w:w="60" w:type="dxa"/>
-              <w:left w:w="100" w:type="dxa"/>
-              <w:bottom w:w="60" w:type="dxa"/>
-              <w:right w:w="100" w:type="dxa"/>
-            </w:tcMar>
-          </w:tcPr>
-          <w:p>
-            <w:r>
-              <w:rPr>
-                <w:sz w:val="20"/>
-                <w:szCs w:val="20"/>
-              </w:rPr>
-              <w:t>409</w:t>
+            <w:tcBorders>
+              <w:top w:val="single" w:sz="2" w:space="0" w:color="D9D9D9"/>
+              <w:bottom w:val="single" w:sz="2" w:space="0" w:color="D9D9D9"/>
+            </w:tcBorders>
+            <w:tcMar>
+              <w:top w:w="60" w:type="dxa"/>
+              <w:left w:w="100" w:type="dxa"/>
+              <w:bottom w:w="60" w:type="dxa"/>
+              <w:right w:w="100" w:type="dxa"/>
+            </w:tcMar>
+          </w:tcPr>
+          <w:p>
+            <w:r>
+              <w:rPr>
+                <w:sz w:val="20"/>
+                <w:szCs w:val="20"/>
+              </w:rPr>
+              <w:t>404</w:t>
             </w:r>
           </w:p>
         </w:tc>
         <w:tc>
           <w:tcPr>
             <w:tcW w:w="4660" w:type="dxa"/>
-            <w:tcMar>
-              <w:top w:w="60" w:type="dxa"/>
-              <w:left w:w="100" w:type="dxa"/>
-              <w:bottom w:w="60" w:type="dxa"/>
-              <w:right w:w="100" w:type="dxa"/>
-            </w:tcMar>
-          </w:tcPr>
-          <w:p>
-            <w:r>
-              <w:rPr>
-                <w:sz w:val="20"/>
-                <w:szCs w:val="20"/>
-              </w:rPr>
-              <w:t>Violazione di una regola di dominio</w:t>
+            <w:tcBorders>
+              <w:top w:val="single" w:sz="2" w:space="0" w:color="D9D9D9"/>
+              <w:bottom w:val="single" w:sz="2" w:space="0" w:color="D9D9D9"/>
+            </w:tcBorders>
+            <w:tcMar>
+              <w:top w:w="60" w:type="dxa"/>
+              <w:left w:w="100" w:type="dxa"/>
+              <w:bottom w:w="60" w:type="dxa"/>
+              <w:right w:w="100" w:type="dxa"/>
+            </w:tcMar>
+          </w:tcPr>
+          <w:p>
+            <w:r>
+              <w:rPr>
+                <w:sz w:val="20"/>
+                <w:szCs w:val="20"/>
+              </w:rPr>
+              <w:t>Risorsa inesistente</w:t>
             </w:r>
           </w:p>
         </w:tc>
       </w:tr>
       <w:tr>
-        <w:tblPrEx>
-          <w:tblCellMar>
-            <w:top w:w="0" w:type="dxa"/>
-            <w:bottom w:w="0" w:type="dxa"/>
-          </w:tblCellMar>
-        </w:tblPrEx>
         <w:tc>
           <w:tcPr>
             <w:tcW w:w="3200" w:type="dxa"/>
+            <w:tcBorders>
+              <w:top w:val="single" w:sz="2" w:space="0" w:color="D9D9D9"/>
+              <w:bottom w:val="single" w:sz="2" w:space="0" w:color="D9D9D9"/>
+            </w:tcBorders>
             <w:shd w:val="clear" w:color="auto" w:fill="F2F2F2"/>
             <w:tcMar>
               <w:top w:w="60" w:type="dxa"/>
@@ -5825,22 +6413,482 @@
             </w:tcMar>
           </w:tcPr>
           <w:p>
-            <w:proofErr w:type="spellStart"/>
-            <w:r>
+            <w:pPr>
               <w:rPr>
                 <w:rFonts w:ascii="Consolas" w:eastAsia="Consolas" w:hAnsi="Consolas" w:cs="Consolas"/>
                 <w:sz w:val="20"/>
                 <w:szCs w:val="20"/>
               </w:rPr>
+            </w:pPr>
+            <w:r>
+              <w:rPr>
+                <w:rFonts w:ascii="Consolas" w:eastAsia="Consolas" w:hAnsi="Consolas" w:cs="Consolas"/>
+                <w:sz w:val="20"/>
+                <w:szCs w:val="20"/>
+              </w:rPr>
+              <w:t>NoResourceFound</w:t>
+            </w:r>
+          </w:p>
+        </w:tc>
+        <w:tc>
+          <w:tcPr>
+            <w:tcW w:w="1500" w:type="dxa"/>
+            <w:tcBorders>
+              <w:top w:val="single" w:sz="2" w:space="0" w:color="D9D9D9"/>
+              <w:bottom w:val="single" w:sz="2" w:space="0" w:color="D9D9D9"/>
+            </w:tcBorders>
+            <w:shd w:val="clear" w:color="auto" w:fill="F2F2F2"/>
+            <w:tcMar>
+              <w:top w:w="60" w:type="dxa"/>
+              <w:left w:w="100" w:type="dxa"/>
+              <w:bottom w:w="60" w:type="dxa"/>
+              <w:right w:w="100" w:type="dxa"/>
+            </w:tcMar>
+          </w:tcPr>
+          <w:p>
+            <w:pPr>
+              <w:rPr>
+                <w:sz w:val="20"/>
+                <w:szCs w:val="20"/>
+              </w:rPr>
+            </w:pPr>
+            <w:r>
+              <w:rPr>
+                <w:sz w:val="20"/>
+                <w:szCs w:val="20"/>
+              </w:rPr>
+              <w:t>404</w:t>
+            </w:r>
+          </w:p>
+        </w:tc>
+        <w:tc>
+          <w:tcPr>
+            <w:tcW w:w="4660" w:type="dxa"/>
+            <w:tcBorders>
+              <w:top w:val="single" w:sz="2" w:space="0" w:color="D9D9D9"/>
+              <w:bottom w:val="single" w:sz="2" w:space="0" w:color="D9D9D9"/>
+            </w:tcBorders>
+            <w:shd w:val="clear" w:color="auto" w:fill="F2F2F2"/>
+            <w:tcMar>
+              <w:top w:w="60" w:type="dxa"/>
+              <w:left w:w="100" w:type="dxa"/>
+              <w:bottom w:w="60" w:type="dxa"/>
+              <w:right w:w="100" w:type="dxa"/>
+            </w:tcMar>
+          </w:tcPr>
+          <w:p>
+            <w:pPr>
+              <w:rPr>
+                <w:sz w:val="20"/>
+                <w:szCs w:val="20"/>
+              </w:rPr>
+            </w:pPr>
+            <w:r>
+              <w:rPr>
+                <w:sz w:val="20"/>
+                <w:szCs w:val="20"/>
+              </w:rPr>
+              <w:t>Endpoint inesistente</w:t>
+            </w:r>
+          </w:p>
+        </w:tc>
+      </w:tr>
+      <w:tr>
+        <w:tc>
+          <w:tcPr>
+            <w:tcW w:w="3200" w:type="dxa"/>
+            <w:tcBorders>
+              <w:top w:val="single" w:sz="2" w:space="0" w:color="D9D9D9"/>
+              <w:bottom w:val="single" w:sz="2" w:space="0" w:color="D9D9D9"/>
+            </w:tcBorders>
+            <w:tcMar>
+              <w:top w:w="60" w:type="dxa"/>
+              <w:left w:w="100" w:type="dxa"/>
+              <w:bottom w:w="60" w:type="dxa"/>
+              <w:right w:w="100" w:type="dxa"/>
+            </w:tcMar>
+          </w:tcPr>
+          <w:p>
+            <w:pPr>
+              <w:rPr>
+                <w:rFonts w:ascii="Consolas" w:eastAsia="Consolas" w:hAnsi="Consolas" w:cs="Consolas"/>
+                <w:sz w:val="20"/>
+                <w:szCs w:val="20"/>
+              </w:rPr>
+            </w:pPr>
+            <w:r>
+              <w:rPr>
+                <w:rFonts w:ascii="Consolas" w:eastAsia="Consolas" w:hAnsi="Consolas" w:cs="Consolas"/>
+                <w:sz w:val="20"/>
+                <w:szCs w:val="20"/>
+              </w:rPr>
+              <w:t>HttpRequestMethodNotSupported</w:t>
+            </w:r>
+          </w:p>
+        </w:tc>
+        <w:tc>
+          <w:tcPr>
+            <w:tcW w:w="1500" w:type="dxa"/>
+            <w:tcBorders>
+              <w:top w:val="single" w:sz="2" w:space="0" w:color="D9D9D9"/>
+              <w:bottom w:val="single" w:sz="2" w:space="0" w:color="D9D9D9"/>
+            </w:tcBorders>
+            <w:tcMar>
+              <w:top w:w="60" w:type="dxa"/>
+              <w:left w:w="100" w:type="dxa"/>
+              <w:bottom w:w="60" w:type="dxa"/>
+              <w:right w:w="100" w:type="dxa"/>
+            </w:tcMar>
+          </w:tcPr>
+          <w:p>
+            <w:pPr>
+              <w:rPr>
+                <w:sz w:val="20"/>
+                <w:szCs w:val="20"/>
+              </w:rPr>
+            </w:pPr>
+            <w:r>
+              <w:rPr>
+                <w:sz w:val="20"/>
+                <w:szCs w:val="20"/>
+              </w:rPr>
+              <w:t>405</w:t>
+            </w:r>
+          </w:p>
+        </w:tc>
+        <w:tc>
+          <w:tcPr>
+            <w:tcW w:w="4660" w:type="dxa"/>
+            <w:tcBorders>
+              <w:top w:val="single" w:sz="2" w:space="0" w:color="D9D9D9"/>
+              <w:bottom w:val="single" w:sz="2" w:space="0" w:color="D9D9D9"/>
+            </w:tcBorders>
+            <w:tcMar>
+              <w:top w:w="60" w:type="dxa"/>
+              <w:left w:w="100" w:type="dxa"/>
+              <w:bottom w:w="60" w:type="dxa"/>
+              <w:right w:w="100" w:type="dxa"/>
+            </w:tcMar>
+          </w:tcPr>
+          <w:p>
+            <w:pPr>
+              <w:rPr>
+                <w:sz w:val="20"/>
+                <w:szCs w:val="20"/>
+              </w:rPr>
+            </w:pPr>
+            <w:r>
+              <w:rPr>
+                <w:sz w:val="20"/>
+                <w:szCs w:val="20"/>
+              </w:rPr>
+              <w:t>Metodo HTTP non previsto per l'endpoint</w:t>
+            </w:r>
+          </w:p>
+        </w:tc>
+      </w:tr>
+      <w:tr>
+        <w:tc>
+          <w:tcPr>
+            <w:tcW w:w="3200" w:type="dxa"/>
+            <w:tcBorders>
+              <w:top w:val="single" w:sz="2" w:space="0" w:color="D9D9D9"/>
+              <w:bottom w:val="single" w:sz="2" w:space="0" w:color="D9D9D9"/>
+            </w:tcBorders>
+            <w:shd w:val="clear" w:color="auto" w:fill="F2F2F2"/>
+            <w:tcMar>
+              <w:top w:w="60" w:type="dxa"/>
+              <w:left w:w="100" w:type="dxa"/>
+              <w:bottom w:w="60" w:type="dxa"/>
+              <w:right w:w="100" w:type="dxa"/>
+            </w:tcMar>
+          </w:tcPr>
+          <w:p>
+            <w:r>
+              <w:rPr>
+                <w:rFonts w:ascii="Consolas" w:eastAsia="Consolas" w:hAnsi="Consolas" w:cs="Consolas"/>
+                <w:sz w:val="20"/>
+                <w:szCs w:val="20"/>
+              </w:rPr>
+              <w:t>ResourceConflict</w:t>
+            </w:r>
+          </w:p>
+        </w:tc>
+        <w:tc>
+          <w:tcPr>
+            <w:tcW w:w="1500" w:type="dxa"/>
+            <w:tcBorders>
+              <w:top w:val="single" w:sz="2" w:space="0" w:color="D9D9D9"/>
+              <w:bottom w:val="single" w:sz="2" w:space="0" w:color="D9D9D9"/>
+            </w:tcBorders>
+            <w:shd w:val="clear" w:color="auto" w:fill="F2F2F2"/>
+            <w:tcMar>
+              <w:top w:w="60" w:type="dxa"/>
+              <w:left w:w="100" w:type="dxa"/>
+              <w:bottom w:w="60" w:type="dxa"/>
+              <w:right w:w="100" w:type="dxa"/>
+            </w:tcMar>
+          </w:tcPr>
+          <w:p>
+            <w:r>
+              <w:rPr>
+                <w:sz w:val="20"/>
+                <w:szCs w:val="20"/>
+              </w:rPr>
+              <w:t>409</w:t>
+            </w:r>
+          </w:p>
+        </w:tc>
+        <w:tc>
+          <w:tcPr>
+            <w:tcW w:w="4660" w:type="dxa"/>
+            <w:tcBorders>
+              <w:top w:val="single" w:sz="2" w:space="0" w:color="D9D9D9"/>
+              <w:bottom w:val="single" w:sz="2" w:space="0" w:color="D9D9D9"/>
+            </w:tcBorders>
+            <w:shd w:val="clear" w:color="auto" w:fill="F2F2F2"/>
+            <w:tcMar>
+              <w:top w:w="60" w:type="dxa"/>
+              <w:left w:w="100" w:type="dxa"/>
+              <w:bottom w:w="60" w:type="dxa"/>
+              <w:right w:w="100" w:type="dxa"/>
+            </w:tcMar>
+          </w:tcPr>
+          <w:p>
+            <w:r>
+              <w:rPr>
+                <w:sz w:val="20"/>
+                <w:szCs w:val="20"/>
+              </w:rPr>
+              <w:t>Violazione di una regola di dominio</w:t>
+            </w:r>
+          </w:p>
+        </w:tc>
+      </w:tr>
+      <w:tr>
+        <w:tc>
+          <w:tcPr>
+            <w:tcW w:w="3200" w:type="dxa"/>
+            <w:tcBorders>
+              <w:top w:val="single" w:sz="2" w:space="0" w:color="D9D9D9"/>
+              <w:bottom w:val="single" w:sz="2" w:space="0" w:color="D9D9D9"/>
+            </w:tcBorders>
+            <w:tcMar>
+              <w:top w:w="60" w:type="dxa"/>
+              <w:left w:w="100" w:type="dxa"/>
+              <w:bottom w:w="60" w:type="dxa"/>
+              <w:right w:w="100" w:type="dxa"/>
+            </w:tcMar>
+          </w:tcPr>
+          <w:p>
+            <w:pPr>
+              <w:rPr>
+                <w:rFonts w:ascii="Consolas" w:eastAsia="Consolas" w:hAnsi="Consolas" w:cs="Consolas"/>
+                <w:sz w:val="20"/>
+                <w:szCs w:val="20"/>
+              </w:rPr>
+            </w:pPr>
+            <w:r>
+              <w:rPr>
+                <w:rFonts w:ascii="Consolas" w:eastAsia="Consolas" w:hAnsi="Consolas" w:cs="Consolas"/>
+                <w:sz w:val="20"/>
+                <w:szCs w:val="20"/>
+              </w:rPr>
+              <w:t>DataIntegrityViolation</w:t>
+            </w:r>
+          </w:p>
+        </w:tc>
+        <w:tc>
+          <w:tcPr>
+            <w:tcW w:w="1500" w:type="dxa"/>
+            <w:tcBorders>
+              <w:top w:val="single" w:sz="2" w:space="0" w:color="D9D9D9"/>
+              <w:bottom w:val="single" w:sz="2" w:space="0" w:color="D9D9D9"/>
+            </w:tcBorders>
+            <w:tcMar>
+              <w:top w:w="60" w:type="dxa"/>
+              <w:left w:w="100" w:type="dxa"/>
+              <w:bottom w:w="60" w:type="dxa"/>
+              <w:right w:w="100" w:type="dxa"/>
+            </w:tcMar>
+          </w:tcPr>
+          <w:p>
+            <w:pPr>
+              <w:rPr>
+                <w:sz w:val="20"/>
+                <w:szCs w:val="20"/>
+              </w:rPr>
+            </w:pPr>
+            <w:r>
+              <w:rPr>
+                <w:sz w:val="20"/>
+                <w:szCs w:val="20"/>
+              </w:rPr>
+              <w:t>409</w:t>
+            </w:r>
+          </w:p>
+        </w:tc>
+        <w:tc>
+          <w:tcPr>
+            <w:tcW w:w="4660" w:type="dxa"/>
+            <w:tcBorders>
+              <w:top w:val="single" w:sz="2" w:space="0" w:color="D9D9D9"/>
+              <w:bottom w:val="single" w:sz="2" w:space="0" w:color="D9D9D9"/>
+            </w:tcBorders>
+            <w:tcMar>
+              <w:top w:w="60" w:type="dxa"/>
+              <w:left w:w="100" w:type="dxa"/>
+              <w:bottom w:w="60" w:type="dxa"/>
+              <w:right w:w="100" w:type="dxa"/>
+            </w:tcMar>
+          </w:tcPr>
+          <w:p>
+            <w:pPr>
+              <w:rPr>
+                <w:sz w:val="20"/>
+                <w:szCs w:val="20"/>
+              </w:rPr>
+            </w:pPr>
+            <w:r>
+              <w:rPr>
+                <w:sz w:val="20"/>
+                <w:szCs w:val="20"/>
+              </w:rPr>
+              <w:t>Vincolo del database violato, ad esempio da richieste concorrenti</w:t>
+            </w:r>
+          </w:p>
+        </w:tc>
+      </w:tr>
+      <w:tr>
+        <w:tc>
+          <w:tcPr>
+            <w:tcW w:w="3200" w:type="dxa"/>
+            <w:tcBorders>
+              <w:top w:val="single" w:sz="2" w:space="0" w:color="D9D9D9"/>
+              <w:bottom w:val="single" w:sz="2" w:space="0" w:color="D9D9D9"/>
+            </w:tcBorders>
+            <w:shd w:val="clear" w:color="auto" w:fill="F2F2F2"/>
+            <w:tcMar>
+              <w:top w:w="60" w:type="dxa"/>
+              <w:left w:w="100" w:type="dxa"/>
+              <w:bottom w:w="60" w:type="dxa"/>
+              <w:right w:w="100" w:type="dxa"/>
+            </w:tcMar>
+          </w:tcPr>
+          <w:p>
+            <w:pPr>
+              <w:rPr>
+                <w:rFonts w:ascii="Consolas" w:eastAsia="Consolas" w:hAnsi="Consolas" w:cs="Consolas"/>
+                <w:sz w:val="20"/>
+                <w:szCs w:val="20"/>
+              </w:rPr>
+            </w:pPr>
+            <w:r>
+              <w:rPr>
+                <w:rFonts w:ascii="Consolas" w:eastAsia="Consolas" w:hAnsi="Consolas" w:cs="Consolas"/>
+                <w:sz w:val="20"/>
+                <w:szCs w:val="20"/>
+              </w:rPr>
+              <w:t>HttpMediaTypeNotSupported</w:t>
+            </w:r>
+          </w:p>
+        </w:tc>
+        <w:tc>
+          <w:tcPr>
+            <w:tcW w:w="1500" w:type="dxa"/>
+            <w:tcBorders>
+              <w:top w:val="single" w:sz="2" w:space="0" w:color="D9D9D9"/>
+              <w:bottom w:val="single" w:sz="2" w:space="0" w:color="D9D9D9"/>
+            </w:tcBorders>
+            <w:shd w:val="clear" w:color="auto" w:fill="F2F2F2"/>
+            <w:tcMar>
+              <w:top w:w="60" w:type="dxa"/>
+              <w:left w:w="100" w:type="dxa"/>
+              <w:bottom w:w="60" w:type="dxa"/>
+              <w:right w:w="100" w:type="dxa"/>
+            </w:tcMar>
+          </w:tcPr>
+          <w:p>
+            <w:pPr>
+              <w:rPr>
+                <w:sz w:val="20"/>
+                <w:szCs w:val="20"/>
+              </w:rPr>
+            </w:pPr>
+            <w:r>
+              <w:rPr>
+                <w:sz w:val="20"/>
+                <w:szCs w:val="20"/>
+              </w:rPr>
+              <w:t>415</w:t>
+            </w:r>
+          </w:p>
+        </w:tc>
+        <w:tc>
+          <w:tcPr>
+            <w:tcW w:w="4660" w:type="dxa"/>
+            <w:tcBorders>
+              <w:top w:val="single" w:sz="2" w:space="0" w:color="D9D9D9"/>
+              <w:bottom w:val="single" w:sz="2" w:space="0" w:color="D9D9D9"/>
+            </w:tcBorders>
+            <w:shd w:val="clear" w:color="auto" w:fill="F2F2F2"/>
+            <w:tcMar>
+              <w:top w:w="60" w:type="dxa"/>
+              <w:left w:w="100" w:type="dxa"/>
+              <w:bottom w:w="60" w:type="dxa"/>
+              <w:right w:w="100" w:type="dxa"/>
+            </w:tcMar>
+          </w:tcPr>
+          <w:p>
+            <w:pPr>
+              <w:rPr>
+                <w:sz w:val="20"/>
+                <w:szCs w:val="20"/>
+              </w:rPr>
+            </w:pPr>
+            <w:r>
+              <w:rPr>
+                <w:sz w:val="20"/>
+                <w:szCs w:val="20"/>
+              </w:rPr>
+              <w:t>Formato del corpo della richiesta non supportato</w:t>
+            </w:r>
+          </w:p>
+        </w:tc>
+      </w:tr>
+      <w:tr>
+        <w:tc>
+          <w:tcPr>
+            <w:tcW w:w="3200" w:type="dxa"/>
+            <w:tcBorders>
+              <w:top w:val="single" w:sz="2" w:space="0" w:color="D9D9D9"/>
+              <w:bottom w:val="single" w:sz="4" w:space="0" w:color="BFBFBF"/>
+            </w:tcBorders>
+            <w:tcMar>
+              <w:top w:w="60" w:type="dxa"/>
+              <w:left w:w="100" w:type="dxa"/>
+              <w:bottom w:w="60" w:type="dxa"/>
+              <w:right w:w="100" w:type="dxa"/>
+            </w:tcMar>
+          </w:tcPr>
+          <w:p>
+            <w:r>
+              <w:rPr>
+                <w:rFonts w:ascii="Consolas" w:eastAsia="Consolas" w:hAnsi="Consolas" w:cs="Consolas"/>
+                <w:sz w:val="20"/>
+                <w:szCs w:val="20"/>
+              </w:rPr>
               <w:t>Exception</w:t>
             </w:r>
-            <w:proofErr w:type="spellEnd"/>
           </w:p>
         </w:tc>
         <w:tc>
           <w:tcPr>
             <w:tcW w:w="1500" w:type="dxa"/>
-            <w:shd w:val="clear" w:color="auto" w:fill="F2F2F2"/>
+            <w:tcBorders>
+              <w:top w:val="single" w:sz="2" w:space="0" w:color="D9D9D9"/>
+              <w:bottom w:val="single" w:sz="4" w:space="0" w:color="BFBFBF"/>
+            </w:tcBorders>
             <w:tcMar>
               <w:top w:w="60" w:type="dxa"/>
               <w:left w:w="100" w:type="dxa"/>
@@ -5861,30 +6909,24 @@
         <w:tc>
           <w:tcPr>
             <w:tcW w:w="4660" w:type="dxa"/>
-            <w:shd w:val="clear" w:color="auto" w:fill="F2F2F2"/>
-            <w:tcMar>
-              <w:top w:w="60" w:type="dxa"/>
-              <w:left w:w="100" w:type="dxa"/>
-              <w:bottom w:w="60" w:type="dxa"/>
-              <w:right w:w="100" w:type="dxa"/>
-            </w:tcMar>
-          </w:tcPr>
-          <w:p>
-            <w:proofErr w:type="spellStart"/>
-            <w:r>
-              <w:rPr>
-                <w:sz w:val="20"/>
-                <w:szCs w:val="20"/>
-              </w:rPr>
-              <w:t>Fallback</w:t>
-            </w:r>
-            <w:proofErr w:type="spellEnd"/>
-            <w:r>
-              <w:rPr>
-                <w:sz w:val="20"/>
-                <w:szCs w:val="20"/>
-              </w:rPr>
-              <w:t xml:space="preserve"> per errori imprevisti</w:t>
+            <w:tcBorders>
+              <w:top w:val="single" w:sz="2" w:space="0" w:color="D9D9D9"/>
+              <w:bottom w:val="single" w:sz="4" w:space="0" w:color="BFBFBF"/>
+            </w:tcBorders>
+            <w:tcMar>
+              <w:top w:w="60" w:type="dxa"/>
+              <w:left w:w="100" w:type="dxa"/>
+              <w:bottom w:w="60" w:type="dxa"/>
+              <w:right w:w="100" w:type="dxa"/>
+            </w:tcMar>
+          </w:tcPr>
+          <w:p>
+            <w:r>
+              <w:rPr>
+                <w:sz w:val="20"/>
+                <w:szCs w:val="20"/>
+              </w:rPr>
+              <w:t>Fallback per errori imprevisti, registrati nei log con lo stack trace</w:t>
             </w:r>
           </w:p>
         </w:tc>
@@ -5896,70 +6938,146 @@
         <w:jc w:val="both"/>
       </w:pPr>
       <w:r>
-        <w:t xml:space="preserve">Un caso particolare merita attenzione: l'errore da token JWT non valido non può essere gestito dal </w:t>
-      </w:r>
-      <w:r>
-        <w:rPr>
-          <w:rFonts w:ascii="Consolas" w:eastAsia="Consolas" w:hAnsi="Consolas" w:cs="Consolas"/>
+        <w:t xml:space="preserve">Un caso particolare merita attenzione: gli errori che nascono nella catena di filtri di Spring Security — token non valido, richiesta senza token, accesso negato a livello di URL, superamento del limite di tentativi di login — non possono essere gestiti dal </w:t>
+      </w:r>
+      <w:r>
+        <w:rPr>
+          <w:rFonts w:ascii="Consolas" w:hAnsi="Consolas"/>
           <w:color w:val="C0392B"/>
           <w:sz w:val="20"/>
-          <w:szCs w:val="20"/>
         </w:rPr>
         <w:t>@RestControllerAdvice</w:t>
       </w:r>
       <w:r>
-        <w:t xml:space="preserve">, perché nasce nel </w:t>
-      </w:r>
-      <w:proofErr w:type="spellStart"/>
-      <w:r>
-        <w:rPr>
-          <w:rFonts w:ascii="Consolas" w:eastAsia="Consolas" w:hAnsi="Consolas" w:cs="Consolas"/>
+        <w:t xml:space="preserve">, perché si verificano </w:t>
+      </w:r>
+      <w:r>
+        <w:rPr>
+          <w:i/>
+        </w:rPr>
+        <w:t>prima</w:t>
+      </w:r>
+      <w:r>
+        <w:t xml:space="preserve"> del DispatcherServlet e quindi al di fuori del ciclo di Spring MVC. Per questi casi la classe </w:t>
+      </w:r>
+      <w:r>
+        <w:rPr>
+          <w:rFonts w:ascii="Consolas" w:hAnsi="Consolas"/>
           <w:color w:val="C0392B"/>
           <w:sz w:val="20"/>
-          <w:szCs w:val="20"/>
-        </w:rPr>
-        <w:t>JwtAuthFilter</w:t>
-      </w:r>
-      <w:proofErr w:type="spellEnd"/>
-      <w:r>
-        <w:t xml:space="preserve">, che si esegue </w:t>
+        </w:rPr>
+        <w:t>SecurityErrorResponse</w:t>
+      </w:r>
+      <w:r>
+        <w:t xml:space="preserve"> scrive direttamente la risposta (401, 403 o 429), mantenendo lo stesso formato JSON del resto dell'API.</w:t>
+      </w:r>
+    </w:p>
+    <w:p>
+      <w:pPr>
+        <w:pStyle w:val="Titolo1"/>
+        <w:keepNext/>
+        <w:spacing w:before="320" w:after="160"/>
+      </w:pPr>
+      <w:r>
+        <w:br w:type="page"/>
+      </w:r>
+      <w:bookmarkStart w:id="17" w:name="_Toc241332078"/>
+      <w:r>
+        <w:rPr>
+          <w:b/>
+          <w:color w:val="1F4E79"/>
+          <w:sz w:val="30"/>
+        </w:rPr>
+        <w:lastRenderedPageBreak/>
+        <w:t>7. Testing</w:t>
+      </w:r>
+      <w:bookmarkEnd w:id="17"/>
+    </w:p>
+    <w:p>
+      <w:pPr>
+        <w:spacing w:after="120" w:line="276" w:lineRule="auto"/>
+        <w:jc w:val="both"/>
+      </w:pPr>
+      <w:r>
+        <w:t xml:space="preserve">La suite di test conta </w:t>
+      </w:r>
+      <w:r>
+        <w:rPr>
+          <w:b/>
+        </w:rPr>
+        <w:t>139 test</w:t>
+      </w:r>
+      <w:r>
+        <w:t>, tutti superati, con una copertura del codice (</w:t>
       </w:r>
       <w:r>
         <w:rPr>
           <w:i/>
-          <w:iCs/>
-        </w:rPr>
-        <w:t>prima</w:t>
-      </w:r>
-      <w:r>
-        <w:t xml:space="preserve"> del </w:t>
-      </w:r>
-      <w:proofErr w:type="spellStart"/>
-      <w:r>
-        <w:t>DispatcherServlet</w:t>
-      </w:r>
-      <w:proofErr w:type="spellEnd"/>
-      <w:r>
-        <w:t xml:space="preserve"> e quindi al di fuori del ciclo di Spring MVC. Per questo la risposta 401 in quel caso viene scritta direttamente dal filtro, mantenendo comunque lo stesso formato JSON del resto dell'API.</w:t>
-      </w:r>
-    </w:p>
-    <w:p>
-      <w:r>
-        <w:br w:type="page"/>
-      </w:r>
-      <w:bookmarkStart w:id="15" w:name="_Toc236159197"/>
+        </w:rPr>
+        <w:t>code coverage</w:t>
+      </w:r>
+      <w:r>
+        <w:t xml:space="preserve">) misurata da JaCoCo pari al </w:t>
+      </w:r>
+      <w:r>
+        <w:rPr>
+          <w:b/>
+        </w:rPr>
+        <w:t>92%</w:t>
+      </w:r>
+      <w:r>
+        <w:t xml:space="preserve"> — ampiamente superiore al minimo del 35% richiesto. Sono esclusi dalla misurazione solo i package </w:t>
+      </w:r>
+      <w:r>
+        <w:rPr>
+          <w:rFonts w:ascii="Consolas" w:hAnsi="Consolas"/>
+          <w:color w:val="C0392B"/>
+          <w:sz w:val="20"/>
+        </w:rPr>
+        <w:t>dto</w:t>
+      </w:r>
+      <w:r>
+        <w:t xml:space="preserve"> ed </w:t>
+      </w:r>
+      <w:r>
+        <w:rPr>
+          <w:rFonts w:ascii="Consolas" w:hAnsi="Consolas"/>
+          <w:color w:val="C0392B"/>
+          <w:sz w:val="20"/>
+        </w:rPr>
+        <w:t>entity</w:t>
+      </w:r>
+      <w:r>
+        <w:t>, costituiti da codice generato da Lombok.</w:t>
+      </w:r>
+    </w:p>
+    <w:p>
+      <w:pPr>
+        <w:spacing w:after="120" w:line="276" w:lineRule="auto"/>
+        <w:jc w:val="both"/>
+      </w:pPr>
+      <w:r>
+        <w:t>La strategia di test combina due approcci complementari:</w:t>
+      </w:r>
+    </w:p>
+    <w:p>
+      <w:pPr>
+        <w:spacing w:after="120" w:line="276" w:lineRule="auto"/>
+        <w:jc w:val="both"/>
+      </w:pPr>
+      <w:r>
+        <w:t xml:space="preserve">I </w:t>
+      </w:r>
       <w:r>
         <w:rPr>
           <w:b/>
           <w:bCs/>
-          <w:color w:val="1F4E79"/>
-          <w:sz w:val="30"/>
-          <w:szCs w:val="30"/>
-        </w:rPr>
-        <w:lastRenderedPageBreak/>
-        <w:t>7. Testing</w:t>
-      </w:r>
-      <w:bookmarkEnd w:id="15"/>
+        </w:rPr>
+        <w:t>test unitari</w:t>
+      </w:r>
+      <w:r>
+        <w:t xml:space="preserve"> verificano la logica di business degli strati service in isolamento, usando Mockito per simulare i repository. Sono veloci e mirati: controllano ogni singola regola di dominio, compresi i casi limite (ultimo admin, torneo già attivo, iscrizione duplicata, pareggio a reti inviolate).</w:t>
+      </w:r>
     </w:p>
     <w:p>
       <w:pPr>
@@ -5967,73 +7085,36 @@
         <w:jc w:val="both"/>
       </w:pPr>
       <w:r>
-        <w:t xml:space="preserve">La suite di test conta </w:t>
+        <w:t xml:space="preserve">I </w:t>
       </w:r>
       <w:r>
         <w:rPr>
           <w:b/>
-          <w:bCs/>
-        </w:rPr>
-        <w:t>112 test</w:t>
-      </w:r>
-      <w:r>
-        <w:t>, tutti superati, con una copertura del codice (</w:t>
-      </w:r>
-      <w:r>
-        <w:rPr>
-          <w:i/>
-          <w:iCs/>
-        </w:rPr>
-        <w:t>code coverage</w:t>
-      </w:r>
-      <w:r>
-        <w:t xml:space="preserve">) misurata da </w:t>
-      </w:r>
-      <w:proofErr w:type="spellStart"/>
-      <w:r>
-        <w:t>JaCoCo</w:t>
-      </w:r>
-      <w:proofErr w:type="spellEnd"/>
-      <w:r>
-        <w:t xml:space="preserve"> pari all'</w:t>
-      </w:r>
-      <w:r>
-        <w:rPr>
-          <w:b/>
-          <w:bCs/>
-        </w:rPr>
-        <w:t>89%</w:t>
-      </w:r>
-      <w:r>
-        <w:t xml:space="preserve"> — ampiamente superiore al minimo del 35% richiesto. Sono esclusi dalla misurazione solo i package </w:t>
-      </w:r>
-      <w:proofErr w:type="spellStart"/>
-      <w:r>
-        <w:rPr>
-          <w:rFonts w:ascii="Consolas" w:eastAsia="Consolas" w:hAnsi="Consolas" w:cs="Consolas"/>
+        </w:rPr>
+        <w:t>test di integrazione</w:t>
+      </w:r>
+      <w:r>
+        <w:t xml:space="preserve"> verificano il funzionamento end-to-end dell'intera catena REST — dal filtro JWT fino al database — usando </w:t>
+      </w:r>
+      <w:r>
+        <w:rPr>
+          <w:rFonts w:ascii="Consolas" w:hAnsi="Consolas"/>
           <w:color w:val="C0392B"/>
           <w:sz w:val="20"/>
-          <w:szCs w:val="20"/>
-        </w:rPr>
-        <w:t>dto</w:t>
-      </w:r>
-      <w:proofErr w:type="spellEnd"/>
-      <w:r>
-        <w:t xml:space="preserve"> ed </w:t>
-      </w:r>
-      <w:proofErr w:type="spellStart"/>
-      <w:r>
-        <w:rPr>
-          <w:rFonts w:ascii="Consolas" w:eastAsia="Consolas" w:hAnsi="Consolas" w:cs="Consolas"/>
-          <w:color w:val="C0392B"/>
-          <w:sz w:val="20"/>
-          <w:szCs w:val="20"/>
-        </w:rPr>
-        <w:t>entity</w:t>
-      </w:r>
-      <w:proofErr w:type="spellEnd"/>
-      <w:r>
-        <w:t>, costituiti da codice generato da Lombok.</w:t>
+        </w:rPr>
+        <w:t>MockMvc</w:t>
+      </w:r>
+      <w:r>
+        <w:t xml:space="preserve"> e un database </w:t>
+      </w:r>
+      <w:r>
+        <w:rPr>
+          <w:b/>
+        </w:rPr>
+        <w:t>H2 in memoria</w:t>
+      </w:r>
+      <w:r>
+        <w:t>, sul quale Flyway applica le stesse migrazioni usate in produzione: i test girano quindi sullo schema reale, e a ogni esecuzione Hibernate verifica che le entità vi corrispondano. Grazie a H2 la suite può essere eseguita senza un server MySQL attivo, rendendo i test riproducibili su qualsiasi macchina. Coprono l'intero ciclo di vita di un torneo — registrazione, login, creazione, iscrizione delle squadre, generazione del calendario, inserimento dei risultati, classifica e chiusura — oltre alle regole di autorizzazione, alla paginazione e al rate limit sul login.</w:t>
       </w:r>
     </w:p>
     <w:p>
@@ -6042,85 +7123,34 @@
         <w:jc w:val="both"/>
       </w:pPr>
       <w:r>
-        <w:t>La strategia di test combina due approcci complementari:</w:t>
-      </w:r>
-    </w:p>
-    <w:p>
-      <w:pPr>
-        <w:spacing w:after="120" w:line="276" w:lineRule="auto"/>
-        <w:jc w:val="both"/>
-      </w:pPr>
-      <w:r>
-        <w:t xml:space="preserve">I </w:t>
+        <w:t xml:space="preserve">A questi si aggiunge un test su un </w:t>
       </w:r>
       <w:r>
         <w:rPr>
           <w:b/>
-          <w:bCs/>
-        </w:rPr>
-        <w:t>test unitari</w:t>
-      </w:r>
-      <w:r>
-        <w:t xml:space="preserve"> verificano la logica di business degli strati service in isolamento, usando </w:t>
-      </w:r>
-      <w:proofErr w:type="spellStart"/>
-      <w:r>
-        <w:t>Mockito</w:t>
-      </w:r>
-      <w:proofErr w:type="spellEnd"/>
-      <w:r>
-        <w:t xml:space="preserve"> per simulare i repository. Sono veloci e mirati: controllano ogni singola regola di dominio, compresi i casi limite (ultimo admin, torneo già attivo, iscrizione duplicata, pareggio a reti inviolate).</w:t>
-      </w:r>
-    </w:p>
-    <w:p>
-      <w:pPr>
-        <w:spacing w:after="120" w:line="276" w:lineRule="auto"/>
-        <w:jc w:val="both"/>
-      </w:pPr>
-      <w:r>
-        <w:t xml:space="preserve">I </w:t>
+        </w:rPr>
+        <w:t>MySQL 8 reale</w:t>
+      </w:r>
+      <w:r>
+        <w:t xml:space="preserve">, avviato in un container tramite </w:t>
       </w:r>
       <w:r>
         <w:rPr>
           <w:b/>
-          <w:bCs/>
-        </w:rPr>
-        <w:t>test di integrazione</w:t>
-      </w:r>
-      <w:r>
-        <w:t xml:space="preserve"> verificano il funzionamento end-to-end dell'intera catena REST — dal filtro JWT fino al database — usando </w:t>
-      </w:r>
-      <w:proofErr w:type="spellStart"/>
-      <w:r>
-        <w:rPr>
-          <w:rFonts w:ascii="Consolas" w:eastAsia="Consolas" w:hAnsi="Consolas" w:cs="Consolas"/>
-          <w:color w:val="C0392B"/>
-          <w:sz w:val="20"/>
-          <w:szCs w:val="20"/>
-        </w:rPr>
-        <w:t>MockMvc</w:t>
-      </w:r>
-      <w:proofErr w:type="spellEnd"/>
-      <w:r>
-        <w:t xml:space="preserve"> e un database </w:t>
-      </w:r>
-      <w:r>
-        <w:rPr>
-          <w:b/>
-          <w:bCs/>
-        </w:rPr>
-        <w:t>H2 in memoria</w:t>
-      </w:r>
-      <w:r>
-        <w:t>. Grazie a H2 l'intera suite può essere eseguita senza un server MySQL attivo, rendendo i test riproducibili su qualsiasi macchina. Coprono l'intero ciclo di vita di un torneo: registrazione, login, creazione, iscrizione squadre, generazione calendario, inserimento risultati e verifica della classifica.</w:t>
+        </w:rPr>
+        <w:t>Testcontainers</w:t>
+      </w:r>
+      <w:r>
+        <w:t>: applica le migrazioni e i dati dimostrativi e verifica che l'organizzatore del torneo di esempio possa generarne il calendario. Il test viene eseguito automaticamente quando Docker è disponibile ed è saltato altrimenti, così da non rallentare lo sviluppo locale.</w:t>
       </w:r>
     </w:p>
     <w:p>
       <w:pPr>
         <w:pStyle w:val="Titolo2"/>
+        <w:keepNext/>
         <w:spacing w:before="240" w:after="120"/>
       </w:pPr>
-      <w:bookmarkStart w:id="16" w:name="_Toc236159198"/>
+      <w:bookmarkStart w:id="18" w:name="_Toc241332079"/>
       <w:r>
         <w:rPr>
           <w:b/>
@@ -6131,7 +7161,7 @@
         </w:rPr>
         <w:t>7.1 Copertura per package</w:t>
       </w:r>
-      <w:bookmarkEnd w:id="16"/>
+      <w:bookmarkEnd w:id="18"/>
     </w:p>
     <w:tbl>
       <w:tblPr>
@@ -6155,18 +7185,15 @@
         <w:gridCol w:w="3680"/>
       </w:tblGrid>
       <w:tr>
-        <w:tblPrEx>
-          <w:tblCellMar>
-            <w:top w:w="0" w:type="dxa"/>
-            <w:bottom w:w="0" w:type="dxa"/>
-          </w:tblCellMar>
-        </w:tblPrEx>
         <w:trPr>
           <w:tblHeader/>
         </w:trPr>
         <w:tc>
           <w:tcPr>
             <w:tcW w:w="5680" w:type="dxa"/>
+            <w:tcBorders>
+              <w:bottom w:val="single" w:sz="2" w:space="0" w:color="D9D9D9"/>
+            </w:tcBorders>
             <w:shd w:val="clear" w:color="auto" w:fill="1F4E79"/>
             <w:tcMar>
               <w:top w:w="60" w:type="dxa"/>
@@ -6191,6 +7218,9 @@
         <w:tc>
           <w:tcPr>
             <w:tcW w:w="3680" w:type="dxa"/>
+            <w:tcBorders>
+              <w:bottom w:val="single" w:sz="2" w:space="0" w:color="D9D9D9"/>
+            </w:tcBorders>
             <w:shd w:val="clear" w:color="auto" w:fill="1F4E79"/>
             <w:tcMar>
               <w:top w:w="60" w:type="dxa"/>
@@ -6214,15 +7244,13 @@
         </w:tc>
       </w:tr>
       <w:tr>
-        <w:tblPrEx>
-          <w:tblCellMar>
-            <w:top w:w="0" w:type="dxa"/>
-            <w:bottom w:w="0" w:type="dxa"/>
-          </w:tblCellMar>
-        </w:tblPrEx>
         <w:tc>
           <w:tcPr>
             <w:tcW w:w="5680" w:type="dxa"/>
+            <w:tcBorders>
+              <w:top w:val="single" w:sz="2" w:space="0" w:color="D9D9D9"/>
+              <w:bottom w:val="single" w:sz="2" w:space="0" w:color="D9D9D9"/>
+            </w:tcBorders>
             <w:tcMar>
               <w:top w:w="60" w:type="dxa"/>
               <w:left w:w="100" w:type="dxa"/>
@@ -6243,34 +7271,36 @@
         <w:tc>
           <w:tcPr>
             <w:tcW w:w="3680" w:type="dxa"/>
-            <w:tcMar>
-              <w:top w:w="60" w:type="dxa"/>
-              <w:left w:w="100" w:type="dxa"/>
-              <w:bottom w:w="60" w:type="dxa"/>
-              <w:right w:w="100" w:type="dxa"/>
-            </w:tcMar>
-          </w:tcPr>
-          <w:p>
-            <w:r>
-              <w:rPr>
-                <w:sz w:val="20"/>
-                <w:szCs w:val="20"/>
-              </w:rPr>
-              <w:t>100%</w:t>
+            <w:tcBorders>
+              <w:top w:val="single" w:sz="2" w:space="0" w:color="D9D9D9"/>
+              <w:bottom w:val="single" w:sz="2" w:space="0" w:color="D9D9D9"/>
+            </w:tcBorders>
+            <w:tcMar>
+              <w:top w:w="60" w:type="dxa"/>
+              <w:left w:w="100" w:type="dxa"/>
+              <w:bottom w:w="60" w:type="dxa"/>
+              <w:right w:w="100" w:type="dxa"/>
+            </w:tcMar>
+          </w:tcPr>
+          <w:p>
+            <w:r>
+              <w:rPr>
+                <w:sz w:val="20"/>
+                <w:szCs w:val="20"/>
+              </w:rPr>
+              <w:t>97%</w:t>
             </w:r>
           </w:p>
         </w:tc>
       </w:tr>
       <w:tr>
-        <w:tblPrEx>
-          <w:tblCellMar>
-            <w:top w:w="0" w:type="dxa"/>
-            <w:bottom w:w="0" w:type="dxa"/>
-          </w:tblCellMar>
-        </w:tblPrEx>
         <w:tc>
           <w:tcPr>
             <w:tcW w:w="5680" w:type="dxa"/>
+            <w:tcBorders>
+              <w:top w:val="single" w:sz="2" w:space="0" w:color="D9D9D9"/>
+              <w:bottom w:val="single" w:sz="2" w:space="0" w:color="D9D9D9"/>
+            </w:tcBorders>
             <w:shd w:val="clear" w:color="auto" w:fill="F2F2F2"/>
             <w:tcMar>
               <w:top w:w="60" w:type="dxa"/>
@@ -6280,7 +7310,6 @@
             </w:tcMar>
           </w:tcPr>
           <w:p>
-            <w:proofErr w:type="spellStart"/>
             <w:r>
               <w:rPr>
                 <w:sz w:val="20"/>
@@ -6288,12 +7317,15 @@
               </w:rPr>
               <w:t>exception</w:t>
             </w:r>
-            <w:proofErr w:type="spellEnd"/>
           </w:p>
         </w:tc>
         <w:tc>
           <w:tcPr>
             <w:tcW w:w="3680" w:type="dxa"/>
+            <w:tcBorders>
+              <w:top w:val="single" w:sz="2" w:space="0" w:color="D9D9D9"/>
+              <w:bottom w:val="single" w:sz="2" w:space="0" w:color="D9D9D9"/>
+            </w:tcBorders>
             <w:shd w:val="clear" w:color="auto" w:fill="F2F2F2"/>
             <w:tcMar>
               <w:top w:w="60" w:type="dxa"/>
@@ -6308,31 +7340,27 @@
                 <w:sz w:val="20"/>
                 <w:szCs w:val="20"/>
               </w:rPr>
-              <w:t>100%</w:t>
+              <w:t>82%</w:t>
             </w:r>
           </w:p>
         </w:tc>
       </w:tr>
       <w:tr>
-        <w:tblPrEx>
-          <w:tblCellMar>
-            <w:top w:w="0" w:type="dxa"/>
-            <w:bottom w:w="0" w:type="dxa"/>
-          </w:tblCellMar>
-        </w:tblPrEx>
         <w:tc>
           <w:tcPr>
             <w:tcW w:w="5680" w:type="dxa"/>
-            <w:tcMar>
-              <w:top w:w="60" w:type="dxa"/>
-              <w:left w:w="100" w:type="dxa"/>
-              <w:bottom w:w="60" w:type="dxa"/>
-              <w:right w:w="100" w:type="dxa"/>
-            </w:tcMar>
-          </w:tcPr>
-          <w:p>
-            <w:proofErr w:type="spellStart"/>
-            <w:proofErr w:type="gramStart"/>
+            <w:tcBorders>
+              <w:top w:val="single" w:sz="2" w:space="0" w:color="D9D9D9"/>
+              <w:bottom w:val="single" w:sz="2" w:space="0" w:color="D9D9D9"/>
+            </w:tcBorders>
+            <w:tcMar>
+              <w:top w:w="60" w:type="dxa"/>
+              <w:left w:w="100" w:type="dxa"/>
+              <w:bottom w:w="60" w:type="dxa"/>
+              <w:right w:w="100" w:type="dxa"/>
+            </w:tcMar>
+          </w:tcPr>
+          <w:p>
             <w:r>
               <w:rPr>
                 <w:sz w:val="20"/>
@@ -6340,41 +7368,41 @@
               </w:rPr>
               <w:t>service.impl</w:t>
             </w:r>
-            <w:proofErr w:type="spellEnd"/>
-            <w:proofErr w:type="gramEnd"/>
           </w:p>
         </w:tc>
         <w:tc>
           <w:tcPr>
             <w:tcW w:w="3680" w:type="dxa"/>
-            <w:tcMar>
-              <w:top w:w="60" w:type="dxa"/>
-              <w:left w:w="100" w:type="dxa"/>
-              <w:bottom w:w="60" w:type="dxa"/>
-              <w:right w:w="100" w:type="dxa"/>
-            </w:tcMar>
-          </w:tcPr>
-          <w:p>
-            <w:r>
-              <w:rPr>
-                <w:sz w:val="20"/>
-                <w:szCs w:val="20"/>
-              </w:rPr>
-              <w:t>96%</w:t>
+            <w:tcBorders>
+              <w:top w:val="single" w:sz="2" w:space="0" w:color="D9D9D9"/>
+              <w:bottom w:val="single" w:sz="2" w:space="0" w:color="D9D9D9"/>
+            </w:tcBorders>
+            <w:tcMar>
+              <w:top w:w="60" w:type="dxa"/>
+              <w:left w:w="100" w:type="dxa"/>
+              <w:bottom w:w="60" w:type="dxa"/>
+              <w:right w:w="100" w:type="dxa"/>
+            </w:tcMar>
+          </w:tcPr>
+          <w:p>
+            <w:r>
+              <w:rPr>
+                <w:sz w:val="20"/>
+                <w:szCs w:val="20"/>
+              </w:rPr>
+              <w:t>97%</w:t>
             </w:r>
           </w:p>
         </w:tc>
       </w:tr>
       <w:tr>
-        <w:tblPrEx>
-          <w:tblCellMar>
-            <w:top w:w="0" w:type="dxa"/>
-            <w:bottom w:w="0" w:type="dxa"/>
-          </w:tblCellMar>
-        </w:tblPrEx>
         <w:tc>
           <w:tcPr>
             <w:tcW w:w="5680" w:type="dxa"/>
+            <w:tcBorders>
+              <w:top w:val="single" w:sz="2" w:space="0" w:color="D9D9D9"/>
+              <w:bottom w:val="single" w:sz="2" w:space="0" w:color="D9D9D9"/>
+            </w:tcBorders>
             <w:shd w:val="clear" w:color="auto" w:fill="F2F2F2"/>
             <w:tcMar>
               <w:top w:w="60" w:type="dxa"/>
@@ -6384,18 +7412,28 @@
             </w:tcMar>
           </w:tcPr>
           <w:p>
-            <w:r>
-              <w:rPr>
-                <w:sz w:val="20"/>
-                <w:szCs w:val="20"/>
-              </w:rPr>
-              <w:t>controller</w:t>
+            <w:pPr>
+              <w:rPr>
+                <w:sz w:val="20"/>
+                <w:szCs w:val="20"/>
+              </w:rPr>
+            </w:pPr>
+            <w:r>
+              <w:rPr>
+                <w:sz w:val="20"/>
+                <w:szCs w:val="20"/>
+              </w:rPr>
+              <w:t>mapper</w:t>
             </w:r>
           </w:p>
         </w:tc>
         <w:tc>
           <w:tcPr>
             <w:tcW w:w="3680" w:type="dxa"/>
+            <w:tcBorders>
+              <w:top w:val="single" w:sz="2" w:space="0" w:color="D9D9D9"/>
+              <w:bottom w:val="single" w:sz="2" w:space="0" w:color="D9D9D9"/>
+            </w:tcBorders>
             <w:shd w:val="clear" w:color="auto" w:fill="F2F2F2"/>
             <w:tcMar>
               <w:top w:w="60" w:type="dxa"/>
@@ -6405,26 +7443,144 @@
             </w:tcMar>
           </w:tcPr>
           <w:p>
-            <w:r>
-              <w:rPr>
-                <w:sz w:val="20"/>
-                <w:szCs w:val="20"/>
-              </w:rPr>
-              <w:t>60%</w:t>
+            <w:pPr>
+              <w:rPr>
+                <w:sz w:val="20"/>
+                <w:szCs w:val="20"/>
+              </w:rPr>
+            </w:pPr>
+            <w:r>
+              <w:rPr>
+                <w:sz w:val="20"/>
+                <w:szCs w:val="20"/>
+              </w:rPr>
+              <w:t>99%</w:t>
             </w:r>
           </w:p>
         </w:tc>
       </w:tr>
       <w:tr>
-        <w:tblPrEx>
-          <w:tblCellMar>
-            <w:top w:w="0" w:type="dxa"/>
-            <w:bottom w:w="0" w:type="dxa"/>
-          </w:tblCellMar>
-        </w:tblPrEx>
         <w:tc>
           <w:tcPr>
             <w:tcW w:w="5680" w:type="dxa"/>
+            <w:tcBorders>
+              <w:top w:val="single" w:sz="2" w:space="0" w:color="D9D9D9"/>
+              <w:bottom w:val="single" w:sz="2" w:space="0" w:color="D9D9D9"/>
+            </w:tcBorders>
+            <w:tcMar>
+              <w:top w:w="60" w:type="dxa"/>
+              <w:left w:w="100" w:type="dxa"/>
+              <w:bottom w:w="60" w:type="dxa"/>
+              <w:right w:w="100" w:type="dxa"/>
+            </w:tcMar>
+          </w:tcPr>
+          <w:p>
+            <w:pPr>
+              <w:rPr>
+                <w:sz w:val="20"/>
+                <w:szCs w:val="20"/>
+              </w:rPr>
+            </w:pPr>
+            <w:r>
+              <w:rPr>
+                <w:sz w:val="20"/>
+                <w:szCs w:val="20"/>
+              </w:rPr>
+              <w:t>config</w:t>
+            </w:r>
+          </w:p>
+        </w:tc>
+        <w:tc>
+          <w:tcPr>
+            <w:tcW w:w="3680" w:type="dxa"/>
+            <w:tcBorders>
+              <w:top w:val="single" w:sz="2" w:space="0" w:color="D9D9D9"/>
+              <w:bottom w:val="single" w:sz="2" w:space="0" w:color="D9D9D9"/>
+            </w:tcBorders>
+            <w:tcMar>
+              <w:top w:w="60" w:type="dxa"/>
+              <w:left w:w="100" w:type="dxa"/>
+              <w:bottom w:w="60" w:type="dxa"/>
+              <w:right w:w="100" w:type="dxa"/>
+            </w:tcMar>
+          </w:tcPr>
+          <w:p>
+            <w:pPr>
+              <w:rPr>
+                <w:sz w:val="20"/>
+                <w:szCs w:val="20"/>
+              </w:rPr>
+            </w:pPr>
+            <w:r>
+              <w:rPr>
+                <w:sz w:val="20"/>
+                <w:szCs w:val="20"/>
+              </w:rPr>
+              <w:t>100%</w:t>
+            </w:r>
+          </w:p>
+        </w:tc>
+      </w:tr>
+      <w:tr>
+        <w:tc>
+          <w:tcPr>
+            <w:tcW w:w="5680" w:type="dxa"/>
+            <w:tcBorders>
+              <w:top w:val="single" w:sz="2" w:space="0" w:color="D9D9D9"/>
+              <w:bottom w:val="single" w:sz="2" w:space="0" w:color="D9D9D9"/>
+            </w:tcBorders>
+            <w:shd w:val="clear" w:color="auto" w:fill="F2F2F2"/>
+            <w:tcMar>
+              <w:top w:w="60" w:type="dxa"/>
+              <w:left w:w="100" w:type="dxa"/>
+              <w:bottom w:w="60" w:type="dxa"/>
+              <w:right w:w="100" w:type="dxa"/>
+            </w:tcMar>
+          </w:tcPr>
+          <w:p>
+            <w:r>
+              <w:rPr>
+                <w:sz w:val="20"/>
+                <w:szCs w:val="20"/>
+              </w:rPr>
+              <w:t>controller</w:t>
+            </w:r>
+          </w:p>
+        </w:tc>
+        <w:tc>
+          <w:tcPr>
+            <w:tcW w:w="3680" w:type="dxa"/>
+            <w:tcBorders>
+              <w:top w:val="single" w:sz="2" w:space="0" w:color="D9D9D9"/>
+              <w:bottom w:val="single" w:sz="2" w:space="0" w:color="D9D9D9"/>
+            </w:tcBorders>
+            <w:shd w:val="clear" w:color="auto" w:fill="F2F2F2"/>
+            <w:tcMar>
+              <w:top w:w="60" w:type="dxa"/>
+              <w:left w:w="100" w:type="dxa"/>
+              <w:bottom w:w="60" w:type="dxa"/>
+              <w:right w:w="100" w:type="dxa"/>
+            </w:tcMar>
+          </w:tcPr>
+          <w:p>
+            <w:r>
+              <w:rPr>
+                <w:sz w:val="20"/>
+                <w:szCs w:val="20"/>
+              </w:rPr>
+              <w:t>73%</w:t>
+            </w:r>
+          </w:p>
+        </w:tc>
+      </w:tr>
+      <w:tr>
+        <w:tc>
+          <w:tcPr>
+            <w:tcW w:w="5680" w:type="dxa"/>
+            <w:tcBorders>
+              <w:top w:val="single" w:sz="2" w:space="0" w:color="D9D9D9"/>
+              <w:bottom w:val="single" w:sz="4" w:space="0" w:color="BFBFBF"/>
+            </w:tcBorders>
             <w:tcMar>
               <w:top w:w="60" w:type="dxa"/>
               <w:left w:w="100" w:type="dxa"/>
@@ -6445,20 +7601,24 @@
         <w:tc>
           <w:tcPr>
             <w:tcW w:w="3680" w:type="dxa"/>
-            <w:tcMar>
-              <w:top w:w="60" w:type="dxa"/>
-              <w:left w:w="100" w:type="dxa"/>
-              <w:bottom w:w="60" w:type="dxa"/>
-              <w:right w:w="100" w:type="dxa"/>
-            </w:tcMar>
-          </w:tcPr>
-          <w:p>
-            <w:r>
-              <w:rPr>
-                <w:sz w:val="20"/>
-                <w:szCs w:val="20"/>
-              </w:rPr>
-              <w:t>89%</w:t>
+            <w:tcBorders>
+              <w:top w:val="single" w:sz="2" w:space="0" w:color="D9D9D9"/>
+              <w:bottom w:val="single" w:sz="4" w:space="0" w:color="BFBFBF"/>
+            </w:tcBorders>
+            <w:tcMar>
+              <w:top w:w="60" w:type="dxa"/>
+              <w:left w:w="100" w:type="dxa"/>
+              <w:bottom w:w="60" w:type="dxa"/>
+              <w:right w:w="100" w:type="dxa"/>
+            </w:tcMar>
+          </w:tcPr>
+          <w:p>
+            <w:r>
+              <w:rPr>
+                <w:sz w:val="20"/>
+                <w:szCs w:val="20"/>
+              </w:rPr>
+              <w:t>92%</w:t>
             </w:r>
           </w:p>
         </w:tc>
@@ -6466,10 +7626,62 @@
     </w:tbl>
     <w:p>
       <w:pPr>
+        <w:pStyle w:val="Titolo2"/>
+        <w:keepNext/>
+        <w:spacing w:before="240" w:after="120"/>
+        <w:rPr>
+          <w:b/>
+          <w:color w:val="333333"/>
+          <w:sz w:val="25"/>
+        </w:rPr>
+      </w:pPr>
+      <w:bookmarkStart w:id="19" w:name="_Toc241332080"/>
+      <w:r>
+        <w:rPr>
+          <w:b/>
+          <w:color w:val="333333"/>
+          <w:sz w:val="25"/>
+        </w:rPr>
+        <w:t>7.2 Integrazione continua</w:t>
+      </w:r>
+      <w:bookmarkEnd w:id="19"/>
+    </w:p>
+    <w:p>
+      <w:pPr>
+        <w:spacing w:after="120" w:line="276" w:lineRule="auto"/>
+        <w:jc w:val="both"/>
+      </w:pPr>
+      <w:r>
+        <w:t xml:space="preserve">A ogni push sul ramo principale e a ogni pull request una pipeline di </w:t>
+      </w:r>
+      <w:r>
+        <w:rPr>
+          <w:b/>
+        </w:rPr>
+        <w:t>GitHub Actions</w:t>
+      </w:r>
+      <w:r>
+        <w:t xml:space="preserve"> compila il progetto con JDK 21 ed esegue l'intera suite di test con </w:t>
+      </w:r>
+      <w:r>
+        <w:rPr>
+          <w:rFonts w:ascii="Consolas" w:hAnsi="Consolas"/>
+          <w:color w:val="C0392B"/>
+          <w:sz w:val="20"/>
+        </w:rPr>
+        <w:t>mvnw verify</w:t>
+      </w:r>
+      <w:r>
+        <w:t>, compreso il test su MySQL reale, per il quale l'ambiente di GitHub mette a disposizione Docker. Il report di copertura di JaCoCo viene pubblicato come artefatto della build e lo stato della pipeline è visibile tramite un badge nel README del repository.</w:t>
+      </w:r>
+    </w:p>
+    <w:p>
+      <w:pPr>
         <w:pStyle w:val="Titolo1"/>
+        <w:keepNext/>
         <w:spacing w:before="320" w:after="160"/>
       </w:pPr>
-      <w:bookmarkStart w:id="17" w:name="_Toc236159199"/>
+      <w:bookmarkStart w:id="20" w:name="_Toc241332081"/>
       <w:r>
         <w:rPr>
           <w:b/>
@@ -6478,9 +7690,20 @@
           <w:sz w:val="30"/>
           <w:szCs w:val="30"/>
         </w:rPr>
-        <w:t>8. Containerizzazione (Docker)</w:t>
-      </w:r>
-      <w:bookmarkEnd w:id="17"/>
+        <w:lastRenderedPageBreak/>
+        <w:t>8</w:t>
+      </w:r>
+      <w:r>
+        <w:rPr>
+          <w:b/>
+          <w:bCs/>
+          <w:color w:val="1F4E79"/>
+          <w:sz w:val="30"/>
+          <w:szCs w:val="30"/>
+        </w:rPr>
+        <w:t>. Containerizzazione (Docker)</w:t>
+      </w:r>
+      <w:bookmarkEnd w:id="20"/>
     </w:p>
     <w:p>
       <w:pPr>
@@ -6512,7 +7735,6 @@
         <w:shd w:val="clear" w:color="auto" w:fill="F5F5F5"/>
         <w:spacing w:before="80" w:after="160"/>
       </w:pPr>
-      <w:proofErr w:type="spellStart"/>
       <w:r>
         <w:rPr>
           <w:rFonts w:ascii="Consolas" w:eastAsia="Consolas" w:hAnsi="Consolas" w:cs="Consolas"/>
@@ -6520,17 +7742,7 @@
           <w:sz w:val="18"/>
           <w:szCs w:val="18"/>
         </w:rPr>
-        <w:t>docker</w:t>
-      </w:r>
-      <w:proofErr w:type="spellEnd"/>
-      <w:r>
-        <w:rPr>
-          <w:rFonts w:ascii="Consolas" w:eastAsia="Consolas" w:hAnsi="Consolas" w:cs="Consolas"/>
-          <w:color w:val="2C3E50"/>
-          <w:sz w:val="18"/>
-          <w:szCs w:val="18"/>
-        </w:rPr>
-        <w:t xml:space="preserve"> compose up --build</w:t>
+        <w:t>docker compose up --build</w:t>
       </w:r>
     </w:p>
     <w:p>
@@ -6541,41 +7753,45 @@
       <w:r>
         <w:t xml:space="preserve">Il </w:t>
       </w:r>
-      <w:proofErr w:type="spellStart"/>
-      <w:r>
-        <w:rPr>
-          <w:rFonts w:ascii="Consolas" w:eastAsia="Consolas" w:hAnsi="Consolas" w:cs="Consolas"/>
+      <w:r>
+        <w:rPr>
+          <w:rFonts w:ascii="Consolas" w:hAnsi="Consolas"/>
           <w:color w:val="C0392B"/>
           <w:sz w:val="20"/>
-          <w:szCs w:val="20"/>
         </w:rPr>
         <w:t>Dockerfile</w:t>
       </w:r>
-      <w:proofErr w:type="spellEnd"/>
       <w:r>
         <w:t xml:space="preserve"> usa un </w:t>
       </w:r>
       <w:r>
         <w:rPr>
           <w:b/>
-          <w:bCs/>
         </w:rPr>
         <w:t>multi-stage build</w:t>
       </w:r>
       <w:r>
-        <w:t xml:space="preserve">: un primo stadio con Maven compila l'applicazione, un secondo stadio più leggero contiene solo il JRE e l'artefatto finale, riducendo la dimensione dell'immagine. Il </w:t>
-      </w:r>
-      <w:proofErr w:type="spellStart"/>
-      <w:r>
-        <w:rPr>
-          <w:rFonts w:ascii="Consolas" w:eastAsia="Consolas" w:hAnsi="Consolas" w:cs="Consolas"/>
+        <w:t xml:space="preserve">: un primo stadio con Maven compila l'applicazione, un secondo stadio più leggero contiene solo il JRE e l'artefatto finale, riducendo la dimensione dell'immagine. Le dipendenze Maven vengono scaricate in un livello separato, prima di copiare il codice sorgente: finché il </w:t>
+      </w:r>
+      <w:r>
+        <w:rPr>
+          <w:rFonts w:ascii="Consolas" w:hAnsi="Consolas"/>
           <w:color w:val="C0392B"/>
           <w:sz w:val="20"/>
-          <w:szCs w:val="20"/>
+        </w:rPr>
+        <w:t>pom.xml</w:t>
+      </w:r>
+      <w:r>
+        <w:t xml:space="preserve"> non cambia, le build successive riutilizzano la cache e si limitano a ricompilare il codice. Nell'immagine finale l'applicazione gira con un utente dedicato, senza privilegi di amministratore. Il </w:t>
+      </w:r>
+      <w:r>
+        <w:rPr>
+          <w:rFonts w:ascii="Consolas" w:hAnsi="Consolas"/>
+          <w:color w:val="C0392B"/>
+          <w:sz w:val="20"/>
         </w:rPr>
         <w:t>docker-compose.yml</w:t>
       </w:r>
-      <w:proofErr w:type="spellEnd"/>
       <w:r>
         <w:t xml:space="preserve"> orchestra due servizi: il database MySQL e l'applicazione.</w:t>
       </w:r>
@@ -6586,55 +7802,67 @@
         <w:jc w:val="both"/>
       </w:pPr>
       <w:r>
-        <w:t xml:space="preserve">Due accorgimenti rendono l'avvio robusto e completo. Primo: gli script </w:t>
-      </w:r>
-      <w:proofErr w:type="spellStart"/>
-      <w:r>
-        <w:rPr>
-          <w:rFonts w:ascii="Consolas" w:eastAsia="Consolas" w:hAnsi="Consolas" w:cs="Consolas"/>
+        <w:t xml:space="preserve">Tre accorgimenti rendono l'avvio robusto e completo. Primo: all'avvio dell'applicazione Flyway crea o aggiorna lo schema e carica i dati dimostrativi, per cui un database nuovo e uno già esistente vengono portati allo stesso stato senza interventi manuali. Secondo: un </w:t>
+      </w:r>
+      <w:r>
+        <w:rPr>
+          <w:b/>
+        </w:rPr>
+        <w:t>healthcheck</w:t>
+      </w:r>
+      <w:r>
+        <w:t xml:space="preserve"> verifica che MySQL sia realmente pronto ad accettare connessioni prima che l'applicazione tenti di avviarsi. Terzo: anche il container dell'applicazione ha un healthcheck, che interroga l'endpoint </w:t>
+      </w:r>
+      <w:r>
+        <w:rPr>
+          <w:rFonts w:ascii="Consolas" w:hAnsi="Consolas"/>
           <w:color w:val="C0392B"/>
           <w:sz w:val="20"/>
-          <w:szCs w:val="20"/>
-        </w:rPr>
-        <w:t>schema.sql</w:t>
-      </w:r>
-      <w:proofErr w:type="spellEnd"/>
-      <w:r>
-        <w:t xml:space="preserve"> e </w:t>
-      </w:r>
-      <w:proofErr w:type="spellStart"/>
-      <w:r>
-        <w:rPr>
-          <w:rFonts w:ascii="Consolas" w:eastAsia="Consolas" w:hAnsi="Consolas" w:cs="Consolas"/>
+        </w:rPr>
+        <w:t>/actuator/health</w:t>
+      </w:r>
+      <w:r>
+        <w:t xml:space="preserve"> di Spring Boot Actuator; è l'unico endpoint di Actuator esposto e restituisce solo lo stato, senza dettagli interni.</w:t>
+      </w:r>
+    </w:p>
+    <w:p>
+      <w:pPr>
+        <w:spacing w:after="120" w:line="276" w:lineRule="auto"/>
+        <w:jc w:val="both"/>
+      </w:pPr>
+      <w:r>
+        <w:t xml:space="preserve">Tutti i parametri sono esternalizzati come variabili d'ambiente, lette da un file </w:t>
+      </w:r>
+      <w:r>
+        <w:rPr>
+          <w:rFonts w:ascii="Consolas" w:hAnsi="Consolas"/>
           <w:color w:val="C0392B"/>
           <w:sz w:val="20"/>
-          <w:szCs w:val="20"/>
-        </w:rPr>
-        <w:t>data.sql</w:t>
-      </w:r>
-      <w:proofErr w:type="spellEnd"/>
-      <w:r>
-        <w:t xml:space="preserve"> sono montati nella cartella di inizializzazione di MySQL, che li esegue automaticamente al primo avvio creando la struttura e popolando i dati essenziali. Secondo: un </w:t>
-      </w:r>
-      <w:proofErr w:type="spellStart"/>
-      <w:r>
-        <w:rPr>
-          <w:b/>
-          <w:bCs/>
-        </w:rPr>
-        <w:t>healthcheck</w:t>
-      </w:r>
-      <w:proofErr w:type="spellEnd"/>
-      <w:r>
-        <w:t xml:space="preserve"> verifica che MySQL sia realmente pronto ad accettare connessioni prima che l'applicazione tenti di avviarsi, evitando errori di connessione dovuti ai tempi di avvio del database. Tutti i parametri sono esternalizzati come variabili d'ambiente con valori predefiniti sensati.</w:t>
+        </w:rPr>
+        <w:t>.env</w:t>
+      </w:r>
+      <w:r>
+        <w:t xml:space="preserve"> locale escluso dal controllo di versione; il repository contiene solo il modello </w:t>
+      </w:r>
+      <w:r>
+        <w:rPr>
+          <w:rFonts w:ascii="Consolas" w:hAnsi="Consolas"/>
+          <w:color w:val="C0392B"/>
+          <w:sz w:val="20"/>
+        </w:rPr>
+        <w:t>.env.example</w:t>
+      </w:r>
+      <w:r>
+        <w:t>, con i nomi delle variabili e senza valori sensibili. Anche le porte esposte sono configurabili, così da evitare conflitti con altri servizi già attivi sulla macchina.</w:t>
       </w:r>
     </w:p>
     <w:p>
       <w:pPr>
         <w:pStyle w:val="Titolo1"/>
+        <w:keepNext/>
         <w:spacing w:before="320" w:after="160"/>
       </w:pPr>
-      <w:bookmarkStart w:id="18" w:name="_Toc236159200"/>
+      <w:bookmarkStart w:id="21" w:name="_Toc241332082"/>
       <w:r>
         <w:rPr>
           <w:b/>
@@ -6645,34 +7873,24 @@
         </w:rPr>
         <w:t>9. Conclusioni</w:t>
       </w:r>
-      <w:bookmarkEnd w:id="18"/>
+      <w:bookmarkEnd w:id="21"/>
     </w:p>
     <w:p>
       <w:pPr>
         <w:spacing w:after="120" w:line="276" w:lineRule="auto"/>
         <w:jc w:val="both"/>
       </w:pPr>
-      <w:proofErr w:type="spellStart"/>
-      <w:r>
-        <w:t>LeagueMate</w:t>
-      </w:r>
-      <w:proofErr w:type="spellEnd"/>
-      <w:r>
-        <w:t xml:space="preserve"> API implementa tutti i requisiti obbligatori del project work — architettura MVC REST, persistenza con tutte e quattro le tipologie di relazione JPA, sicurezza con autenticazione e autorizzazione, testing oltre la soglia richiesta, containerizzazione completa — e i requisiti facoltativi relativi ai </w:t>
+      <w:r>
+        <w:t xml:space="preserve">LeagueMate API implementa tutti i requisiti obbligatori del project work — architettura MVC REST, persistenza con tutte e quattro le tipologie di relazione JPA, sicurezza con autenticazione e autorizzazione, testing oltre la soglia richiesta, containerizzazione completa — e i requisiti facoltativi relativi ai </w:t>
       </w:r>
       <w:r>
         <w:rPr>
           <w:b/>
-          <w:bCs/>
         </w:rPr>
         <w:t>test di integrazione</w:t>
       </w:r>
       <w:r>
-        <w:t xml:space="preserve">. Il dominio scelto è stato implementato con coerenza, dalle entità agli </w:t>
-      </w:r>
-      <w:r>
-        <w:lastRenderedPageBreak/>
-        <w:t>endpoint, e arricchito con funzionalità non banali come la generazione automatica del calendario e il calcolo dinamico della classifica.</w:t>
+        <w:t>. Il dominio scelto è stato implementato con coerenza, dalle entità agli endpoint, e arricchito con funzionalità non banali come la generazione automatica del calendario, anche con andata e ritorno, e il calcolo dinamico della classifica. A questo si aggiungono gli elementi che avvicinano il progetto a un servizio reale: migrazioni del database versionate, documentazione interattiva dell'API, protezione del login dai tentativi ripetuti, test su un database reale e integrazione continua.</w:t>
       </w:r>
     </w:p>
     <w:p>
@@ -6681,7 +7899,18 @@
         <w:jc w:val="both"/>
       </w:pPr>
       <w:r>
-        <w:t>Il lavoro è stato l'occasione per approfondire aspetti che vanno oltre il semplice CRUD: la differenza fra relazioni molti-a-molti pure e con attributi, il problema dell'N+1 e la sua soluzione con JOIN FETCH, la gestione delle eccezioni fuori dal ciclo di Spring MVC, e la distinzione fra autorizzazione per ruolo e autorizzazione a livello di risorsa. Sono concetti che ho scelto di affrontare consapevolmente, e che costituiscono la parte più significativa dell'esperienza.</w:t>
+        <w:t xml:space="preserve">Il lavoro è stato l'occasione per approfondire aspetti che vanno oltre il semplice CRUD: la differenza fra relazioni molti-a-molti pure e con attributi, il problema dell'N+1 e la sua soluzione con JOIN FETCH, la gestione delle eccezioni fuori dal ciclo di Spring MVC, la distinzione fra autorizzazione per ruolo e autorizzazione a livello di risorsa — applicata in modo sistematico con un componente dedicato richiamato da </w:t>
+      </w:r>
+      <w:r>
+        <w:rPr>
+          <w:rFonts w:ascii="Consolas" w:hAnsi="Consolas"/>
+          <w:color w:val="C0392B"/>
+          <w:sz w:val="20"/>
+        </w:rPr>
+        <w:t>@PreAuthorize</w:t>
+      </w:r>
+      <w:r>
+        <w:t xml:space="preserve"> — e la gestione dello schema come codice versionato con Flyway. Sono concetti che ho scelto di affrontare consapevolmente, e che costituiscono la parte più significativa dell'esperienza.</w:t>
       </w:r>
     </w:p>
     <w:sectPr>
@@ -6696,7 +7925,7 @@
 </file>
 
 <file path=word/endnotes.xml><?xml version="1.0" encoding="utf-8"?>
-<w:endnotes xmlns:wpc="http://schemas.microsoft.com/office/word/2010/wordprocessingCanvas" xmlns:cx="http://schemas.microsoft.com/office/drawing/2014/chartex" xmlns:cx1="http://schemas.microsoft.com/office/drawing/2015/9/8/chartex" xmlns:cx2="http://schemas.microsoft.com/office/drawing/2015/10/21/chartex" xmlns:cx3="http://schemas.microsoft.com/office/drawing/2016/5/9/chartex" xmlns:cx4="http://schemas.microsoft.com/office/drawing/2016/5/10/chartex" xmlns:cx5="http://schemas.microsoft.com/office/drawing/2016/5/11/chartex" xmlns:cx6="http://schemas.microsoft.com/office/drawing/2016/5/12/chartex" xmlns:cx7="http://schemas.microsoft.com/office/drawing/2016/5/13/chartex" xmlns:cx8="http://schemas.microsoft.com/office/drawing/2016/5/14/chartex" xmlns:mc="http://schemas.openxmlformats.org/markup-compatibility/2006" xmlns:aink="http://schemas.microsoft.com/office/drawing/2016/ink" xmlns:am3d="http://schemas.microsoft.com/office/drawing/2017/model3d" xmlns:o="urn:schemas-microsoft-com:office:office" xmlns:oel="http://schemas.microsoft.com/office/2019/extlst" xmlns:r="http://schemas.openxmlformats.org/officeDocument/2006/relationships" xmlns:m="http://schemas.openxmlformats.org/officeDocument/2006/math" xmlns:v="urn:schemas-microsoft-com:vml" xmlns:wp14="http://schemas.microsoft.com/office/word/2010/wordprocessingDrawing" xmlns:wp="http://schemas.openxmlformats.org/drawingml/2006/wordprocessingDrawing" xmlns:w10="urn:schemas-microsoft-com:office:word" xmlns:w="http://schemas.openxmlformats.org/wordprocessingml/2006/main" xmlns:w14="http://schemas.microsoft.com/office/word/2010/wordml" xmlns:w15="http://schemas.microsoft.com/office/word/2012/wordml" xmlns:w16cei="http://schemas.microsoft.com/office/word/2026/wordml/cei" xmlns:w16cex="http://schemas.microsoft.com/office/word/2018/wordml/cex" xmlns:w16cid="http://schemas.microsoft.com/office/word/2016/wordml/cid" xmlns:w16="http://schemas.microsoft.com/office/word/2018/wordml" xmlns:w16du="http://schemas.microsoft.com/office/word/2023/wordml/word16du" xmlns:w16sdtdh="http://schemas.microsoft.com/office/word/2020/wordml/sdtdatahash" xmlns:w16sdtfl="http://schemas.microsoft.com/office/word/2024/wordml/sdtformatlock" xmlns:w16se="http://schemas.microsoft.com/office/word/2015/wordml/symex" xmlns:wpg="http://schemas.microsoft.com/office/word/2010/wordprocessingGroup" xmlns:wpi="http://schemas.microsoft.com/office/word/2010/wordprocessingInk" xmlns:wne="http://schemas.microsoft.com/office/word/2006/wordml" xmlns:wps="http://schemas.microsoft.com/office/word/2010/wordprocessingShape" mc:Ignorable="w14 w15 w16se w16cid w16 w16cex w16sdtdh w16sdtfl w16du wp14">
+<w:endnotes xmlns:wpc="http://schemas.microsoft.com/office/word/2010/wordprocessingCanvas" xmlns:cx="http://schemas.microsoft.com/office/drawing/2014/chartex" xmlns:cx1="http://schemas.microsoft.com/office/drawing/2015/9/8/chartex" xmlns:cx2="http://schemas.microsoft.com/office/drawing/2015/10/21/chartex" xmlns:cx3="http://schemas.microsoft.com/office/drawing/2016/5/9/chartex" xmlns:cx4="http://schemas.microsoft.com/office/drawing/2016/5/10/chartex" xmlns:cx5="http://schemas.microsoft.com/office/drawing/2016/5/11/chartex" xmlns:cx6="http://schemas.microsoft.com/office/drawing/2016/5/12/chartex" xmlns:cx7="http://schemas.microsoft.com/office/drawing/2016/5/13/chartex" xmlns:cx8="http://schemas.microsoft.com/office/drawing/2016/5/14/chartex" xmlns:mc="http://schemas.openxmlformats.org/markup-compatibility/2006" xmlns:aink="http://schemas.microsoft.com/office/drawing/2016/ink" xmlns:am3d="http://schemas.microsoft.com/office/drawing/2017/model3d" xmlns:o="urn:schemas-microsoft-com:office:office" xmlns:oel="http://schemas.microsoft.com/office/2019/extlst" xmlns:r="http://schemas.openxmlformats.org/officeDocument/2006/relationships" xmlns:m="http://schemas.openxmlformats.org/officeDocument/2006/math" xmlns:v="urn:schemas-microsoft-com:vml" xmlns:wp14="http://schemas.microsoft.com/office/word/2010/wordprocessingDrawing" xmlns:wp="http://schemas.openxmlformats.org/drawingml/2006/wordprocessingDrawing" xmlns:w10="urn:schemas-microsoft-com:office:word" xmlns:w="http://schemas.openxmlformats.org/wordprocessingml/2006/main" xmlns:w14="http://schemas.microsoft.com/office/word/2010/wordml" xmlns:w15="http://schemas.microsoft.com/office/word/2012/wordml" xmlns:w16cex="http://schemas.microsoft.com/office/word/2018/wordml/cex" xmlns:w16cid="http://schemas.microsoft.com/office/word/2016/wordml/cid" xmlns:w16="http://schemas.microsoft.com/office/word/2018/wordml" xmlns:w16du="http://schemas.microsoft.com/office/word/2023/wordml/word16du" xmlns:w16sdtdh="http://schemas.microsoft.com/office/word/2020/wordml/sdtdatahash" xmlns:w16sdtfl="http://schemas.microsoft.com/office/word/2024/wordml/sdtformatlock" xmlns:w16se="http://schemas.microsoft.com/office/word/2015/wordml/symex" xmlns:wpg="http://schemas.microsoft.com/office/word/2010/wordprocessingGroup" xmlns:wpi="http://schemas.microsoft.com/office/word/2010/wordprocessingInk" xmlns:wne="http://schemas.microsoft.com/office/word/2006/wordml" xmlns:wps="http://schemas.microsoft.com/office/word/2010/wordprocessingShape" mc:Ignorable="w14 w15 w16se w16cid w16 w16cex w16sdtdh w16sdtfl w16du wp14">
   <w:endnote w:type="separator" w:id="-1">
     <w:p>
       <w:r>
@@ -6715,28 +7944,18 @@
 </file>
 
 <file path=word/footer1.xml><?xml version="1.0" encoding="utf-8"?>
-<w:ftr xmlns:wpc="http://schemas.microsoft.com/office/word/2010/wordprocessingCanvas" xmlns:cx="http://schemas.microsoft.com/office/drawing/2014/chartex" xmlns:cx1="http://schemas.microsoft.com/office/drawing/2015/9/8/chartex" xmlns:cx2="http://schemas.microsoft.com/office/drawing/2015/10/21/chartex" xmlns:cx3="http://schemas.microsoft.com/office/drawing/2016/5/9/chartex" xmlns:cx4="http://schemas.microsoft.com/office/drawing/2016/5/10/chartex" xmlns:cx5="http://schemas.microsoft.com/office/drawing/2016/5/11/chartex" xmlns:cx6="http://schemas.microsoft.com/office/drawing/2016/5/12/chartex" xmlns:cx7="http://schemas.microsoft.com/office/drawing/2016/5/13/chartex" xmlns:cx8="http://schemas.microsoft.com/office/drawing/2016/5/14/chartex" xmlns:mc="http://schemas.openxmlformats.org/markup-compatibility/2006" xmlns:aink="http://schemas.microsoft.com/office/drawing/2016/ink" xmlns:am3d="http://schemas.microsoft.com/office/drawing/2017/model3d" xmlns:o="urn:schemas-microsoft-com:office:office" xmlns:oel="http://schemas.microsoft.com/office/2019/extlst" xmlns:r="http://schemas.openxmlformats.org/officeDocument/2006/relationships" xmlns:m="http://schemas.openxmlformats.org/officeDocument/2006/math" xmlns:v="urn:schemas-microsoft-com:vml" xmlns:wp14="http://schemas.microsoft.com/office/word/2010/wordprocessingDrawing" xmlns:wp="http://schemas.openxmlformats.org/drawingml/2006/wordprocessingDrawing" xmlns:w10="urn:schemas-microsoft-com:office:word" xmlns:w="http://schemas.openxmlformats.org/wordprocessingml/2006/main" xmlns:w14="http://schemas.microsoft.com/office/word/2010/wordml" xmlns:w15="http://schemas.microsoft.com/office/word/2012/wordml" xmlns:w16cei="http://schemas.microsoft.com/office/word/2026/wordml/cei" xmlns:w16cex="http://schemas.microsoft.com/office/word/2018/wordml/cex" xmlns:w16cid="http://schemas.microsoft.com/office/word/2016/wordml/cid" xmlns:w16="http://schemas.microsoft.com/office/word/2018/wordml" xmlns:w16du="http://schemas.microsoft.com/office/word/2023/wordml/word16du" xmlns:w16sdtdh="http://schemas.microsoft.com/office/word/2020/wordml/sdtdatahash" xmlns:w16sdtfl="http://schemas.microsoft.com/office/word/2024/wordml/sdtformatlock" xmlns:w16se="http://schemas.microsoft.com/office/word/2015/wordml/symex" xmlns:wpg="http://schemas.microsoft.com/office/word/2010/wordprocessingGroup" xmlns:wpi="http://schemas.microsoft.com/office/word/2010/wordprocessingInk" xmlns:wne="http://schemas.microsoft.com/office/word/2006/wordml" xmlns:wps="http://schemas.microsoft.com/office/word/2010/wordprocessingShape" mc:Ignorable="w14 w15 w16se w16cid w16 w16cex w16sdtdh w16sdtfl w16du wp14">
+<w:ftr xmlns:wpc="http://schemas.microsoft.com/office/word/2010/wordprocessingCanvas" xmlns:cx="http://schemas.microsoft.com/office/drawing/2014/chartex" xmlns:cx1="http://schemas.microsoft.com/office/drawing/2015/9/8/chartex" xmlns:cx2="http://schemas.microsoft.com/office/drawing/2015/10/21/chartex" xmlns:cx3="http://schemas.microsoft.com/office/drawing/2016/5/9/chartex" xmlns:cx4="http://schemas.microsoft.com/office/drawing/2016/5/10/chartex" xmlns:cx5="http://schemas.microsoft.com/office/drawing/2016/5/11/chartex" xmlns:cx6="http://schemas.microsoft.com/office/drawing/2016/5/12/chartex" xmlns:cx7="http://schemas.microsoft.com/office/drawing/2016/5/13/chartex" xmlns:cx8="http://schemas.microsoft.com/office/drawing/2016/5/14/chartex" xmlns:mc="http://schemas.openxmlformats.org/markup-compatibility/2006" xmlns:aink="http://schemas.microsoft.com/office/drawing/2016/ink" xmlns:am3d="http://schemas.microsoft.com/office/drawing/2017/model3d" xmlns:o="urn:schemas-microsoft-com:office:office" xmlns:oel="http://schemas.microsoft.com/office/2019/extlst" xmlns:r="http://schemas.openxmlformats.org/officeDocument/2006/relationships" xmlns:m="http://schemas.openxmlformats.org/officeDocument/2006/math" xmlns:v="urn:schemas-microsoft-com:vml" xmlns:wp14="http://schemas.microsoft.com/office/word/2010/wordprocessingDrawing" xmlns:wp="http://schemas.openxmlformats.org/drawingml/2006/wordprocessingDrawing" xmlns:w10="urn:schemas-microsoft-com:office:word" xmlns:w="http://schemas.openxmlformats.org/wordprocessingml/2006/main" xmlns:w14="http://schemas.microsoft.com/office/word/2010/wordml" xmlns:w15="http://schemas.microsoft.com/office/word/2012/wordml" xmlns:w16cex="http://schemas.microsoft.com/office/word/2018/wordml/cex" xmlns:w16cid="http://schemas.microsoft.com/office/word/2016/wordml/cid" xmlns:w16="http://schemas.microsoft.com/office/word/2018/wordml" xmlns:w16du="http://schemas.microsoft.com/office/word/2023/wordml/word16du" xmlns:w16sdtdh="http://schemas.microsoft.com/office/word/2020/wordml/sdtdatahash" xmlns:w16sdtfl="http://schemas.microsoft.com/office/word/2024/wordml/sdtformatlock" xmlns:w16se="http://schemas.microsoft.com/office/word/2015/wordml/symex" xmlns:wpg="http://schemas.microsoft.com/office/word/2010/wordprocessingGroup" xmlns:wpi="http://schemas.microsoft.com/office/word/2010/wordprocessingInk" xmlns:wne="http://schemas.microsoft.com/office/word/2006/wordml" xmlns:wps="http://schemas.microsoft.com/office/word/2010/wordprocessingShape" mc:Ignorable="w14 w15 w16se w16cid w16 w16cex w16sdtdh w16sdtfl w16du wp14">
   <w:p>
     <w:pPr>
       <w:jc w:val="center"/>
     </w:pPr>
-    <w:proofErr w:type="spellStart"/>
     <w:r>
       <w:rPr>
         <w:color w:val="999999"/>
         <w:sz w:val="16"/>
         <w:szCs w:val="16"/>
       </w:rPr>
-      <w:t>LeagueMate</w:t>
-    </w:r>
-    <w:proofErr w:type="spellEnd"/>
-    <w:r>
-      <w:rPr>
-        <w:color w:val="999999"/>
-        <w:sz w:val="16"/>
-        <w:szCs w:val="16"/>
-      </w:rPr>
-      <w:t xml:space="preserve"> API — Relazione Tecnica</w:t>
+      <w:t>LeagueMate API — Relazione Tecnica</w:t>
     </w:r>
     <w:r>
       <w:rPr>
@@ -6799,7 +8018,7 @@
 </file>
 
 <file path=word/footnotes.xml><?xml version="1.0" encoding="utf-8"?>
-<w:footnotes xmlns:wpc="http://schemas.microsoft.com/office/word/2010/wordprocessingCanvas" xmlns:cx="http://schemas.microsoft.com/office/drawing/2014/chartex" xmlns:cx1="http://schemas.microsoft.com/office/drawing/2015/9/8/chartex" xmlns:cx2="http://schemas.microsoft.com/office/drawing/2015/10/21/chartex" xmlns:cx3="http://schemas.microsoft.com/office/drawing/2016/5/9/chartex" xmlns:cx4="http://schemas.microsoft.com/office/drawing/2016/5/10/chartex" xmlns:cx5="http://schemas.microsoft.com/office/drawing/2016/5/11/chartex" xmlns:cx6="http://schemas.microsoft.com/office/drawing/2016/5/12/chartex" xmlns:cx7="http://schemas.microsoft.com/office/drawing/2016/5/13/chartex" xmlns:cx8="http://schemas.microsoft.com/office/drawing/2016/5/14/chartex" xmlns:mc="http://schemas.openxmlformats.org/markup-compatibility/2006" xmlns:aink="http://schemas.microsoft.com/office/drawing/2016/ink" xmlns:am3d="http://schemas.microsoft.com/office/drawing/2017/model3d" xmlns:o="urn:schemas-microsoft-com:office:office" xmlns:oel="http://schemas.microsoft.com/office/2019/extlst" xmlns:r="http://schemas.openxmlformats.org/officeDocument/2006/relationships" xmlns:m="http://schemas.openxmlformats.org/officeDocument/2006/math" xmlns:v="urn:schemas-microsoft-com:vml" xmlns:wp14="http://schemas.microsoft.com/office/word/2010/wordprocessingDrawing" xmlns:wp="http://schemas.openxmlformats.org/drawingml/2006/wordprocessingDrawing" xmlns:w10="urn:schemas-microsoft-com:office:word" xmlns:w="http://schemas.openxmlformats.org/wordprocessingml/2006/main" xmlns:w14="http://schemas.microsoft.com/office/word/2010/wordml" xmlns:w15="http://schemas.microsoft.com/office/word/2012/wordml" xmlns:w16cei="http://schemas.microsoft.com/office/word/2026/wordml/cei" xmlns:w16cex="http://schemas.microsoft.com/office/word/2018/wordml/cex" xmlns:w16cid="http://schemas.microsoft.com/office/word/2016/wordml/cid" xmlns:w16="http://schemas.microsoft.com/office/word/2018/wordml" xmlns:w16du="http://schemas.microsoft.com/office/word/2023/wordml/word16du" xmlns:w16sdtdh="http://schemas.microsoft.com/office/word/2020/wordml/sdtdatahash" xmlns:w16sdtfl="http://schemas.microsoft.com/office/word/2024/wordml/sdtformatlock" xmlns:w16se="http://schemas.microsoft.com/office/word/2015/wordml/symex" xmlns:wpg="http://schemas.microsoft.com/office/word/2010/wordprocessingGroup" xmlns:wpi="http://schemas.microsoft.com/office/word/2010/wordprocessingInk" xmlns:wne="http://schemas.microsoft.com/office/word/2006/wordml" xmlns:wps="http://schemas.microsoft.com/office/word/2010/wordprocessingShape" mc:Ignorable="w14 w15 w16se w16cid w16 w16cex w16sdtdh w16sdtfl w16du wp14">
+<w:footnotes xmlns:wpc="http://schemas.microsoft.com/office/word/2010/wordprocessingCanvas" xmlns:cx="http://schemas.microsoft.com/office/drawing/2014/chartex" xmlns:cx1="http://schemas.microsoft.com/office/drawing/2015/9/8/chartex" xmlns:cx2="http://schemas.microsoft.com/office/drawing/2015/10/21/chartex" xmlns:cx3="http://schemas.microsoft.com/office/drawing/2016/5/9/chartex" xmlns:cx4="http://schemas.microsoft.com/office/drawing/2016/5/10/chartex" xmlns:cx5="http://schemas.microsoft.com/office/drawing/2016/5/11/chartex" xmlns:cx6="http://schemas.microsoft.com/office/drawing/2016/5/12/chartex" xmlns:cx7="http://schemas.microsoft.com/office/drawing/2016/5/13/chartex" xmlns:cx8="http://schemas.microsoft.com/office/drawing/2016/5/14/chartex" xmlns:mc="http://schemas.openxmlformats.org/markup-compatibility/2006" xmlns:aink="http://schemas.microsoft.com/office/drawing/2016/ink" xmlns:am3d="http://schemas.microsoft.com/office/drawing/2017/model3d" xmlns:o="urn:schemas-microsoft-com:office:office" xmlns:oel="http://schemas.microsoft.com/office/2019/extlst" xmlns:r="http://schemas.openxmlformats.org/officeDocument/2006/relationships" xmlns:m="http://schemas.openxmlformats.org/officeDocument/2006/math" xmlns:v="urn:schemas-microsoft-com:vml" xmlns:wp14="http://schemas.microsoft.com/office/word/2010/wordprocessingDrawing" xmlns:wp="http://schemas.openxmlformats.org/drawingml/2006/wordprocessingDrawing" xmlns:w10="urn:schemas-microsoft-com:office:word" xmlns:w="http://schemas.openxmlformats.org/wordprocessingml/2006/main" xmlns:w14="http://schemas.microsoft.com/office/word/2010/wordml" xmlns:w15="http://schemas.microsoft.com/office/word/2012/wordml" xmlns:w16cex="http://schemas.microsoft.com/office/word/2018/wordml/cex" xmlns:w16cid="http://schemas.microsoft.com/office/word/2016/wordml/cid" xmlns:w16="http://schemas.microsoft.com/office/word/2018/wordml" xmlns:w16du="http://schemas.microsoft.com/office/word/2023/wordml/word16du" xmlns:w16sdtdh="http://schemas.microsoft.com/office/word/2020/wordml/sdtdatahash" xmlns:w16sdtfl="http://schemas.microsoft.com/office/word/2024/wordml/sdtformatlock" xmlns:w16se="http://schemas.microsoft.com/office/word/2015/wordml/symex" xmlns:wpg="http://schemas.microsoft.com/office/word/2010/wordprocessingGroup" xmlns:wpi="http://schemas.microsoft.com/office/word/2010/wordprocessingInk" xmlns:wne="http://schemas.microsoft.com/office/word/2006/wordml" xmlns:wps="http://schemas.microsoft.com/office/word/2010/wordprocessingShape" mc:Ignorable="w14 w15 w16se w16cid w16 w16cex w16sdtdh w16sdtfl w16du wp14">
   <w:footnote w:type="separator" w:id="-1">
     <w:p>
       <w:r>
@@ -6818,7 +8037,7 @@
 </file>
 
 <file path=word/numbering.xml><?xml version="1.0" encoding="utf-8"?>
-<w:numbering xmlns:wpc="http://schemas.microsoft.com/office/word/2010/wordprocessingCanvas" xmlns:cx="http://schemas.microsoft.com/office/drawing/2014/chartex" xmlns:cx1="http://schemas.microsoft.com/office/drawing/2015/9/8/chartex" xmlns:cx2="http://schemas.microsoft.com/office/drawing/2015/10/21/chartex" xmlns:cx3="http://schemas.microsoft.com/office/drawing/2016/5/9/chartex" xmlns:cx4="http://schemas.microsoft.com/office/drawing/2016/5/10/chartex" xmlns:cx5="http://schemas.microsoft.com/office/drawing/2016/5/11/chartex" xmlns:cx6="http://schemas.microsoft.com/office/drawing/2016/5/12/chartex" xmlns:cx7="http://schemas.microsoft.com/office/drawing/2016/5/13/chartex" xmlns:cx8="http://schemas.microsoft.com/office/drawing/2016/5/14/chartex" xmlns:mc="http://schemas.openxmlformats.org/markup-compatibility/2006" xmlns:aink="http://schemas.microsoft.com/office/drawing/2016/ink" xmlns:am3d="http://schemas.microsoft.com/office/drawing/2017/model3d" xmlns:o="urn:schemas-microsoft-com:office:office" xmlns:oel="http://schemas.microsoft.com/office/2019/extlst" xmlns:r="http://schemas.openxmlformats.org/officeDocument/2006/relationships" xmlns:m="http://schemas.openxmlformats.org/officeDocument/2006/math" xmlns:v="urn:schemas-microsoft-com:vml" xmlns:wp14="http://schemas.microsoft.com/office/word/2010/wordprocessingDrawing" xmlns:wp="http://schemas.openxmlformats.org/drawingml/2006/wordprocessingDrawing" xmlns:w10="urn:schemas-microsoft-com:office:word" xmlns:w="http://schemas.openxmlformats.org/wordprocessingml/2006/main" xmlns:w14="http://schemas.microsoft.com/office/word/2010/wordml" xmlns:w15="http://schemas.microsoft.com/office/word/2012/wordml" xmlns:w16cei="http://schemas.microsoft.com/office/word/2026/wordml/cei" xmlns:w16cex="http://schemas.microsoft.com/office/word/2018/wordml/cex" xmlns:w16cid="http://schemas.microsoft.com/office/word/2016/wordml/cid" xmlns:w16="http://schemas.microsoft.com/office/word/2018/wordml" xmlns:w16du="http://schemas.microsoft.com/office/word/2023/wordml/word16du" xmlns:w16sdtdh="http://schemas.microsoft.com/office/word/2020/wordml/sdtdatahash" xmlns:w16sdtfl="http://schemas.microsoft.com/office/word/2024/wordml/sdtformatlock" xmlns:w16se="http://schemas.microsoft.com/office/word/2015/wordml/symex" xmlns:wpg="http://schemas.microsoft.com/office/word/2010/wordprocessingGroup" xmlns:wpi="http://schemas.microsoft.com/office/word/2010/wordprocessingInk" xmlns:wne="http://schemas.microsoft.com/office/word/2006/wordml" xmlns:wps="http://schemas.microsoft.com/office/word/2010/wordprocessingShape" mc:Ignorable="w14 w15 w16se w16cid w16 w16cex w16sdtdh w16sdtfl w16du wp14">
+<w:numbering xmlns:wpc="http://schemas.microsoft.com/office/word/2010/wordprocessingCanvas" xmlns:cx="http://schemas.microsoft.com/office/drawing/2014/chartex" xmlns:cx1="http://schemas.microsoft.com/office/drawing/2015/9/8/chartex" xmlns:cx2="http://schemas.microsoft.com/office/drawing/2015/10/21/chartex" xmlns:cx3="http://schemas.microsoft.com/office/drawing/2016/5/9/chartex" xmlns:cx4="http://schemas.microsoft.com/office/drawing/2016/5/10/chartex" xmlns:cx5="http://schemas.microsoft.com/office/drawing/2016/5/11/chartex" xmlns:cx6="http://schemas.microsoft.com/office/drawing/2016/5/12/chartex" xmlns:cx7="http://schemas.microsoft.com/office/drawing/2016/5/13/chartex" xmlns:cx8="http://schemas.microsoft.com/office/drawing/2016/5/14/chartex" xmlns:mc="http://schemas.openxmlformats.org/markup-compatibility/2006" xmlns:aink="http://schemas.microsoft.com/office/drawing/2016/ink" xmlns:am3d="http://schemas.microsoft.com/office/drawing/2017/model3d" xmlns:o="urn:schemas-microsoft-com:office:office" xmlns:oel="http://schemas.microsoft.com/office/2019/extlst" xmlns:r="http://schemas.openxmlformats.org/officeDocument/2006/relationships" xmlns:m="http://schemas.openxmlformats.org/officeDocument/2006/math" xmlns:v="urn:schemas-microsoft-com:vml" xmlns:wp14="http://schemas.microsoft.com/office/word/2010/wordprocessingDrawing" xmlns:wp="http://schemas.openxmlformats.org/drawingml/2006/wordprocessingDrawing" xmlns:w10="urn:schemas-microsoft-com:office:word" xmlns:w="http://schemas.openxmlformats.org/wordprocessingml/2006/main" xmlns:w14="http://schemas.microsoft.com/office/word/2010/wordml" xmlns:w15="http://schemas.microsoft.com/office/word/2012/wordml" xmlns:w16cex="http://schemas.microsoft.com/office/word/2018/wordml/cex" xmlns:w16cid="http://schemas.microsoft.com/office/word/2016/wordml/cid" xmlns:w16="http://schemas.microsoft.com/office/word/2018/wordml" xmlns:w16du="http://schemas.microsoft.com/office/word/2023/wordml/word16du" xmlns:w16sdtdh="http://schemas.microsoft.com/office/word/2020/wordml/sdtdatahash" xmlns:w16sdtfl="http://schemas.microsoft.com/office/word/2024/wordml/sdtformatlock" xmlns:w16se="http://schemas.microsoft.com/office/word/2015/wordml/symex" xmlns:wpg="http://schemas.microsoft.com/office/word/2010/wordprocessingGroup" xmlns:wpi="http://schemas.microsoft.com/office/word/2010/wordprocessingInk" xmlns:wne="http://schemas.microsoft.com/office/word/2006/wordml" xmlns:wps="http://schemas.microsoft.com/office/word/2010/wordprocessingShape" mc:Ignorable="w14 w15 w16se w16cid w16 w16cex w16sdtdh w16sdtfl w16du wp14">
   <w:abstractNum w:abstractNumId="0" w15:restartNumberingAfterBreak="0">
     <w:nsid w:val="0FA90066"/>
     <w:multiLevelType w:val="hybridMultilevel"/>
@@ -7396,7 +8615,6 @@
   <w:style w:type="character" w:default="1" w:styleId="Carpredefinitoparagrafo">
     <w:name w:val="Default Paragraph Font"/>
     <w:uiPriority w:val="1"/>
-    <w:semiHidden/>
     <w:unhideWhenUsed/>
   </w:style>
   <w:style w:type="table" w:default="1" w:styleId="Tabellanormale">

--- a/Relazione Tecnica LeagueMate.docx
+++ b/Relazione Tecnica LeagueMate.docx
@@ -116,7 +116,7 @@
         <w:keepNext/>
         <w:spacing w:before="320" w:after="160"/>
       </w:pPr>
-      <w:bookmarkStart w:id="0" w:name="_Toc241332061"/>
+      <w:bookmarkStart w:id="0" w:name="_Toc241397544"/>
       <w:r>
         <w:rPr>
           <w:b/>
@@ -162,7 +162,7 @@
           <w:r>
             <w:fldChar w:fldCharType="separate"/>
           </w:r>
-          <w:hyperlink w:anchor="_Toc241332061" w:history="1">
+          <w:hyperlink w:anchor="_Toc241397544" w:history="1">
             <w:r>
               <w:rPr>
                 <w:rStyle w:val="Collegamentoipertestuale"/>
@@ -188,7 +188,7 @@
               <w:rPr>
                 <w:noProof/>
               </w:rPr>
-              <w:instrText xml:space="preserve"> PAGEREF _Toc241332061 \h </w:instrText>
+              <w:instrText xml:space="preserve"> PAGEREF _Toc241397544 \h </w:instrText>
             </w:r>
             <w:r>
               <w:rPr>
@@ -231,7 +231,7 @@
               <w14:ligatures w14:val="standardContextual"/>
             </w:rPr>
           </w:pPr>
-          <w:hyperlink w:anchor="_Toc241332062" w:history="1">
+          <w:hyperlink w:anchor="_Toc241397545" w:history="1">
             <w:r>
               <w:rPr>
                 <w:rStyle w:val="Collegamentoipertestuale"/>
@@ -257,7 +257,7 @@
               <w:rPr>
                 <w:noProof/>
               </w:rPr>
-              <w:instrText xml:space="preserve"> PAGEREF _Toc241332062 \h </w:instrText>
+              <w:instrText xml:space="preserve"> PAGEREF _Toc241397545 \h </w:instrText>
             </w:r>
             <w:r>
               <w:rPr>
@@ -300,7 +300,7 @@
               <w14:ligatures w14:val="standardContextual"/>
             </w:rPr>
           </w:pPr>
-          <w:hyperlink w:anchor="_Toc241332063" w:history="1">
+          <w:hyperlink w:anchor="_Toc241397546" w:history="1">
             <w:r>
               <w:rPr>
                 <w:rStyle w:val="Collegamentoipertestuale"/>
@@ -326,7 +326,7 @@
               <w:rPr>
                 <w:noProof/>
               </w:rPr>
-              <w:instrText xml:space="preserve"> PAGEREF _Toc241332063 \h </w:instrText>
+              <w:instrText xml:space="preserve"> PAGEREF _Toc241397546 \h </w:instrText>
             </w:r>
             <w:r>
               <w:rPr>
@@ -369,7 +369,7 @@
               <w14:ligatures w14:val="standardContextual"/>
             </w:rPr>
           </w:pPr>
-          <w:hyperlink w:anchor="_Toc241332064" w:history="1">
+          <w:hyperlink w:anchor="_Toc241397547" w:history="1">
             <w:r>
               <w:rPr>
                 <w:rStyle w:val="Collegamentoipertestuale"/>
@@ -395,7 +395,7 @@
               <w:rPr>
                 <w:noProof/>
               </w:rPr>
-              <w:instrText xml:space="preserve"> PAGEREF _Toc241332064 \h </w:instrText>
+              <w:instrText xml:space="preserve"> PAGEREF _Toc241397547 \h </w:instrText>
             </w:r>
             <w:r>
               <w:rPr>
@@ -438,7 +438,7 @@
               <w14:ligatures w14:val="standardContextual"/>
             </w:rPr>
           </w:pPr>
-          <w:hyperlink w:anchor="_Toc241332065" w:history="1">
+          <w:hyperlink w:anchor="_Toc241397548" w:history="1">
             <w:r>
               <w:rPr>
                 <w:rStyle w:val="Collegamentoipertestuale"/>
@@ -464,7 +464,7 @@
               <w:rPr>
                 <w:noProof/>
               </w:rPr>
-              <w:instrText xml:space="preserve"> PAGEREF _Toc241332065 \h </w:instrText>
+              <w:instrText xml:space="preserve"> PAGEREF _Toc241397548 \h </w:instrText>
             </w:r>
             <w:r>
               <w:rPr>
@@ -507,7 +507,7 @@
               <w14:ligatures w14:val="standardContextual"/>
             </w:rPr>
           </w:pPr>
-          <w:hyperlink w:anchor="_Toc241332066" w:history="1">
+          <w:hyperlink w:anchor="_Toc241397549" w:history="1">
             <w:r>
               <w:rPr>
                 <w:rStyle w:val="Collegamentoipertestuale"/>
@@ -532,7 +532,7 @@
               <w:rPr>
                 <w:noProof/>
               </w:rPr>
-              <w:instrText xml:space="preserve"> PAGEREF _Toc241332066 \h </w:instrText>
+              <w:instrText xml:space="preserve"> PAGEREF _Toc241397549 \h </w:instrText>
             </w:r>
             <w:r>
               <w:rPr>
@@ -575,7 +575,7 @@
               <w14:ligatures w14:val="standardContextual"/>
             </w:rPr>
           </w:pPr>
-          <w:hyperlink w:anchor="_Toc241332067" w:history="1">
+          <w:hyperlink w:anchor="_Toc241397550" w:history="1">
             <w:r>
               <w:rPr>
                 <w:rStyle w:val="Collegamentoipertestuale"/>
@@ -601,7 +601,7 @@
               <w:rPr>
                 <w:noProof/>
               </w:rPr>
-              <w:instrText xml:space="preserve"> PAGEREF _Toc241332067 \h </w:instrText>
+              <w:instrText xml:space="preserve"> PAGEREF _Toc241397550 \h </w:instrText>
             </w:r>
             <w:r>
               <w:rPr>
@@ -644,7 +644,7 @@
               <w14:ligatures w14:val="standardContextual"/>
             </w:rPr>
           </w:pPr>
-          <w:hyperlink w:anchor="_Toc241332068" w:history="1">
+          <w:hyperlink w:anchor="_Toc241397551" w:history="1">
             <w:r>
               <w:rPr>
                 <w:rStyle w:val="Collegamentoipertestuale"/>
@@ -670,7 +670,7 @@
               <w:rPr>
                 <w:noProof/>
               </w:rPr>
-              <w:instrText xml:space="preserve"> PAGEREF _Toc241332068 \h </w:instrText>
+              <w:instrText xml:space="preserve"> PAGEREF _Toc241397551 \h </w:instrText>
             </w:r>
             <w:r>
               <w:rPr>
@@ -713,7 +713,7 @@
               <w14:ligatures w14:val="standardContextual"/>
             </w:rPr>
           </w:pPr>
-          <w:hyperlink w:anchor="_Toc241332069" w:history="1">
+          <w:hyperlink w:anchor="_Toc241397552" w:history="1">
             <w:r>
               <w:rPr>
                 <w:rStyle w:val="Collegamentoipertestuale"/>
@@ -739,7 +739,7 @@
               <w:rPr>
                 <w:noProof/>
               </w:rPr>
-              <w:instrText xml:space="preserve"> PAGEREF _Toc241332069 \h </w:instrText>
+              <w:instrText xml:space="preserve"> PAGEREF _Toc241397552 \h </w:instrText>
             </w:r>
             <w:r>
               <w:rPr>
@@ -782,7 +782,7 @@
               <w14:ligatures w14:val="standardContextual"/>
             </w:rPr>
           </w:pPr>
-          <w:hyperlink w:anchor="_Toc241332070" w:history="1">
+          <w:hyperlink w:anchor="_Toc241397553" w:history="1">
             <w:r>
               <w:rPr>
                 <w:rStyle w:val="Collegamentoipertestuale"/>
@@ -807,7 +807,7 @@
               <w:rPr>
                 <w:noProof/>
               </w:rPr>
-              <w:instrText xml:space="preserve"> PAGEREF _Toc241332070 \h </w:instrText>
+              <w:instrText xml:space="preserve"> PAGEREF _Toc241397553 \h </w:instrText>
             </w:r>
             <w:r>
               <w:rPr>
@@ -850,7 +850,7 @@
               <w14:ligatures w14:val="standardContextual"/>
             </w:rPr>
           </w:pPr>
-          <w:hyperlink w:anchor="_Toc241332071" w:history="1">
+          <w:hyperlink w:anchor="_Toc241397554" w:history="1">
             <w:r>
               <w:rPr>
                 <w:rStyle w:val="Collegamentoipertestuale"/>
@@ -876,7 +876,7 @@
               <w:rPr>
                 <w:noProof/>
               </w:rPr>
-              <w:instrText xml:space="preserve"> PAGEREF _Toc241332071 \h </w:instrText>
+              <w:instrText xml:space="preserve"> PAGEREF _Toc241397554 \h </w:instrText>
             </w:r>
             <w:r>
               <w:rPr>
@@ -919,7 +919,7 @@
               <w14:ligatures w14:val="standardContextual"/>
             </w:rPr>
           </w:pPr>
-          <w:hyperlink w:anchor="_Toc241332072" w:history="1">
+          <w:hyperlink w:anchor="_Toc241397555" w:history="1">
             <w:r>
               <w:rPr>
                 <w:rStyle w:val="Collegamentoipertestuale"/>
@@ -945,7 +945,7 @@
               <w:rPr>
                 <w:noProof/>
               </w:rPr>
-              <w:instrText xml:space="preserve"> PAGEREF _Toc241332072 \h </w:instrText>
+              <w:instrText xml:space="preserve"> PAGEREF _Toc241397555 \h </w:instrText>
             </w:r>
             <w:r>
               <w:rPr>
@@ -988,7 +988,7 @@
               <w14:ligatures w14:val="standardContextual"/>
             </w:rPr>
           </w:pPr>
-          <w:hyperlink w:anchor="_Toc241332073" w:history="1">
+          <w:hyperlink w:anchor="_Toc241397556" w:history="1">
             <w:r>
               <w:rPr>
                 <w:rStyle w:val="Collegamentoipertestuale"/>
@@ -1014,7 +1014,7 @@
               <w:rPr>
                 <w:noProof/>
               </w:rPr>
-              <w:instrText xml:space="preserve"> PAGEREF _Toc241332073 \h </w:instrText>
+              <w:instrText xml:space="preserve"> PAGEREF _Toc241397556 \h </w:instrText>
             </w:r>
             <w:r>
               <w:rPr>
@@ -1057,7 +1057,7 @@
               <w14:ligatures w14:val="standardContextual"/>
             </w:rPr>
           </w:pPr>
-          <w:hyperlink w:anchor="_Toc241332074" w:history="1">
+          <w:hyperlink w:anchor="_Toc241397557" w:history="1">
             <w:r>
               <w:rPr>
                 <w:rStyle w:val="Collegamentoipertestuale"/>
@@ -1083,7 +1083,7 @@
               <w:rPr>
                 <w:noProof/>
               </w:rPr>
-              <w:instrText xml:space="preserve"> PAGEREF _Toc241332074 \h </w:instrText>
+              <w:instrText xml:space="preserve"> PAGEREF _Toc241397557 \h </w:instrText>
             </w:r>
             <w:r>
               <w:rPr>
@@ -1126,7 +1126,7 @@
               <w14:ligatures w14:val="standardContextual"/>
             </w:rPr>
           </w:pPr>
-          <w:hyperlink w:anchor="_Toc241332075" w:history="1">
+          <w:hyperlink w:anchor="_Toc241397558" w:history="1">
             <w:r>
               <w:rPr>
                 <w:rStyle w:val="Collegamentoipertestuale"/>
@@ -1152,7 +1152,7 @@
               <w:rPr>
                 <w:noProof/>
               </w:rPr>
-              <w:instrText xml:space="preserve"> PAGEREF _Toc241332075 \h </w:instrText>
+              <w:instrText xml:space="preserve"> PAGEREF _Toc241397558 \h </w:instrText>
             </w:r>
             <w:r>
               <w:rPr>
@@ -1195,7 +1195,7 @@
               <w14:ligatures w14:val="standardContextual"/>
             </w:rPr>
           </w:pPr>
-          <w:hyperlink w:anchor="_Toc241332076" w:history="1">
+          <w:hyperlink w:anchor="_Toc241397559" w:history="1">
             <w:r>
               <w:rPr>
                 <w:rStyle w:val="Collegamentoipertestuale"/>
@@ -1221,7 +1221,7 @@
               <w:rPr>
                 <w:noProof/>
               </w:rPr>
-              <w:instrText xml:space="preserve"> PAGEREF _Toc241332076 \h </w:instrText>
+              <w:instrText xml:space="preserve"> PAGEREF _Toc241397559 \h </w:instrText>
             </w:r>
             <w:r>
               <w:rPr>
@@ -1264,7 +1264,7 @@
               <w14:ligatures w14:val="standardContextual"/>
             </w:rPr>
           </w:pPr>
-          <w:hyperlink w:anchor="_Toc241332077" w:history="1">
+          <w:hyperlink w:anchor="_Toc241397560" w:history="1">
             <w:r>
               <w:rPr>
                 <w:rStyle w:val="Collegamentoipertestuale"/>
@@ -1290,7 +1290,7 @@
               <w:rPr>
                 <w:noProof/>
               </w:rPr>
-              <w:instrText xml:space="preserve"> PAGEREF _Toc241332077 \h </w:instrText>
+              <w:instrText xml:space="preserve"> PAGEREF _Toc241397560 \h </w:instrText>
             </w:r>
             <w:r>
               <w:rPr>
@@ -1333,7 +1333,7 @@
               <w14:ligatures w14:val="standardContextual"/>
             </w:rPr>
           </w:pPr>
-          <w:hyperlink w:anchor="_Toc241332078" w:history="1">
+          <w:hyperlink w:anchor="_Toc241397561" w:history="1">
             <w:r>
               <w:rPr>
                 <w:rStyle w:val="Collegamentoipertestuale"/>
@@ -1358,7 +1358,7 @@
               <w:rPr>
                 <w:noProof/>
               </w:rPr>
-              <w:instrText xml:space="preserve"> PAGEREF _Toc241332078 \h </w:instrText>
+              <w:instrText xml:space="preserve"> PAGEREF _Toc241397561 \h </w:instrText>
             </w:r>
             <w:r>
               <w:rPr>
@@ -1375,7 +1375,7 @@
               <w:rPr>
                 <w:noProof/>
               </w:rPr>
-              <w:t>11</w:t>
+              <w:t>12</w:t>
             </w:r>
             <w:r>
               <w:rPr>
@@ -1401,7 +1401,7 @@
               <w14:ligatures w14:val="standardContextual"/>
             </w:rPr>
           </w:pPr>
-          <w:hyperlink w:anchor="_Toc241332079" w:history="1">
+          <w:hyperlink w:anchor="_Toc241397562" w:history="1">
             <w:r>
               <w:rPr>
                 <w:rStyle w:val="Collegamentoipertestuale"/>
@@ -1427,7 +1427,7 @@
               <w:rPr>
                 <w:noProof/>
               </w:rPr>
-              <w:instrText xml:space="preserve"> PAGEREF _Toc241332079 \h </w:instrText>
+              <w:instrText xml:space="preserve"> PAGEREF _Toc241397562 \h </w:instrText>
             </w:r>
             <w:r>
               <w:rPr>
@@ -1444,7 +1444,7 @@
               <w:rPr>
                 <w:noProof/>
               </w:rPr>
-              <w:t>11</w:t>
+              <w:t>12</w:t>
             </w:r>
             <w:r>
               <w:rPr>
@@ -1470,7 +1470,7 @@
               <w14:ligatures w14:val="standardContextual"/>
             </w:rPr>
           </w:pPr>
-          <w:hyperlink w:anchor="_Toc241332080" w:history="1">
+          <w:hyperlink w:anchor="_Toc241397563" w:history="1">
             <w:r>
               <w:rPr>
                 <w:rStyle w:val="Collegamentoipertestuale"/>
@@ -1495,7 +1495,7 @@
               <w:rPr>
                 <w:noProof/>
               </w:rPr>
-              <w:instrText xml:space="preserve"> PAGEREF _Toc241332080 \h </w:instrText>
+              <w:instrText xml:space="preserve"> PAGEREF _Toc241397563 \h </w:instrText>
             </w:r>
             <w:r>
               <w:rPr>
@@ -1512,7 +1512,7 @@
               <w:rPr>
                 <w:noProof/>
               </w:rPr>
-              <w:t>11</w:t>
+              <w:t>12</w:t>
             </w:r>
             <w:r>
               <w:rPr>
@@ -1538,7 +1538,7 @@
               <w14:ligatures w14:val="standardContextual"/>
             </w:rPr>
           </w:pPr>
-          <w:hyperlink w:anchor="_Toc241332081" w:history="1">
+          <w:hyperlink w:anchor="_Toc241397564" w:history="1">
             <w:r>
               <w:rPr>
                 <w:rStyle w:val="Collegamentoipertestuale"/>
@@ -1564,7 +1564,7 @@
               <w:rPr>
                 <w:noProof/>
               </w:rPr>
-              <w:instrText xml:space="preserve"> PAGEREF _Toc241332081 \h </w:instrText>
+              <w:instrText xml:space="preserve"> PAGEREF _Toc241397564 \h </w:instrText>
             </w:r>
             <w:r>
               <w:rPr>
@@ -1581,7 +1581,7 @@
               <w:rPr>
                 <w:noProof/>
               </w:rPr>
-              <w:t>12</w:t>
+              <w:t>13</w:t>
             </w:r>
             <w:r>
               <w:rPr>
@@ -1607,7 +1607,7 @@
               <w14:ligatures w14:val="standardContextual"/>
             </w:rPr>
           </w:pPr>
-          <w:hyperlink w:anchor="_Toc241332082" w:history="1">
+          <w:hyperlink w:anchor="_Toc241397565" w:history="1">
             <w:r>
               <w:rPr>
                 <w:rStyle w:val="Collegamentoipertestuale"/>
@@ -1633,7 +1633,7 @@
               <w:rPr>
                 <w:noProof/>
               </w:rPr>
-              <w:instrText xml:space="preserve"> PAGEREF _Toc241332082 \h </w:instrText>
+              <w:instrText xml:space="preserve"> PAGEREF _Toc241397565 \h </w:instrText>
             </w:r>
             <w:r>
               <w:rPr>
@@ -1650,7 +1650,7 @@
               <w:rPr>
                 <w:noProof/>
               </w:rPr>
-              <w:t>12</w:t>
+              <w:t>13</w:t>
             </w:r>
             <w:r>
               <w:rPr>
@@ -1678,7 +1678,7 @@
         <w:keepNext/>
         <w:spacing w:before="320" w:after="160"/>
       </w:pPr>
-      <w:bookmarkStart w:id="1" w:name="_Toc241332062"/>
+      <w:bookmarkStart w:id="1" w:name="_Toc241397545"/>
       <w:r>
         <w:rPr>
           <w:b/>
@@ -1825,7 +1825,7 @@
         <w:keepNext/>
         <w:spacing w:before="320" w:after="160"/>
       </w:pPr>
-      <w:bookmarkStart w:id="2" w:name="_Toc241332063"/>
+      <w:bookmarkStart w:id="2" w:name="_Toc241397546"/>
       <w:r>
         <w:rPr>
           <w:b/>
@@ -1913,7 +1913,7 @@
         <w:keepNext/>
         <w:spacing w:before="240" w:after="120"/>
       </w:pPr>
-      <w:bookmarkStart w:id="3" w:name="_Toc241332064"/>
+      <w:bookmarkStart w:id="3" w:name="_Toc241397547"/>
       <w:r>
         <w:rPr>
           <w:b/>
@@ -2443,7 +2443,7 @@
                 <w:sz w:val="20"/>
                 <w:szCs w:val="20"/>
               </w:rPr>
-              <w:t>Filtro JWT, rate limit sul login, autorizzazione sui tornei, configurazione di sicurezza</w:t>
+              <w:t>Authorization Server, token opachi, rate limit sul login, autorizzazione sui tornei, CORS, configurazione di sicurezza</w:t>
             </w:r>
           </w:p>
         </w:tc>
@@ -2561,7 +2561,7 @@
         <w:keepNext/>
         <w:spacing w:before="240" w:after="120"/>
       </w:pPr>
-      <w:bookmarkStart w:id="4" w:name="_Toc241332065"/>
+      <w:bookmarkStart w:id="4" w:name="_Toc241397548"/>
       <w:r>
         <w:rPr>
           <w:b/>
@@ -2570,17 +2570,7 @@
           <w:sz w:val="25"/>
           <w:szCs w:val="25"/>
         </w:rPr>
-        <w:t>2</w:t>
-      </w:r>
-      <w:r>
-        <w:rPr>
-          <w:b/>
-          <w:bCs/>
-          <w:color w:val="333333"/>
-          <w:sz w:val="25"/>
-          <w:szCs w:val="25"/>
-        </w:rPr>
-        <w:t>.2 Moduli funzionali</w:t>
+        <w:t>2.2 Moduli funzionali</w:t>
       </w:r>
       <w:bookmarkEnd w:id="4"/>
     </w:p>
@@ -2728,7 +2718,7 @@
                 <w:sz w:val="20"/>
                 <w:szCs w:val="20"/>
               </w:rPr>
-              <w:t>Registrazione e login, rilascio del token JWT</w:t>
+              <w:t>Registrazione, login, rinnovo e revoca dei token (Spring Authorization Server)</w:t>
             </w:r>
           </w:p>
         </w:tc>
@@ -2830,7 +2820,7 @@
                 <w:sz w:val="20"/>
                 <w:szCs w:val="20"/>
               </w:rPr>
-              <w:t>CRUD tornei, iscrizioni, calendario (anche andata e ritorno), chiusura, classifica, statistiche, co-organizzatori</w:t>
+              <w:t>CRUD tornei, iscrizioni, calendario (anche andata e ritorno), chiusura, classifica, statistiche, co-organizzatori, squadre iscritte, tornei dell'organizzatore</w:t>
             </w:r>
           </w:p>
         </w:tc>
@@ -3006,7 +2996,7 @@
           <w:sz w:val="25"/>
         </w:rPr>
       </w:pPr>
-      <w:bookmarkStart w:id="5" w:name="_Toc241332066"/>
+      <w:bookmarkStart w:id="5" w:name="_Toc241397549"/>
       <w:r>
         <w:rPr>
           <w:b/>
@@ -3075,7 +3065,13 @@
         <w:t>OpenApiConfig</w:t>
       </w:r>
       <w:r>
-        <w:t xml:space="preserve"> dichiara lo schema di autenticazione Bearer JWT, così da poter provare anche gli endpoint protetti incollando il token ottenuto dal login.</w:t>
+        <w:t xml:space="preserve"> dichiara lo </w:t>
+      </w:r>
+      <w:r>
+        <w:t>schema di autenticazione Bearer</w:t>
+      </w:r>
+      <w:r>
+        <w:t>, così da poter provare anche gli endpoint protetti incollando il token ottenuto dal login.</w:t>
       </w:r>
     </w:p>
     <w:p>
@@ -3109,11 +3105,73 @@
     </w:p>
     <w:p>
       <w:pPr>
+        <w:spacing w:after="120" w:line="276" w:lineRule="auto"/>
+        <w:jc w:val="both"/>
+      </w:pPr>
+      <w:r>
+        <w:t>Per il frontend web l'API espone anche gli endpoint di consultazione che servono a una pagina di torneo: il calendario completo con giornate e partite (</w:t>
+      </w:r>
+      <w:r>
+        <w:rPr>
+          <w:rFonts w:ascii="Consolas" w:hAnsi="Consolas"/>
+          <w:color w:val="C0392B"/>
+          <w:sz w:val="20"/>
+        </w:rPr>
+        <w:t>GET /api/tournaments/{id}/rounds</w:t>
+      </w:r>
+      <w:r>
+        <w:t>), le squadre iscritte (</w:t>
+      </w:r>
+      <w:r>
+        <w:rPr>
+          <w:rFonts w:ascii="Consolas" w:hAnsi="Consolas"/>
+          <w:color w:val="C0392B"/>
+          <w:sz w:val="20"/>
+        </w:rPr>
+        <w:t>/teams</w:t>
+      </w:r>
+      <w:r>
+        <w:t>) e i tornei organizzati dall'utente autenticato (</w:t>
+      </w:r>
+      <w:r>
+        <w:rPr>
+          <w:rFonts w:ascii="Consolas" w:hAnsi="Consolas"/>
+          <w:color w:val="C0392B"/>
+          <w:sz w:val="20"/>
+        </w:rPr>
+        <w:t>/mine</w:t>
+      </w:r>
+      <w:r>
+        <w:t xml:space="preserve">). Il </w:t>
+      </w:r>
+      <w:r>
+        <w:rPr>
+          <w:b/>
+        </w:rPr>
+        <w:t>CORS</w:t>
+      </w:r>
+      <w:r>
+        <w:t xml:space="preserve"> è abilitato per le origini del frontend, configurabili con la variabile </w:t>
+      </w:r>
+      <w:r>
+        <w:rPr>
+          <w:rFonts w:ascii="Consolas" w:hAnsi="Consolas"/>
+          <w:color w:val="C0392B"/>
+          <w:sz w:val="20"/>
+        </w:rPr>
+        <w:t>CORS_ALLOWED_ORIGINS</w:t>
+      </w:r>
+      <w:r>
+        <w:t xml:space="preserve"> (per impostazione predefinita le porte di sviluppo di Vite e di Create React App).</w:t>
+      </w:r>
+    </w:p>
+    <w:p>
+      <w:pPr>
         <w:pStyle w:val="Titolo1"/>
         <w:keepNext/>
         <w:spacing w:before="320" w:after="160"/>
       </w:pPr>
-      <w:bookmarkStart w:id="6" w:name="_Toc241332067"/>
+      <w:bookmarkStart w:id="6" w:name="_Toc241397550"/>
       <w:r>
         <w:rPr>
           <w:b/>
@@ -3122,17 +3180,7 @@
           <w:sz w:val="30"/>
           <w:szCs w:val="30"/>
         </w:rPr>
-        <w:t>3</w:t>
-      </w:r>
-      <w:r>
-        <w:rPr>
-          <w:b/>
-          <w:bCs/>
-          <w:color w:val="1F4E79"/>
-          <w:sz w:val="30"/>
-          <w:szCs w:val="30"/>
-        </w:rPr>
-        <w:t>. Modello dei dati e relazioni</w:t>
+        <w:t>3. Modello dei dati e relazioni</w:t>
       </w:r>
       <w:bookmarkEnd w:id="6"/>
     </w:p>
@@ -3161,7 +3209,7 @@
         <w:keepNext/>
         <w:spacing w:before="240" w:after="120"/>
       </w:pPr>
-      <w:bookmarkStart w:id="7" w:name="_Toc241332068"/>
+      <w:bookmarkStart w:id="7" w:name="_Toc241397551"/>
       <w:r>
         <w:rPr>
           <w:b/>
@@ -3722,6 +3770,7 @@
         <w:jc w:val="both"/>
       </w:pPr>
       <w:r>
+        <w:lastRenderedPageBreak/>
         <w:t xml:space="preserve">Di conseguenza il progetto usa una sola </w:t>
       </w:r>
       <w:r>
@@ -3743,7 +3792,7 @@
         <w:keepNext/>
         <w:spacing w:before="240" w:after="120"/>
       </w:pPr>
-      <w:bookmarkStart w:id="8" w:name="_Toc241332069"/>
+      <w:bookmarkStart w:id="8" w:name="_Toc241397552"/>
       <w:r>
         <w:rPr>
           <w:b/>
@@ -3752,7 +3801,6 @@
           <w:sz w:val="25"/>
           <w:szCs w:val="25"/>
         </w:rPr>
-        <w:lastRenderedPageBreak/>
         <w:t>3.2 Elementi avanzati di persistenza</w:t>
       </w:r>
       <w:bookmarkEnd w:id="8"/>
@@ -4432,7 +4480,7 @@
           <w:sz w:val="25"/>
         </w:rPr>
       </w:pPr>
-      <w:bookmarkStart w:id="9" w:name="_Toc241332070"/>
+      <w:bookmarkStart w:id="9" w:name="_Toc241397553"/>
       <w:r>
         <w:rPr>
           <w:b/>
@@ -4503,7 +4551,7 @@
         <w:t>V3__add_double_round_robin.sql</w:t>
       </w:r>
       <w:r>
-        <w:t xml:space="preserve">), applicato automaticamente all'avvio in ordine di versione. Flyway registra nella tabella </w:t>
+        <w:t xml:space="preserve">, </w:t>
       </w:r>
       <w:r>
         <w:rPr>
@@ -4511,19 +4559,10 @@
           <w:color w:val="C0392B"/>
           <w:sz w:val="20"/>
         </w:rPr>
-        <w:t>flyway_schema_history</w:t>
-      </w:r>
-      <w:r>
-        <w:t xml:space="preserve"> quali migrazioni sono già state eseguite, per cui ogni database — di sviluppo, di test o di produzione — si trova sempre nello stesso stato.</w:t>
-      </w:r>
-    </w:p>
-    <w:p>
-      <w:pPr>
-        <w:spacing w:after="120" w:line="276" w:lineRule="auto"/>
-        <w:jc w:val="both"/>
-      </w:pPr>
-      <w:r>
-        <w:t xml:space="preserve">Hibernate è configurato con </w:t>
+        <w:t>V4__oauth2_authorizations.sql</w:t>
+      </w:r>
+      <w:r>
+        <w:t xml:space="preserve">), applicato automaticamente all'avvio in ordine di versione. Flyway registra nella tabella </w:t>
       </w:r>
       <w:r>
         <w:rPr>
@@ -4531,10 +4570,10 @@
           <w:color w:val="C0392B"/>
           <w:sz w:val="20"/>
         </w:rPr>
-        <w:t>ddl-auto=validate</w:t>
-      </w:r>
-      <w:r>
-        <w:t>: non crea né modifica mai le tabelle, ma all'avvio verifica che le entità corrispondano allo schema e, in caso contrario, impedisce all'applicazione di partire. Lo schema ha così un'unica fonte di verità, le migrazioni, ed è impossibile che codice e database divergano senza che nessuno se ne accorga.</w:t>
+        <w:t>flyway_schema_history</w:t>
+      </w:r>
+      <w:r>
+        <w:t xml:space="preserve"> quali migrazioni sono già state eseguite, per cui ogni database — di sviluppo, di test o di produzione — si trova sempre nello stesso stato. L'ultima migrazione crea la tabella delle autorizzazioni usata dall'autenticazione, descritta nel capitolo 5.</w:t>
       </w:r>
     </w:p>
     <w:p>
@@ -4543,7 +4582,7 @@
         <w:jc w:val="both"/>
       </w:pPr>
       <w:r>
-        <w:t xml:space="preserve">I dati dimostrativi (utenti, squadre e torneo di esempio) sono separati dallo schema: si trovano in una migrazione ripetibile nella cartella </w:t>
+        <w:t xml:space="preserve">Hibernate è configurato con </w:t>
       </w:r>
       <w:r>
         <w:rPr>
@@ -4551,6 +4590,26 @@
           <w:color w:val="C0392B"/>
           <w:sz w:val="20"/>
         </w:rPr>
+        <w:t>ddl-auto=validate</w:t>
+      </w:r>
+      <w:r>
+        <w:t>: non crea né modifica mai le tabelle, ma all'avvio verifica che le entità corrispondano allo schema e, in caso contrario, impedisce all'applicazione di partire. Lo schema ha così un'unica fonte di verità, le migrazioni, ed è impossibile che codice e database divergano senza che nessuno se ne accorga.</w:t>
+      </w:r>
+    </w:p>
+    <w:p>
+      <w:pPr>
+        <w:spacing w:after="120" w:line="276" w:lineRule="auto"/>
+        <w:jc w:val="both"/>
+      </w:pPr>
+      <w:r>
+        <w:t xml:space="preserve">I dati dimostrativi (utenti, squadre e torneo di esempio) sono separati dallo schema: si trovano in una migrazione ripetibile nella cartella </w:t>
+      </w:r>
+      <w:r>
+        <w:rPr>
+          <w:rFonts w:ascii="Consolas" w:hAnsi="Consolas"/>
+          <w:color w:val="C0392B"/>
+          <w:sz w:val="20"/>
+        </w:rPr>
         <w:t>db/demo</w:t>
       </w:r>
       <w:r>
@@ -4563,7 +4622,7 @@
         <w:keepNext/>
         <w:spacing w:before="320" w:after="160"/>
       </w:pPr>
-      <w:bookmarkStart w:id="10" w:name="_Toc241332071"/>
+      <w:bookmarkStart w:id="10" w:name="_Toc241397554"/>
       <w:r>
         <w:rPr>
           <w:b/>
@@ -4572,17 +4631,7 @@
           <w:sz w:val="30"/>
           <w:szCs w:val="30"/>
         </w:rPr>
-        <w:t>4</w:t>
-      </w:r>
-      <w:r>
-        <w:rPr>
-          <w:b/>
-          <w:bCs/>
-          <w:color w:val="1F4E79"/>
-          <w:sz w:val="30"/>
-          <w:szCs w:val="30"/>
-        </w:rPr>
-        <w:t>. Funzionalità delle classi principali</w:t>
+        <w:t>4. Funzionalità delle classi principali</w:t>
       </w:r>
       <w:bookmarkEnd w:id="10"/>
     </w:p>
@@ -4592,7 +4641,7 @@
         <w:keepNext/>
         <w:spacing w:before="240" w:after="120"/>
       </w:pPr>
-      <w:bookmarkStart w:id="11" w:name="_Toc241332072"/>
+      <w:bookmarkStart w:id="11" w:name="_Toc241397555"/>
       <w:r>
         <w:rPr>
           <w:b/>
@@ -4762,7 +4811,7 @@
         <w:keepNext/>
         <w:spacing w:before="240" w:after="120"/>
       </w:pPr>
-      <w:bookmarkStart w:id="12" w:name="_Toc241332073"/>
+      <w:bookmarkStart w:id="12" w:name="_Toc241397556"/>
       <w:r>
         <w:rPr>
           <w:b/>
@@ -4812,6 +4861,7 @@
         <w:jc w:val="both"/>
       </w:pPr>
       <w:r>
+        <w:lastRenderedPageBreak/>
         <w:t xml:space="preserve">Ogni squadra è rappresentata da un accumulatore tipizzato </w:t>
       </w:r>
       <w:r>
@@ -4860,11 +4910,7 @@
         <w:t>registerLoss</w:t>
       </w:r>
       <w:r>
-        <w:t xml:space="preserve">), che sostituisce una precedente implementazione </w:t>
-      </w:r>
-      <w:r>
-        <w:lastRenderedPageBreak/>
-        <w:t xml:space="preserve">basata su liste di interi con indici posizionali, difficile da leggere e da mantenere. Le squadre sono indicizzate per </w:t>
+        <w:t xml:space="preserve">), che sostituisce una precedente implementazione basata su liste di interi con indici posizionali, difficile da leggere e da mantenere. Le squadre sono indicizzate per </w:t>
       </w:r>
       <w:r>
         <w:rPr>
@@ -4947,7 +4993,13 @@
           <w:szCs w:val="18"/>
           <w:lang w:val="en-US"/>
         </w:rPr>
-        <w:t xml:space="preserve">      </w:t>
+        <w:t xml:space="preserve">        .thenComparing(Comparator.comparingInt(StandingEntry::goalDifference).reversed())</w:t>
+      </w:r>
+      <w:r>
+        <w:rPr>
+          <w:lang w:val="en-US"/>
+        </w:rPr>
+        <w:br/>
       </w:r>
       <w:r>
         <w:rPr>
@@ -4957,7 +5009,7 @@
           <w:szCs w:val="18"/>
           <w:lang w:val="en-US"/>
         </w:rPr>
-        <w:t xml:space="preserve">  .thenComparing(Comparator.comparingInt(StandingEntry::goalDifference).reversed())</w:t>
+        <w:t xml:space="preserve">        .thenComparing(Comparator.comparingInt(StandingEntry::goalsFor).reversed())</w:t>
       </w:r>
       <w:r>
         <w:rPr>
@@ -4973,7 +5025,7 @@
           <w:szCs w:val="18"/>
           <w:lang w:val="en-US"/>
         </w:rPr>
-        <w:t xml:space="preserve">        .thenComparing(Comparator.comparingInt(StandingEntry::goalsFor).reversed())</w:t>
+        <w:t xml:space="preserve">        .thenComparing(StandingEntry::teamName))</w:t>
       </w:r>
       <w:r>
         <w:rPr>
@@ -4989,22 +5041,6 @@
           <w:szCs w:val="18"/>
           <w:lang w:val="en-US"/>
         </w:rPr>
-        <w:t xml:space="preserve">        .thenComparing(StandingEntry::teamName))</w:t>
-      </w:r>
-      <w:r>
-        <w:rPr>
-          <w:lang w:val="en-US"/>
-        </w:rPr>
-        <w:br/>
-      </w:r>
-      <w:r>
-        <w:rPr>
-          <w:rFonts w:ascii="Consolas" w:eastAsia="Consolas" w:hAnsi="Consolas" w:cs="Consolas"/>
-          <w:color w:val="2C3E50"/>
-          <w:sz w:val="18"/>
-          <w:szCs w:val="18"/>
-          <w:lang w:val="en-US"/>
-        </w:rPr>
         <w:t xml:space="preserve">    .toList();</w:t>
       </w:r>
     </w:p>
@@ -5014,7 +5050,7 @@
         <w:keepNext/>
         <w:spacing w:before="240" w:after="120"/>
       </w:pPr>
-      <w:bookmarkStart w:id="13" w:name="_Toc241332074"/>
+      <w:bookmarkStart w:id="13" w:name="_Toc241397557"/>
       <w:r>
         <w:rPr>
           <w:b/>
@@ -5067,7 +5103,7 @@
           <w:u w:val="single"/>
         </w:rPr>
       </w:pPr>
-      <w:bookmarkStart w:id="14" w:name="_Toc241332075"/>
+      <w:bookmarkStart w:id="14" w:name="_Toc241397558"/>
       <w:r>
         <w:rPr>
           <w:b/>
@@ -5174,7 +5210,18 @@
         <w:spacing w:after="80" w:line="264" w:lineRule="auto"/>
       </w:pPr>
       <w:r>
-        <w:t>La stessa squadra non può iscriversi due volte allo stesso torneo.</w:t>
+        <w:t xml:space="preserve">I punti per vittoria e pareggio si possono modificare solo mentre il torneo è in </w:t>
+      </w:r>
+      <w:r>
+        <w:rPr>
+          <w:rFonts w:ascii="Consolas" w:hAnsi="Consolas"/>
+          <w:color w:val="C0392B"/>
+          <w:sz w:val="20"/>
+        </w:rPr>
+        <w:t>DRAFT</w:t>
+      </w:r>
+      <w:r>
+        <w:t>: dopo l'avvio cambierebbero retroattivamente la classifica.</w:t>
       </w:r>
     </w:p>
     <w:p>
@@ -5187,18 +5234,7 @@
         <w:spacing w:after="80" w:line="264" w:lineRule="auto"/>
       </w:pPr>
       <w:r>
-        <w:t xml:space="preserve">I risultati delle partite possono essere inseriti o corretti solo mentre il torneo è </w:t>
-      </w:r>
-      <w:r>
-        <w:rPr>
-          <w:rFonts w:ascii="Consolas" w:hAnsi="Consolas"/>
-          <w:color w:val="C0392B"/>
-          <w:sz w:val="20"/>
-        </w:rPr>
-        <w:t>ACTIVE</w:t>
-      </w:r>
-      <w:r>
-        <w:t>.</w:t>
+        <w:t>La stessa squadra non può iscriversi due volte allo stesso torneo.</w:t>
       </w:r>
     </w:p>
     <w:p>
@@ -5211,7 +5247,7 @@
         <w:spacing w:after="80" w:line="264" w:lineRule="auto"/>
       </w:pPr>
       <w:r>
-        <w:t xml:space="preserve">Un torneo passa a </w:t>
+        <w:t xml:space="preserve">I risultati delle partite possono essere inseriti o corretti solo mentre il torneo è </w:t>
       </w:r>
       <w:r>
         <w:rPr>
@@ -5219,10 +5255,10 @@
           <w:color w:val="C0392B"/>
           <w:sz w:val="20"/>
         </w:rPr>
-        <w:t>COMPLETED</w:t>
-      </w:r>
-      <w:r>
-        <w:t xml:space="preserve"> solo quando tutte le partite sono state giocate; da quel momento i risultati sono bloccati.</w:t>
+        <w:t>ACTIVE</w:t>
+      </w:r>
+      <w:r>
+        <w:t>.</w:t>
       </w:r>
     </w:p>
     <w:p>
@@ -5235,7 +5271,18 @@
         <w:spacing w:after="80" w:line="264" w:lineRule="auto"/>
       </w:pPr>
       <w:r>
-        <w:t>Un membro può essere rimosso da una squadra solo indicando la squadra a cui appartiene realmente.</w:t>
+        <w:t xml:space="preserve">Un torneo passa a </w:t>
+      </w:r>
+      <w:r>
+        <w:rPr>
+          <w:rFonts w:ascii="Consolas" w:hAnsi="Consolas"/>
+          <w:color w:val="C0392B"/>
+          <w:sz w:val="20"/>
+        </w:rPr>
+        <w:t>COMPLETED</w:t>
+      </w:r>
+      <w:r>
+        <w:t xml:space="preserve"> solo quando tutte le partite sono state giocate; da quel momento i risultati sono bloccati.</w:t>
       </w:r>
     </w:p>
     <w:p>
@@ -5248,19 +5295,7 @@
         <w:spacing w:after="80" w:line="264" w:lineRule="auto"/>
       </w:pPr>
       <w:r>
-        <w:t xml:space="preserve">Non è possibile declassare l'ultimo </w:t>
-      </w:r>
-      <w:r>
-        <w:rPr>
-          <w:rFonts w:ascii="Consolas" w:eastAsia="Consolas" w:hAnsi="Consolas" w:cs="Consolas"/>
-          <w:color w:val="C0392B"/>
-          <w:sz w:val="20"/>
-          <w:szCs w:val="20"/>
-        </w:rPr>
-        <w:t>ADMIN</w:t>
-      </w:r>
-      <w:r>
-        <w:t xml:space="preserve"> rimasto nel sistema.</w:t>
+        <w:t>Un membro può essere rimosso da una squadra solo indicando la squadra a cui appartiene realmente.</w:t>
       </w:r>
     </w:p>
     <w:p>
@@ -5273,16 +5308,7 @@
         <w:spacing w:after="80" w:line="264" w:lineRule="auto"/>
       </w:pPr>
       <w:r>
-        <w:t>Un utente può modificare solo il proprio profilo; un ADMIN qualsiasi profilo.</w:t>
-      </w:r>
-    </w:p>
-    <w:p>
-      <w:pPr>
-        <w:spacing w:after="120" w:line="276" w:lineRule="auto"/>
-        <w:jc w:val="both"/>
-      </w:pPr>
-      <w:r>
-        <w:t xml:space="preserve">Nel loro insieme queste regole descrivono il ciclo di vita di un torneo: </w:t>
+        <w:t xml:space="preserve">Solo un utente con ruolo </w:t>
       </w:r>
       <w:r>
         <w:rPr>
@@ -5290,10 +5316,10 @@
           <w:color w:val="C0392B"/>
           <w:sz w:val="20"/>
         </w:rPr>
-        <w:t>DRAFT</w:t>
-      </w:r>
-      <w:r>
-        <w:t xml:space="preserve"> (iscrizioni aperte), </w:t>
+        <w:t>ORGANIZER</w:t>
+      </w:r>
+      <w:r>
+        <w:t xml:space="preserve"> o </w:t>
       </w:r>
       <w:r>
         <w:rPr>
@@ -5301,171 +5327,10 @@
           <w:color w:val="C0392B"/>
           <w:sz w:val="20"/>
         </w:rPr>
-        <w:t>ACTIVE</w:t>
-      </w:r>
-      <w:r>
-        <w:t xml:space="preserve"> (calendario generato, risultati in corso) e </w:t>
-      </w:r>
-      <w:r>
-        <w:rPr>
-          <w:rFonts w:ascii="Consolas" w:hAnsi="Consolas"/>
-          <w:color w:val="C0392B"/>
-          <w:sz w:val="20"/>
-        </w:rPr>
-        <w:t>COMPLETED</w:t>
-      </w:r>
-      <w:r>
-        <w:t xml:space="preserve"> (torneo chiuso, dati consolidati). Ogni violazione produce una risposta </w:t>
-      </w:r>
-      <w:r>
-        <w:rPr>
-          <w:rFonts w:ascii="Consolas" w:hAnsi="Consolas"/>
-          <w:color w:val="C0392B"/>
-          <w:sz w:val="20"/>
-        </w:rPr>
-        <w:t>409 Conflict</w:t>
-      </w:r>
-      <w:r>
-        <w:t xml:space="preserve"> con un messaggio esplicito.</w:t>
-      </w:r>
-    </w:p>
-    <w:p>
-      <w:r>
-        <w:br w:type="page"/>
-      </w:r>
-    </w:p>
-    <w:p>
-      <w:pPr>
-        <w:pStyle w:val="Titolo1"/>
-        <w:keepNext/>
-        <w:spacing w:before="320" w:after="160"/>
-      </w:pPr>
-      <w:bookmarkStart w:id="15" w:name="_Toc241332076"/>
-      <w:r>
-        <w:rPr>
-          <w:b/>
-          <w:bCs/>
-          <w:color w:val="1F4E79"/>
-          <w:sz w:val="30"/>
-          <w:szCs w:val="30"/>
-        </w:rPr>
-        <w:lastRenderedPageBreak/>
-        <w:t>5. Sicurezza</w:t>
-      </w:r>
-      <w:bookmarkEnd w:id="15"/>
-    </w:p>
-    <w:p>
-      <w:pPr>
-        <w:spacing w:after="120" w:line="276" w:lineRule="auto"/>
-        <w:jc w:val="both"/>
-      </w:pPr>
-      <w:r>
-        <w:t xml:space="preserve">L'accesso agli endpoint è protetto tramite </w:t>
-      </w:r>
-      <w:r>
-        <w:rPr>
-          <w:b/>
-          <w:bCs/>
-        </w:rPr>
-        <w:t>Spring Security</w:t>
-      </w:r>
-      <w:r>
-        <w:t xml:space="preserve"> con autenticazione </w:t>
-      </w:r>
-      <w:r>
-        <w:rPr>
-          <w:b/>
-          <w:bCs/>
-        </w:rPr>
-        <w:t>stateless basata su JWT</w:t>
-      </w:r>
-      <w:r>
-        <w:t xml:space="preserve">. Il server non mantiene alcuna sessione: ogni richiesta trasporta il proprio token nell'header </w:t>
-      </w:r>
-      <w:r>
-        <w:rPr>
-          <w:rFonts w:ascii="Consolas" w:eastAsia="Consolas" w:hAnsi="Consolas" w:cs="Consolas"/>
-          <w:color w:val="C0392B"/>
-          <w:sz w:val="20"/>
-          <w:szCs w:val="20"/>
-        </w:rPr>
-        <w:t>Authorization</w:t>
-      </w:r>
-      <w:r>
-        <w:rPr>
-          <w:rFonts w:ascii="Consolas" w:eastAsia="Consolas" w:hAnsi="Consolas" w:cs="Consolas"/>
-          <w:color w:val="C0392B"/>
-          <w:sz w:val="20"/>
-          <w:szCs w:val="20"/>
-        </w:rPr>
-        <w:t>: Bearer &lt;token&gt;</w:t>
-      </w:r>
-      <w:r>
-        <w:t>.</w:t>
-      </w:r>
-    </w:p>
-    <w:p>
-      <w:pPr>
-        <w:spacing w:after="120" w:line="276" w:lineRule="auto"/>
-        <w:jc w:val="both"/>
-      </w:pPr>
-      <w:r>
-        <w:t xml:space="preserve">Il flusso: al login, verificate le credenziali, il </w:t>
-      </w:r>
-      <w:r>
-        <w:rPr>
-          <w:rFonts w:ascii="Consolas" w:eastAsia="Consolas" w:hAnsi="Consolas" w:cs="Consolas"/>
-          <w:color w:val="C0392B"/>
-          <w:sz w:val="20"/>
-          <w:szCs w:val="20"/>
-        </w:rPr>
-        <w:t>JwtService</w:t>
-      </w:r>
-      <w:r>
-        <w:t xml:space="preserve"> genera un token firmato con algoritmo HS256 contenente lo username e la scadenza. A ogni richiesta successiva il </w:t>
-      </w:r>
-      <w:r>
-        <w:rPr>
-          <w:rFonts w:ascii="Consolas" w:eastAsia="Consolas" w:hAnsi="Consolas" w:cs="Consolas"/>
-          <w:color w:val="C0392B"/>
-          <w:sz w:val="20"/>
-          <w:szCs w:val="20"/>
-        </w:rPr>
-        <w:t>JwtAuthFilter</w:t>
-      </w:r>
-      <w:r>
-        <w:t xml:space="preserve"> — un filtro che si esegue una volta per richiesta — estrae e valida il token, e in caso positivo popola il </w:t>
-      </w:r>
-      <w:r>
-        <w:rPr>
-          <w:rFonts w:ascii="Consolas" w:eastAsia="Consolas" w:hAnsi="Consolas" w:cs="Consolas"/>
-          <w:color w:val="C0392B"/>
-          <w:sz w:val="20"/>
-          <w:szCs w:val="20"/>
-        </w:rPr>
-        <w:t>SecurityContext</w:t>
-      </w:r>
-      <w:r>
-        <w:t xml:space="preserve"> con l'utente autenticato e i suoi ruoli.</w:t>
-      </w:r>
-    </w:p>
-    <w:p>
-      <w:pPr>
-        <w:spacing w:after="120" w:line="276" w:lineRule="auto"/>
-        <w:jc w:val="both"/>
-      </w:pPr>
-      <w:r>
-        <w:t xml:space="preserve">La protezione opera su </w:t>
-      </w:r>
-      <w:r>
-        <w:rPr>
-          <w:b/>
-          <w:bCs/>
-        </w:rPr>
-        <w:t>quattro livelli di accesso</w:t>
-      </w:r>
-      <w:r>
-        <w:t>:</w:t>
+        <w:t>ADMIN</w:t>
+      </w:r>
+      <w:r>
+        <w:t xml:space="preserve"> può diventare co-organizzatore di un torneo.</w:t>
       </w:r>
     </w:p>
     <w:p>
@@ -5478,14 +5343,19 @@
         <w:spacing w:after="80" w:line="264" w:lineRule="auto"/>
       </w:pPr>
       <w:r>
-        <w:rPr>
-          <w:b/>
-          <w:bCs/>
-        </w:rPr>
-        <w:t>pubblico</w:t>
-      </w:r>
-      <w:r>
-        <w:t xml:space="preserve"> — registrazione e login, accessibili senza token;</w:t>
+        <w:t xml:space="preserve">Non è possibile declassare l'ultimo </w:t>
+      </w:r>
+      <w:r>
+        <w:rPr>
+          <w:rFonts w:ascii="Consolas" w:eastAsia="Consolas" w:hAnsi="Consolas" w:cs="Consolas"/>
+          <w:color w:val="C0392B"/>
+          <w:sz w:val="20"/>
+          <w:szCs w:val="20"/>
+        </w:rPr>
+        <w:t>ADMIN</w:t>
+      </w:r>
+      <w:r>
+        <w:t xml:space="preserve"> rimasto nel sistema.</w:t>
       </w:r>
     </w:p>
     <w:p>
@@ -5498,14 +5368,395 @@
         <w:spacing w:after="80" w:line="264" w:lineRule="auto"/>
       </w:pPr>
       <w:r>
+        <w:t>Un utente può modificare solo il proprio profilo; un ADMIN qualsiasi profilo.</w:t>
+      </w:r>
+    </w:p>
+    <w:p>
+      <w:pPr>
+        <w:spacing w:after="120" w:line="276" w:lineRule="auto"/>
+        <w:jc w:val="both"/>
+      </w:pPr>
+      <w:r>
+        <w:t xml:space="preserve">Nel loro insieme queste regole descrivono il ciclo di vita di un torneo: </w:t>
+      </w:r>
+      <w:r>
+        <w:rPr>
+          <w:rFonts w:ascii="Consolas" w:hAnsi="Consolas"/>
+          <w:color w:val="C0392B"/>
+          <w:sz w:val="20"/>
+        </w:rPr>
+        <w:t>DRAFT</w:t>
+      </w:r>
+      <w:r>
+        <w:t xml:space="preserve"> (iscrizioni aperte), </w:t>
+      </w:r>
+      <w:r>
+        <w:rPr>
+          <w:rFonts w:ascii="Consolas" w:hAnsi="Consolas"/>
+          <w:color w:val="C0392B"/>
+          <w:sz w:val="20"/>
+        </w:rPr>
+        <w:t>ACTIVE</w:t>
+      </w:r>
+      <w:r>
+        <w:t xml:space="preserve"> (calendario generato, risultati in corso) e </w:t>
+      </w:r>
+      <w:r>
+        <w:rPr>
+          <w:rFonts w:ascii="Consolas" w:hAnsi="Consolas"/>
+          <w:color w:val="C0392B"/>
+          <w:sz w:val="20"/>
+        </w:rPr>
+        <w:t>COMPLETED</w:t>
+      </w:r>
+      <w:r>
+        <w:t xml:space="preserve"> (torneo chiuso, dati consolidati). Ogni violazione produce una risposta </w:t>
+      </w:r>
+      <w:r>
+        <w:rPr>
+          <w:rFonts w:ascii="Consolas" w:hAnsi="Consolas"/>
+          <w:color w:val="C0392B"/>
+          <w:sz w:val="20"/>
+        </w:rPr>
+        <w:t>409 Conflict</w:t>
+      </w:r>
+      <w:r>
+        <w:t xml:space="preserve"> con un messaggio esplicito.</w:t>
+      </w:r>
+    </w:p>
+    <w:p>
+      <w:r>
+        <w:br w:type="page"/>
+      </w:r>
+    </w:p>
+    <w:p>
+      <w:pPr>
+        <w:pStyle w:val="Titolo1"/>
+        <w:keepNext/>
+        <w:spacing w:before="320" w:after="160"/>
+      </w:pPr>
+      <w:bookmarkStart w:id="15" w:name="_Toc241397559"/>
+      <w:r>
         <w:rPr>
           <w:b/>
           <w:bCs/>
-        </w:rPr>
-        <w:t>autenticato</w:t>
-      </w:r>
-      <w:r>
-        <w:t xml:space="preserve"> — la maggior parte delle letture, accessibili a qualunque utente con token valido;</w:t>
+          <w:color w:val="1F4E79"/>
+          <w:sz w:val="30"/>
+          <w:szCs w:val="30"/>
+        </w:rPr>
+        <w:lastRenderedPageBreak/>
+        <w:t>5. Sicurezza</w:t>
+      </w:r>
+      <w:bookmarkEnd w:id="15"/>
+    </w:p>
+    <w:p>
+      <w:pPr>
+        <w:spacing w:after="120" w:line="276" w:lineRule="auto"/>
+        <w:jc w:val="both"/>
+      </w:pPr>
+      <w:r>
+        <w:t xml:space="preserve">L'autenticazione è realizzata con </w:t>
+      </w:r>
+      <w:r>
+        <w:rPr>
+          <w:b/>
+        </w:rPr>
+        <w:t>Spring Security</w:t>
+      </w:r>
+      <w:r>
+        <w:t xml:space="preserve"> e </w:t>
+      </w:r>
+      <w:r>
+        <w:rPr>
+          <w:b/>
+        </w:rPr>
+        <w:t>Spring Authorization Server</w:t>
+      </w:r>
+      <w:r>
+        <w:t xml:space="preserve">, il modulo ufficiale di Spring per emettere e gestire token OAuth2. Al login, verificate le credenziali, il server emette due token: un </w:t>
+      </w:r>
+      <w:r>
+        <w:rPr>
+          <w:b/>
+        </w:rPr>
+        <w:t>access token opaco</w:t>
+      </w:r>
+      <w:r>
+        <w:t xml:space="preserve"> — una stringa casuale che non contiene alcun dato — valido 15 minuti, e un </w:t>
+      </w:r>
+      <w:r>
+        <w:rPr>
+          <w:b/>
+        </w:rPr>
+        <w:t>refresh token</w:t>
+      </w:r>
+      <w:r>
+        <w:t xml:space="preserve"> valido 7 giorni. Il client invia l'access token in ogni richiesta, nell'header </w:t>
+      </w:r>
+      <w:r>
+        <w:rPr>
+          <w:rFonts w:ascii="Consolas" w:hAnsi="Consolas"/>
+          <w:color w:val="C0392B"/>
+          <w:sz w:val="20"/>
+        </w:rPr>
+        <w:t>Authorization: Bearer &lt;token&gt;</w:t>
+      </w:r>
+      <w:r>
+        <w:t>; quando scade, lo rinnova con il refresh token senza dover ripetere il login.</w:t>
+      </w:r>
+    </w:p>
+    <w:p>
+      <w:pPr>
+        <w:spacing w:after="120" w:line="276" w:lineRule="auto"/>
+        <w:jc w:val="both"/>
+      </w:pPr>
+      <w:r>
+        <w:t xml:space="preserve">Le durate e la politica di rinnovo sono definite nelle </w:t>
+      </w:r>
+      <w:r>
+        <w:rPr>
+          <w:rFonts w:ascii="Consolas" w:hAnsi="Consolas"/>
+          <w:color w:val="C0392B"/>
+          <w:sz w:val="20"/>
+        </w:rPr>
+        <w:t>TokenSettings</w:t>
+      </w:r>
+      <w:r>
+        <w:t xml:space="preserve"> del client registrato (</w:t>
+      </w:r>
+      <w:r>
+        <w:rPr>
+          <w:rFonts w:ascii="Consolas" w:hAnsi="Consolas"/>
+          <w:color w:val="C0392B"/>
+          <w:sz w:val="20"/>
+        </w:rPr>
+        <w:t>RegisteredClient</w:t>
+      </w:r>
+      <w:r>
+        <w:t xml:space="preserve">) e sono configurabili da variabili d'ambiente. La </w:t>
+      </w:r>
+      <w:r>
+        <w:rPr>
+          <w:b/>
+        </w:rPr>
+        <w:t>rotazione dei refresh token</w:t>
+      </w:r>
+      <w:r>
+        <w:t xml:space="preserve"> è attiva: ogni rinnovo emette una nuova coppia e invalida la precedente, per cui un refresh token già usato non ha più alcun valore, anche se intercettato. I token sono generati dai componenti dell'Authorization Server, </w:t>
+      </w:r>
+      <w:r>
+        <w:rPr>
+          <w:rFonts w:ascii="Consolas" w:hAnsi="Consolas"/>
+          <w:color w:val="C0392B"/>
+          <w:sz w:val="20"/>
+        </w:rPr>
+        <w:t>OAuth2AccessTokenGenerator</w:t>
+      </w:r>
+      <w:r>
+        <w:t xml:space="preserve"> e </w:t>
+      </w:r>
+      <w:r>
+        <w:rPr>
+          <w:rFonts w:ascii="Consolas" w:hAnsi="Consolas"/>
+          <w:color w:val="C0392B"/>
+          <w:sz w:val="20"/>
+        </w:rPr>
+        <w:t>OAuth2RefreshTokenGenerator</w:t>
+      </w:r>
+      <w:r>
+        <w:t>.</w:t>
+      </w:r>
+    </w:p>
+    <w:p>
+      <w:pPr>
+        <w:spacing w:after="120" w:line="276" w:lineRule="auto"/>
+        <w:jc w:val="both"/>
+      </w:pPr>
+      <w:r>
+        <w:t xml:space="preserve">Sul modello di </w:t>
+      </w:r>
+      <w:r>
+        <w:rPr>
+          <w:b/>
+        </w:rPr>
+        <w:t>Django Knox</w:t>
+      </w:r>
+      <w:r>
+        <w:t xml:space="preserve">, nel database non viene mai salvato un token in chiaro. Il componente </w:t>
+      </w:r>
+      <w:r>
+        <w:rPr>
+          <w:rFonts w:ascii="Consolas" w:hAnsi="Consolas"/>
+          <w:color w:val="C0392B"/>
+          <w:sz w:val="20"/>
+        </w:rPr>
+        <w:t>HashedOAuth2AuthorizationService</w:t>
+      </w:r>
+      <w:r>
+        <w:t xml:space="preserve"> implementa l'interfaccia </w:t>
+      </w:r>
+      <w:r>
+        <w:rPr>
+          <w:rFonts w:ascii="Consolas" w:hAnsi="Consolas"/>
+          <w:color w:val="C0392B"/>
+          <w:sz w:val="20"/>
+        </w:rPr>
+        <w:t>OAuth2AuthorizationService</w:t>
+      </w:r>
+      <w:r>
+        <w:t xml:space="preserve"> dell'Authorization Server e scrive nella tabella </w:t>
+      </w:r>
+      <w:r>
+        <w:rPr>
+          <w:rFonts w:ascii="Consolas" w:hAnsi="Consolas"/>
+          <w:color w:val="C0392B"/>
+          <w:sz w:val="20"/>
+        </w:rPr>
+        <w:t>oauth2_authorizations</w:t>
+      </w:r>
+      <w:r>
+        <w:t xml:space="preserve"> solo l'</w:t>
+      </w:r>
+      <w:r>
+        <w:rPr>
+          <w:b/>
+        </w:rPr>
+        <w:t>hash SHA-512</w:t>
+      </w:r>
+      <w:r>
+        <w:t xml:space="preserve"> di ciascun token; la ricerca avviene calcolando l'hash del token ricevuto. Chi ottenesse una copia del database non potrebbe quindi usare alcun token. Poiché lo stato è conservato sul server, la </w:t>
+      </w:r>
+      <w:r>
+        <w:rPr>
+          <w:b/>
+        </w:rPr>
+        <w:t>revoca è immediata</w:t>
+      </w:r>
+      <w:r>
+        <w:t xml:space="preserve">: il </w:t>
+      </w:r>
+      <w:r>
+        <w:rPr>
+          <w:rFonts w:ascii="Consolas" w:hAnsi="Consolas"/>
+          <w:color w:val="C0392B"/>
+          <w:sz w:val="20"/>
+        </w:rPr>
+        <w:t>logout</w:t>
+      </w:r>
+      <w:r>
+        <w:t xml:space="preserve"> elimina la sessione corrente e il </w:t>
+      </w:r>
+      <w:r>
+        <w:rPr>
+          <w:rFonts w:ascii="Consolas" w:hAnsi="Consolas"/>
+          <w:color w:val="C0392B"/>
+          <w:sz w:val="20"/>
+        </w:rPr>
+        <w:t>logout-all</w:t>
+      </w:r>
+      <w:r>
+        <w:t xml:space="preserve"> tutte le sessioni dell'utente, su ogni dispositivo. Un task programmato (</w:t>
+      </w:r>
+      <w:r>
+        <w:rPr>
+          <w:rFonts w:ascii="Consolas" w:hAnsi="Consolas"/>
+          <w:color w:val="C0392B"/>
+          <w:sz w:val="20"/>
+        </w:rPr>
+        <w:t>ExpiredTokenCleanup</w:t>
+      </w:r>
+      <w:r>
+        <w:t>) elimina ogni ora le autorizzazioni scadute.</w:t>
+      </w:r>
+    </w:p>
+    <w:p>
+      <w:pPr>
+        <w:spacing w:after="120" w:line="276" w:lineRule="auto"/>
+        <w:jc w:val="both"/>
+      </w:pPr>
+      <w:r>
+        <w:t xml:space="preserve">Il backend svolge anche il ruolo di </w:t>
+      </w:r>
+      <w:r>
+        <w:rPr>
+          <w:b/>
+        </w:rPr>
+        <w:t>Resource Server</w:t>
+      </w:r>
+      <w:r>
+        <w:t xml:space="preserve">: il filtro standard di Spring Security estrae il token dall'header e lo passa a </w:t>
+      </w:r>
+      <w:r>
+        <w:rPr>
+          <w:rFonts w:ascii="Consolas" w:hAnsi="Consolas"/>
+          <w:color w:val="C0392B"/>
+          <w:sz w:val="20"/>
+        </w:rPr>
+        <w:t>StoredTokenIntrospector</w:t>
+      </w:r>
+      <w:r>
+        <w:t>, che lo verifica leggendo direttamente il database, senza chiamate HTTP, controlla che non sia scaduto e che l'utente esista ancora, e popola il SecurityContext con l'utente autenticato e i suoi ruoli.</w:t>
+      </w:r>
+    </w:p>
+    <w:p>
+      <w:pPr>
+        <w:spacing w:after="120" w:line="276" w:lineRule="auto"/>
+        <w:jc w:val="both"/>
+      </w:pPr>
+      <w:r>
+        <w:t>Il login e il rinnovo sono esposti come endpoint dell'API (</w:t>
+      </w:r>
+      <w:r>
+        <w:rPr>
+          <w:rFonts w:ascii="Consolas" w:hAnsi="Consolas"/>
+          <w:color w:val="C0392B"/>
+          <w:sz w:val="20"/>
+        </w:rPr>
+        <w:t>/api/auth/login</w:t>
+      </w:r>
+      <w:r>
+        <w:t xml:space="preserve"> e </w:t>
+      </w:r>
+      <w:r>
+        <w:rPr>
+          <w:rFonts w:ascii="Consolas" w:hAnsi="Consolas"/>
+          <w:color w:val="C0392B"/>
+          <w:sz w:val="20"/>
+        </w:rPr>
+        <w:t>/api/auth/refresh</w:t>
+      </w:r>
+      <w:r>
+        <w:t xml:space="preserve">) invece che tramite l'endpoint standard </w:t>
+      </w:r>
+      <w:r>
+        <w:rPr>
+          <w:rFonts w:ascii="Consolas" w:hAnsi="Consolas"/>
+          <w:color w:val="C0392B"/>
+          <w:sz w:val="20"/>
+        </w:rPr>
+        <w:t>/oauth2/token</w:t>
+      </w:r>
+      <w:r>
+        <w:t xml:space="preserve"> dell'Authorization Server. L'endpoint standard richiede infatti l'autenticazione del client con un segreto, che un'applicazione web eseguita nel browser non può custodire; la soluzione adottata usa comunque il modello dei token, i generatori e le impostazioni dell'Authorization Server, e mantiene semplice l'integrazione con il frontend.</w:t>
+      </w:r>
+    </w:p>
+    <w:p>
+      <w:pPr>
+        <w:spacing w:after="120" w:line="276" w:lineRule="auto"/>
+        <w:jc w:val="both"/>
+      </w:pPr>
+      <w:r>
+        <w:t xml:space="preserve">La protezione opera su </w:t>
+      </w:r>
+      <w:r>
+        <w:rPr>
+          <w:b/>
+          <w:bCs/>
+        </w:rPr>
+        <w:t>quattro livelli di accesso</w:t>
+      </w:r>
+      <w:r>
+        <w:t>:</w:t>
       </w:r>
     </w:p>
     <w:p>
@@ -5520,24 +5771,11 @@
       <w:r>
         <w:rPr>
           <w:b/>
-          <w:bCs/>
-        </w:rPr>
-        <w:t>basato su ruolo</w:t>
-      </w:r>
-      <w:r>
-        <w:t xml:space="preserve"> — operazioni sensibili riservate a ADMIN o ORGANIZER tramite l'annotazione </w:t>
-      </w:r>
-      <w:r>
-        <w:rPr>
-          <w:rFonts w:ascii="Consolas" w:eastAsia="Consolas" w:hAnsi="Consolas" w:cs="Consolas"/>
-          <w:color w:val="C0392B"/>
-          <w:sz w:val="20"/>
-          <w:szCs w:val="20"/>
-        </w:rPr>
-        <w:t>@PreAuthorize</w:t>
-      </w:r>
-      <w:r>
-        <w:t>.</w:t>
+        </w:rPr>
+        <w:t>pubblico</w:t>
+      </w:r>
+      <w:r>
+        <w:t xml:space="preserve"> — registrazione, login e rinnovo del token, accessibili senza access token;</w:t>
       </w:r>
     </w:p>
     <w:p>
@@ -5552,6 +5790,58 @@
       <w:r>
         <w:rPr>
           <w:b/>
+          <w:bCs/>
+        </w:rPr>
+        <w:t>autenticato</w:t>
+      </w:r>
+      <w:r>
+        <w:t xml:space="preserve"> — la maggior parte delle letture, accessibili a qualunque utente con token valido;</w:t>
+      </w:r>
+    </w:p>
+    <w:p>
+      <w:pPr>
+        <w:pStyle w:val="Paragrafoelenco"/>
+        <w:numPr>
+          <w:ilvl w:val="0"/>
+          <w:numId w:val="1"/>
+        </w:numPr>
+        <w:spacing w:after="80" w:line="264" w:lineRule="auto"/>
+      </w:pPr>
+      <w:r>
+        <w:rPr>
+          <w:b/>
+          <w:bCs/>
+        </w:rPr>
+        <w:t>basato su ruolo</w:t>
+      </w:r>
+      <w:r>
+        <w:t xml:space="preserve"> — operazioni sensibili riservate a ADMIN o ORGANIZER tramite l'annotazione </w:t>
+      </w:r>
+      <w:r>
+        <w:rPr>
+          <w:rFonts w:ascii="Consolas" w:eastAsia="Consolas" w:hAnsi="Consolas" w:cs="Consolas"/>
+          <w:color w:val="C0392B"/>
+          <w:sz w:val="20"/>
+          <w:szCs w:val="20"/>
+        </w:rPr>
+        <w:t>@PreAuthorize</w:t>
+      </w:r>
+      <w:r>
+        <w:t>.</w:t>
+      </w:r>
+    </w:p>
+    <w:p>
+      <w:pPr>
+        <w:pStyle w:val="Paragrafoelenco"/>
+        <w:numPr>
+          <w:ilvl w:val="0"/>
+          <w:numId w:val="1"/>
+        </w:numPr>
+        <w:spacing w:after="80" w:line="264" w:lineRule="auto"/>
+      </w:pPr>
+      <w:r>
+        <w:rPr>
+          <w:b/>
         </w:rPr>
         <w:t>basato sulla risorsa</w:t>
       </w:r>
@@ -5625,7 +5915,11 @@
         <w:t>ORGANIZER</w:t>
       </w:r>
       <w:r>
-        <w:t xml:space="preserve"> che figuri tra gli organizzatori di quel torneo. La verifica è affidata al componente </w:t>
+        <w:t xml:space="preserve"> che figuri tra gli organizzatori di quel torneo. La verifica è affidata al </w:t>
+      </w:r>
+      <w:r>
+        <w:lastRenderedPageBreak/>
+        <w:t xml:space="preserve">componente </w:t>
       </w:r>
       <w:r>
         <w:rPr>
@@ -5830,22 +6124,16 @@
         <w:jc w:val="both"/>
       </w:pPr>
       <w:r>
-        <w:t xml:space="preserve">La chiave di firma dei token non compare mai nel codice né nella configurazione versionata: viene letta dalla variabile d'ambiente </w:t>
-      </w:r>
-      <w:r>
-        <w:rPr>
-          <w:rFonts w:ascii="Consolas" w:hAnsi="Consolas"/>
-          <w:color w:val="C0392B"/>
-          <w:sz w:val="20"/>
-        </w:rPr>
-        <w:t>JWT_SECRET</w:t>
-      </w:r>
-      <w:r>
-        <w:t xml:space="preserve"> e, se manca o è più corta dei 256 bit richiesti da HS256, </w:t>
-      </w:r>
-      <w:r>
-        <w:lastRenderedPageBreak/>
-        <w:t>l'applicazione si rifiuta di partire. Infine il parametro di ordinamento delle liste paginate accetta solo un elenco esplicito di campi: senza questo controllo un client potrebbe ordinare per proprietà non esposte, come la password degli organizzatori, e dedurne informazioni dall'ordine dei risultati.</w:t>
+        <w:t xml:space="preserve">Il parametro di ordinamento delle liste paginate accetta solo un elenco esplicito di campi: senza questo controllo un client potrebbe ordinare per proprietà non esposte, come la password degli organizzatori, e dedurne informazioni dall'ordine dei risultati. Infine il </w:t>
+      </w:r>
+      <w:r>
+        <w:rPr>
+          <w:b/>
+        </w:rPr>
+        <w:t>CORS</w:t>
+      </w:r>
+      <w:r>
+        <w:t xml:space="preserve"> consente le chiamate dal browser solo alle origini del frontend configurate.</w:t>
       </w:r>
     </w:p>
     <w:p>
@@ -5854,7 +6142,7 @@
         <w:keepNext/>
         <w:spacing w:before="320" w:after="160"/>
       </w:pPr>
-      <w:bookmarkStart w:id="16" w:name="_Toc241332077"/>
+      <w:bookmarkStart w:id="16" w:name="_Toc241397560"/>
       <w:r>
         <w:rPr>
           <w:b/>
@@ -5916,7 +6204,7 @@
         </w:trPr>
         <w:tc>
           <w:tcPr>
-            <w:tcW w:w="3200" w:type="dxa"/>
+            <w:tcW w:w="3389" w:type="dxa"/>
             <w:tcBorders>
               <w:bottom w:val="single" w:sz="2" w:space="0" w:color="D9D9D9"/>
             </w:tcBorders>
@@ -5943,7 +6231,7 @@
         </w:tc>
         <w:tc>
           <w:tcPr>
-            <w:tcW w:w="1500" w:type="dxa"/>
+            <w:tcW w:w="1465" w:type="dxa"/>
             <w:tcBorders>
               <w:bottom w:val="single" w:sz="2" w:space="0" w:color="D9D9D9"/>
             </w:tcBorders>
@@ -5970,7 +6258,7 @@
         </w:tc>
         <w:tc>
           <w:tcPr>
-            <w:tcW w:w="4660" w:type="dxa"/>
+            <w:tcW w:w="4506" w:type="dxa"/>
             <w:tcBorders>
               <w:bottom w:val="single" w:sz="2" w:space="0" w:color="D9D9D9"/>
             </w:tcBorders>
@@ -5999,7 +6287,7 @@
       <w:tr>
         <w:tc>
           <w:tcPr>
-            <w:tcW w:w="3200" w:type="dxa"/>
+            <w:tcW w:w="3389" w:type="dxa"/>
             <w:tcBorders>
               <w:top w:val="single" w:sz="2" w:space="0" w:color="D9D9D9"/>
               <w:bottom w:val="single" w:sz="2" w:space="0" w:color="D9D9D9"/>
@@ -6024,7 +6312,7 @@
         </w:tc>
         <w:tc>
           <w:tcPr>
-            <w:tcW w:w="1500" w:type="dxa"/>
+            <w:tcW w:w="1465" w:type="dxa"/>
             <w:tcBorders>
               <w:top w:val="single" w:sz="2" w:space="0" w:color="D9D9D9"/>
               <w:bottom w:val="single" w:sz="2" w:space="0" w:color="D9D9D9"/>
@@ -6048,7 +6336,7 @@
         </w:tc>
         <w:tc>
           <w:tcPr>
-            <w:tcW w:w="4660" w:type="dxa"/>
+            <w:tcW w:w="4506" w:type="dxa"/>
             <w:tcBorders>
               <w:top w:val="single" w:sz="2" w:space="0" w:color="D9D9D9"/>
               <w:bottom w:val="single" w:sz="2" w:space="0" w:color="D9D9D9"/>
@@ -6074,7 +6362,7 @@
       <w:tr>
         <w:tc>
           <w:tcPr>
-            <w:tcW w:w="3200" w:type="dxa"/>
+            <w:tcW w:w="3389" w:type="dxa"/>
             <w:tcBorders>
               <w:top w:val="single" w:sz="2" w:space="0" w:color="D9D9D9"/>
               <w:bottom w:val="single" w:sz="2" w:space="0" w:color="D9D9D9"/>
@@ -6107,7 +6395,7 @@
         </w:tc>
         <w:tc>
           <w:tcPr>
-            <w:tcW w:w="1500" w:type="dxa"/>
+            <w:tcW w:w="1465" w:type="dxa"/>
             <w:tcBorders>
               <w:top w:val="single" w:sz="2" w:space="0" w:color="D9D9D9"/>
               <w:bottom w:val="single" w:sz="2" w:space="0" w:color="D9D9D9"/>
@@ -6138,7 +6426,7 @@
         </w:tc>
         <w:tc>
           <w:tcPr>
-            <w:tcW w:w="4660" w:type="dxa"/>
+            <w:tcW w:w="4506" w:type="dxa"/>
             <w:tcBorders>
               <w:top w:val="single" w:sz="2" w:space="0" w:color="D9D9D9"/>
               <w:bottom w:val="single" w:sz="2" w:space="0" w:color="D9D9D9"/>
@@ -6171,7 +6459,7 @@
       <w:tr>
         <w:tc>
           <w:tcPr>
-            <w:tcW w:w="3200" w:type="dxa"/>
+            <w:tcW w:w="3389" w:type="dxa"/>
             <w:tcBorders>
               <w:top w:val="single" w:sz="2" w:space="0" w:color="D9D9D9"/>
               <w:bottom w:val="single" w:sz="2" w:space="0" w:color="D9D9D9"/>
@@ -6196,7 +6484,7 @@
         </w:tc>
         <w:tc>
           <w:tcPr>
-            <w:tcW w:w="1500" w:type="dxa"/>
+            <w:tcW w:w="1465" w:type="dxa"/>
             <w:tcBorders>
               <w:top w:val="single" w:sz="2" w:space="0" w:color="D9D9D9"/>
               <w:bottom w:val="single" w:sz="2" w:space="0" w:color="D9D9D9"/>
@@ -6220,7 +6508,7 @@
         </w:tc>
         <w:tc>
           <w:tcPr>
-            <w:tcW w:w="4660" w:type="dxa"/>
+            <w:tcW w:w="4506" w:type="dxa"/>
             <w:tcBorders>
               <w:top w:val="single" w:sz="2" w:space="0" w:color="D9D9D9"/>
               <w:bottom w:val="single" w:sz="2" w:space="0" w:color="D9D9D9"/>
@@ -6246,7 +6534,7 @@
       <w:tr>
         <w:tc>
           <w:tcPr>
-            <w:tcW w:w="3200" w:type="dxa"/>
+            <w:tcW w:w="3389" w:type="dxa"/>
             <w:tcBorders>
               <w:top w:val="single" w:sz="2" w:space="0" w:color="D9D9D9"/>
               <w:bottom w:val="single" w:sz="2" w:space="0" w:color="D9D9D9"/>
@@ -6260,19 +6548,26 @@
             </w:tcMar>
           </w:tcPr>
           <w:p>
-            <w:r>
+            <w:pPr>
               <w:rPr>
                 <w:rFonts w:ascii="Consolas" w:eastAsia="Consolas" w:hAnsi="Consolas" w:cs="Consolas"/>
                 <w:sz w:val="20"/>
                 <w:szCs w:val="20"/>
               </w:rPr>
-              <w:t>AccessDeniedException</w:t>
-            </w:r>
-          </w:p>
-        </w:tc>
-        <w:tc>
-          <w:tcPr>
-            <w:tcW w:w="1500" w:type="dxa"/>
+            </w:pPr>
+            <w:r>
+              <w:rPr>
+                <w:rFonts w:ascii="Consolas" w:eastAsia="Consolas" w:hAnsi="Consolas" w:cs="Consolas"/>
+                <w:sz w:val="20"/>
+                <w:szCs w:val="20"/>
+              </w:rPr>
+              <w:t>InvalidTokenException</w:t>
+            </w:r>
+          </w:p>
+        </w:tc>
+        <w:tc>
+          <w:tcPr>
+            <w:tcW w:w="1465" w:type="dxa"/>
             <w:tcBorders>
               <w:top w:val="single" w:sz="2" w:space="0" w:color="D9D9D9"/>
               <w:bottom w:val="single" w:sz="2" w:space="0" w:color="D9D9D9"/>
@@ -6286,18 +6581,24 @@
             </w:tcMar>
           </w:tcPr>
           <w:p>
-            <w:r>
-              <w:rPr>
-                <w:sz w:val="20"/>
-                <w:szCs w:val="20"/>
-              </w:rPr>
-              <w:t>403</w:t>
-            </w:r>
-          </w:p>
-        </w:tc>
-        <w:tc>
-          <w:tcPr>
-            <w:tcW w:w="4660" w:type="dxa"/>
+            <w:pPr>
+              <w:rPr>
+                <w:sz w:val="20"/>
+                <w:szCs w:val="20"/>
+              </w:rPr>
+            </w:pPr>
+            <w:r>
+              <w:rPr>
+                <w:sz w:val="20"/>
+                <w:szCs w:val="20"/>
+              </w:rPr>
+              <w:t>401</w:t>
+            </w:r>
+          </w:p>
+        </w:tc>
+        <w:tc>
+          <w:tcPr>
+            <w:tcW w:w="4506" w:type="dxa"/>
             <w:tcBorders>
               <w:top w:val="single" w:sz="2" w:space="0" w:color="D9D9D9"/>
               <w:bottom w:val="single" w:sz="2" w:space="0" w:color="D9D9D9"/>
@@ -6311,12 +6612,18 @@
             </w:tcMar>
           </w:tcPr>
           <w:p>
-            <w:r>
-              <w:rPr>
-                <w:sz w:val="20"/>
-                <w:szCs w:val="20"/>
-              </w:rPr>
-              <w:t>Permessi insufficienti per la risorsa</w:t>
+            <w:pPr>
+              <w:rPr>
+                <w:sz w:val="20"/>
+                <w:szCs w:val="20"/>
+              </w:rPr>
+            </w:pPr>
+            <w:r>
+              <w:rPr>
+                <w:sz w:val="20"/>
+                <w:szCs w:val="20"/>
+              </w:rPr>
+              <w:t>Refresh token sconosciuto, scaduto o già usato</w:t>
             </w:r>
           </w:p>
         </w:tc>
@@ -6324,7 +6631,7 @@
       <w:tr>
         <w:tc>
           <w:tcPr>
-            <w:tcW w:w="3200" w:type="dxa"/>
+            <w:tcW w:w="3389" w:type="dxa"/>
             <w:tcBorders>
               <w:top w:val="single" w:sz="2" w:space="0" w:color="D9D9D9"/>
               <w:bottom w:val="single" w:sz="2" w:space="0" w:color="D9D9D9"/>
@@ -6343,55 +6650,55 @@
                 <w:sz w:val="20"/>
                 <w:szCs w:val="20"/>
               </w:rPr>
-              <w:t>ResourceNotFound</w:t>
-            </w:r>
-          </w:p>
-        </w:tc>
-        <w:tc>
-          <w:tcPr>
-            <w:tcW w:w="1500" w:type="dxa"/>
-            <w:tcBorders>
-              <w:top w:val="single" w:sz="2" w:space="0" w:color="D9D9D9"/>
-              <w:bottom w:val="single" w:sz="2" w:space="0" w:color="D9D9D9"/>
-            </w:tcBorders>
-            <w:tcMar>
-              <w:top w:w="60" w:type="dxa"/>
-              <w:left w:w="100" w:type="dxa"/>
-              <w:bottom w:w="60" w:type="dxa"/>
-              <w:right w:w="100" w:type="dxa"/>
-            </w:tcMar>
-          </w:tcPr>
-          <w:p>
-            <w:r>
-              <w:rPr>
-                <w:sz w:val="20"/>
-                <w:szCs w:val="20"/>
-              </w:rPr>
-              <w:t>404</w:t>
-            </w:r>
-          </w:p>
-        </w:tc>
-        <w:tc>
-          <w:tcPr>
-            <w:tcW w:w="4660" w:type="dxa"/>
-            <w:tcBorders>
-              <w:top w:val="single" w:sz="2" w:space="0" w:color="D9D9D9"/>
-              <w:bottom w:val="single" w:sz="2" w:space="0" w:color="D9D9D9"/>
-            </w:tcBorders>
-            <w:tcMar>
-              <w:top w:w="60" w:type="dxa"/>
-              <w:left w:w="100" w:type="dxa"/>
-              <w:bottom w:w="60" w:type="dxa"/>
-              <w:right w:w="100" w:type="dxa"/>
-            </w:tcMar>
-          </w:tcPr>
-          <w:p>
-            <w:r>
-              <w:rPr>
-                <w:sz w:val="20"/>
-                <w:szCs w:val="20"/>
-              </w:rPr>
-              <w:t>Risorsa inesistente</w:t>
+              <w:t>AccessDeniedException</w:t>
+            </w:r>
+          </w:p>
+        </w:tc>
+        <w:tc>
+          <w:tcPr>
+            <w:tcW w:w="1465" w:type="dxa"/>
+            <w:tcBorders>
+              <w:top w:val="single" w:sz="2" w:space="0" w:color="D9D9D9"/>
+              <w:bottom w:val="single" w:sz="2" w:space="0" w:color="D9D9D9"/>
+            </w:tcBorders>
+            <w:tcMar>
+              <w:top w:w="60" w:type="dxa"/>
+              <w:left w:w="100" w:type="dxa"/>
+              <w:bottom w:w="60" w:type="dxa"/>
+              <w:right w:w="100" w:type="dxa"/>
+            </w:tcMar>
+          </w:tcPr>
+          <w:p>
+            <w:r>
+              <w:rPr>
+                <w:sz w:val="20"/>
+                <w:szCs w:val="20"/>
+              </w:rPr>
+              <w:t>403</w:t>
+            </w:r>
+          </w:p>
+        </w:tc>
+        <w:tc>
+          <w:tcPr>
+            <w:tcW w:w="4506" w:type="dxa"/>
+            <w:tcBorders>
+              <w:top w:val="single" w:sz="2" w:space="0" w:color="D9D9D9"/>
+              <w:bottom w:val="single" w:sz="2" w:space="0" w:color="D9D9D9"/>
+            </w:tcBorders>
+            <w:tcMar>
+              <w:top w:w="60" w:type="dxa"/>
+              <w:left w:w="100" w:type="dxa"/>
+              <w:bottom w:w="60" w:type="dxa"/>
+              <w:right w:w="100" w:type="dxa"/>
+            </w:tcMar>
+          </w:tcPr>
+          <w:p>
+            <w:r>
+              <w:rPr>
+                <w:sz w:val="20"/>
+                <w:szCs w:val="20"/>
+              </w:rPr>
+              <w:t>Permessi insufficienti per la risorsa</w:t>
             </w:r>
           </w:p>
         </w:tc>
@@ -6399,7 +6706,7 @@
       <w:tr>
         <w:tc>
           <w:tcPr>
-            <w:tcW w:w="3200" w:type="dxa"/>
+            <w:tcW w:w="3389" w:type="dxa"/>
             <w:tcBorders>
               <w:top w:val="single" w:sz="2" w:space="0" w:color="D9D9D9"/>
               <w:bottom w:val="single" w:sz="2" w:space="0" w:color="D9D9D9"/>
@@ -6413,26 +6720,19 @@
             </w:tcMar>
           </w:tcPr>
           <w:p>
-            <w:pPr>
+            <w:r>
               <w:rPr>
                 <w:rFonts w:ascii="Consolas" w:eastAsia="Consolas" w:hAnsi="Consolas" w:cs="Consolas"/>
                 <w:sz w:val="20"/>
                 <w:szCs w:val="20"/>
               </w:rPr>
-            </w:pPr>
-            <w:r>
-              <w:rPr>
-                <w:rFonts w:ascii="Consolas" w:eastAsia="Consolas" w:hAnsi="Consolas" w:cs="Consolas"/>
-                <w:sz w:val="20"/>
-                <w:szCs w:val="20"/>
-              </w:rPr>
-              <w:t>NoResourceFound</w:t>
-            </w:r>
-          </w:p>
-        </w:tc>
-        <w:tc>
-          <w:tcPr>
-            <w:tcW w:w="1500" w:type="dxa"/>
+              <w:t>ResourceNotFound</w:t>
+            </w:r>
+          </w:p>
+        </w:tc>
+        <w:tc>
+          <w:tcPr>
+            <w:tcW w:w="1465" w:type="dxa"/>
             <w:tcBorders>
               <w:top w:val="single" w:sz="2" w:space="0" w:color="D9D9D9"/>
               <w:bottom w:val="single" w:sz="2" w:space="0" w:color="D9D9D9"/>
@@ -6446,12 +6746,6 @@
             </w:tcMar>
           </w:tcPr>
           <w:p>
-            <w:pPr>
-              <w:rPr>
-                <w:sz w:val="20"/>
-                <w:szCs w:val="20"/>
-              </w:rPr>
-            </w:pPr>
             <w:r>
               <w:rPr>
                 <w:sz w:val="20"/>
@@ -6463,7 +6757,7 @@
         </w:tc>
         <w:tc>
           <w:tcPr>
-            <w:tcW w:w="4660" w:type="dxa"/>
+            <w:tcW w:w="4506" w:type="dxa"/>
             <w:tcBorders>
               <w:top w:val="single" w:sz="2" w:space="0" w:color="D9D9D9"/>
               <w:bottom w:val="single" w:sz="2" w:space="0" w:color="D9D9D9"/>
@@ -6477,18 +6771,12 @@
             </w:tcMar>
           </w:tcPr>
           <w:p>
-            <w:pPr>
-              <w:rPr>
-                <w:sz w:val="20"/>
-                <w:szCs w:val="20"/>
-              </w:rPr>
-            </w:pPr>
-            <w:r>
-              <w:rPr>
-                <w:sz w:val="20"/>
-                <w:szCs w:val="20"/>
-              </w:rPr>
-              <w:t>Endpoint inesistente</w:t>
+            <w:r>
+              <w:rPr>
+                <w:sz w:val="20"/>
+                <w:szCs w:val="20"/>
+              </w:rPr>
+              <w:t>Risorsa inesistente</w:t>
             </w:r>
           </w:p>
         </w:tc>
@@ -6496,7 +6784,7 @@
       <w:tr>
         <w:tc>
           <w:tcPr>
-            <w:tcW w:w="3200" w:type="dxa"/>
+            <w:tcW w:w="3389" w:type="dxa"/>
             <w:tcBorders>
               <w:top w:val="single" w:sz="2" w:space="0" w:color="D9D9D9"/>
               <w:bottom w:val="single" w:sz="2" w:space="0" w:color="D9D9D9"/>
@@ -6522,13 +6810,13 @@
                 <w:sz w:val="20"/>
                 <w:szCs w:val="20"/>
               </w:rPr>
-              <w:t>HttpRequestMethodNotSupported</w:t>
-            </w:r>
-          </w:p>
-        </w:tc>
-        <w:tc>
-          <w:tcPr>
-            <w:tcW w:w="1500" w:type="dxa"/>
+              <w:t>NoResourceFound</w:t>
+            </w:r>
+          </w:p>
+        </w:tc>
+        <w:tc>
+          <w:tcPr>
+            <w:tcW w:w="1465" w:type="dxa"/>
             <w:tcBorders>
               <w:top w:val="single" w:sz="2" w:space="0" w:color="D9D9D9"/>
               <w:bottom w:val="single" w:sz="2" w:space="0" w:color="D9D9D9"/>
@@ -6552,13 +6840,13 @@
                 <w:sz w:val="20"/>
                 <w:szCs w:val="20"/>
               </w:rPr>
-              <w:t>405</w:t>
-            </w:r>
-          </w:p>
-        </w:tc>
-        <w:tc>
-          <w:tcPr>
-            <w:tcW w:w="4660" w:type="dxa"/>
+              <w:t>404</w:t>
+            </w:r>
+          </w:p>
+        </w:tc>
+        <w:tc>
+          <w:tcPr>
+            <w:tcW w:w="4506" w:type="dxa"/>
             <w:tcBorders>
               <w:top w:val="single" w:sz="2" w:space="0" w:color="D9D9D9"/>
               <w:bottom w:val="single" w:sz="2" w:space="0" w:color="D9D9D9"/>
@@ -6582,7 +6870,7 @@
                 <w:sz w:val="20"/>
                 <w:szCs w:val="20"/>
               </w:rPr>
-              <w:t>Metodo HTTP non previsto per l'endpoint</w:t>
+              <w:t>Endpoint inesistente</w:t>
             </w:r>
           </w:p>
         </w:tc>
@@ -6590,7 +6878,7 @@
       <w:tr>
         <w:tc>
           <w:tcPr>
-            <w:tcW w:w="3200" w:type="dxa"/>
+            <w:tcW w:w="3389" w:type="dxa"/>
             <w:tcBorders>
               <w:top w:val="single" w:sz="2" w:space="0" w:color="D9D9D9"/>
               <w:bottom w:val="single" w:sz="2" w:space="0" w:color="D9D9D9"/>
@@ -6604,19 +6892,26 @@
             </w:tcMar>
           </w:tcPr>
           <w:p>
-            <w:r>
+            <w:pPr>
               <w:rPr>
                 <w:rFonts w:ascii="Consolas" w:eastAsia="Consolas" w:hAnsi="Consolas" w:cs="Consolas"/>
                 <w:sz w:val="20"/>
                 <w:szCs w:val="20"/>
               </w:rPr>
-              <w:t>ResourceConflict</w:t>
-            </w:r>
-          </w:p>
-        </w:tc>
-        <w:tc>
-          <w:tcPr>
-            <w:tcW w:w="1500" w:type="dxa"/>
+            </w:pPr>
+            <w:r>
+              <w:rPr>
+                <w:rFonts w:ascii="Consolas" w:eastAsia="Consolas" w:hAnsi="Consolas" w:cs="Consolas"/>
+                <w:sz w:val="20"/>
+                <w:szCs w:val="20"/>
+              </w:rPr>
+              <w:t>HttpRequestMethodNotSupported</w:t>
+            </w:r>
+          </w:p>
+        </w:tc>
+        <w:tc>
+          <w:tcPr>
+            <w:tcW w:w="1465" w:type="dxa"/>
             <w:tcBorders>
               <w:top w:val="single" w:sz="2" w:space="0" w:color="D9D9D9"/>
               <w:bottom w:val="single" w:sz="2" w:space="0" w:color="D9D9D9"/>
@@ -6630,18 +6925,24 @@
             </w:tcMar>
           </w:tcPr>
           <w:p>
-            <w:r>
-              <w:rPr>
-                <w:sz w:val="20"/>
-                <w:szCs w:val="20"/>
-              </w:rPr>
-              <w:t>409</w:t>
-            </w:r>
-          </w:p>
-        </w:tc>
-        <w:tc>
-          <w:tcPr>
-            <w:tcW w:w="4660" w:type="dxa"/>
+            <w:pPr>
+              <w:rPr>
+                <w:sz w:val="20"/>
+                <w:szCs w:val="20"/>
+              </w:rPr>
+            </w:pPr>
+            <w:r>
+              <w:rPr>
+                <w:sz w:val="20"/>
+                <w:szCs w:val="20"/>
+              </w:rPr>
+              <w:t>405</w:t>
+            </w:r>
+          </w:p>
+        </w:tc>
+        <w:tc>
+          <w:tcPr>
+            <w:tcW w:w="4506" w:type="dxa"/>
             <w:tcBorders>
               <w:top w:val="single" w:sz="2" w:space="0" w:color="D9D9D9"/>
               <w:bottom w:val="single" w:sz="2" w:space="0" w:color="D9D9D9"/>
@@ -6655,12 +6956,18 @@
             </w:tcMar>
           </w:tcPr>
           <w:p>
-            <w:r>
-              <w:rPr>
-                <w:sz w:val="20"/>
-                <w:szCs w:val="20"/>
-              </w:rPr>
-              <w:t>Violazione di una regola di dominio</w:t>
+            <w:pPr>
+              <w:rPr>
+                <w:sz w:val="20"/>
+                <w:szCs w:val="20"/>
+              </w:rPr>
+            </w:pPr>
+            <w:r>
+              <w:rPr>
+                <w:sz w:val="20"/>
+                <w:szCs w:val="20"/>
+              </w:rPr>
+              <w:t>Metodo HTTP non previsto per l'endpoint</w:t>
             </w:r>
           </w:p>
         </w:tc>
@@ -6668,57 +6975,44 @@
       <w:tr>
         <w:tc>
           <w:tcPr>
-            <w:tcW w:w="3200" w:type="dxa"/>
-            <w:tcBorders>
-              <w:top w:val="single" w:sz="2" w:space="0" w:color="D9D9D9"/>
-              <w:bottom w:val="single" w:sz="2" w:space="0" w:color="D9D9D9"/>
-            </w:tcBorders>
-            <w:tcMar>
-              <w:top w:w="60" w:type="dxa"/>
-              <w:left w:w="100" w:type="dxa"/>
-              <w:bottom w:w="60" w:type="dxa"/>
-              <w:right w:w="100" w:type="dxa"/>
-            </w:tcMar>
-          </w:tcPr>
-          <w:p>
-            <w:pPr>
+            <w:tcW w:w="3389" w:type="dxa"/>
+            <w:tcBorders>
+              <w:top w:val="single" w:sz="2" w:space="0" w:color="D9D9D9"/>
+              <w:bottom w:val="single" w:sz="2" w:space="0" w:color="D9D9D9"/>
+            </w:tcBorders>
+            <w:tcMar>
+              <w:top w:w="60" w:type="dxa"/>
+              <w:left w:w="100" w:type="dxa"/>
+              <w:bottom w:w="60" w:type="dxa"/>
+              <w:right w:w="100" w:type="dxa"/>
+            </w:tcMar>
+          </w:tcPr>
+          <w:p>
+            <w:r>
               <w:rPr>
                 <w:rFonts w:ascii="Consolas" w:eastAsia="Consolas" w:hAnsi="Consolas" w:cs="Consolas"/>
                 <w:sz w:val="20"/>
                 <w:szCs w:val="20"/>
               </w:rPr>
-            </w:pPr>
-            <w:r>
-              <w:rPr>
-                <w:rFonts w:ascii="Consolas" w:eastAsia="Consolas" w:hAnsi="Consolas" w:cs="Consolas"/>
-                <w:sz w:val="20"/>
-                <w:szCs w:val="20"/>
-              </w:rPr>
-              <w:t>DataIntegrityViolation</w:t>
-            </w:r>
-          </w:p>
-        </w:tc>
-        <w:tc>
-          <w:tcPr>
-            <w:tcW w:w="1500" w:type="dxa"/>
-            <w:tcBorders>
-              <w:top w:val="single" w:sz="2" w:space="0" w:color="D9D9D9"/>
-              <w:bottom w:val="single" w:sz="2" w:space="0" w:color="D9D9D9"/>
-            </w:tcBorders>
-            <w:tcMar>
-              <w:top w:w="60" w:type="dxa"/>
-              <w:left w:w="100" w:type="dxa"/>
-              <w:bottom w:w="60" w:type="dxa"/>
-              <w:right w:w="100" w:type="dxa"/>
-            </w:tcMar>
-          </w:tcPr>
-          <w:p>
-            <w:pPr>
-              <w:rPr>
-                <w:sz w:val="20"/>
-                <w:szCs w:val="20"/>
-              </w:rPr>
-            </w:pPr>
+              <w:t>ResourceConflict</w:t>
+            </w:r>
+          </w:p>
+        </w:tc>
+        <w:tc>
+          <w:tcPr>
+            <w:tcW w:w="1465" w:type="dxa"/>
+            <w:tcBorders>
+              <w:top w:val="single" w:sz="2" w:space="0" w:color="D9D9D9"/>
+              <w:bottom w:val="single" w:sz="2" w:space="0" w:color="D9D9D9"/>
+            </w:tcBorders>
+            <w:tcMar>
+              <w:top w:w="60" w:type="dxa"/>
+              <w:left w:w="100" w:type="dxa"/>
+              <w:bottom w:w="60" w:type="dxa"/>
+              <w:right w:w="100" w:type="dxa"/>
+            </w:tcMar>
+          </w:tcPr>
+          <w:p>
             <w:r>
               <w:rPr>
                 <w:sz w:val="20"/>
@@ -6730,31 +7024,25 @@
         </w:tc>
         <w:tc>
           <w:tcPr>
-            <w:tcW w:w="4660" w:type="dxa"/>
-            <w:tcBorders>
-              <w:top w:val="single" w:sz="2" w:space="0" w:color="D9D9D9"/>
-              <w:bottom w:val="single" w:sz="2" w:space="0" w:color="D9D9D9"/>
-            </w:tcBorders>
-            <w:tcMar>
-              <w:top w:w="60" w:type="dxa"/>
-              <w:left w:w="100" w:type="dxa"/>
-              <w:bottom w:w="60" w:type="dxa"/>
-              <w:right w:w="100" w:type="dxa"/>
-            </w:tcMar>
-          </w:tcPr>
-          <w:p>
-            <w:pPr>
-              <w:rPr>
-                <w:sz w:val="20"/>
-                <w:szCs w:val="20"/>
-              </w:rPr>
-            </w:pPr>
-            <w:r>
-              <w:rPr>
-                <w:sz w:val="20"/>
-                <w:szCs w:val="20"/>
-              </w:rPr>
-              <w:t>Vincolo del database violato, ad esempio da richieste concorrenti</w:t>
+            <w:tcW w:w="4506" w:type="dxa"/>
+            <w:tcBorders>
+              <w:top w:val="single" w:sz="2" w:space="0" w:color="D9D9D9"/>
+              <w:bottom w:val="single" w:sz="2" w:space="0" w:color="D9D9D9"/>
+            </w:tcBorders>
+            <w:tcMar>
+              <w:top w:w="60" w:type="dxa"/>
+              <w:left w:w="100" w:type="dxa"/>
+              <w:bottom w:w="60" w:type="dxa"/>
+              <w:right w:w="100" w:type="dxa"/>
+            </w:tcMar>
+          </w:tcPr>
+          <w:p>
+            <w:r>
+              <w:rPr>
+                <w:sz w:val="20"/>
+                <w:szCs w:val="20"/>
+              </w:rPr>
+              <w:t>Violazione di una regola di dominio</w:t>
             </w:r>
           </w:p>
         </w:tc>
@@ -6762,7 +7050,7 @@
       <w:tr>
         <w:tc>
           <w:tcPr>
-            <w:tcW w:w="3200" w:type="dxa"/>
+            <w:tcW w:w="3389" w:type="dxa"/>
             <w:tcBorders>
               <w:top w:val="single" w:sz="2" w:space="0" w:color="D9D9D9"/>
               <w:bottom w:val="single" w:sz="2" w:space="0" w:color="D9D9D9"/>
@@ -6789,13 +7077,14 @@
                 <w:sz w:val="20"/>
                 <w:szCs w:val="20"/>
               </w:rPr>
-              <w:t>HttpMediaTypeNotSupported</w:t>
-            </w:r>
-          </w:p>
-        </w:tc>
-        <w:tc>
-          <w:tcPr>
-            <w:tcW w:w="1500" w:type="dxa"/>
+              <w:lastRenderedPageBreak/>
+              <w:t>DataIntegrityViolation</w:t>
+            </w:r>
+          </w:p>
+        </w:tc>
+        <w:tc>
+          <w:tcPr>
+            <w:tcW w:w="1465" w:type="dxa"/>
             <w:tcBorders>
               <w:top w:val="single" w:sz="2" w:space="0" w:color="D9D9D9"/>
               <w:bottom w:val="single" w:sz="2" w:space="0" w:color="D9D9D9"/>
@@ -6820,13 +7109,13 @@
                 <w:sz w:val="20"/>
                 <w:szCs w:val="20"/>
               </w:rPr>
-              <w:t>415</w:t>
-            </w:r>
-          </w:p>
-        </w:tc>
-        <w:tc>
-          <w:tcPr>
-            <w:tcW w:w="4660" w:type="dxa"/>
+              <w:t>409</w:t>
+            </w:r>
+          </w:p>
+        </w:tc>
+        <w:tc>
+          <w:tcPr>
+            <w:tcW w:w="4506" w:type="dxa"/>
             <w:tcBorders>
               <w:top w:val="single" w:sz="2" w:space="0" w:color="D9D9D9"/>
               <w:bottom w:val="single" w:sz="2" w:space="0" w:color="D9D9D9"/>
@@ -6851,7 +7140,7 @@
                 <w:sz w:val="20"/>
                 <w:szCs w:val="20"/>
               </w:rPr>
-              <w:t>Formato del corpo della richiesta non supportato</w:t>
+              <w:t>Vincolo del database violato, ad esempio da richieste concorrenti</w:t>
             </w:r>
           </w:p>
         </w:tc>
@@ -6859,11 +7148,106 @@
       <w:tr>
         <w:tc>
           <w:tcPr>
-            <w:tcW w:w="3200" w:type="dxa"/>
+            <w:tcW w:w="3389" w:type="dxa"/>
+            <w:tcBorders>
+              <w:top w:val="single" w:sz="2" w:space="0" w:color="D9D9D9"/>
+              <w:bottom w:val="single" w:sz="2" w:space="0" w:color="D9D9D9"/>
+            </w:tcBorders>
+            <w:tcMar>
+              <w:top w:w="60" w:type="dxa"/>
+              <w:left w:w="100" w:type="dxa"/>
+              <w:bottom w:w="60" w:type="dxa"/>
+              <w:right w:w="100" w:type="dxa"/>
+            </w:tcMar>
+          </w:tcPr>
+          <w:p>
+            <w:pPr>
+              <w:rPr>
+                <w:rFonts w:ascii="Consolas" w:eastAsia="Consolas" w:hAnsi="Consolas" w:cs="Consolas"/>
+                <w:sz w:val="20"/>
+                <w:szCs w:val="20"/>
+              </w:rPr>
+            </w:pPr>
+            <w:r>
+              <w:rPr>
+                <w:rFonts w:ascii="Consolas" w:eastAsia="Consolas" w:hAnsi="Consolas" w:cs="Consolas"/>
+                <w:sz w:val="20"/>
+                <w:szCs w:val="20"/>
+              </w:rPr>
+              <w:t>HttpMediaTypeNotSupported</w:t>
+            </w:r>
+          </w:p>
+        </w:tc>
+        <w:tc>
+          <w:tcPr>
+            <w:tcW w:w="1465" w:type="dxa"/>
+            <w:tcBorders>
+              <w:top w:val="single" w:sz="2" w:space="0" w:color="D9D9D9"/>
+              <w:bottom w:val="single" w:sz="2" w:space="0" w:color="D9D9D9"/>
+            </w:tcBorders>
+            <w:tcMar>
+              <w:top w:w="60" w:type="dxa"/>
+              <w:left w:w="100" w:type="dxa"/>
+              <w:bottom w:w="60" w:type="dxa"/>
+              <w:right w:w="100" w:type="dxa"/>
+            </w:tcMar>
+          </w:tcPr>
+          <w:p>
+            <w:pPr>
+              <w:rPr>
+                <w:sz w:val="20"/>
+                <w:szCs w:val="20"/>
+              </w:rPr>
+            </w:pPr>
+            <w:r>
+              <w:rPr>
+                <w:sz w:val="20"/>
+                <w:szCs w:val="20"/>
+              </w:rPr>
+              <w:t>415</w:t>
+            </w:r>
+          </w:p>
+        </w:tc>
+        <w:tc>
+          <w:tcPr>
+            <w:tcW w:w="4506" w:type="dxa"/>
+            <w:tcBorders>
+              <w:top w:val="single" w:sz="2" w:space="0" w:color="D9D9D9"/>
+              <w:bottom w:val="single" w:sz="2" w:space="0" w:color="D9D9D9"/>
+            </w:tcBorders>
+            <w:tcMar>
+              <w:top w:w="60" w:type="dxa"/>
+              <w:left w:w="100" w:type="dxa"/>
+              <w:bottom w:w="60" w:type="dxa"/>
+              <w:right w:w="100" w:type="dxa"/>
+            </w:tcMar>
+          </w:tcPr>
+          <w:p>
+            <w:pPr>
+              <w:rPr>
+                <w:sz w:val="20"/>
+                <w:szCs w:val="20"/>
+              </w:rPr>
+            </w:pPr>
+            <w:r>
+              <w:rPr>
+                <w:sz w:val="20"/>
+                <w:szCs w:val="20"/>
+              </w:rPr>
+              <w:t>Formato del corpo della richiesta non supportato</w:t>
+            </w:r>
+          </w:p>
+        </w:tc>
+      </w:tr>
+      <w:tr>
+        <w:tc>
+          <w:tcPr>
+            <w:tcW w:w="3389" w:type="dxa"/>
             <w:tcBorders>
               <w:top w:val="single" w:sz="2" w:space="0" w:color="D9D9D9"/>
               <w:bottom w:val="single" w:sz="4" w:space="0" w:color="BFBFBF"/>
             </w:tcBorders>
+            <w:shd w:val="clear" w:color="auto" w:fill="F2F2F2"/>
             <w:tcMar>
               <w:top w:w="60" w:type="dxa"/>
               <w:left w:w="100" w:type="dxa"/>
@@ -6884,11 +7268,12 @@
         </w:tc>
         <w:tc>
           <w:tcPr>
-            <w:tcW w:w="1500" w:type="dxa"/>
+            <w:tcW w:w="1465" w:type="dxa"/>
             <w:tcBorders>
               <w:top w:val="single" w:sz="2" w:space="0" w:color="D9D9D9"/>
               <w:bottom w:val="single" w:sz="4" w:space="0" w:color="BFBFBF"/>
             </w:tcBorders>
+            <w:shd w:val="clear" w:color="auto" w:fill="F2F2F2"/>
             <w:tcMar>
               <w:top w:w="60" w:type="dxa"/>
               <w:left w:w="100" w:type="dxa"/>
@@ -6908,11 +7293,12 @@
         </w:tc>
         <w:tc>
           <w:tcPr>
-            <w:tcW w:w="4660" w:type="dxa"/>
+            <w:tcW w:w="4506" w:type="dxa"/>
             <w:tcBorders>
               <w:top w:val="single" w:sz="2" w:space="0" w:color="D9D9D9"/>
               <w:bottom w:val="single" w:sz="4" w:space="0" w:color="BFBFBF"/>
             </w:tcBorders>
+            <w:shd w:val="clear" w:color="auto" w:fill="F2F2F2"/>
             <w:tcMar>
               <w:top w:w="60" w:type="dxa"/>
               <w:left w:w="100" w:type="dxa"/>
@@ -6981,7 +7367,7 @@
       <w:r>
         <w:br w:type="page"/>
       </w:r>
-      <w:bookmarkStart w:id="17" w:name="_Toc241332078"/>
+      <w:bookmarkStart w:id="17" w:name="_Toc241397561"/>
       <w:r>
         <w:rPr>
           <w:b/>
@@ -7005,7 +7391,7 @@
         <w:rPr>
           <w:b/>
         </w:rPr>
-        <w:t>139 test</w:t>
+        <w:t>157 test</w:t>
       </w:r>
       <w:r>
         <w:t>, tutti superati, con una copertura del codice (</w:t>
@@ -7094,7 +7480,7 @@
         <w:t>test di integrazione</w:t>
       </w:r>
       <w:r>
-        <w:t xml:space="preserve"> verificano il funzionamento end-to-end dell'intera catena REST — dal filtro JWT fino al database — usando </w:t>
+        <w:t xml:space="preserve"> verificano il funzionamento end-to-end dell'intera catena REST — dalla verifica del token fino al database — usando </w:t>
       </w:r>
       <w:r>
         <w:rPr>
@@ -7114,7 +7500,7 @@
         <w:t>H2 in memoria</w:t>
       </w:r>
       <w:r>
-        <w:t>, sul quale Flyway applica le stesse migrazioni usate in produzione: i test girano quindi sullo schema reale, e a ogni esecuzione Hibernate verifica che le entità vi corrispondano. Grazie a H2 la suite può essere eseguita senza un server MySQL attivo, rendendo i test riproducibili su qualsiasi macchina. Coprono l'intero ciclo di vita di un torneo — registrazione, login, creazione, iscrizione delle squadre, generazione del calendario, inserimento dei risultati, classifica e chiusura — oltre alle regole di autorizzazione, alla paginazione e al rate limit sul login.</w:t>
+        <w:t>, sul quale Flyway applica le stesse migrazioni usate in produzione: i test girano quindi sullo schema reale, e a ogni esecuzione Hibernate verifica che le entità vi corrispondano. Grazie a H2 la suite può essere eseguita senza un server MySQL attivo, rendendo i test riproducibili su qualsiasi macchina. Coprono l'intero ciclo di vita di un torneo — registrazione, login, creazione, iscrizione delle squadre, generazione del calendario, inserimento dei risultati, classifica e chiusura — oltre alle regole di autorizzazione, alla paginazione, al CORS e al rate limit sul login. Una classe dedicata verifica il ciclo di vita dei token: emissione, salvataggio come hash, rotazione, logout, logout-all, scadenze e pulizia automatica.</w:t>
       </w:r>
     </w:p>
     <w:p>
@@ -7150,7 +7536,7 @@
         <w:keepNext/>
         <w:spacing w:before="240" w:after="120"/>
       </w:pPr>
-      <w:bookmarkStart w:id="18" w:name="_Toc241332079"/>
+      <w:bookmarkStart w:id="18" w:name="_Toc241397562"/>
       <w:r>
         <w:rPr>
           <w:b/>
@@ -7288,7 +7674,7 @@
                 <w:sz w:val="20"/>
                 <w:szCs w:val="20"/>
               </w:rPr>
-              <w:t>97%</w:t>
+              <w:t>92%</w:t>
             </w:r>
           </w:p>
         </w:tc>
@@ -7340,7 +7726,7 @@
                 <w:sz w:val="20"/>
                 <w:szCs w:val="20"/>
               </w:rPr>
-              <w:t>82%</w:t>
+              <w:t>83%</w:t>
             </w:r>
           </w:p>
         </w:tc>
@@ -7454,7 +7840,7 @@
                 <w:sz w:val="20"/>
                 <w:szCs w:val="20"/>
               </w:rPr>
-              <w:t>99%</w:t>
+              <w:t>100%</w:t>
             </w:r>
           </w:p>
         </w:tc>
@@ -7568,7 +7954,7 @@
                 <w:sz w:val="20"/>
                 <w:szCs w:val="20"/>
               </w:rPr>
-              <w:t>73%</w:t>
+              <w:t>79%</w:t>
             </w:r>
           </w:p>
         </w:tc>
@@ -7635,7 +8021,7 @@
           <w:sz w:val="25"/>
         </w:rPr>
       </w:pPr>
-      <w:bookmarkStart w:id="19" w:name="_Toc241332080"/>
+      <w:bookmarkStart w:id="19" w:name="_Toc241397563"/>
       <w:r>
         <w:rPr>
           <w:b/>
@@ -7681,7 +8067,7 @@
         <w:keepNext/>
         <w:spacing w:before="320" w:after="160"/>
       </w:pPr>
-      <w:bookmarkStart w:id="20" w:name="_Toc241332081"/>
+      <w:bookmarkStart w:id="20" w:name="_Toc241397564"/>
       <w:r>
         <w:rPr>
           <w:b/>
@@ -7691,17 +8077,7 @@
           <w:szCs w:val="30"/>
         </w:rPr>
         <w:lastRenderedPageBreak/>
-        <w:t>8</w:t>
-      </w:r>
-      <w:r>
-        <w:rPr>
-          <w:b/>
-          <w:bCs/>
-          <w:color w:val="1F4E79"/>
-          <w:sz w:val="30"/>
-          <w:szCs w:val="30"/>
-        </w:rPr>
-        <w:t>. Containerizzazione (Docker)</w:t>
+        <w:t>8. Containerizzazione (Docker)</w:t>
       </w:r>
       <w:bookmarkEnd w:id="20"/>
     </w:p>
@@ -7853,7 +8229,18 @@
         <w:t>.env.example</w:t>
       </w:r>
       <w:r>
-        <w:t>, con i nomi delle variabili e senza valori sensibili. Anche le porte esposte sono configurabili, così da evitare conflitti con altri servizi già attivi sulla macchina.</w:t>
+        <w:t xml:space="preserve">, con i nomi delle variabili e senza valori sensibili. Nessuna variabile è obbligatoria: ognuna ha un valore predefinito, per cui l'ambiente si avvia anche senza file </w:t>
+      </w:r>
+      <w:r>
+        <w:rPr>
+          <w:rFonts w:ascii="Consolas" w:hAnsi="Consolas"/>
+          <w:color w:val="C0392B"/>
+          <w:sz w:val="20"/>
+        </w:rPr>
+        <w:t>.env</w:t>
+      </w:r>
+      <w:r>
+        <w:t>. Anche le porte esposte sono configurabili, così da evitare conflitti con altri servizi già attivi sulla macchina.</w:t>
       </w:r>
     </w:p>
     <w:p>
@@ -7862,7 +8249,7 @@
         <w:keepNext/>
         <w:spacing w:before="320" w:after="160"/>
       </w:pPr>
-      <w:bookmarkStart w:id="21" w:name="_Toc241332082"/>
+      <w:bookmarkStart w:id="21" w:name="_Toc241397565"/>
       <w:r>
         <w:rPr>
           <w:b/>
@@ -7890,7 +8277,7 @@
         <w:t>test di integrazione</w:t>
       </w:r>
       <w:r>
-        <w:t>. Il dominio scelto è stato implementato con coerenza, dalle entità agli endpoint, e arricchito con funzionalità non banali come la generazione automatica del calendario, anche con andata e ritorno, e il calcolo dinamico della classifica. A questo si aggiungono gli elementi che avvicinano il progetto a un servizio reale: migrazioni del database versionate, documentazione interattiva dell'API, protezione del login dai tentativi ripetuti, test su un database reale e integrazione continua.</w:t>
+        <w:t>. Il dominio scelto è stato implementato con coerenza, dalle entità agli endpoint, e arricchito con funzionalità non banali come la generazione automatica del calendario, anche con andata e ritorno, e il calcolo dinamico della classifica. A questo si aggiungono gli elementi che avvicinano il progetto a un servizio reale: autenticazione con Spring Authorization Server e token opachi revocabili, migrazioni del database versionate, documentazione interattiva dell'API, protezione del login dai tentativi ripetuti, test su un database reale e integrazione continua. L'API è pronta per essere utilizzata da un frontend web.</w:t>
       </w:r>
     </w:p>
     <w:p>
@@ -7910,7 +8297,7 @@
         <w:t>@PreAuthorize</w:t>
       </w:r>
       <w:r>
-        <w:t xml:space="preserve"> — e la gestione dello schema come codice versionato con Flyway. Sono concetti che ho scelto di affrontare consapevolmente, e che costituiscono la parte più significativa dell'esperienza.</w:t>
+        <w:t xml:space="preserve"> —, la gestione dello schema come codice versionato con Flyway e l'emissione di token opachi con Spring Authorization Server, salvati solo come hash sul modello di Django Knox. Sono concetti che ho scelto di affrontare consapevolmente, e che costituiscono la parte più significativa dell'esperienza.</w:t>
       </w:r>
     </w:p>
     <w:sectPr>

--- a/Relazione Tecnica LeagueMate.docx
+++ b/Relazione Tecnica LeagueMate.docx
@@ -106,17 +106,13 @@
       </w:r>
     </w:p>
     <w:p>
-      <w:r>
-        <w:br w:type="page"/>
-      </w:r>
-    </w:p>
-    <w:p>
       <w:pPr>
         <w:pStyle w:val="Titolo1"/>
         <w:keepNext/>
+        <w:pageBreakBefore/>
         <w:spacing w:before="320" w:after="160"/>
       </w:pPr>
-      <w:bookmarkStart w:id="0" w:name="_Toc241397544"/>
+      <w:bookmarkStart w:id="0" w:name="_Toc241399580"/>
       <w:r>
         <w:rPr>
           <w:b/>
@@ -162,7 +158,7 @@
           <w:r>
             <w:fldChar w:fldCharType="separate"/>
           </w:r>
-          <w:hyperlink w:anchor="_Toc241397544" w:history="1">
+          <w:hyperlink w:anchor="_Toc241399580" w:history="1">
             <w:r>
               <w:rPr>
                 <w:rStyle w:val="Collegamentoipertestuale"/>
@@ -188,7 +184,7 @@
               <w:rPr>
                 <w:noProof/>
               </w:rPr>
-              <w:instrText xml:space="preserve"> PAGEREF _Toc241397544 \h </w:instrText>
+              <w:instrText xml:space="preserve"> PAGEREF _Toc241399580 \h </w:instrText>
             </w:r>
             <w:r>
               <w:rPr>
@@ -231,7 +227,7 @@
               <w14:ligatures w14:val="standardContextual"/>
             </w:rPr>
           </w:pPr>
-          <w:hyperlink w:anchor="_Toc241397545" w:history="1">
+          <w:hyperlink w:anchor="_Toc241399581" w:history="1">
             <w:r>
               <w:rPr>
                 <w:rStyle w:val="Collegamentoipertestuale"/>
@@ -257,7 +253,7 @@
               <w:rPr>
                 <w:noProof/>
               </w:rPr>
-              <w:instrText xml:space="preserve"> PAGEREF _Toc241397545 \h </w:instrText>
+              <w:instrText xml:space="preserve"> PAGEREF _Toc241399581 \h </w:instrText>
             </w:r>
             <w:r>
               <w:rPr>
@@ -300,7 +296,7 @@
               <w14:ligatures w14:val="standardContextual"/>
             </w:rPr>
           </w:pPr>
-          <w:hyperlink w:anchor="_Toc241397546" w:history="1">
+          <w:hyperlink w:anchor="_Toc241399582" w:history="1">
             <w:r>
               <w:rPr>
                 <w:rStyle w:val="Collegamentoipertestuale"/>
@@ -326,7 +322,7 @@
               <w:rPr>
                 <w:noProof/>
               </w:rPr>
-              <w:instrText xml:space="preserve"> PAGEREF _Toc241397546 \h </w:instrText>
+              <w:instrText xml:space="preserve"> PAGEREF _Toc241399582 \h </w:instrText>
             </w:r>
             <w:r>
               <w:rPr>
@@ -369,7 +365,7 @@
               <w14:ligatures w14:val="standardContextual"/>
             </w:rPr>
           </w:pPr>
-          <w:hyperlink w:anchor="_Toc241397547" w:history="1">
+          <w:hyperlink w:anchor="_Toc241399583" w:history="1">
             <w:r>
               <w:rPr>
                 <w:rStyle w:val="Collegamentoipertestuale"/>
@@ -395,7 +391,7 @@
               <w:rPr>
                 <w:noProof/>
               </w:rPr>
-              <w:instrText xml:space="preserve"> PAGEREF _Toc241397547 \h </w:instrText>
+              <w:instrText xml:space="preserve"> PAGEREF _Toc241399583 \h </w:instrText>
             </w:r>
             <w:r>
               <w:rPr>
@@ -438,7 +434,7 @@
               <w14:ligatures w14:val="standardContextual"/>
             </w:rPr>
           </w:pPr>
-          <w:hyperlink w:anchor="_Toc241397548" w:history="1">
+          <w:hyperlink w:anchor="_Toc241399584" w:history="1">
             <w:r>
               <w:rPr>
                 <w:rStyle w:val="Collegamentoipertestuale"/>
@@ -464,7 +460,7 @@
               <w:rPr>
                 <w:noProof/>
               </w:rPr>
-              <w:instrText xml:space="preserve"> PAGEREF _Toc241397548 \h </w:instrText>
+              <w:instrText xml:space="preserve"> PAGEREF _Toc241399584 \h </w:instrText>
             </w:r>
             <w:r>
               <w:rPr>
@@ -507,7 +503,7 @@
               <w14:ligatures w14:val="standardContextual"/>
             </w:rPr>
           </w:pPr>
-          <w:hyperlink w:anchor="_Toc241397549" w:history="1">
+          <w:hyperlink w:anchor="_Toc241399585" w:history="1">
             <w:r>
               <w:rPr>
                 <w:rStyle w:val="Collegamentoipertestuale"/>
@@ -532,7 +528,7 @@
               <w:rPr>
                 <w:noProof/>
               </w:rPr>
-              <w:instrText xml:space="preserve"> PAGEREF _Toc241397549 \h </w:instrText>
+              <w:instrText xml:space="preserve"> PAGEREF _Toc241399585 \h </w:instrText>
             </w:r>
             <w:r>
               <w:rPr>
@@ -575,7 +571,7 @@
               <w14:ligatures w14:val="standardContextual"/>
             </w:rPr>
           </w:pPr>
-          <w:hyperlink w:anchor="_Toc241397550" w:history="1">
+          <w:hyperlink w:anchor="_Toc241399586" w:history="1">
             <w:r>
               <w:rPr>
                 <w:rStyle w:val="Collegamentoipertestuale"/>
@@ -601,7 +597,7 @@
               <w:rPr>
                 <w:noProof/>
               </w:rPr>
-              <w:instrText xml:space="preserve"> PAGEREF _Toc241397550 \h </w:instrText>
+              <w:instrText xml:space="preserve"> PAGEREF _Toc241399586 \h </w:instrText>
             </w:r>
             <w:r>
               <w:rPr>
@@ -644,7 +640,7 @@
               <w14:ligatures w14:val="standardContextual"/>
             </w:rPr>
           </w:pPr>
-          <w:hyperlink w:anchor="_Toc241397551" w:history="1">
+          <w:hyperlink w:anchor="_Toc241399587" w:history="1">
             <w:r>
               <w:rPr>
                 <w:rStyle w:val="Collegamentoipertestuale"/>
@@ -670,7 +666,7 @@
               <w:rPr>
                 <w:noProof/>
               </w:rPr>
-              <w:instrText xml:space="preserve"> PAGEREF _Toc241397551 \h </w:instrText>
+              <w:instrText xml:space="preserve"> PAGEREF _Toc241399587 \h </w:instrText>
             </w:r>
             <w:r>
               <w:rPr>
@@ -713,7 +709,7 @@
               <w14:ligatures w14:val="standardContextual"/>
             </w:rPr>
           </w:pPr>
-          <w:hyperlink w:anchor="_Toc241397552" w:history="1">
+          <w:hyperlink w:anchor="_Toc241399588" w:history="1">
             <w:r>
               <w:rPr>
                 <w:rStyle w:val="Collegamentoipertestuale"/>
@@ -739,7 +735,7 @@
               <w:rPr>
                 <w:noProof/>
               </w:rPr>
-              <w:instrText xml:space="preserve"> PAGEREF _Toc241397552 \h </w:instrText>
+              <w:instrText xml:space="preserve"> PAGEREF _Toc241399588 \h </w:instrText>
             </w:r>
             <w:r>
               <w:rPr>
@@ -782,7 +778,7 @@
               <w14:ligatures w14:val="standardContextual"/>
             </w:rPr>
           </w:pPr>
-          <w:hyperlink w:anchor="_Toc241397553" w:history="1">
+          <w:hyperlink w:anchor="_Toc241399589" w:history="1">
             <w:r>
               <w:rPr>
                 <w:rStyle w:val="Collegamentoipertestuale"/>
@@ -807,7 +803,7 @@
               <w:rPr>
                 <w:noProof/>
               </w:rPr>
-              <w:instrText xml:space="preserve"> PAGEREF _Toc241397553 \h </w:instrText>
+              <w:instrText xml:space="preserve"> PAGEREF _Toc241399589 \h </w:instrText>
             </w:r>
             <w:r>
               <w:rPr>
@@ -850,7 +846,7 @@
               <w14:ligatures w14:val="standardContextual"/>
             </w:rPr>
           </w:pPr>
-          <w:hyperlink w:anchor="_Toc241397554" w:history="1">
+          <w:hyperlink w:anchor="_Toc241399590" w:history="1">
             <w:r>
               <w:rPr>
                 <w:rStyle w:val="Collegamentoipertestuale"/>
@@ -876,7 +872,7 @@
               <w:rPr>
                 <w:noProof/>
               </w:rPr>
-              <w:instrText xml:space="preserve"> PAGEREF _Toc241397554 \h </w:instrText>
+              <w:instrText xml:space="preserve"> PAGEREF _Toc241399590 \h </w:instrText>
             </w:r>
             <w:r>
               <w:rPr>
@@ -919,7 +915,7 @@
               <w14:ligatures w14:val="standardContextual"/>
             </w:rPr>
           </w:pPr>
-          <w:hyperlink w:anchor="_Toc241397555" w:history="1">
+          <w:hyperlink w:anchor="_Toc241399591" w:history="1">
             <w:r>
               <w:rPr>
                 <w:rStyle w:val="Collegamentoipertestuale"/>
@@ -945,7 +941,7 @@
               <w:rPr>
                 <w:noProof/>
               </w:rPr>
-              <w:instrText xml:space="preserve"> PAGEREF _Toc241397555 \h </w:instrText>
+              <w:instrText xml:space="preserve"> PAGEREF _Toc241399591 \h </w:instrText>
             </w:r>
             <w:r>
               <w:rPr>
@@ -988,7 +984,7 @@
               <w14:ligatures w14:val="standardContextual"/>
             </w:rPr>
           </w:pPr>
-          <w:hyperlink w:anchor="_Toc241397556" w:history="1">
+          <w:hyperlink w:anchor="_Toc241399592" w:history="1">
             <w:r>
               <w:rPr>
                 <w:rStyle w:val="Collegamentoipertestuale"/>
@@ -1014,7 +1010,7 @@
               <w:rPr>
                 <w:noProof/>
               </w:rPr>
-              <w:instrText xml:space="preserve"> PAGEREF _Toc241397556 \h </w:instrText>
+              <w:instrText xml:space="preserve"> PAGEREF _Toc241399592 \h </w:instrText>
             </w:r>
             <w:r>
               <w:rPr>
@@ -1057,7 +1053,7 @@
               <w14:ligatures w14:val="standardContextual"/>
             </w:rPr>
           </w:pPr>
-          <w:hyperlink w:anchor="_Toc241397557" w:history="1">
+          <w:hyperlink w:anchor="_Toc241399593" w:history="1">
             <w:r>
               <w:rPr>
                 <w:rStyle w:val="Collegamentoipertestuale"/>
@@ -1083,7 +1079,7 @@
               <w:rPr>
                 <w:noProof/>
               </w:rPr>
-              <w:instrText xml:space="preserve"> PAGEREF _Toc241397557 \h </w:instrText>
+              <w:instrText xml:space="preserve"> PAGEREF _Toc241399593 \h </w:instrText>
             </w:r>
             <w:r>
               <w:rPr>
@@ -1126,7 +1122,7 @@
               <w14:ligatures w14:val="standardContextual"/>
             </w:rPr>
           </w:pPr>
-          <w:hyperlink w:anchor="_Toc241397558" w:history="1">
+          <w:hyperlink w:anchor="_Toc241399594" w:history="1">
             <w:r>
               <w:rPr>
                 <w:rStyle w:val="Collegamentoipertestuale"/>
@@ -1152,7 +1148,7 @@
               <w:rPr>
                 <w:noProof/>
               </w:rPr>
-              <w:instrText xml:space="preserve"> PAGEREF _Toc241397558 \h </w:instrText>
+              <w:instrText xml:space="preserve"> PAGEREF _Toc241399594 \h </w:instrText>
             </w:r>
             <w:r>
               <w:rPr>
@@ -1195,7 +1191,7 @@
               <w14:ligatures w14:val="standardContextual"/>
             </w:rPr>
           </w:pPr>
-          <w:hyperlink w:anchor="_Toc241397559" w:history="1">
+          <w:hyperlink w:anchor="_Toc241399595" w:history="1">
             <w:r>
               <w:rPr>
                 <w:rStyle w:val="Collegamentoipertestuale"/>
@@ -1221,7 +1217,7 @@
               <w:rPr>
                 <w:noProof/>
               </w:rPr>
-              <w:instrText xml:space="preserve"> PAGEREF _Toc241397559 \h </w:instrText>
+              <w:instrText xml:space="preserve"> PAGEREF _Toc241399595 \h </w:instrText>
             </w:r>
             <w:r>
               <w:rPr>
@@ -1264,7 +1260,7 @@
               <w14:ligatures w14:val="standardContextual"/>
             </w:rPr>
           </w:pPr>
-          <w:hyperlink w:anchor="_Toc241397560" w:history="1">
+          <w:hyperlink w:anchor="_Toc241399596" w:history="1">
             <w:r>
               <w:rPr>
                 <w:rStyle w:val="Collegamentoipertestuale"/>
@@ -1290,7 +1286,7 @@
               <w:rPr>
                 <w:noProof/>
               </w:rPr>
-              <w:instrText xml:space="preserve"> PAGEREF _Toc241397560 \h </w:instrText>
+              <w:instrText xml:space="preserve"> PAGEREF _Toc241399596 \h </w:instrText>
             </w:r>
             <w:r>
               <w:rPr>
@@ -1333,7 +1329,7 @@
               <w14:ligatures w14:val="standardContextual"/>
             </w:rPr>
           </w:pPr>
-          <w:hyperlink w:anchor="_Toc241397561" w:history="1">
+          <w:hyperlink w:anchor="_Toc241399597" w:history="1">
             <w:r>
               <w:rPr>
                 <w:rStyle w:val="Collegamentoipertestuale"/>
@@ -1358,7 +1354,7 @@
               <w:rPr>
                 <w:noProof/>
               </w:rPr>
-              <w:instrText xml:space="preserve"> PAGEREF _Toc241397561 \h </w:instrText>
+              <w:instrText xml:space="preserve"> PAGEREF _Toc241399597 \h </w:instrText>
             </w:r>
             <w:r>
               <w:rPr>
@@ -1401,7 +1397,7 @@
               <w14:ligatures w14:val="standardContextual"/>
             </w:rPr>
           </w:pPr>
-          <w:hyperlink w:anchor="_Toc241397562" w:history="1">
+          <w:hyperlink w:anchor="_Toc241399598" w:history="1">
             <w:r>
               <w:rPr>
                 <w:rStyle w:val="Collegamentoipertestuale"/>
@@ -1427,7 +1423,7 @@
               <w:rPr>
                 <w:noProof/>
               </w:rPr>
-              <w:instrText xml:space="preserve"> PAGEREF _Toc241397562 \h </w:instrText>
+              <w:instrText xml:space="preserve"> PAGEREF _Toc241399598 \h </w:instrText>
             </w:r>
             <w:r>
               <w:rPr>
@@ -1470,7 +1466,7 @@
               <w14:ligatures w14:val="standardContextual"/>
             </w:rPr>
           </w:pPr>
-          <w:hyperlink w:anchor="_Toc241397563" w:history="1">
+          <w:hyperlink w:anchor="_Toc241399599" w:history="1">
             <w:r>
               <w:rPr>
                 <w:rStyle w:val="Collegamentoipertestuale"/>
@@ -1495,7 +1491,7 @@
               <w:rPr>
                 <w:noProof/>
               </w:rPr>
-              <w:instrText xml:space="preserve"> PAGEREF _Toc241397563 \h </w:instrText>
+              <w:instrText xml:space="preserve"> PAGEREF _Toc241399599 \h </w:instrText>
             </w:r>
             <w:r>
               <w:rPr>
@@ -1538,7 +1534,7 @@
               <w14:ligatures w14:val="standardContextual"/>
             </w:rPr>
           </w:pPr>
-          <w:hyperlink w:anchor="_Toc241397564" w:history="1">
+          <w:hyperlink w:anchor="_Toc241399600" w:history="1">
             <w:r>
               <w:rPr>
                 <w:rStyle w:val="Collegamentoipertestuale"/>
@@ -1564,7 +1560,7 @@
               <w:rPr>
                 <w:noProof/>
               </w:rPr>
-              <w:instrText xml:space="preserve"> PAGEREF _Toc241397564 \h </w:instrText>
+              <w:instrText xml:space="preserve"> PAGEREF _Toc241399600 \h </w:instrText>
             </w:r>
             <w:r>
               <w:rPr>
@@ -1607,7 +1603,7 @@
               <w14:ligatures w14:val="standardContextual"/>
             </w:rPr>
           </w:pPr>
-          <w:hyperlink w:anchor="_Toc241397565" w:history="1">
+          <w:hyperlink w:anchor="_Toc241399601" w:history="1">
             <w:r>
               <w:rPr>
                 <w:rStyle w:val="Collegamentoipertestuale"/>
@@ -1633,7 +1629,7 @@
               <w:rPr>
                 <w:noProof/>
               </w:rPr>
-              <w:instrText xml:space="preserve"> PAGEREF _Toc241397565 \h </w:instrText>
+              <w:instrText xml:space="preserve"> PAGEREF _Toc241399601 \h </w:instrText>
             </w:r>
             <w:r>
               <w:rPr>
@@ -1668,17 +1664,13 @@
       </w:sdtContent>
     </w:sdt>
     <w:p>
-      <w:r>
-        <w:br w:type="page"/>
-      </w:r>
-    </w:p>
-    <w:p>
       <w:pPr>
         <w:pStyle w:val="Titolo1"/>
         <w:keepNext/>
+        <w:pageBreakBefore/>
         <w:spacing w:before="320" w:after="160"/>
       </w:pPr>
-      <w:bookmarkStart w:id="1" w:name="_Toc241397545"/>
+      <w:bookmarkStart w:id="1" w:name="_Toc241399581"/>
       <w:r>
         <w:rPr>
           <w:b/>
@@ -1825,7 +1817,7 @@
         <w:keepNext/>
         <w:spacing w:before="320" w:after="160"/>
       </w:pPr>
-      <w:bookmarkStart w:id="2" w:name="_Toc241397546"/>
+      <w:bookmarkStart w:id="2" w:name="_Toc241399582"/>
       <w:r>
         <w:rPr>
           <w:b/>
@@ -1913,7 +1905,7 @@
         <w:keepNext/>
         <w:spacing w:before="240" w:after="120"/>
       </w:pPr>
-      <w:bookmarkStart w:id="3" w:name="_Toc241397547"/>
+      <w:bookmarkStart w:id="3" w:name="_Toc241399583"/>
       <w:r>
         <w:rPr>
           <w:b/>
@@ -2561,7 +2553,7 @@
         <w:keepNext/>
         <w:spacing w:before="240" w:after="120"/>
       </w:pPr>
-      <w:bookmarkStart w:id="4" w:name="_Toc241397548"/>
+      <w:bookmarkStart w:id="4" w:name="_Toc241399584"/>
       <w:r>
         <w:rPr>
           <w:b/>
@@ -2996,7 +2988,7 @@
           <w:sz w:val="25"/>
         </w:rPr>
       </w:pPr>
-      <w:bookmarkStart w:id="5" w:name="_Toc241397549"/>
+      <w:bookmarkStart w:id="5" w:name="_Toc241399585"/>
       <w:r>
         <w:rPr>
           <w:b/>
@@ -3171,7 +3163,7 @@
         <w:keepNext/>
         <w:spacing w:before="320" w:after="160"/>
       </w:pPr>
-      <w:bookmarkStart w:id="6" w:name="_Toc241397550"/>
+      <w:bookmarkStart w:id="6" w:name="_Toc241399586"/>
       <w:r>
         <w:rPr>
           <w:b/>
@@ -3209,7 +3201,7 @@
         <w:keepNext/>
         <w:spacing w:before="240" w:after="120"/>
       </w:pPr>
-      <w:bookmarkStart w:id="7" w:name="_Toc241397551"/>
+      <w:bookmarkStart w:id="7" w:name="_Toc241399587"/>
       <w:r>
         <w:rPr>
           <w:b/>
@@ -3792,7 +3784,7 @@
         <w:keepNext/>
         <w:spacing w:before="240" w:after="120"/>
       </w:pPr>
-      <w:bookmarkStart w:id="8" w:name="_Toc241397552"/>
+      <w:bookmarkStart w:id="8" w:name="_Toc241399588"/>
       <w:r>
         <w:rPr>
           <w:b/>
@@ -4480,7 +4472,7 @@
           <w:sz w:val="25"/>
         </w:rPr>
       </w:pPr>
-      <w:bookmarkStart w:id="9" w:name="_Toc241397553"/>
+      <w:bookmarkStart w:id="9" w:name="_Toc241399589"/>
       <w:r>
         <w:rPr>
           <w:b/>
@@ -4622,7 +4614,7 @@
         <w:keepNext/>
         <w:spacing w:before="320" w:after="160"/>
       </w:pPr>
-      <w:bookmarkStart w:id="10" w:name="_Toc241397554"/>
+      <w:bookmarkStart w:id="10" w:name="_Toc241399590"/>
       <w:r>
         <w:rPr>
           <w:b/>
@@ -4641,7 +4633,7 @@
         <w:keepNext/>
         <w:spacing w:before="240" w:after="120"/>
       </w:pPr>
-      <w:bookmarkStart w:id="11" w:name="_Toc241397555"/>
+      <w:bookmarkStart w:id="11" w:name="_Toc241399591"/>
       <w:r>
         <w:rPr>
           <w:b/>
@@ -4811,7 +4803,7 @@
         <w:keepNext/>
         <w:spacing w:before="240" w:after="120"/>
       </w:pPr>
-      <w:bookmarkStart w:id="12" w:name="_Toc241397556"/>
+      <w:bookmarkStart w:id="12" w:name="_Toc241399592"/>
       <w:r>
         <w:rPr>
           <w:b/>
@@ -5050,7 +5042,7 @@
         <w:keepNext/>
         <w:spacing w:before="240" w:after="120"/>
       </w:pPr>
-      <w:bookmarkStart w:id="13" w:name="_Toc241397557"/>
+      <w:bookmarkStart w:id="13" w:name="_Toc241399593"/>
       <w:r>
         <w:rPr>
           <w:b/>
@@ -5091,7 +5083,7 @@
         <w:t>GROUP BY</w:t>
       </w:r>
       <w:r>
-        <w:t xml:space="preserve"> sullo stato), mappata su una proiezione a interfaccia; gol e miglior attacco derivano invece dalla classifica, calcolata una sola volta e riutilizzata. L'intero riepilogo richiede così quattro interrogazioni, indipendentemente dal numero di squadre e di partite.</w:t>
+        <w:t xml:space="preserve"> sullo stato), mappata su una proiezione a interfaccia; gol e miglior attacco derivano invece dalla classifica, calcolata una sola volta e riutilizzata. L'intero riepilogo richiede così quattro interrogazioni, indipendentemente dal numero di squadre e di partite. Il miglior attacco viene indicato solo quando è stato segnato almeno un gol, per non presentare come tale una squadra a zero reti.</w:t>
       </w:r>
     </w:p>
     <w:p>
@@ -5103,7 +5095,7 @@
           <w:u w:val="single"/>
         </w:rPr>
       </w:pPr>
-      <w:bookmarkStart w:id="14" w:name="_Toc241397558"/>
+      <w:bookmarkStart w:id="14" w:name="_Toc241399594"/>
       <w:r>
         <w:rPr>
           <w:b/>
@@ -5234,7 +5226,7 @@
         <w:spacing w:after="80" w:line="264" w:lineRule="auto"/>
       </w:pPr>
       <w:r>
-        <w:t>La stessa squadra non può iscriversi due volte allo stesso torneo.</w:t>
+        <w:t>Un pareggio non può valere più punti di una vittoria.</w:t>
       </w:r>
     </w:p>
     <w:p>
@@ -5247,18 +5239,7 @@
         <w:spacing w:after="80" w:line="264" w:lineRule="auto"/>
       </w:pPr>
       <w:r>
-        <w:t xml:space="preserve">I risultati delle partite possono essere inseriti o corretti solo mentre il torneo è </w:t>
-      </w:r>
-      <w:r>
-        <w:rPr>
-          <w:rFonts w:ascii="Consolas" w:hAnsi="Consolas"/>
-          <w:color w:val="C0392B"/>
-          <w:sz w:val="20"/>
-        </w:rPr>
-        <w:t>ACTIVE</w:t>
-      </w:r>
-      <w:r>
-        <w:t>.</w:t>
+        <w:t>La stessa squadra non può iscriversi due volte allo stesso torneo.</w:t>
       </w:r>
     </w:p>
     <w:p>
@@ -5271,7 +5252,7 @@
         <w:spacing w:after="80" w:line="264" w:lineRule="auto"/>
       </w:pPr>
       <w:r>
-        <w:t xml:space="preserve">Un torneo passa a </w:t>
+        <w:t xml:space="preserve">I risultati delle partite possono essere inseriti o corretti solo mentre il torneo è </w:t>
       </w:r>
       <w:r>
         <w:rPr>
@@ -5279,10 +5260,10 @@
           <w:color w:val="C0392B"/>
           <w:sz w:val="20"/>
         </w:rPr>
-        <w:t>COMPLETED</w:t>
-      </w:r>
-      <w:r>
-        <w:t xml:space="preserve"> solo quando tutte le partite sono state giocate; da quel momento i risultati sono bloccati.</w:t>
+        <w:t>ACTIVE</w:t>
+      </w:r>
+      <w:r>
+        <w:t>.</w:t>
       </w:r>
     </w:p>
     <w:p>
@@ -5295,7 +5276,18 @@
         <w:spacing w:after="80" w:line="264" w:lineRule="auto"/>
       </w:pPr>
       <w:r>
-        <w:t>Un membro può essere rimosso da una squadra solo indicando la squadra a cui appartiene realmente.</w:t>
+        <w:t xml:space="preserve">Un torneo passa a </w:t>
+      </w:r>
+      <w:r>
+        <w:rPr>
+          <w:rFonts w:ascii="Consolas" w:hAnsi="Consolas"/>
+          <w:color w:val="C0392B"/>
+          <w:sz w:val="20"/>
+        </w:rPr>
+        <w:t>COMPLETED</w:t>
+      </w:r>
+      <w:r>
+        <w:t xml:space="preserve"> solo quando tutte le partite sono state giocate; da quel momento i risultati sono bloccati.</w:t>
       </w:r>
     </w:p>
     <w:p>
@@ -5308,29 +5300,7 @@
         <w:spacing w:after="80" w:line="264" w:lineRule="auto"/>
       </w:pPr>
       <w:r>
-        <w:t xml:space="preserve">Solo un utente con ruolo </w:t>
-      </w:r>
-      <w:r>
-        <w:rPr>
-          <w:rFonts w:ascii="Consolas" w:hAnsi="Consolas"/>
-          <w:color w:val="C0392B"/>
-          <w:sz w:val="20"/>
-        </w:rPr>
-        <w:t>ORGANIZER</w:t>
-      </w:r>
-      <w:r>
-        <w:t xml:space="preserve"> o </w:t>
-      </w:r>
-      <w:r>
-        <w:rPr>
-          <w:rFonts w:ascii="Consolas" w:hAnsi="Consolas"/>
-          <w:color w:val="C0392B"/>
-          <w:sz w:val="20"/>
-        </w:rPr>
-        <w:t>ADMIN</w:t>
-      </w:r>
-      <w:r>
-        <w:t xml:space="preserve"> può diventare co-organizzatore di un torneo.</w:t>
+        <w:t>Un membro può essere rimosso da una squadra solo indicando la squadra a cui appartiene realmente.</w:t>
       </w:r>
     </w:p>
     <w:p>
@@ -5343,19 +5313,29 @@
         <w:spacing w:after="80" w:line="264" w:lineRule="auto"/>
       </w:pPr>
       <w:r>
-        <w:t xml:space="preserve">Non è possibile declassare l'ultimo </w:t>
-      </w:r>
-      <w:r>
-        <w:rPr>
-          <w:rFonts w:ascii="Consolas" w:eastAsia="Consolas" w:hAnsi="Consolas" w:cs="Consolas"/>
+        <w:t xml:space="preserve">Solo un utente con ruolo </w:t>
+      </w:r>
+      <w:r>
+        <w:rPr>
+          <w:rFonts w:ascii="Consolas" w:hAnsi="Consolas"/>
           <w:color w:val="C0392B"/>
           <w:sz w:val="20"/>
-          <w:szCs w:val="20"/>
+        </w:rPr>
+        <w:t>ORGANIZER</w:t>
+      </w:r>
+      <w:r>
+        <w:t xml:space="preserve"> o </w:t>
+      </w:r>
+      <w:r>
+        <w:rPr>
+          <w:rFonts w:ascii="Consolas" w:hAnsi="Consolas"/>
+          <w:color w:val="C0392B"/>
+          <w:sz w:val="20"/>
         </w:rPr>
         <w:t>ADMIN</w:t>
       </w:r>
       <w:r>
-        <w:t xml:space="preserve"> rimasto nel sistema.</w:t>
+        <w:t xml:space="preserve"> può diventare co-organizzatore di un torneo, e l'ultimo organizzatore rimasto non può essere rimosso.</w:t>
       </w:r>
     </w:p>
     <w:p>
@@ -5368,395 +5348,19 @@
         <w:spacing w:after="80" w:line="264" w:lineRule="auto"/>
       </w:pPr>
       <w:r>
-        <w:t>Un utente può modificare solo il proprio profilo; un ADMIN qualsiasi profilo.</w:t>
-      </w:r>
-    </w:p>
-    <w:p>
-      <w:pPr>
-        <w:spacing w:after="120" w:line="276" w:lineRule="auto"/>
-        <w:jc w:val="both"/>
-      </w:pPr>
-      <w:r>
-        <w:t xml:space="preserve">Nel loro insieme queste regole descrivono il ciclo di vita di un torneo: </w:t>
-      </w:r>
-      <w:r>
-        <w:rPr>
-          <w:rFonts w:ascii="Consolas" w:hAnsi="Consolas"/>
+        <w:t xml:space="preserve">Non è possibile declassare l'ultimo </w:t>
+      </w:r>
+      <w:r>
+        <w:rPr>
+          <w:rFonts w:ascii="Consolas" w:eastAsia="Consolas" w:hAnsi="Consolas" w:cs="Consolas"/>
           <w:color w:val="C0392B"/>
           <w:sz w:val="20"/>
-        </w:rPr>
-        <w:t>DRAFT</w:t>
-      </w:r>
-      <w:r>
-        <w:t xml:space="preserve"> (iscrizioni aperte), </w:t>
-      </w:r>
-      <w:r>
-        <w:rPr>
-          <w:rFonts w:ascii="Consolas" w:hAnsi="Consolas"/>
-          <w:color w:val="C0392B"/>
-          <w:sz w:val="20"/>
-        </w:rPr>
-        <w:t>ACTIVE</w:t>
-      </w:r>
-      <w:r>
-        <w:t xml:space="preserve"> (calendario generato, risultati in corso) e </w:t>
-      </w:r>
-      <w:r>
-        <w:rPr>
-          <w:rFonts w:ascii="Consolas" w:hAnsi="Consolas"/>
-          <w:color w:val="C0392B"/>
-          <w:sz w:val="20"/>
-        </w:rPr>
-        <w:t>COMPLETED</w:t>
-      </w:r>
-      <w:r>
-        <w:t xml:space="preserve"> (torneo chiuso, dati consolidati). Ogni violazione produce una risposta </w:t>
-      </w:r>
-      <w:r>
-        <w:rPr>
-          <w:rFonts w:ascii="Consolas" w:hAnsi="Consolas"/>
-          <w:color w:val="C0392B"/>
-          <w:sz w:val="20"/>
-        </w:rPr>
-        <w:t>409 Conflict</w:t>
-      </w:r>
-      <w:r>
-        <w:t xml:space="preserve"> con un messaggio esplicito.</w:t>
-      </w:r>
-    </w:p>
-    <w:p>
-      <w:r>
-        <w:br w:type="page"/>
-      </w:r>
-    </w:p>
-    <w:p>
-      <w:pPr>
-        <w:pStyle w:val="Titolo1"/>
-        <w:keepNext/>
-        <w:spacing w:before="320" w:after="160"/>
-      </w:pPr>
-      <w:bookmarkStart w:id="15" w:name="_Toc241397559"/>
-      <w:r>
-        <w:rPr>
-          <w:b/>
-          <w:bCs/>
-          <w:color w:val="1F4E79"/>
-          <w:sz w:val="30"/>
-          <w:szCs w:val="30"/>
-        </w:rPr>
-        <w:lastRenderedPageBreak/>
-        <w:t>5. Sicurezza</w:t>
-      </w:r>
-      <w:bookmarkEnd w:id="15"/>
-    </w:p>
-    <w:p>
-      <w:pPr>
-        <w:spacing w:after="120" w:line="276" w:lineRule="auto"/>
-        <w:jc w:val="both"/>
-      </w:pPr>
-      <w:r>
-        <w:t xml:space="preserve">L'autenticazione è realizzata con </w:t>
-      </w:r>
-      <w:r>
-        <w:rPr>
-          <w:b/>
-        </w:rPr>
-        <w:t>Spring Security</w:t>
-      </w:r>
-      <w:r>
-        <w:t xml:space="preserve"> e </w:t>
-      </w:r>
-      <w:r>
-        <w:rPr>
-          <w:b/>
-        </w:rPr>
-        <w:t>Spring Authorization Server</w:t>
-      </w:r>
-      <w:r>
-        <w:t xml:space="preserve">, il modulo ufficiale di Spring per emettere e gestire token OAuth2. Al login, verificate le credenziali, il server emette due token: un </w:t>
-      </w:r>
-      <w:r>
-        <w:rPr>
-          <w:b/>
-        </w:rPr>
-        <w:t>access token opaco</w:t>
-      </w:r>
-      <w:r>
-        <w:t xml:space="preserve"> — una stringa casuale che non contiene alcun dato — valido 15 minuti, e un </w:t>
-      </w:r>
-      <w:r>
-        <w:rPr>
-          <w:b/>
-        </w:rPr>
-        <w:t>refresh token</w:t>
-      </w:r>
-      <w:r>
-        <w:t xml:space="preserve"> valido 7 giorni. Il client invia l'access token in ogni richiesta, nell'header </w:t>
-      </w:r>
-      <w:r>
-        <w:rPr>
-          <w:rFonts w:ascii="Consolas" w:hAnsi="Consolas"/>
-          <w:color w:val="C0392B"/>
-          <w:sz w:val="20"/>
-        </w:rPr>
-        <w:t>Authorization: Bearer &lt;token&gt;</w:t>
-      </w:r>
-      <w:r>
-        <w:t>; quando scade, lo rinnova con il refresh token senza dover ripetere il login.</w:t>
-      </w:r>
-    </w:p>
-    <w:p>
-      <w:pPr>
-        <w:spacing w:after="120" w:line="276" w:lineRule="auto"/>
-        <w:jc w:val="both"/>
-      </w:pPr>
-      <w:r>
-        <w:t xml:space="preserve">Le durate e la politica di rinnovo sono definite nelle </w:t>
-      </w:r>
-      <w:r>
-        <w:rPr>
-          <w:rFonts w:ascii="Consolas" w:hAnsi="Consolas"/>
-          <w:color w:val="C0392B"/>
-          <w:sz w:val="20"/>
-        </w:rPr>
-        <w:t>TokenSettings</w:t>
-      </w:r>
-      <w:r>
-        <w:t xml:space="preserve"> del client registrato (</w:t>
-      </w:r>
-      <w:r>
-        <w:rPr>
-          <w:rFonts w:ascii="Consolas" w:hAnsi="Consolas"/>
-          <w:color w:val="C0392B"/>
-          <w:sz w:val="20"/>
-        </w:rPr>
-        <w:t>RegisteredClient</w:t>
-      </w:r>
-      <w:r>
-        <w:t xml:space="preserve">) e sono configurabili da variabili d'ambiente. La </w:t>
-      </w:r>
-      <w:r>
-        <w:rPr>
-          <w:b/>
-        </w:rPr>
-        <w:t>rotazione dei refresh token</w:t>
-      </w:r>
-      <w:r>
-        <w:t xml:space="preserve"> è attiva: ogni rinnovo emette una nuova coppia e invalida la precedente, per cui un refresh token già usato non ha più alcun valore, anche se intercettato. I token sono generati dai componenti dell'Authorization Server, </w:t>
-      </w:r>
-      <w:r>
-        <w:rPr>
-          <w:rFonts w:ascii="Consolas" w:hAnsi="Consolas"/>
-          <w:color w:val="C0392B"/>
-          <w:sz w:val="20"/>
-        </w:rPr>
-        <w:t>OAuth2AccessTokenGenerator</w:t>
-      </w:r>
-      <w:r>
-        <w:t xml:space="preserve"> e </w:t>
-      </w:r>
-      <w:r>
-        <w:rPr>
-          <w:rFonts w:ascii="Consolas" w:hAnsi="Consolas"/>
-          <w:color w:val="C0392B"/>
-          <w:sz w:val="20"/>
-        </w:rPr>
-        <w:t>OAuth2RefreshTokenGenerator</w:t>
-      </w:r>
-      <w:r>
-        <w:t>.</w:t>
-      </w:r>
-    </w:p>
-    <w:p>
-      <w:pPr>
-        <w:spacing w:after="120" w:line="276" w:lineRule="auto"/>
-        <w:jc w:val="both"/>
-      </w:pPr>
-      <w:r>
-        <w:t xml:space="preserve">Sul modello di </w:t>
-      </w:r>
-      <w:r>
-        <w:rPr>
-          <w:b/>
-        </w:rPr>
-        <w:t>Django Knox</w:t>
-      </w:r>
-      <w:r>
-        <w:t xml:space="preserve">, nel database non viene mai salvato un token in chiaro. Il componente </w:t>
-      </w:r>
-      <w:r>
-        <w:rPr>
-          <w:rFonts w:ascii="Consolas" w:hAnsi="Consolas"/>
-          <w:color w:val="C0392B"/>
-          <w:sz w:val="20"/>
-        </w:rPr>
-        <w:t>HashedOAuth2AuthorizationService</w:t>
-      </w:r>
-      <w:r>
-        <w:t xml:space="preserve"> implementa l'interfaccia </w:t>
-      </w:r>
-      <w:r>
-        <w:rPr>
-          <w:rFonts w:ascii="Consolas" w:hAnsi="Consolas"/>
-          <w:color w:val="C0392B"/>
-          <w:sz w:val="20"/>
-        </w:rPr>
-        <w:t>OAuth2AuthorizationService</w:t>
-      </w:r>
-      <w:r>
-        <w:t xml:space="preserve"> dell'Authorization Server e scrive nella tabella </w:t>
-      </w:r>
-      <w:r>
-        <w:rPr>
-          <w:rFonts w:ascii="Consolas" w:hAnsi="Consolas"/>
-          <w:color w:val="C0392B"/>
-          <w:sz w:val="20"/>
-        </w:rPr>
-        <w:t>oauth2_authorizations</w:t>
-      </w:r>
-      <w:r>
-        <w:t xml:space="preserve"> solo l'</w:t>
-      </w:r>
-      <w:r>
-        <w:rPr>
-          <w:b/>
-        </w:rPr>
-        <w:t>hash SHA-512</w:t>
-      </w:r>
-      <w:r>
-        <w:t xml:space="preserve"> di ciascun token; la ricerca avviene calcolando l'hash del token ricevuto. Chi ottenesse una copia del database non potrebbe quindi usare alcun token. Poiché lo stato è conservato sul server, la </w:t>
-      </w:r>
-      <w:r>
-        <w:rPr>
-          <w:b/>
-        </w:rPr>
-        <w:t>revoca è immediata</w:t>
-      </w:r>
-      <w:r>
-        <w:t xml:space="preserve">: il </w:t>
-      </w:r>
-      <w:r>
-        <w:rPr>
-          <w:rFonts w:ascii="Consolas" w:hAnsi="Consolas"/>
-          <w:color w:val="C0392B"/>
-          <w:sz w:val="20"/>
-        </w:rPr>
-        <w:t>logout</w:t>
-      </w:r>
-      <w:r>
-        <w:t xml:space="preserve"> elimina la sessione corrente e il </w:t>
-      </w:r>
-      <w:r>
-        <w:rPr>
-          <w:rFonts w:ascii="Consolas" w:hAnsi="Consolas"/>
-          <w:color w:val="C0392B"/>
-          <w:sz w:val="20"/>
-        </w:rPr>
-        <w:t>logout-all</w:t>
-      </w:r>
-      <w:r>
-        <w:t xml:space="preserve"> tutte le sessioni dell'utente, su ogni dispositivo. Un task programmato (</w:t>
-      </w:r>
-      <w:r>
-        <w:rPr>
-          <w:rFonts w:ascii="Consolas" w:hAnsi="Consolas"/>
-          <w:color w:val="C0392B"/>
-          <w:sz w:val="20"/>
-        </w:rPr>
-        <w:t>ExpiredTokenCleanup</w:t>
-      </w:r>
-      <w:r>
-        <w:t>) elimina ogni ora le autorizzazioni scadute.</w:t>
-      </w:r>
-    </w:p>
-    <w:p>
-      <w:pPr>
-        <w:spacing w:after="120" w:line="276" w:lineRule="auto"/>
-        <w:jc w:val="both"/>
-      </w:pPr>
-      <w:r>
-        <w:t xml:space="preserve">Il backend svolge anche il ruolo di </w:t>
-      </w:r>
-      <w:r>
-        <w:rPr>
-          <w:b/>
-        </w:rPr>
-        <w:t>Resource Server</w:t>
-      </w:r>
-      <w:r>
-        <w:t xml:space="preserve">: il filtro standard di Spring Security estrae il token dall'header e lo passa a </w:t>
-      </w:r>
-      <w:r>
-        <w:rPr>
-          <w:rFonts w:ascii="Consolas" w:hAnsi="Consolas"/>
-          <w:color w:val="C0392B"/>
-          <w:sz w:val="20"/>
-        </w:rPr>
-        <w:t>StoredTokenIntrospector</w:t>
-      </w:r>
-      <w:r>
-        <w:t>, che lo verifica leggendo direttamente il database, senza chiamate HTTP, controlla che non sia scaduto e che l'utente esista ancora, e popola il SecurityContext con l'utente autenticato e i suoi ruoli.</w:t>
-      </w:r>
-    </w:p>
-    <w:p>
-      <w:pPr>
-        <w:spacing w:after="120" w:line="276" w:lineRule="auto"/>
-        <w:jc w:val="both"/>
-      </w:pPr>
-      <w:r>
-        <w:t>Il login e il rinnovo sono esposti come endpoint dell'API (</w:t>
-      </w:r>
-      <w:r>
-        <w:rPr>
-          <w:rFonts w:ascii="Consolas" w:hAnsi="Consolas"/>
-          <w:color w:val="C0392B"/>
-          <w:sz w:val="20"/>
-        </w:rPr>
-        <w:t>/api/auth/login</w:t>
-      </w:r>
-      <w:r>
-        <w:t xml:space="preserve"> e </w:t>
-      </w:r>
-      <w:r>
-        <w:rPr>
-          <w:rFonts w:ascii="Consolas" w:hAnsi="Consolas"/>
-          <w:color w:val="C0392B"/>
-          <w:sz w:val="20"/>
-        </w:rPr>
-        <w:t>/api/auth/refresh</w:t>
-      </w:r>
-      <w:r>
-        <w:t xml:space="preserve">) invece che tramite l'endpoint standard </w:t>
-      </w:r>
-      <w:r>
-        <w:rPr>
-          <w:rFonts w:ascii="Consolas" w:hAnsi="Consolas"/>
-          <w:color w:val="C0392B"/>
-          <w:sz w:val="20"/>
-        </w:rPr>
-        <w:t>/oauth2/token</w:t>
-      </w:r>
-      <w:r>
-        <w:t xml:space="preserve"> dell'Authorization Server. L'endpoint standard richiede infatti l'autenticazione del client con un segreto, che un'applicazione web eseguita nel browser non può custodire; la soluzione adottata usa comunque il modello dei token, i generatori e le impostazioni dell'Authorization Server, e mantiene semplice l'integrazione con il frontend.</w:t>
-      </w:r>
-    </w:p>
-    <w:p>
-      <w:pPr>
-        <w:spacing w:after="120" w:line="276" w:lineRule="auto"/>
-        <w:jc w:val="both"/>
-      </w:pPr>
-      <w:r>
-        <w:t xml:space="preserve">La protezione opera su </w:t>
-      </w:r>
-      <w:r>
-        <w:rPr>
-          <w:b/>
-          <w:bCs/>
-        </w:rPr>
-        <w:t>quattro livelli di accesso</w:t>
-      </w:r>
-      <w:r>
-        <w:t>:</w:t>
+          <w:szCs w:val="20"/>
+        </w:rPr>
+        <w:t>ADMIN</w:t>
+      </w:r>
+      <w:r>
+        <w:t xml:space="preserve"> rimasto nel sistema.</w:t>
       </w:r>
     </w:p>
     <w:p>
@@ -5769,13 +5373,391 @@
         <w:spacing w:after="80" w:line="264" w:lineRule="auto"/>
       </w:pPr>
       <w:r>
+        <w:t>Un utente può modificare solo il proprio profilo; un ADMIN qualsiasi profilo.</w:t>
+      </w:r>
+    </w:p>
+    <w:p>
+      <w:pPr>
+        <w:spacing w:after="120" w:line="276" w:lineRule="auto"/>
+        <w:jc w:val="both"/>
+      </w:pPr>
+      <w:r>
+        <w:t xml:space="preserve">Nel loro insieme queste regole descrivono il ciclo di vita di un torneo: </w:t>
+      </w:r>
+      <w:r>
+        <w:rPr>
+          <w:rFonts w:ascii="Consolas" w:hAnsi="Consolas"/>
+          <w:color w:val="C0392B"/>
+          <w:sz w:val="20"/>
+        </w:rPr>
+        <w:t>DRAFT</w:t>
+      </w:r>
+      <w:r>
+        <w:t xml:space="preserve"> (iscrizioni aperte), </w:t>
+      </w:r>
+      <w:r>
+        <w:rPr>
+          <w:rFonts w:ascii="Consolas" w:hAnsi="Consolas"/>
+          <w:color w:val="C0392B"/>
+          <w:sz w:val="20"/>
+        </w:rPr>
+        <w:t>ACTIVE</w:t>
+      </w:r>
+      <w:r>
+        <w:t xml:space="preserve"> (calendario generato, risultati in corso) e </w:t>
+      </w:r>
+      <w:r>
+        <w:rPr>
+          <w:rFonts w:ascii="Consolas" w:hAnsi="Consolas"/>
+          <w:color w:val="C0392B"/>
+          <w:sz w:val="20"/>
+        </w:rPr>
+        <w:t>COMPLETED</w:t>
+      </w:r>
+      <w:r>
+        <w:t xml:space="preserve"> (torneo chiuso, dati consolidati). Ogni violazione produce una risposta </w:t>
+      </w:r>
+      <w:r>
+        <w:rPr>
+          <w:rFonts w:ascii="Consolas" w:hAnsi="Consolas"/>
+          <w:color w:val="C0392B"/>
+          <w:sz w:val="20"/>
+        </w:rPr>
+        <w:t>409 Conflict</w:t>
+      </w:r>
+      <w:r>
+        <w:t xml:space="preserve"> con un messaggio esplicito.</w:t>
+      </w:r>
+    </w:p>
+    <w:p>
+      <w:pPr>
+        <w:pStyle w:val="Titolo1"/>
+        <w:keepNext/>
+        <w:pageBreakBefore/>
+        <w:spacing w:before="320" w:after="160"/>
+      </w:pPr>
+      <w:bookmarkStart w:id="15" w:name="_Toc241399595"/>
+      <w:r>
         <w:rPr>
           <w:b/>
-        </w:rPr>
-        <w:t>pubblico</w:t>
-      </w:r>
-      <w:r>
-        <w:t xml:space="preserve"> — registrazione, login e rinnovo del token, accessibili senza access token;</w:t>
+          <w:bCs/>
+          <w:color w:val="1F4E79"/>
+          <w:sz w:val="30"/>
+          <w:szCs w:val="30"/>
+        </w:rPr>
+        <w:lastRenderedPageBreak/>
+        <w:t>5. Sicurezza</w:t>
+      </w:r>
+      <w:bookmarkEnd w:id="15"/>
+    </w:p>
+    <w:p>
+      <w:pPr>
+        <w:spacing w:after="120" w:line="276" w:lineRule="auto"/>
+        <w:jc w:val="both"/>
+      </w:pPr>
+      <w:r>
+        <w:t xml:space="preserve">L'autenticazione è realizzata con </w:t>
+      </w:r>
+      <w:r>
+        <w:rPr>
+          <w:b/>
+        </w:rPr>
+        <w:t>Spring Security</w:t>
+      </w:r>
+      <w:r>
+        <w:t xml:space="preserve"> e </w:t>
+      </w:r>
+      <w:r>
+        <w:rPr>
+          <w:b/>
+        </w:rPr>
+        <w:t>Spring Authorization Server</w:t>
+      </w:r>
+      <w:r>
+        <w:t xml:space="preserve">, il modulo ufficiale di Spring per emettere e gestire token OAuth2. Al login, verificate le credenziali, il server emette due token: un </w:t>
+      </w:r>
+      <w:r>
+        <w:rPr>
+          <w:b/>
+        </w:rPr>
+        <w:t>access token opaco</w:t>
+      </w:r>
+      <w:r>
+        <w:t xml:space="preserve"> — una stringa casuale che non contiene alcun dato — valido 15 minuti, e un </w:t>
+      </w:r>
+      <w:r>
+        <w:rPr>
+          <w:b/>
+        </w:rPr>
+        <w:t>refresh token</w:t>
+      </w:r>
+      <w:r>
+        <w:t xml:space="preserve"> valido 7 giorni. Il client invia l'access token in ogni richiesta, nell'header </w:t>
+      </w:r>
+      <w:r>
+        <w:rPr>
+          <w:rFonts w:ascii="Consolas" w:hAnsi="Consolas"/>
+          <w:color w:val="C0392B"/>
+          <w:sz w:val="20"/>
+        </w:rPr>
+        <w:t>Authorization: Bearer &lt;token&gt;</w:t>
+      </w:r>
+      <w:r>
+        <w:t>; quando scade, lo rinnova con il refresh token senza dover ripetere il login.</w:t>
+      </w:r>
+    </w:p>
+    <w:p>
+      <w:pPr>
+        <w:spacing w:after="120" w:line="276" w:lineRule="auto"/>
+        <w:jc w:val="both"/>
+      </w:pPr>
+      <w:r>
+        <w:t xml:space="preserve">Le durate e la politica di rinnovo sono definite nelle </w:t>
+      </w:r>
+      <w:r>
+        <w:rPr>
+          <w:rFonts w:ascii="Consolas" w:hAnsi="Consolas"/>
+          <w:color w:val="C0392B"/>
+          <w:sz w:val="20"/>
+        </w:rPr>
+        <w:t>TokenSettings</w:t>
+      </w:r>
+      <w:r>
+        <w:t xml:space="preserve"> del client registrato (</w:t>
+      </w:r>
+      <w:r>
+        <w:rPr>
+          <w:rFonts w:ascii="Consolas" w:hAnsi="Consolas"/>
+          <w:color w:val="C0392B"/>
+          <w:sz w:val="20"/>
+        </w:rPr>
+        <w:t>RegisteredClient</w:t>
+      </w:r>
+      <w:r>
+        <w:t xml:space="preserve">) e sono configurabili da variabili d'ambiente. La </w:t>
+      </w:r>
+      <w:r>
+        <w:rPr>
+          <w:b/>
+        </w:rPr>
+        <w:t>rotazione dei refresh token</w:t>
+      </w:r>
+      <w:r>
+        <w:t xml:space="preserve"> è attiva: ogni rinnovo emette una nuova coppia e invalida la precedente, per cui un refresh token già usato non ha più alcun valore, anche se intercettato. I token sono generati dai componenti dell'Authorization Server, </w:t>
+      </w:r>
+      <w:r>
+        <w:rPr>
+          <w:rFonts w:ascii="Consolas" w:hAnsi="Consolas"/>
+          <w:color w:val="C0392B"/>
+          <w:sz w:val="20"/>
+        </w:rPr>
+        <w:t>OAuth2AccessTokenGenerator</w:t>
+      </w:r>
+      <w:r>
+        <w:t xml:space="preserve"> e </w:t>
+      </w:r>
+      <w:r>
+        <w:rPr>
+          <w:rFonts w:ascii="Consolas" w:hAnsi="Consolas"/>
+          <w:color w:val="C0392B"/>
+          <w:sz w:val="20"/>
+        </w:rPr>
+        <w:t>OAuth2RefreshTokenGenerator</w:t>
+      </w:r>
+      <w:r>
+        <w:t>.</w:t>
+      </w:r>
+    </w:p>
+    <w:p>
+      <w:pPr>
+        <w:spacing w:after="120" w:line="276" w:lineRule="auto"/>
+        <w:jc w:val="both"/>
+      </w:pPr>
+      <w:r>
+        <w:t xml:space="preserve">Sul modello di </w:t>
+      </w:r>
+      <w:r>
+        <w:rPr>
+          <w:b/>
+        </w:rPr>
+        <w:t>Django Knox</w:t>
+      </w:r>
+      <w:r>
+        <w:t xml:space="preserve">, nel database non viene mai salvato un token in chiaro. Il componente </w:t>
+      </w:r>
+      <w:r>
+        <w:rPr>
+          <w:rFonts w:ascii="Consolas" w:hAnsi="Consolas"/>
+          <w:color w:val="C0392B"/>
+          <w:sz w:val="20"/>
+        </w:rPr>
+        <w:t>HashedOAuth2AuthorizationService</w:t>
+      </w:r>
+      <w:r>
+        <w:t xml:space="preserve"> implementa l'interfaccia </w:t>
+      </w:r>
+      <w:r>
+        <w:rPr>
+          <w:rFonts w:ascii="Consolas" w:hAnsi="Consolas"/>
+          <w:color w:val="C0392B"/>
+          <w:sz w:val="20"/>
+        </w:rPr>
+        <w:t>OAuth2AuthorizationService</w:t>
+      </w:r>
+      <w:r>
+        <w:t xml:space="preserve"> dell'Authorization Server e scrive nella tabella </w:t>
+      </w:r>
+      <w:r>
+        <w:rPr>
+          <w:rFonts w:ascii="Consolas" w:hAnsi="Consolas"/>
+          <w:color w:val="C0392B"/>
+          <w:sz w:val="20"/>
+        </w:rPr>
+        <w:t>oauth2_authorizations</w:t>
+      </w:r>
+      <w:r>
+        <w:t xml:space="preserve"> solo l'</w:t>
+      </w:r>
+      <w:r>
+        <w:rPr>
+          <w:b/>
+        </w:rPr>
+        <w:t>hash SHA-512</w:t>
+      </w:r>
+      <w:r>
+        <w:t xml:space="preserve"> di ciascun token; la ricerca avviene calcolando l'hash del token ricevuto. Chi ottenesse una copia del database non potrebbe quindi usare alcun token. Poiché lo stato è conservato sul server, la </w:t>
+      </w:r>
+      <w:r>
+        <w:rPr>
+          <w:b/>
+        </w:rPr>
+        <w:t>revoca è immediata</w:t>
+      </w:r>
+      <w:r>
+        <w:t xml:space="preserve">: il </w:t>
+      </w:r>
+      <w:r>
+        <w:rPr>
+          <w:rFonts w:ascii="Consolas" w:hAnsi="Consolas"/>
+          <w:color w:val="C0392B"/>
+          <w:sz w:val="20"/>
+        </w:rPr>
+        <w:t>logout</w:t>
+      </w:r>
+      <w:r>
+        <w:t xml:space="preserve"> elimina la sessione corrente e il </w:t>
+      </w:r>
+      <w:r>
+        <w:rPr>
+          <w:rFonts w:ascii="Consolas" w:hAnsi="Consolas"/>
+          <w:color w:val="C0392B"/>
+          <w:sz w:val="20"/>
+        </w:rPr>
+        <w:t>logout-all</w:t>
+      </w:r>
+      <w:r>
+        <w:t xml:space="preserve"> tutte le sessioni dell'utente, su ogni dispositivo. Un task programmato (</w:t>
+      </w:r>
+      <w:r>
+        <w:rPr>
+          <w:rFonts w:ascii="Consolas" w:hAnsi="Consolas"/>
+          <w:color w:val="C0392B"/>
+          <w:sz w:val="20"/>
+        </w:rPr>
+        <w:t>ExpiredTokenCleanup</w:t>
+      </w:r>
+      <w:r>
+        <w:t>) elimina ogni ora le autorizzazioni scadute.</w:t>
+      </w:r>
+    </w:p>
+    <w:p>
+      <w:pPr>
+        <w:spacing w:after="120" w:line="276" w:lineRule="auto"/>
+        <w:jc w:val="both"/>
+      </w:pPr>
+      <w:r>
+        <w:t xml:space="preserve">Il backend svolge anche il ruolo di </w:t>
+      </w:r>
+      <w:r>
+        <w:rPr>
+          <w:b/>
+        </w:rPr>
+        <w:t>Resource Server</w:t>
+      </w:r>
+      <w:r>
+        <w:t xml:space="preserve">: il filtro standard di Spring Security estrae il token dall'header e lo passa a </w:t>
+      </w:r>
+      <w:r>
+        <w:rPr>
+          <w:rFonts w:ascii="Consolas" w:hAnsi="Consolas"/>
+          <w:color w:val="C0392B"/>
+          <w:sz w:val="20"/>
+        </w:rPr>
+        <w:t>StoredTokenIntrospector</w:t>
+      </w:r>
+      <w:r>
+        <w:t>, che lo verifica leggendo direttamente il database, senza chiamate HTTP, controlla che non sia scaduto e che l'utente esista ancora, e popola il SecurityContext con l'utente autenticato e i suoi ruoli.</w:t>
+      </w:r>
+    </w:p>
+    <w:p>
+      <w:pPr>
+        <w:spacing w:after="120" w:line="276" w:lineRule="auto"/>
+        <w:jc w:val="both"/>
+      </w:pPr>
+      <w:r>
+        <w:t>Il login e il rinnovo sono esposti come endpoint dell'API (</w:t>
+      </w:r>
+      <w:r>
+        <w:rPr>
+          <w:rFonts w:ascii="Consolas" w:hAnsi="Consolas"/>
+          <w:color w:val="C0392B"/>
+          <w:sz w:val="20"/>
+        </w:rPr>
+        <w:t>/api/auth/login</w:t>
+      </w:r>
+      <w:r>
+        <w:t xml:space="preserve"> e </w:t>
+      </w:r>
+      <w:r>
+        <w:rPr>
+          <w:rFonts w:ascii="Consolas" w:hAnsi="Consolas"/>
+          <w:color w:val="C0392B"/>
+          <w:sz w:val="20"/>
+        </w:rPr>
+        <w:t>/api/auth/refresh</w:t>
+      </w:r>
+      <w:r>
+        <w:t xml:space="preserve">) invece che tramite l'endpoint standard </w:t>
+      </w:r>
+      <w:r>
+        <w:rPr>
+          <w:rFonts w:ascii="Consolas" w:hAnsi="Consolas"/>
+          <w:color w:val="C0392B"/>
+          <w:sz w:val="20"/>
+        </w:rPr>
+        <w:t>/oauth2/token</w:t>
+      </w:r>
+      <w:r>
+        <w:t xml:space="preserve"> dell'Authorization Server. L'endpoint standard richiede infatti l'autenticazione del client con un segreto, che un'applicazione web eseguita nel browser non può custodire; la soluzione adottata usa comunque il modello dei token, i generatori e le impostazioni dell'Authorization Server, e mantiene semplice l'integrazione con il frontend.</w:t>
+      </w:r>
+    </w:p>
+    <w:p>
+      <w:pPr>
+        <w:spacing w:after="120" w:line="276" w:lineRule="auto"/>
+        <w:jc w:val="both"/>
+      </w:pPr>
+      <w:r>
+        <w:t xml:space="preserve">La protezione opera su </w:t>
+      </w:r>
+      <w:r>
+        <w:rPr>
+          <w:b/>
+          <w:bCs/>
+        </w:rPr>
+        <w:t>quattro livelli di accesso</w:t>
+      </w:r>
+      <w:r>
+        <w:t>:</w:t>
       </w:r>
     </w:p>
     <w:p>
@@ -5790,12 +5772,11 @@
       <w:r>
         <w:rPr>
           <w:b/>
-          <w:bCs/>
-        </w:rPr>
-        <w:t>autenticato</w:t>
-      </w:r>
-      <w:r>
-        <w:t xml:space="preserve"> — la maggior parte delle letture, accessibili a qualunque utente con token valido;</w:t>
+        </w:rPr>
+        <w:t>pubblico</w:t>
+      </w:r>
+      <w:r>
+        <w:t xml:space="preserve"> — registrazione, login e rinnovo del token, accessibili senza access token;</w:t>
       </w:r>
     </w:p>
     <w:p>
@@ -5812,22 +5793,10 @@
           <w:b/>
           <w:bCs/>
         </w:rPr>
-        <w:t>basato su ruolo</w:t>
-      </w:r>
-      <w:r>
-        <w:t xml:space="preserve"> — operazioni sensibili riservate a ADMIN o ORGANIZER tramite l'annotazione </w:t>
-      </w:r>
-      <w:r>
-        <w:rPr>
-          <w:rFonts w:ascii="Consolas" w:eastAsia="Consolas" w:hAnsi="Consolas" w:cs="Consolas"/>
-          <w:color w:val="C0392B"/>
-          <w:sz w:val="20"/>
-          <w:szCs w:val="20"/>
-        </w:rPr>
-        <w:t>@PreAuthorize</w:t>
-      </w:r>
-      <w:r>
-        <w:t>.</w:t>
+        <w:t>autenticato</w:t>
+      </w:r>
+      <w:r>
+        <w:t xml:space="preserve"> — la maggior parte delle letture, accessibili a qualunque utente con token valido;</w:t>
       </w:r>
     </w:p>
     <w:p>
@@ -5842,6 +5811,38 @@
       <w:r>
         <w:rPr>
           <w:b/>
+          <w:bCs/>
+        </w:rPr>
+        <w:t>basato su ruolo</w:t>
+      </w:r>
+      <w:r>
+        <w:t xml:space="preserve"> — operazioni sensibili riservate a ADMIN o ORGANIZER tramite l'annotazione </w:t>
+      </w:r>
+      <w:r>
+        <w:rPr>
+          <w:rFonts w:ascii="Consolas" w:eastAsia="Consolas" w:hAnsi="Consolas" w:cs="Consolas"/>
+          <w:color w:val="C0392B"/>
+          <w:sz w:val="20"/>
+          <w:szCs w:val="20"/>
+        </w:rPr>
+        <w:t>@PreAuthorize</w:t>
+      </w:r>
+      <w:r>
+        <w:t>.</w:t>
+      </w:r>
+    </w:p>
+    <w:p>
+      <w:pPr>
+        <w:pStyle w:val="Paragrafoelenco"/>
+        <w:numPr>
+          <w:ilvl w:val="0"/>
+          <w:numId w:val="1"/>
+        </w:numPr>
+        <w:spacing w:after="80" w:line="264" w:lineRule="auto"/>
+      </w:pPr>
+      <w:r>
+        <w:rPr>
+          <w:b/>
         </w:rPr>
         <w:t>basato sulla risorsa</w:t>
       </w:r>
@@ -6142,7 +6143,7 @@
         <w:keepNext/>
         <w:spacing w:before="320" w:after="160"/>
       </w:pPr>
-      <w:bookmarkStart w:id="16" w:name="_Toc241397560"/>
+      <w:bookmarkStart w:id="16" w:name="_Toc241399596"/>
       <w:r>
         <w:rPr>
           <w:b/>
@@ -7362,12 +7363,10 @@
       <w:pPr>
         <w:pStyle w:val="Titolo1"/>
         <w:keepNext/>
+        <w:pageBreakBefore/>
         <w:spacing w:before="320" w:after="160"/>
       </w:pPr>
-      <w:r>
-        <w:br w:type="page"/>
-      </w:r>
-      <w:bookmarkStart w:id="17" w:name="_Toc241397561"/>
+      <w:bookmarkStart w:id="17" w:name="_Toc241399597"/>
       <w:r>
         <w:rPr>
           <w:b/>
@@ -7391,7 +7390,7 @@
         <w:rPr>
           <w:b/>
         </w:rPr>
-        <w:t>157 test</w:t>
+        <w:t>166 test</w:t>
       </w:r>
       <w:r>
         <w:t>, tutti superati, con una copertura del codice (</w:t>
@@ -7409,7 +7408,7 @@
         <w:rPr>
           <w:b/>
         </w:rPr>
-        <w:t>92%</w:t>
+        <w:t>93%</w:t>
       </w:r>
       <w:r>
         <w:t xml:space="preserve"> — ampiamente superiore al minimo del 35% richiesto. Sono esclusi dalla misurazione solo i package </w:t>
@@ -7536,7 +7535,7 @@
         <w:keepNext/>
         <w:spacing w:before="240" w:after="120"/>
       </w:pPr>
-      <w:bookmarkStart w:id="18" w:name="_Toc241397562"/>
+      <w:bookmarkStart w:id="18" w:name="_Toc241399598"/>
       <w:r>
         <w:rPr>
           <w:b/>
@@ -7954,7 +7953,7 @@
                 <w:sz w:val="20"/>
                 <w:szCs w:val="20"/>
               </w:rPr>
-              <w:t>79%</w:t>
+              <w:t>81%</w:t>
             </w:r>
           </w:p>
         </w:tc>
@@ -8004,7 +8003,7 @@
                 <w:sz w:val="20"/>
                 <w:szCs w:val="20"/>
               </w:rPr>
-              <w:t>92%</w:t>
+              <w:t>93%</w:t>
             </w:r>
           </w:p>
         </w:tc>
@@ -8021,7 +8020,7 @@
           <w:sz w:val="25"/>
         </w:rPr>
       </w:pPr>
-      <w:bookmarkStart w:id="19" w:name="_Toc241397563"/>
+      <w:bookmarkStart w:id="19" w:name="_Toc241399599"/>
       <w:r>
         <w:rPr>
           <w:b/>
@@ -8067,7 +8066,7 @@
         <w:keepNext/>
         <w:spacing w:before="320" w:after="160"/>
       </w:pPr>
-      <w:bookmarkStart w:id="20" w:name="_Toc241397564"/>
+      <w:bookmarkStart w:id="20" w:name="_Toc241399600"/>
       <w:r>
         <w:rPr>
           <w:b/>
@@ -8240,7 +8239,18 @@
         <w:t>.env</w:t>
       </w:r>
       <w:r>
-        <w:t>. Anche le porte esposte sono configurabili, così da evitare conflitti con altri servizi già attivi sulla macchina.</w:t>
+        <w:t xml:space="preserve">. Il </w:t>
+      </w:r>
+      <w:r>
+        <w:rPr>
+          <w:rFonts w:ascii="Consolas" w:hAnsi="Consolas"/>
+          <w:color w:val="C0392B"/>
+          <w:sz w:val="20"/>
+        </w:rPr>
+        <w:t>docker-compose.yml</w:t>
+      </w:r>
+      <w:r>
+        <w:t xml:space="preserve"> inoltra al container tutte le impostazioni configurabili — credenziali del database, durata dei token, origini CORS del frontend, limiti del rate limit e attivazione di Swagger — e anche le porte esposte sono configurabili, così da evitare conflitti con altri servizi già attivi sulla macchina.</w:t>
       </w:r>
     </w:p>
     <w:p>
@@ -8249,7 +8259,7 @@
         <w:keepNext/>
         <w:spacing w:before="320" w:after="160"/>
       </w:pPr>
-      <w:bookmarkStart w:id="21" w:name="_Toc241397565"/>
+      <w:bookmarkStart w:id="21" w:name="_Toc241399601"/>
       <w:r>
         <w:rPr>
           <w:b/>

--- a/Relazione Tecnica LeagueMate.docx
+++ b/Relazione Tecnica LeagueMate.docx
@@ -112,7 +112,7 @@
         <w:pageBreakBefore/>
         <w:spacing w:before="320" w:after="160"/>
       </w:pPr>
-      <w:bookmarkStart w:id="0" w:name="_Toc241399580"/>
+      <w:bookmarkStart w:id="0" w:name="_Toc241438808"/>
       <w:r>
         <w:rPr>
           <w:b/>
@@ -158,7 +158,7 @@
           <w:r>
             <w:fldChar w:fldCharType="separate"/>
           </w:r>
-          <w:hyperlink w:anchor="_Toc241399580" w:history="1">
+          <w:hyperlink w:anchor="_Toc241438808" w:history="1">
             <w:r>
               <w:rPr>
                 <w:rStyle w:val="Collegamentoipertestuale"/>
@@ -184,7 +184,7 @@
               <w:rPr>
                 <w:noProof/>
               </w:rPr>
-              <w:instrText xml:space="preserve"> PAGEREF _Toc241399580 \h </w:instrText>
+              <w:instrText xml:space="preserve"> PAGEREF _Toc241438808 \h </w:instrText>
             </w:r>
             <w:r>
               <w:rPr>
@@ -227,7 +227,7 @@
               <w14:ligatures w14:val="standardContextual"/>
             </w:rPr>
           </w:pPr>
-          <w:hyperlink w:anchor="_Toc241399581" w:history="1">
+          <w:hyperlink w:anchor="_Toc241438809" w:history="1">
             <w:r>
               <w:rPr>
                 <w:rStyle w:val="Collegamentoipertestuale"/>
@@ -253,7 +253,7 @@
               <w:rPr>
                 <w:noProof/>
               </w:rPr>
-              <w:instrText xml:space="preserve"> PAGEREF _Toc241399581 \h </w:instrText>
+              <w:instrText xml:space="preserve"> PAGEREF _Toc241438809 \h </w:instrText>
             </w:r>
             <w:r>
               <w:rPr>
@@ -296,7 +296,7 @@
               <w14:ligatures w14:val="standardContextual"/>
             </w:rPr>
           </w:pPr>
-          <w:hyperlink w:anchor="_Toc241399582" w:history="1">
+          <w:hyperlink w:anchor="_Toc241438810" w:history="1">
             <w:r>
               <w:rPr>
                 <w:rStyle w:val="Collegamentoipertestuale"/>
@@ -322,7 +322,7 @@
               <w:rPr>
                 <w:noProof/>
               </w:rPr>
-              <w:instrText xml:space="preserve"> PAGEREF _Toc241399582 \h </w:instrText>
+              <w:instrText xml:space="preserve"> PAGEREF _Toc241438810 \h </w:instrText>
             </w:r>
             <w:r>
               <w:rPr>
@@ -365,7 +365,7 @@
               <w14:ligatures w14:val="standardContextual"/>
             </w:rPr>
           </w:pPr>
-          <w:hyperlink w:anchor="_Toc241399583" w:history="1">
+          <w:hyperlink w:anchor="_Toc241438811" w:history="1">
             <w:r>
               <w:rPr>
                 <w:rStyle w:val="Collegamentoipertestuale"/>
@@ -391,7 +391,7 @@
               <w:rPr>
                 <w:noProof/>
               </w:rPr>
-              <w:instrText xml:space="preserve"> PAGEREF _Toc241399583 \h </w:instrText>
+              <w:instrText xml:space="preserve"> PAGEREF _Toc241438811 \h </w:instrText>
             </w:r>
             <w:r>
               <w:rPr>
@@ -434,7 +434,7 @@
               <w14:ligatures w14:val="standardContextual"/>
             </w:rPr>
           </w:pPr>
-          <w:hyperlink w:anchor="_Toc241399584" w:history="1">
+          <w:hyperlink w:anchor="_Toc241438812" w:history="1">
             <w:r>
               <w:rPr>
                 <w:rStyle w:val="Collegamentoipertestuale"/>
@@ -460,7 +460,7 @@
               <w:rPr>
                 <w:noProof/>
               </w:rPr>
-              <w:instrText xml:space="preserve"> PAGEREF _Toc241399584 \h </w:instrText>
+              <w:instrText xml:space="preserve"> PAGEREF _Toc241438812 \h </w:instrText>
             </w:r>
             <w:r>
               <w:rPr>
@@ -503,7 +503,7 @@
               <w14:ligatures w14:val="standardContextual"/>
             </w:rPr>
           </w:pPr>
-          <w:hyperlink w:anchor="_Toc241399585" w:history="1">
+          <w:hyperlink w:anchor="_Toc241438813" w:history="1">
             <w:r>
               <w:rPr>
                 <w:rStyle w:val="Collegamentoipertestuale"/>
@@ -528,7 +528,7 @@
               <w:rPr>
                 <w:noProof/>
               </w:rPr>
-              <w:instrText xml:space="preserve"> PAGEREF _Toc241399585 \h </w:instrText>
+              <w:instrText xml:space="preserve"> PAGEREF _Toc241438813 \h </w:instrText>
             </w:r>
             <w:r>
               <w:rPr>
@@ -571,7 +571,7 @@
               <w14:ligatures w14:val="standardContextual"/>
             </w:rPr>
           </w:pPr>
-          <w:hyperlink w:anchor="_Toc241399586" w:history="1">
+          <w:hyperlink w:anchor="_Toc241438814" w:history="1">
             <w:r>
               <w:rPr>
                 <w:rStyle w:val="Collegamentoipertestuale"/>
@@ -597,7 +597,7 @@
               <w:rPr>
                 <w:noProof/>
               </w:rPr>
-              <w:instrText xml:space="preserve"> PAGEREF _Toc241399586 \h </w:instrText>
+              <w:instrText xml:space="preserve"> PAGEREF _Toc241438814 \h </w:instrText>
             </w:r>
             <w:r>
               <w:rPr>
@@ -640,7 +640,7 @@
               <w14:ligatures w14:val="standardContextual"/>
             </w:rPr>
           </w:pPr>
-          <w:hyperlink w:anchor="_Toc241399587" w:history="1">
+          <w:hyperlink w:anchor="_Toc241438815" w:history="1">
             <w:r>
               <w:rPr>
                 <w:rStyle w:val="Collegamentoipertestuale"/>
@@ -666,7 +666,7 @@
               <w:rPr>
                 <w:noProof/>
               </w:rPr>
-              <w:instrText xml:space="preserve"> PAGEREF _Toc241399587 \h </w:instrText>
+              <w:instrText xml:space="preserve"> PAGEREF _Toc241438815 \h </w:instrText>
             </w:r>
             <w:r>
               <w:rPr>
@@ -709,7 +709,7 @@
               <w14:ligatures w14:val="standardContextual"/>
             </w:rPr>
           </w:pPr>
-          <w:hyperlink w:anchor="_Toc241399588" w:history="1">
+          <w:hyperlink w:anchor="_Toc241438816" w:history="1">
             <w:r>
               <w:rPr>
                 <w:rStyle w:val="Collegamentoipertestuale"/>
@@ -735,7 +735,7 @@
               <w:rPr>
                 <w:noProof/>
               </w:rPr>
-              <w:instrText xml:space="preserve"> PAGEREF _Toc241399588 \h </w:instrText>
+              <w:instrText xml:space="preserve"> PAGEREF _Toc241438816 \h </w:instrText>
             </w:r>
             <w:r>
               <w:rPr>
@@ -778,7 +778,7 @@
               <w14:ligatures w14:val="standardContextual"/>
             </w:rPr>
           </w:pPr>
-          <w:hyperlink w:anchor="_Toc241399589" w:history="1">
+          <w:hyperlink w:anchor="_Toc241438817" w:history="1">
             <w:r>
               <w:rPr>
                 <w:rStyle w:val="Collegamentoipertestuale"/>
@@ -803,7 +803,7 @@
               <w:rPr>
                 <w:noProof/>
               </w:rPr>
-              <w:instrText xml:space="preserve"> PAGEREF _Toc241399589 \h </w:instrText>
+              <w:instrText xml:space="preserve"> PAGEREF _Toc241438817 \h </w:instrText>
             </w:r>
             <w:r>
               <w:rPr>
@@ -846,7 +846,7 @@
               <w14:ligatures w14:val="standardContextual"/>
             </w:rPr>
           </w:pPr>
-          <w:hyperlink w:anchor="_Toc241399590" w:history="1">
+          <w:hyperlink w:anchor="_Toc241438818" w:history="1">
             <w:r>
               <w:rPr>
                 <w:rStyle w:val="Collegamentoipertestuale"/>
@@ -872,7 +872,7 @@
               <w:rPr>
                 <w:noProof/>
               </w:rPr>
-              <w:instrText xml:space="preserve"> PAGEREF _Toc241399590 \h </w:instrText>
+              <w:instrText xml:space="preserve"> PAGEREF _Toc241438818 \h </w:instrText>
             </w:r>
             <w:r>
               <w:rPr>
@@ -915,7 +915,7 @@
               <w14:ligatures w14:val="standardContextual"/>
             </w:rPr>
           </w:pPr>
-          <w:hyperlink w:anchor="_Toc241399591" w:history="1">
+          <w:hyperlink w:anchor="_Toc241438819" w:history="1">
             <w:r>
               <w:rPr>
                 <w:rStyle w:val="Collegamentoipertestuale"/>
@@ -941,7 +941,7 @@
               <w:rPr>
                 <w:noProof/>
               </w:rPr>
-              <w:instrText xml:space="preserve"> PAGEREF _Toc241399591 \h </w:instrText>
+              <w:instrText xml:space="preserve"> PAGEREF _Toc241438819 \h </w:instrText>
             </w:r>
             <w:r>
               <w:rPr>
@@ -984,7 +984,7 @@
               <w14:ligatures w14:val="standardContextual"/>
             </w:rPr>
           </w:pPr>
-          <w:hyperlink w:anchor="_Toc241399592" w:history="1">
+          <w:hyperlink w:anchor="_Toc241438820" w:history="1">
             <w:r>
               <w:rPr>
                 <w:rStyle w:val="Collegamentoipertestuale"/>
@@ -1010,7 +1010,7 @@
               <w:rPr>
                 <w:noProof/>
               </w:rPr>
-              <w:instrText xml:space="preserve"> PAGEREF _Toc241399592 \h </w:instrText>
+              <w:instrText xml:space="preserve"> PAGEREF _Toc241438820 \h </w:instrText>
             </w:r>
             <w:r>
               <w:rPr>
@@ -1053,7 +1053,7 @@
               <w14:ligatures w14:val="standardContextual"/>
             </w:rPr>
           </w:pPr>
-          <w:hyperlink w:anchor="_Toc241399593" w:history="1">
+          <w:hyperlink w:anchor="_Toc241438821" w:history="1">
             <w:r>
               <w:rPr>
                 <w:rStyle w:val="Collegamentoipertestuale"/>
@@ -1079,7 +1079,7 @@
               <w:rPr>
                 <w:noProof/>
               </w:rPr>
-              <w:instrText xml:space="preserve"> PAGEREF _Toc241399593 \h </w:instrText>
+              <w:instrText xml:space="preserve"> PAGEREF _Toc241438821 \h </w:instrText>
             </w:r>
             <w:r>
               <w:rPr>
@@ -1122,7 +1122,7 @@
               <w14:ligatures w14:val="standardContextual"/>
             </w:rPr>
           </w:pPr>
-          <w:hyperlink w:anchor="_Toc241399594" w:history="1">
+          <w:hyperlink w:anchor="_Toc241438822" w:history="1">
             <w:r>
               <w:rPr>
                 <w:rStyle w:val="Collegamentoipertestuale"/>
@@ -1148,7 +1148,7 @@
               <w:rPr>
                 <w:noProof/>
               </w:rPr>
-              <w:instrText xml:space="preserve"> PAGEREF _Toc241399594 \h </w:instrText>
+              <w:instrText xml:space="preserve"> PAGEREF _Toc241438822 \h </w:instrText>
             </w:r>
             <w:r>
               <w:rPr>
@@ -1191,7 +1191,7 @@
               <w14:ligatures w14:val="standardContextual"/>
             </w:rPr>
           </w:pPr>
-          <w:hyperlink w:anchor="_Toc241399595" w:history="1">
+          <w:hyperlink w:anchor="_Toc241438823" w:history="1">
             <w:r>
               <w:rPr>
                 <w:rStyle w:val="Collegamentoipertestuale"/>
@@ -1217,7 +1217,7 @@
               <w:rPr>
                 <w:noProof/>
               </w:rPr>
-              <w:instrText xml:space="preserve"> PAGEREF _Toc241399595 \h </w:instrText>
+              <w:instrText xml:space="preserve"> PAGEREF _Toc241438823 \h </w:instrText>
             </w:r>
             <w:r>
               <w:rPr>
@@ -1234,7 +1234,7 @@
               <w:rPr>
                 <w:noProof/>
               </w:rPr>
-              <w:t>9</w:t>
+              <w:t>10</w:t>
             </w:r>
             <w:r>
               <w:rPr>
@@ -1260,7 +1260,7 @@
               <w14:ligatures w14:val="standardContextual"/>
             </w:rPr>
           </w:pPr>
-          <w:hyperlink w:anchor="_Toc241399596" w:history="1">
+          <w:hyperlink w:anchor="_Toc241438824" w:history="1">
             <w:r>
               <w:rPr>
                 <w:rStyle w:val="Collegamentoipertestuale"/>
@@ -1286,7 +1286,7 @@
               <w:rPr>
                 <w:noProof/>
               </w:rPr>
-              <w:instrText xml:space="preserve"> PAGEREF _Toc241399596 \h </w:instrText>
+              <w:instrText xml:space="preserve"> PAGEREF _Toc241438824 \h </w:instrText>
             </w:r>
             <w:r>
               <w:rPr>
@@ -1303,7 +1303,7 @@
               <w:rPr>
                 <w:noProof/>
               </w:rPr>
-              <w:t>10</w:t>
+              <w:t>11</w:t>
             </w:r>
             <w:r>
               <w:rPr>
@@ -1329,7 +1329,7 @@
               <w14:ligatures w14:val="standardContextual"/>
             </w:rPr>
           </w:pPr>
-          <w:hyperlink w:anchor="_Toc241399597" w:history="1">
+          <w:hyperlink w:anchor="_Toc241438825" w:history="1">
             <w:r>
               <w:rPr>
                 <w:rStyle w:val="Collegamentoipertestuale"/>
@@ -1354,7 +1354,7 @@
               <w:rPr>
                 <w:noProof/>
               </w:rPr>
-              <w:instrText xml:space="preserve"> PAGEREF _Toc241399597 \h </w:instrText>
+              <w:instrText xml:space="preserve"> PAGEREF _Toc241438825 \h </w:instrText>
             </w:r>
             <w:r>
               <w:rPr>
@@ -1371,7 +1371,7 @@
               <w:rPr>
                 <w:noProof/>
               </w:rPr>
-              <w:t>12</w:t>
+              <w:t>13</w:t>
             </w:r>
             <w:r>
               <w:rPr>
@@ -1397,7 +1397,7 @@
               <w14:ligatures w14:val="standardContextual"/>
             </w:rPr>
           </w:pPr>
-          <w:hyperlink w:anchor="_Toc241399598" w:history="1">
+          <w:hyperlink w:anchor="_Toc241438826" w:history="1">
             <w:r>
               <w:rPr>
                 <w:rStyle w:val="Collegamentoipertestuale"/>
@@ -1423,7 +1423,7 @@
               <w:rPr>
                 <w:noProof/>
               </w:rPr>
-              <w:instrText xml:space="preserve"> PAGEREF _Toc241399598 \h </w:instrText>
+              <w:instrText xml:space="preserve"> PAGEREF _Toc241438826 \h </w:instrText>
             </w:r>
             <w:r>
               <w:rPr>
@@ -1440,7 +1440,7 @@
               <w:rPr>
                 <w:noProof/>
               </w:rPr>
-              <w:t>12</w:t>
+              <w:t>13</w:t>
             </w:r>
             <w:r>
               <w:rPr>
@@ -1466,7 +1466,7 @@
               <w14:ligatures w14:val="standardContextual"/>
             </w:rPr>
           </w:pPr>
-          <w:hyperlink w:anchor="_Toc241399599" w:history="1">
+          <w:hyperlink w:anchor="_Toc241438827" w:history="1">
             <w:r>
               <w:rPr>
                 <w:rStyle w:val="Collegamentoipertestuale"/>
@@ -1491,7 +1491,7 @@
               <w:rPr>
                 <w:noProof/>
               </w:rPr>
-              <w:instrText xml:space="preserve"> PAGEREF _Toc241399599 \h </w:instrText>
+              <w:instrText xml:space="preserve"> PAGEREF _Toc241438827 \h </w:instrText>
             </w:r>
             <w:r>
               <w:rPr>
@@ -1508,7 +1508,7 @@
               <w:rPr>
                 <w:noProof/>
               </w:rPr>
-              <w:t>12</w:t>
+              <w:t>13</w:t>
             </w:r>
             <w:r>
               <w:rPr>
@@ -1534,7 +1534,7 @@
               <w14:ligatures w14:val="standardContextual"/>
             </w:rPr>
           </w:pPr>
-          <w:hyperlink w:anchor="_Toc241399600" w:history="1">
+          <w:hyperlink w:anchor="_Toc241438828" w:history="1">
             <w:r>
               <w:rPr>
                 <w:rStyle w:val="Collegamentoipertestuale"/>
@@ -1560,7 +1560,7 @@
               <w:rPr>
                 <w:noProof/>
               </w:rPr>
-              <w:instrText xml:space="preserve"> PAGEREF _Toc241399600 \h </w:instrText>
+              <w:instrText xml:space="preserve"> PAGEREF _Toc241438828 \h </w:instrText>
             </w:r>
             <w:r>
               <w:rPr>
@@ -1577,7 +1577,7 @@
               <w:rPr>
                 <w:noProof/>
               </w:rPr>
-              <w:t>13</w:t>
+              <w:t>14</w:t>
             </w:r>
             <w:r>
               <w:rPr>
@@ -1603,7 +1603,7 @@
               <w14:ligatures w14:val="standardContextual"/>
             </w:rPr>
           </w:pPr>
-          <w:hyperlink w:anchor="_Toc241399601" w:history="1">
+          <w:hyperlink w:anchor="_Toc241438829" w:history="1">
             <w:r>
               <w:rPr>
                 <w:rStyle w:val="Collegamentoipertestuale"/>
@@ -1629,7 +1629,7 @@
               <w:rPr>
                 <w:noProof/>
               </w:rPr>
-              <w:instrText xml:space="preserve"> PAGEREF _Toc241399601 \h </w:instrText>
+              <w:instrText xml:space="preserve"> PAGEREF _Toc241438829 \h </w:instrText>
             </w:r>
             <w:r>
               <w:rPr>
@@ -1646,7 +1646,7 @@
               <w:rPr>
                 <w:noProof/>
               </w:rPr>
-              <w:t>13</w:t>
+              <w:t>14</w:t>
             </w:r>
             <w:r>
               <w:rPr>
@@ -1670,7 +1670,7 @@
         <w:pageBreakBefore/>
         <w:spacing w:before="320" w:after="160"/>
       </w:pPr>
-      <w:bookmarkStart w:id="1" w:name="_Toc241399581"/>
+      <w:bookmarkStart w:id="1" w:name="_Toc241438809"/>
       <w:r>
         <w:rPr>
           <w:b/>
@@ -1817,7 +1817,7 @@
         <w:keepNext/>
         <w:spacing w:before="320" w:after="160"/>
       </w:pPr>
-      <w:bookmarkStart w:id="2" w:name="_Toc241399582"/>
+      <w:bookmarkStart w:id="2" w:name="_Toc241438810"/>
       <w:r>
         <w:rPr>
           <w:b/>
@@ -1905,7 +1905,7 @@
         <w:keepNext/>
         <w:spacing w:before="240" w:after="120"/>
       </w:pPr>
-      <w:bookmarkStart w:id="3" w:name="_Toc241399583"/>
+      <w:bookmarkStart w:id="3" w:name="_Toc241438811"/>
       <w:r>
         <w:rPr>
           <w:b/>
@@ -2435,7 +2435,7 @@
                 <w:sz w:val="20"/>
                 <w:szCs w:val="20"/>
               </w:rPr>
-              <w:t>Authorization Server, token opachi, rate limit sul login, autorizzazione sui tornei, CORS, configurazione di sicurezza</w:t>
+              <w:t>Authorization Server, token opachi, rate limit sul login, ownership di tornei e squadre, CORS, configurazione di sicurezza</w:t>
             </w:r>
           </w:p>
         </w:tc>
@@ -2553,7 +2553,7 @@
         <w:keepNext/>
         <w:spacing w:before="240" w:after="120"/>
       </w:pPr>
-      <w:bookmarkStart w:id="4" w:name="_Toc241399584"/>
+      <w:bookmarkStart w:id="4" w:name="_Toc241438812"/>
       <w:r>
         <w:rPr>
           <w:b/>
@@ -2864,7 +2864,7 @@
                 <w:sz w:val="20"/>
                 <w:szCs w:val="20"/>
               </w:rPr>
-              <w:t>CRUD squadre</w:t>
+              <w:t>CRUD squadre con proprietario</w:t>
             </w:r>
           </w:p>
         </w:tc>
@@ -2988,7 +2988,7 @@
           <w:sz w:val="25"/>
         </w:rPr>
       </w:pPr>
-      <w:bookmarkStart w:id="5" w:name="_Toc241399585"/>
+      <w:bookmarkStart w:id="5" w:name="_Toc241438813"/>
       <w:r>
         <w:rPr>
           <w:b/>
@@ -3163,7 +3163,7 @@
         <w:keepNext/>
         <w:spacing w:before="320" w:after="160"/>
       </w:pPr>
-      <w:bookmarkStart w:id="6" w:name="_Toc241399586"/>
+      <w:bookmarkStart w:id="6" w:name="_Toc241438814"/>
       <w:r>
         <w:rPr>
           <w:b/>
@@ -3201,7 +3201,7 @@
         <w:keepNext/>
         <w:spacing w:before="240" w:after="120"/>
       </w:pPr>
-      <w:bookmarkStart w:id="7" w:name="_Toc241399587"/>
+      <w:bookmarkStart w:id="7" w:name="_Toc241438815"/>
       <w:r>
         <w:rPr>
           <w:b/>
@@ -3784,7 +3784,7 @@
         <w:keepNext/>
         <w:spacing w:before="240" w:after="120"/>
       </w:pPr>
-      <w:bookmarkStart w:id="8" w:name="_Toc241399588"/>
+      <w:bookmarkStart w:id="8" w:name="_Toc241438816"/>
       <w:r>
         <w:rPr>
           <w:b/>
@@ -4472,7 +4472,7 @@
           <w:sz w:val="25"/>
         </w:rPr>
       </w:pPr>
-      <w:bookmarkStart w:id="9" w:name="_Toc241399589"/>
+      <w:bookmarkStart w:id="9" w:name="_Toc241438817"/>
       <w:r>
         <w:rPr>
           <w:b/>
@@ -4554,6 +4554,17 @@
         <w:t>V4__oauth2_authorizations.sql</w:t>
       </w:r>
       <w:r>
+        <w:t xml:space="preserve">, </w:t>
+      </w:r>
+      <w:r>
+        <w:rPr>
+          <w:rFonts w:ascii="Consolas" w:hAnsi="Consolas"/>
+          <w:color w:val="C0392B"/>
+          <w:sz w:val="20"/>
+        </w:rPr>
+        <w:t>V5__add_team_owner.sql</w:t>
+      </w:r>
+      <w:r>
         <w:t xml:space="preserve">), applicato automaticamente all'avvio in ordine di versione. Flyway registra nella tabella </w:t>
       </w:r>
       <w:r>
@@ -4565,7 +4576,7 @@
         <w:t>flyway_schema_history</w:t>
       </w:r>
       <w:r>
-        <w:t xml:space="preserve"> quali migrazioni sono già state eseguite, per cui ogni database — di sviluppo, di test o di produzione — si trova sempre nello stesso stato. L'ultima migrazione crea la tabella delle autorizzazioni usata dall'autenticazione, descritta nel capitolo 5.</w:t>
+        <w:t xml:space="preserve"> quali migrazioni sono già state eseguite, per cui ogni database — di sviluppo, di test o di produzione — si trova sempre nello stesso stato. La V4 crea la tabella delle autorizzazioni usata dall'autenticazione, descritta nel capitolo 5; la V5 aggiunge il proprietario delle squadre. Una migrazione già applicata non viene mai modificata: ogni cambiamento dello schema è una nuova versione.</w:t>
       </w:r>
     </w:p>
     <w:p>
@@ -4614,7 +4625,7 @@
         <w:keepNext/>
         <w:spacing w:before="320" w:after="160"/>
       </w:pPr>
-      <w:bookmarkStart w:id="10" w:name="_Toc241399590"/>
+      <w:bookmarkStart w:id="10" w:name="_Toc241438818"/>
       <w:r>
         <w:rPr>
           <w:b/>
@@ -4633,7 +4644,7 @@
         <w:keepNext/>
         <w:spacing w:before="240" w:after="120"/>
       </w:pPr>
-      <w:bookmarkStart w:id="11" w:name="_Toc241399591"/>
+      <w:bookmarkStart w:id="11" w:name="_Toc241438819"/>
       <w:r>
         <w:rPr>
           <w:b/>
@@ -4803,7 +4814,7 @@
         <w:keepNext/>
         <w:spacing w:before="240" w:after="120"/>
       </w:pPr>
-      <w:bookmarkStart w:id="12" w:name="_Toc241399592"/>
+      <w:bookmarkStart w:id="12" w:name="_Toc241438820"/>
       <w:r>
         <w:rPr>
           <w:b/>
@@ -4844,7 +4855,11 @@
         <w:t>in tempo reale</w:t>
       </w:r>
       <w:r>
-        <w:t xml:space="preserve"> a partire dalle sole partite concluse, senza mai salvarla su database. Questa è una scelta progettuale deliberata: una classifica persistita potrebbe andare fuori sincrono con i risultati se una partita venisse corretta, mentre una classifica calcolata al momento è per costruzione sempre coerente con i dati.</w:t>
+        <w:t xml:space="preserve"> a partire dalle sole partite concluse, senza mai salvarla su database. Questa è una scelta progettuale deliberata: una classifica </w:t>
+      </w:r>
+      <w:r>
+        <w:lastRenderedPageBreak/>
+        <w:t>persistita potrebbe andare fuori sincrono con i risultati se una partita venisse corretta, mentre una classifica calcolata al momento è per costruzione sempre coerente con i dati.</w:t>
       </w:r>
     </w:p>
     <w:p>
@@ -4853,7 +4868,6 @@
         <w:jc w:val="both"/>
       </w:pPr>
       <w:r>
-        <w:lastRenderedPageBreak/>
         <w:t xml:space="preserve">Ogni squadra è rappresentata da un accumulatore tipizzato </w:t>
       </w:r>
       <w:r>
@@ -5042,7 +5056,7 @@
         <w:keepNext/>
         <w:spacing w:before="240" w:after="120"/>
       </w:pPr>
-      <w:bookmarkStart w:id="13" w:name="_Toc241399593"/>
+      <w:bookmarkStart w:id="13" w:name="_Toc241438821"/>
       <w:r>
         <w:rPr>
           <w:b/>
@@ -5095,7 +5109,7 @@
           <w:u w:val="single"/>
         </w:rPr>
       </w:pPr>
-      <w:bookmarkStart w:id="14" w:name="_Toc241399594"/>
+      <w:bookmarkStart w:id="14" w:name="_Toc241438822"/>
       <w:r>
         <w:rPr>
           <w:b/>
@@ -5348,19 +5362,29 @@
         <w:spacing w:after="80" w:line="264" w:lineRule="auto"/>
       </w:pPr>
       <w:r>
-        <w:t xml:space="preserve">Non è possibile declassare l'ultimo </w:t>
-      </w:r>
-      <w:r>
-        <w:rPr>
-          <w:rFonts w:ascii="Consolas" w:eastAsia="Consolas" w:hAnsi="Consolas" w:cs="Consolas"/>
-          <w:color w:val="C0392B"/>
-          <w:sz w:val="20"/>
-          <w:szCs w:val="20"/>
+        <w:t xml:space="preserve">Chi crea una squadra ne diventa proprietario ed entra fra i membri come </w:t>
+      </w:r>
+      <w:r>
+        <w:rPr>
+          <w:rFonts w:ascii="Consolas" w:hAnsi="Consolas"/>
+          <w:color w:val="C0392B"/>
+          <w:sz w:val="20"/>
+        </w:rPr>
+        <w:t>CAPTAIN</w:t>
+      </w:r>
+      <w:r>
+        <w:t xml:space="preserve">; solo il proprietario o un </w:t>
+      </w:r>
+      <w:r>
+        <w:rPr>
+          <w:rFonts w:ascii="Consolas" w:hAnsi="Consolas"/>
+          <w:color w:val="C0392B"/>
+          <w:sz w:val="20"/>
         </w:rPr>
         <w:t>ADMIN</w:t>
       </w:r>
       <w:r>
-        <w:t xml:space="preserve"> rimasto nel sistema.</w:t>
+        <w:t xml:space="preserve"> possono modificarla e gestirne i membri.</w:t>
       </w:r>
     </w:p>
     <w:p>
@@ -5373,391 +5397,20 @@
         <w:spacing w:after="80" w:line="264" w:lineRule="auto"/>
       </w:pPr>
       <w:r>
-        <w:t>Un utente può modificare solo il proprio profilo; un ADMIN qualsiasi profilo.</w:t>
-      </w:r>
-    </w:p>
-    <w:p>
-      <w:pPr>
-        <w:spacing w:after="120" w:line="276" w:lineRule="auto"/>
-        <w:jc w:val="both"/>
-      </w:pPr>
-      <w:r>
-        <w:t xml:space="preserve">Nel loro insieme queste regole descrivono il ciclo di vita di un torneo: </w:t>
-      </w:r>
-      <w:r>
-        <w:rPr>
-          <w:rFonts w:ascii="Consolas" w:hAnsi="Consolas"/>
-          <w:color w:val="C0392B"/>
-          <w:sz w:val="20"/>
-        </w:rPr>
-        <w:t>DRAFT</w:t>
-      </w:r>
-      <w:r>
-        <w:t xml:space="preserve"> (iscrizioni aperte), </w:t>
-      </w:r>
-      <w:r>
-        <w:rPr>
-          <w:rFonts w:ascii="Consolas" w:hAnsi="Consolas"/>
-          <w:color w:val="C0392B"/>
-          <w:sz w:val="20"/>
-        </w:rPr>
-        <w:t>ACTIVE</w:t>
-      </w:r>
-      <w:r>
-        <w:t xml:space="preserve"> (calendario generato, risultati in corso) e </w:t>
-      </w:r>
-      <w:r>
-        <w:rPr>
-          <w:rFonts w:ascii="Consolas" w:hAnsi="Consolas"/>
-          <w:color w:val="C0392B"/>
-          <w:sz w:val="20"/>
-        </w:rPr>
-        <w:t>COMPLETED</w:t>
-      </w:r>
-      <w:r>
-        <w:t xml:space="preserve"> (torneo chiuso, dati consolidati). Ogni violazione produce una risposta </w:t>
-      </w:r>
-      <w:r>
-        <w:rPr>
-          <w:rFonts w:ascii="Consolas" w:hAnsi="Consolas"/>
-          <w:color w:val="C0392B"/>
-          <w:sz w:val="20"/>
-        </w:rPr>
-        <w:t>409 Conflict</w:t>
-      </w:r>
-      <w:r>
-        <w:t xml:space="preserve"> con un messaggio esplicito.</w:t>
-      </w:r>
-    </w:p>
-    <w:p>
-      <w:pPr>
-        <w:pStyle w:val="Titolo1"/>
-        <w:keepNext/>
-        <w:pageBreakBefore/>
-        <w:spacing w:before="320" w:after="160"/>
-      </w:pPr>
-      <w:bookmarkStart w:id="15" w:name="_Toc241399595"/>
-      <w:r>
-        <w:rPr>
-          <w:b/>
-          <w:bCs/>
-          <w:color w:val="1F4E79"/>
-          <w:sz w:val="30"/>
-          <w:szCs w:val="30"/>
-        </w:rPr>
         <w:lastRenderedPageBreak/>
-        <w:t>5. Sicurezza</w:t>
-      </w:r>
-      <w:bookmarkEnd w:id="15"/>
-    </w:p>
-    <w:p>
-      <w:pPr>
-        <w:spacing w:after="120" w:line="276" w:lineRule="auto"/>
-        <w:jc w:val="both"/>
-      </w:pPr>
-      <w:r>
-        <w:t xml:space="preserve">L'autenticazione è realizzata con </w:t>
-      </w:r>
-      <w:r>
-        <w:rPr>
-          <w:b/>
-        </w:rPr>
-        <w:t>Spring Security</w:t>
-      </w:r>
-      <w:r>
-        <w:t xml:space="preserve"> e </w:t>
-      </w:r>
-      <w:r>
-        <w:rPr>
-          <w:b/>
-        </w:rPr>
-        <w:t>Spring Authorization Server</w:t>
-      </w:r>
-      <w:r>
-        <w:t xml:space="preserve">, il modulo ufficiale di Spring per emettere e gestire token OAuth2. Al login, verificate le credenziali, il server emette due token: un </w:t>
-      </w:r>
-      <w:r>
-        <w:rPr>
-          <w:b/>
-        </w:rPr>
-        <w:t>access token opaco</w:t>
-      </w:r>
-      <w:r>
-        <w:t xml:space="preserve"> — una stringa casuale che non contiene alcun dato — valido 15 minuti, e un </w:t>
-      </w:r>
-      <w:r>
-        <w:rPr>
-          <w:b/>
-        </w:rPr>
-        <w:t>refresh token</w:t>
-      </w:r>
-      <w:r>
-        <w:t xml:space="preserve"> valido 7 giorni. Il client invia l'access token in ogni richiesta, nell'header </w:t>
-      </w:r>
-      <w:r>
-        <w:rPr>
-          <w:rFonts w:ascii="Consolas" w:hAnsi="Consolas"/>
-          <w:color w:val="C0392B"/>
-          <w:sz w:val="20"/>
-        </w:rPr>
-        <w:t>Authorization: Bearer &lt;token&gt;</w:t>
-      </w:r>
-      <w:r>
-        <w:t>; quando scade, lo rinnova con il refresh token senza dover ripetere il login.</w:t>
-      </w:r>
-    </w:p>
-    <w:p>
-      <w:pPr>
-        <w:spacing w:after="120" w:line="276" w:lineRule="auto"/>
-        <w:jc w:val="both"/>
-      </w:pPr>
-      <w:r>
-        <w:t xml:space="preserve">Le durate e la politica di rinnovo sono definite nelle </w:t>
-      </w:r>
-      <w:r>
-        <w:rPr>
-          <w:rFonts w:ascii="Consolas" w:hAnsi="Consolas"/>
-          <w:color w:val="C0392B"/>
-          <w:sz w:val="20"/>
-        </w:rPr>
-        <w:t>TokenSettings</w:t>
-      </w:r>
-      <w:r>
-        <w:t xml:space="preserve"> del client registrato (</w:t>
-      </w:r>
-      <w:r>
-        <w:rPr>
-          <w:rFonts w:ascii="Consolas" w:hAnsi="Consolas"/>
-          <w:color w:val="C0392B"/>
-          <w:sz w:val="20"/>
-        </w:rPr>
-        <w:t>RegisteredClient</w:t>
-      </w:r>
-      <w:r>
-        <w:t xml:space="preserve">) e sono configurabili da variabili d'ambiente. La </w:t>
-      </w:r>
-      <w:r>
-        <w:rPr>
-          <w:b/>
-        </w:rPr>
-        <w:t>rotazione dei refresh token</w:t>
-      </w:r>
-      <w:r>
-        <w:t xml:space="preserve"> è attiva: ogni rinnovo emette una nuova coppia e invalida la precedente, per cui un refresh token già usato non ha più alcun valore, anche se intercettato. I token sono generati dai componenti dell'Authorization Server, </w:t>
-      </w:r>
-      <w:r>
-        <w:rPr>
-          <w:rFonts w:ascii="Consolas" w:hAnsi="Consolas"/>
-          <w:color w:val="C0392B"/>
-          <w:sz w:val="20"/>
-        </w:rPr>
-        <w:t>OAuth2AccessTokenGenerator</w:t>
-      </w:r>
-      <w:r>
-        <w:t xml:space="preserve"> e </w:t>
-      </w:r>
-      <w:r>
-        <w:rPr>
-          <w:rFonts w:ascii="Consolas" w:hAnsi="Consolas"/>
-          <w:color w:val="C0392B"/>
-          <w:sz w:val="20"/>
-        </w:rPr>
-        <w:t>OAuth2RefreshTokenGenerator</w:t>
-      </w:r>
-      <w:r>
-        <w:t>.</w:t>
-      </w:r>
-    </w:p>
-    <w:p>
-      <w:pPr>
-        <w:spacing w:after="120" w:line="276" w:lineRule="auto"/>
-        <w:jc w:val="both"/>
-      </w:pPr>
-      <w:r>
-        <w:t xml:space="preserve">Sul modello di </w:t>
-      </w:r>
-      <w:r>
-        <w:rPr>
-          <w:b/>
-        </w:rPr>
-        <w:t>Django Knox</w:t>
-      </w:r>
-      <w:r>
-        <w:t xml:space="preserve">, nel database non viene mai salvato un token in chiaro. Il componente </w:t>
-      </w:r>
-      <w:r>
-        <w:rPr>
-          <w:rFonts w:ascii="Consolas" w:hAnsi="Consolas"/>
-          <w:color w:val="C0392B"/>
-          <w:sz w:val="20"/>
-        </w:rPr>
-        <w:t>HashedOAuth2AuthorizationService</w:t>
-      </w:r>
-      <w:r>
-        <w:t xml:space="preserve"> implementa l'interfaccia </w:t>
-      </w:r>
-      <w:r>
-        <w:rPr>
-          <w:rFonts w:ascii="Consolas" w:hAnsi="Consolas"/>
-          <w:color w:val="C0392B"/>
-          <w:sz w:val="20"/>
-        </w:rPr>
-        <w:t>OAuth2AuthorizationService</w:t>
-      </w:r>
-      <w:r>
-        <w:t xml:space="preserve"> dell'Authorization Server e scrive nella tabella </w:t>
-      </w:r>
-      <w:r>
-        <w:rPr>
-          <w:rFonts w:ascii="Consolas" w:hAnsi="Consolas"/>
-          <w:color w:val="C0392B"/>
-          <w:sz w:val="20"/>
-        </w:rPr>
-        <w:t>oauth2_authorizations</w:t>
-      </w:r>
-      <w:r>
-        <w:t xml:space="preserve"> solo l'</w:t>
-      </w:r>
-      <w:r>
-        <w:rPr>
-          <w:b/>
-        </w:rPr>
-        <w:t>hash SHA-512</w:t>
-      </w:r>
-      <w:r>
-        <w:t xml:space="preserve"> di ciascun token; la ricerca avviene calcolando l'hash del token ricevuto. Chi ottenesse una copia del database non potrebbe quindi usare alcun token. Poiché lo stato è conservato sul server, la </w:t>
-      </w:r>
-      <w:r>
-        <w:rPr>
-          <w:b/>
-        </w:rPr>
-        <w:t>revoca è immediata</w:t>
-      </w:r>
-      <w:r>
-        <w:t xml:space="preserve">: il </w:t>
-      </w:r>
-      <w:r>
-        <w:rPr>
-          <w:rFonts w:ascii="Consolas" w:hAnsi="Consolas"/>
-          <w:color w:val="C0392B"/>
-          <w:sz w:val="20"/>
-        </w:rPr>
-        <w:t>logout</w:t>
-      </w:r>
-      <w:r>
-        <w:t xml:space="preserve"> elimina la sessione corrente e il </w:t>
-      </w:r>
-      <w:r>
-        <w:rPr>
-          <w:rFonts w:ascii="Consolas" w:hAnsi="Consolas"/>
-          <w:color w:val="C0392B"/>
-          <w:sz w:val="20"/>
-        </w:rPr>
-        <w:t>logout-all</w:t>
-      </w:r>
-      <w:r>
-        <w:t xml:space="preserve"> tutte le sessioni dell'utente, su ogni dispositivo. Un task programmato (</w:t>
-      </w:r>
-      <w:r>
-        <w:rPr>
-          <w:rFonts w:ascii="Consolas" w:hAnsi="Consolas"/>
-          <w:color w:val="C0392B"/>
-          <w:sz w:val="20"/>
-        </w:rPr>
-        <w:t>ExpiredTokenCleanup</w:t>
-      </w:r>
-      <w:r>
-        <w:t>) elimina ogni ora le autorizzazioni scadute.</w:t>
-      </w:r>
-    </w:p>
-    <w:p>
-      <w:pPr>
-        <w:spacing w:after="120" w:line="276" w:lineRule="auto"/>
-        <w:jc w:val="both"/>
-      </w:pPr>
-      <w:r>
-        <w:t xml:space="preserve">Il backend svolge anche il ruolo di </w:t>
-      </w:r>
-      <w:r>
-        <w:rPr>
-          <w:b/>
-        </w:rPr>
-        <w:t>Resource Server</w:t>
-      </w:r>
-      <w:r>
-        <w:t xml:space="preserve">: il filtro standard di Spring Security estrae il token dall'header e lo passa a </w:t>
-      </w:r>
-      <w:r>
-        <w:rPr>
-          <w:rFonts w:ascii="Consolas" w:hAnsi="Consolas"/>
-          <w:color w:val="C0392B"/>
-          <w:sz w:val="20"/>
-        </w:rPr>
-        <w:t>StoredTokenIntrospector</w:t>
-      </w:r>
-      <w:r>
-        <w:t>, che lo verifica leggendo direttamente il database, senza chiamate HTTP, controlla che non sia scaduto e che l'utente esista ancora, e popola il SecurityContext con l'utente autenticato e i suoi ruoli.</w:t>
-      </w:r>
-    </w:p>
-    <w:p>
-      <w:pPr>
-        <w:spacing w:after="120" w:line="276" w:lineRule="auto"/>
-        <w:jc w:val="both"/>
-      </w:pPr>
-      <w:r>
-        <w:t>Il login e il rinnovo sono esposti come endpoint dell'API (</w:t>
-      </w:r>
-      <w:r>
-        <w:rPr>
-          <w:rFonts w:ascii="Consolas" w:hAnsi="Consolas"/>
-          <w:color w:val="C0392B"/>
-          <w:sz w:val="20"/>
-        </w:rPr>
-        <w:t>/api/auth/login</w:t>
-      </w:r>
-      <w:r>
-        <w:t xml:space="preserve"> e </w:t>
-      </w:r>
-      <w:r>
-        <w:rPr>
-          <w:rFonts w:ascii="Consolas" w:hAnsi="Consolas"/>
-          <w:color w:val="C0392B"/>
-          <w:sz w:val="20"/>
-        </w:rPr>
-        <w:t>/api/auth/refresh</w:t>
-      </w:r>
-      <w:r>
-        <w:t xml:space="preserve">) invece che tramite l'endpoint standard </w:t>
-      </w:r>
-      <w:r>
-        <w:rPr>
-          <w:rFonts w:ascii="Consolas" w:hAnsi="Consolas"/>
-          <w:color w:val="C0392B"/>
-          <w:sz w:val="20"/>
-        </w:rPr>
-        <w:t>/oauth2/token</w:t>
-      </w:r>
-      <w:r>
-        <w:t xml:space="preserve"> dell'Authorization Server. L'endpoint standard richiede infatti l'autenticazione del client con un segreto, che un'applicazione web eseguita nel browser non può custodire; la soluzione adottata usa comunque il modello dei token, i generatori e le impostazioni dell'Authorization Server, e mantiene semplice l'integrazione con il frontend.</w:t>
-      </w:r>
-    </w:p>
-    <w:p>
-      <w:pPr>
-        <w:spacing w:after="120" w:line="276" w:lineRule="auto"/>
-        <w:jc w:val="both"/>
-      </w:pPr>
-      <w:r>
-        <w:t xml:space="preserve">La protezione opera su </w:t>
-      </w:r>
-      <w:r>
-        <w:rPr>
-          <w:b/>
-          <w:bCs/>
-        </w:rPr>
-        <w:t>quattro livelli di accesso</w:t>
-      </w:r>
-      <w:r>
-        <w:t>:</w:t>
+        <w:t xml:space="preserve">Non è possibile declassare l'ultimo </w:t>
+      </w:r>
+      <w:r>
+        <w:rPr>
+          <w:rFonts w:ascii="Consolas" w:eastAsia="Consolas" w:hAnsi="Consolas" w:cs="Consolas"/>
+          <w:color w:val="C0392B"/>
+          <w:sz w:val="20"/>
+          <w:szCs w:val="20"/>
+        </w:rPr>
+        <w:t>ADMIN</w:t>
+      </w:r>
+      <w:r>
+        <w:t xml:space="preserve"> rimasto nel sistema.</w:t>
       </w:r>
     </w:p>
     <w:p>
@@ -5770,13 +5423,391 @@
         <w:spacing w:after="80" w:line="264" w:lineRule="auto"/>
       </w:pPr>
       <w:r>
+        <w:t>Un utente può modificare solo il proprio profilo; un ADMIN qualsiasi profilo.</w:t>
+      </w:r>
+    </w:p>
+    <w:p>
+      <w:pPr>
+        <w:spacing w:after="120" w:line="276" w:lineRule="auto"/>
+        <w:jc w:val="both"/>
+      </w:pPr>
+      <w:r>
+        <w:t xml:space="preserve">Nel loro insieme queste regole descrivono il ciclo di vita di un torneo: </w:t>
+      </w:r>
+      <w:r>
+        <w:rPr>
+          <w:rFonts w:ascii="Consolas" w:hAnsi="Consolas"/>
+          <w:color w:val="C0392B"/>
+          <w:sz w:val="20"/>
+        </w:rPr>
+        <w:t>DRAFT</w:t>
+      </w:r>
+      <w:r>
+        <w:t xml:space="preserve"> (iscrizioni aperte), </w:t>
+      </w:r>
+      <w:r>
+        <w:rPr>
+          <w:rFonts w:ascii="Consolas" w:hAnsi="Consolas"/>
+          <w:color w:val="C0392B"/>
+          <w:sz w:val="20"/>
+        </w:rPr>
+        <w:t>ACTIVE</w:t>
+      </w:r>
+      <w:r>
+        <w:t xml:space="preserve"> (calendario generato, risultati in corso) e </w:t>
+      </w:r>
+      <w:r>
+        <w:rPr>
+          <w:rFonts w:ascii="Consolas" w:hAnsi="Consolas"/>
+          <w:color w:val="C0392B"/>
+          <w:sz w:val="20"/>
+        </w:rPr>
+        <w:t>COMPLETED</w:t>
+      </w:r>
+      <w:r>
+        <w:t xml:space="preserve"> (torneo chiuso, dati consolidati). Ogni violazione produce una risposta </w:t>
+      </w:r>
+      <w:r>
+        <w:rPr>
+          <w:rFonts w:ascii="Consolas" w:hAnsi="Consolas"/>
+          <w:color w:val="C0392B"/>
+          <w:sz w:val="20"/>
+        </w:rPr>
+        <w:t>409 Conflict</w:t>
+      </w:r>
+      <w:r>
+        <w:t xml:space="preserve"> con un messaggio esplicito.</w:t>
+      </w:r>
+    </w:p>
+    <w:p>
+      <w:pPr>
+        <w:pStyle w:val="Titolo1"/>
+        <w:keepNext/>
+        <w:pageBreakBefore/>
+        <w:spacing w:before="320" w:after="160"/>
+      </w:pPr>
+      <w:bookmarkStart w:id="15" w:name="_Toc241438823"/>
+      <w:r>
         <w:rPr>
           <w:b/>
-        </w:rPr>
-        <w:t>pubblico</w:t>
-      </w:r>
-      <w:r>
-        <w:t xml:space="preserve"> — registrazione, login e rinnovo del token, accessibili senza access token;</w:t>
+          <w:bCs/>
+          <w:color w:val="1F4E79"/>
+          <w:sz w:val="30"/>
+          <w:szCs w:val="30"/>
+        </w:rPr>
+        <w:lastRenderedPageBreak/>
+        <w:t>5. Sicurezza</w:t>
+      </w:r>
+      <w:bookmarkEnd w:id="15"/>
+    </w:p>
+    <w:p>
+      <w:pPr>
+        <w:spacing w:after="120" w:line="276" w:lineRule="auto"/>
+        <w:jc w:val="both"/>
+      </w:pPr>
+      <w:r>
+        <w:t xml:space="preserve">L'autenticazione è realizzata con </w:t>
+      </w:r>
+      <w:r>
+        <w:rPr>
+          <w:b/>
+        </w:rPr>
+        <w:t>Spring Security</w:t>
+      </w:r>
+      <w:r>
+        <w:t xml:space="preserve"> e </w:t>
+      </w:r>
+      <w:r>
+        <w:rPr>
+          <w:b/>
+        </w:rPr>
+        <w:t>Spring Authorization Server</w:t>
+      </w:r>
+      <w:r>
+        <w:t xml:space="preserve">, il modulo ufficiale di Spring per emettere e gestire token OAuth2. Al login, verificate le credenziali, il server emette due token: un </w:t>
+      </w:r>
+      <w:r>
+        <w:rPr>
+          <w:b/>
+        </w:rPr>
+        <w:t>access token opaco</w:t>
+      </w:r>
+      <w:r>
+        <w:t xml:space="preserve"> — una stringa casuale che non contiene alcun dato — valido 15 minuti, e un </w:t>
+      </w:r>
+      <w:r>
+        <w:rPr>
+          <w:b/>
+        </w:rPr>
+        <w:t>refresh token</w:t>
+      </w:r>
+      <w:r>
+        <w:t xml:space="preserve"> valido 7 giorni. Il client invia l'access token in ogni richiesta, nell'header </w:t>
+      </w:r>
+      <w:r>
+        <w:rPr>
+          <w:rFonts w:ascii="Consolas" w:hAnsi="Consolas"/>
+          <w:color w:val="C0392B"/>
+          <w:sz w:val="20"/>
+        </w:rPr>
+        <w:t>Authorization: Bearer &lt;token&gt;</w:t>
+      </w:r>
+      <w:r>
+        <w:t>; quando scade, lo rinnova con il refresh token senza dover ripetere il login.</w:t>
+      </w:r>
+    </w:p>
+    <w:p>
+      <w:pPr>
+        <w:spacing w:after="120" w:line="276" w:lineRule="auto"/>
+        <w:jc w:val="both"/>
+      </w:pPr>
+      <w:r>
+        <w:t xml:space="preserve">Le durate e la politica di rinnovo sono definite nelle </w:t>
+      </w:r>
+      <w:r>
+        <w:rPr>
+          <w:rFonts w:ascii="Consolas" w:hAnsi="Consolas"/>
+          <w:color w:val="C0392B"/>
+          <w:sz w:val="20"/>
+        </w:rPr>
+        <w:t>TokenSettings</w:t>
+      </w:r>
+      <w:r>
+        <w:t xml:space="preserve"> del client registrato (</w:t>
+      </w:r>
+      <w:r>
+        <w:rPr>
+          <w:rFonts w:ascii="Consolas" w:hAnsi="Consolas"/>
+          <w:color w:val="C0392B"/>
+          <w:sz w:val="20"/>
+        </w:rPr>
+        <w:t>RegisteredClient</w:t>
+      </w:r>
+      <w:r>
+        <w:t xml:space="preserve">) e sono configurabili da variabili d'ambiente. La </w:t>
+      </w:r>
+      <w:r>
+        <w:rPr>
+          <w:b/>
+        </w:rPr>
+        <w:t>rotazione dei refresh token</w:t>
+      </w:r>
+      <w:r>
+        <w:t xml:space="preserve"> è attiva: ogni rinnovo emette una nuova coppia e invalida la precedente, per cui un refresh token già usato non ha più alcun valore, anche se intercettato. I token sono generati dai componenti dell'Authorization Server, </w:t>
+      </w:r>
+      <w:r>
+        <w:rPr>
+          <w:rFonts w:ascii="Consolas" w:hAnsi="Consolas"/>
+          <w:color w:val="C0392B"/>
+          <w:sz w:val="20"/>
+        </w:rPr>
+        <w:t>OAuth2AccessTokenGenerator</w:t>
+      </w:r>
+      <w:r>
+        <w:t xml:space="preserve"> e </w:t>
+      </w:r>
+      <w:r>
+        <w:rPr>
+          <w:rFonts w:ascii="Consolas" w:hAnsi="Consolas"/>
+          <w:color w:val="C0392B"/>
+          <w:sz w:val="20"/>
+        </w:rPr>
+        <w:t>OAuth2RefreshTokenGenerator</w:t>
+      </w:r>
+      <w:r>
+        <w:t>.</w:t>
+      </w:r>
+    </w:p>
+    <w:p>
+      <w:pPr>
+        <w:spacing w:after="120" w:line="276" w:lineRule="auto"/>
+        <w:jc w:val="both"/>
+      </w:pPr>
+      <w:r>
+        <w:t xml:space="preserve">Sul modello di </w:t>
+      </w:r>
+      <w:r>
+        <w:rPr>
+          <w:b/>
+        </w:rPr>
+        <w:t>Django Knox</w:t>
+      </w:r>
+      <w:r>
+        <w:t xml:space="preserve">, nel database non viene mai salvato un token in chiaro. Il componente </w:t>
+      </w:r>
+      <w:r>
+        <w:rPr>
+          <w:rFonts w:ascii="Consolas" w:hAnsi="Consolas"/>
+          <w:color w:val="C0392B"/>
+          <w:sz w:val="20"/>
+        </w:rPr>
+        <w:t>HashedOAuth2AuthorizationService</w:t>
+      </w:r>
+      <w:r>
+        <w:t xml:space="preserve"> implementa l'interfaccia </w:t>
+      </w:r>
+      <w:r>
+        <w:rPr>
+          <w:rFonts w:ascii="Consolas" w:hAnsi="Consolas"/>
+          <w:color w:val="C0392B"/>
+          <w:sz w:val="20"/>
+        </w:rPr>
+        <w:t>OAuth2AuthorizationService</w:t>
+      </w:r>
+      <w:r>
+        <w:t xml:space="preserve"> dell'Authorization Server e scrive nella tabella </w:t>
+      </w:r>
+      <w:r>
+        <w:rPr>
+          <w:rFonts w:ascii="Consolas" w:hAnsi="Consolas"/>
+          <w:color w:val="C0392B"/>
+          <w:sz w:val="20"/>
+        </w:rPr>
+        <w:t>oauth2_authorizations</w:t>
+      </w:r>
+      <w:r>
+        <w:t xml:space="preserve"> solo l'</w:t>
+      </w:r>
+      <w:r>
+        <w:rPr>
+          <w:b/>
+        </w:rPr>
+        <w:t>hash SHA-512</w:t>
+      </w:r>
+      <w:r>
+        <w:t xml:space="preserve"> di ciascun token; la ricerca avviene calcolando l'hash del token ricevuto. Chi ottenesse una copia del database non potrebbe quindi usare alcun token. Poiché lo stato è conservato sul server, la </w:t>
+      </w:r>
+      <w:r>
+        <w:rPr>
+          <w:b/>
+        </w:rPr>
+        <w:t>revoca è immediata</w:t>
+      </w:r>
+      <w:r>
+        <w:t xml:space="preserve">: il </w:t>
+      </w:r>
+      <w:r>
+        <w:rPr>
+          <w:rFonts w:ascii="Consolas" w:hAnsi="Consolas"/>
+          <w:color w:val="C0392B"/>
+          <w:sz w:val="20"/>
+        </w:rPr>
+        <w:t>logout</w:t>
+      </w:r>
+      <w:r>
+        <w:t xml:space="preserve"> elimina la sessione corrente e il </w:t>
+      </w:r>
+      <w:r>
+        <w:rPr>
+          <w:rFonts w:ascii="Consolas" w:hAnsi="Consolas"/>
+          <w:color w:val="C0392B"/>
+          <w:sz w:val="20"/>
+        </w:rPr>
+        <w:t>logout-all</w:t>
+      </w:r>
+      <w:r>
+        <w:t xml:space="preserve"> tutte le sessioni dell'utente, su ogni dispositivo. Un task programmato (</w:t>
+      </w:r>
+      <w:r>
+        <w:rPr>
+          <w:rFonts w:ascii="Consolas" w:hAnsi="Consolas"/>
+          <w:color w:val="C0392B"/>
+          <w:sz w:val="20"/>
+        </w:rPr>
+        <w:t>ExpiredTokenCleanup</w:t>
+      </w:r>
+      <w:r>
+        <w:t>) elimina ogni ora le autorizzazioni scadute.</w:t>
+      </w:r>
+    </w:p>
+    <w:p>
+      <w:pPr>
+        <w:spacing w:after="120" w:line="276" w:lineRule="auto"/>
+        <w:jc w:val="both"/>
+      </w:pPr>
+      <w:r>
+        <w:t xml:space="preserve">Il backend svolge anche il ruolo di </w:t>
+      </w:r>
+      <w:r>
+        <w:rPr>
+          <w:b/>
+        </w:rPr>
+        <w:t>Resource Server</w:t>
+      </w:r>
+      <w:r>
+        <w:t xml:space="preserve">: il filtro standard di Spring Security estrae il token dall'header e lo passa a </w:t>
+      </w:r>
+      <w:r>
+        <w:rPr>
+          <w:rFonts w:ascii="Consolas" w:hAnsi="Consolas"/>
+          <w:color w:val="C0392B"/>
+          <w:sz w:val="20"/>
+        </w:rPr>
+        <w:t>StoredTokenIntrospector</w:t>
+      </w:r>
+      <w:r>
+        <w:t>, che lo verifica leggendo direttamente il database, senza chiamate HTTP, controlla che non sia scaduto e che l'utente esista ancora, e popola il SecurityContext con l'utente autenticato e i suoi ruoli.</w:t>
+      </w:r>
+    </w:p>
+    <w:p>
+      <w:pPr>
+        <w:spacing w:after="120" w:line="276" w:lineRule="auto"/>
+        <w:jc w:val="both"/>
+      </w:pPr>
+      <w:r>
+        <w:t>Il login e il rinnovo sono esposti come endpoint dell'API (</w:t>
+      </w:r>
+      <w:r>
+        <w:rPr>
+          <w:rFonts w:ascii="Consolas" w:hAnsi="Consolas"/>
+          <w:color w:val="C0392B"/>
+          <w:sz w:val="20"/>
+        </w:rPr>
+        <w:t>/api/auth/login</w:t>
+      </w:r>
+      <w:r>
+        <w:t xml:space="preserve"> e </w:t>
+      </w:r>
+      <w:r>
+        <w:rPr>
+          <w:rFonts w:ascii="Consolas" w:hAnsi="Consolas"/>
+          <w:color w:val="C0392B"/>
+          <w:sz w:val="20"/>
+        </w:rPr>
+        <w:t>/api/auth/refresh</w:t>
+      </w:r>
+      <w:r>
+        <w:t xml:space="preserve">) invece che tramite l'endpoint standard </w:t>
+      </w:r>
+      <w:r>
+        <w:rPr>
+          <w:rFonts w:ascii="Consolas" w:hAnsi="Consolas"/>
+          <w:color w:val="C0392B"/>
+          <w:sz w:val="20"/>
+        </w:rPr>
+        <w:t>/oauth2/token</w:t>
+      </w:r>
+      <w:r>
+        <w:t xml:space="preserve"> dell'Authorization Server. L'endpoint standard richiede infatti l'autenticazione del client con un segreto, che un'applicazione web eseguita nel browser non può custodire; la soluzione adottata usa comunque il modello dei token, i generatori e le impostazioni dell'Authorization Server, e mantiene semplice l'integrazione con il frontend.</w:t>
+      </w:r>
+    </w:p>
+    <w:p>
+      <w:pPr>
+        <w:spacing w:after="120" w:line="276" w:lineRule="auto"/>
+        <w:jc w:val="both"/>
+      </w:pPr>
+      <w:r>
+        <w:t xml:space="preserve">La protezione opera su </w:t>
+      </w:r>
+      <w:r>
+        <w:rPr>
+          <w:b/>
+          <w:bCs/>
+        </w:rPr>
+        <w:t>quattro livelli di accesso</w:t>
+      </w:r>
+      <w:r>
+        <w:t>:</w:t>
       </w:r>
     </w:p>
     <w:p>
@@ -5791,12 +5822,11 @@
       <w:r>
         <w:rPr>
           <w:b/>
-          <w:bCs/>
-        </w:rPr>
-        <w:t>autenticato</w:t>
-      </w:r>
-      <w:r>
-        <w:t xml:space="preserve"> — la maggior parte delle letture, accessibili a qualunque utente con token valido;</w:t>
+        </w:rPr>
+        <w:t>pubblico</w:t>
+      </w:r>
+      <w:r>
+        <w:t xml:space="preserve"> — registrazione, login e rinnovo del token, accessibili senza access token;</w:t>
       </w:r>
     </w:p>
     <w:p>
@@ -5813,22 +5843,10 @@
           <w:b/>
           <w:bCs/>
         </w:rPr>
-        <w:t>basato su ruolo</w:t>
-      </w:r>
-      <w:r>
-        <w:t xml:space="preserve"> — operazioni sensibili riservate a ADMIN o ORGANIZER tramite l'annotazione </w:t>
-      </w:r>
-      <w:r>
-        <w:rPr>
-          <w:rFonts w:ascii="Consolas" w:eastAsia="Consolas" w:hAnsi="Consolas" w:cs="Consolas"/>
-          <w:color w:val="C0392B"/>
-          <w:sz w:val="20"/>
-          <w:szCs w:val="20"/>
-        </w:rPr>
-        <w:t>@PreAuthorize</w:t>
-      </w:r>
-      <w:r>
-        <w:t>.</w:t>
+        <w:t>autenticato</w:t>
+      </w:r>
+      <w:r>
+        <w:t xml:space="preserve"> — la maggior parte delle letture, accessibili a qualunque utente con token valido;</w:t>
       </w:r>
     </w:p>
     <w:p>
@@ -5843,22 +5861,43 @@
       <w:r>
         <w:rPr>
           <w:b/>
+          <w:bCs/>
+        </w:rPr>
+        <w:t>basato su ruolo</w:t>
+      </w:r>
+      <w:r>
+        <w:t xml:space="preserve"> — operazioni sensibili riservate a ADMIN o ORGANIZER tramite l'annotazione </w:t>
+      </w:r>
+      <w:r>
+        <w:rPr>
+          <w:rFonts w:ascii="Consolas" w:eastAsia="Consolas" w:hAnsi="Consolas" w:cs="Consolas"/>
+          <w:color w:val="C0392B"/>
+          <w:sz w:val="20"/>
+          <w:szCs w:val="20"/>
+        </w:rPr>
+        <w:t>@PreAuthorize</w:t>
+      </w:r>
+      <w:r>
+        <w:t>.</w:t>
+      </w:r>
+    </w:p>
+    <w:p>
+      <w:pPr>
+        <w:pStyle w:val="Paragrafoelenco"/>
+        <w:numPr>
+          <w:ilvl w:val="0"/>
+          <w:numId w:val="1"/>
+        </w:numPr>
+        <w:spacing w:after="80" w:line="264" w:lineRule="auto"/>
+      </w:pPr>
+      <w:r>
+        <w:rPr>
+          <w:b/>
         </w:rPr>
         <w:t>basato sulla risorsa</w:t>
       </w:r>
       <w:r>
-        <w:t xml:space="preserve"> — per le operazioni su un torneo il ruolo </w:t>
-      </w:r>
-      <w:r>
-        <w:rPr>
-          <w:rFonts w:ascii="Consolas" w:hAnsi="Consolas"/>
-          <w:color w:val="C0392B"/>
-          <w:sz w:val="20"/>
-        </w:rPr>
-        <w:t>ORGANIZER</w:t>
-      </w:r>
-      <w:r>
-        <w:t xml:space="preserve"> non basta: bisogna essere tra gli organizzatori di quel torneo specifico.</w:t>
+        <w:t xml:space="preserve"> — per le operazioni su un torneo o su una squadra il ruolo non basta: bisogna esserne organizzatore o proprietario.</w:t>
       </w:r>
     </w:p>
     <w:p>
@@ -5953,7 +5992,7 @@
         <w:t>@tournamentSecurity.isOrganizer(#tournamentId, authentication)</w:t>
       </w:r>
       <w:r>
-        <w:t xml:space="preserve">) ed eseguita con una singola query di esistenza. Allo stesso modo la modifica del profilo è consentita solo al proprietario o a un </w:t>
+        <w:t xml:space="preserve">) ed eseguita con una singola query di esistenza. Con lo stesso schema </w:t>
       </w:r>
       <w:r>
         <w:rPr>
@@ -5961,10 +6000,32 @@
           <w:color w:val="C0392B"/>
           <w:sz w:val="20"/>
         </w:rPr>
+        <w:t>TeamSecurity</w:t>
+      </w:r>
+      <w:r>
+        <w:t xml:space="preserve"> protegge le squadre: chi ne crea una ne diventa proprietario e capitano, e solo lui o un </w:t>
+      </w:r>
+      <w:r>
+        <w:rPr>
+          <w:rFonts w:ascii="Consolas" w:hAnsi="Consolas"/>
+          <w:color w:val="C0392B"/>
+          <w:sz w:val="20"/>
+        </w:rPr>
         <w:t>ADMIN</w:t>
       </w:r>
       <w:r>
-        <w:t>, e l'indirizzo email di un utente è visibile solo all'utente stesso o a un amministratore.</w:t>
+        <w:t xml:space="preserve"> possono modificarla e gestirne i membri. Infine la modifica del profilo è consentita solo al proprietario o a un </w:t>
+      </w:r>
+      <w:r>
+        <w:rPr>
+          <w:rFonts w:ascii="Consolas" w:hAnsi="Consolas"/>
+          <w:color w:val="C0392B"/>
+          <w:sz w:val="20"/>
+        </w:rPr>
+        <w:t>ADMIN</w:t>
+      </w:r>
+      <w:r>
+        <w:t>, e l'indirizzo email e il numero di telefono di un utente sono visibili solo all'utente stesso o a un amministratore.</w:t>
       </w:r>
     </w:p>
     <w:p>
@@ -6116,7 +6177,18 @@
         <w:t>Retry-After</w:t>
       </w:r>
       <w:r>
-        <w:t xml:space="preserve"> quanti secondi attendere.</w:t>
+        <w:t xml:space="preserve"> quanti secondi attendere. Quando l'applicazione è dietro un reverse proxy, l'IP reale del client viene letto dall'header </w:t>
+      </w:r>
+      <w:r>
+        <w:rPr>
+          <w:rFonts w:ascii="Consolas" w:hAnsi="Consolas"/>
+          <w:color w:val="C0392B"/>
+          <w:sz w:val="20"/>
+        </w:rPr>
+        <w:t>X-Forwarded-For</w:t>
+      </w:r>
+      <w:r>
+        <w:t>; Tomcat se ne fida solo se la richiesta arriva da un proxy interno, per cui un client esterno non può falsificarlo per aggirare il limite. Un task programmato elimina periodicamente i contatori non più in uso.</w:t>
       </w:r>
     </w:p>
     <w:p>
@@ -6143,7 +6215,7 @@
         <w:keepNext/>
         <w:spacing w:before="320" w:after="160"/>
       </w:pPr>
-      <w:bookmarkStart w:id="16" w:name="_Toc241399596"/>
+      <w:bookmarkStart w:id="16" w:name="_Toc241438824"/>
       <w:r>
         <w:rPr>
           <w:b/>
@@ -6727,6 +6799,7 @@
                 <w:sz w:val="20"/>
                 <w:szCs w:val="20"/>
               </w:rPr>
+              <w:lastRenderedPageBreak/>
               <w:t>ResourceNotFound</w:t>
             </w:r>
           </w:p>
@@ -7078,7 +7151,6 @@
                 <w:sz w:val="20"/>
                 <w:szCs w:val="20"/>
               </w:rPr>
-              <w:lastRenderedPageBreak/>
               <w:t>DataIntegrityViolation</w:t>
             </w:r>
           </w:p>
@@ -7366,7 +7438,7 @@
         <w:pageBreakBefore/>
         <w:spacing w:before="320" w:after="160"/>
       </w:pPr>
-      <w:bookmarkStart w:id="17" w:name="_Toc241399597"/>
+      <w:bookmarkStart w:id="17" w:name="_Toc241438825"/>
       <w:r>
         <w:rPr>
           <w:b/>
@@ -7390,7 +7462,7 @@
         <w:rPr>
           <w:b/>
         </w:rPr>
-        <w:t>166 test</w:t>
+        <w:t>171 test</w:t>
       </w:r>
       <w:r>
         <w:t>, tutti superati, con una copertura del codice (</w:t>
@@ -7408,7 +7480,7 @@
         <w:rPr>
           <w:b/>
         </w:rPr>
-        <w:t>93%</w:t>
+        <w:t>94%</w:t>
       </w:r>
       <w:r>
         <w:t xml:space="preserve"> — ampiamente superiore al minimo del 35% richiesto. Sono esclusi dalla misurazione solo i package </w:t>
@@ -7535,7 +7607,7 @@
         <w:keepNext/>
         <w:spacing w:before="240" w:after="120"/>
       </w:pPr>
-      <w:bookmarkStart w:id="18" w:name="_Toc241399598"/>
+      <w:bookmarkStart w:id="18" w:name="_Toc241438826"/>
       <w:r>
         <w:rPr>
           <w:b/>
@@ -7839,7 +7911,7 @@
                 <w:sz w:val="20"/>
                 <w:szCs w:val="20"/>
               </w:rPr>
-              <w:t>100%</w:t>
+              <w:t>99%</w:t>
             </w:r>
           </w:p>
         </w:tc>
@@ -7953,7 +8025,7 @@
                 <w:sz w:val="20"/>
                 <w:szCs w:val="20"/>
               </w:rPr>
-              <w:t>81%</w:t>
+              <w:t>89%</w:t>
             </w:r>
           </w:p>
         </w:tc>
@@ -8003,7 +8075,7 @@
                 <w:sz w:val="20"/>
                 <w:szCs w:val="20"/>
               </w:rPr>
-              <w:t>93%</w:t>
+              <w:t>94%</w:t>
             </w:r>
           </w:p>
         </w:tc>
@@ -8020,7 +8092,7 @@
           <w:sz w:val="25"/>
         </w:rPr>
       </w:pPr>
-      <w:bookmarkStart w:id="19" w:name="_Toc241399599"/>
+      <w:bookmarkStart w:id="19" w:name="_Toc241438827"/>
       <w:r>
         <w:rPr>
           <w:b/>
@@ -8066,7 +8138,7 @@
         <w:keepNext/>
         <w:spacing w:before="320" w:after="160"/>
       </w:pPr>
-      <w:bookmarkStart w:id="20" w:name="_Toc241399600"/>
+      <w:bookmarkStart w:id="20" w:name="_Toc241438828"/>
       <w:r>
         <w:rPr>
           <w:b/>
@@ -8259,7 +8331,7 @@
         <w:keepNext/>
         <w:spacing w:before="320" w:after="160"/>
       </w:pPr>
-      <w:bookmarkStart w:id="21" w:name="_Toc241399601"/>
+      <w:bookmarkStart w:id="21" w:name="_Toc241438829"/>
       <w:r>
         <w:rPr>
           <w:b/>
